--- a/doc/PDFAS4_Dokumentation.docx
+++ b/doc/PDFAS4_Dokumentation.docx
@@ -1,6 +1,6 @@
 
 <file path=word/document.xml><?xml version="1.0" encoding="utf-8"?>
-<w:document xmlns:wpc="http://schemas.microsoft.com/office/word/2010/wordprocessingCanvas" xmlns:cx="http://schemas.microsoft.com/office/drawing/2014/chartex" xmlns:cx1="http://schemas.microsoft.com/office/drawing/2015/9/8/chartex" xmlns:mc="http://schemas.openxmlformats.org/markup-compatibility/2006" xmlns:o="urn:schemas-microsoft-com:office:office" xmlns:r="http://schemas.openxmlformats.org/officeDocument/2006/relationships" xmlns:m="http://schemas.openxmlformats.org/officeDocument/2006/math" xmlns:v="urn:schemas-microsoft-com:vml" xmlns:wp14="http://schemas.microsoft.com/office/word/2010/wordprocessingDrawing" xmlns:wp="http://schemas.openxmlformats.org/drawingml/2006/wordprocessingDrawing" xmlns:w10="urn:schemas-microsoft-com:office:word" xmlns:w="http://schemas.openxmlformats.org/wordprocessingml/2006/main" xmlns:w14="http://schemas.microsoft.com/office/word/2010/wordml" xmlns:w15="http://schemas.microsoft.com/office/word/2012/wordml" xmlns:w16se="http://schemas.microsoft.com/office/word/2015/wordml/symex" xmlns:wpg="http://schemas.microsoft.com/office/word/2010/wordprocessingGroup" xmlns:wpi="http://schemas.microsoft.com/office/word/2010/wordprocessingInk" xmlns:wne="http://schemas.microsoft.com/office/word/2006/wordml" xmlns:wps="http://schemas.microsoft.com/office/word/2010/wordprocessingShape" mc:Ignorable="w14 w15 w16se wp14">
+<w:document xmlns:wpc="http://schemas.microsoft.com/office/word/2010/wordprocessingCanvas" xmlns:cx="http://schemas.microsoft.com/office/drawing/2014/chartex" xmlns:cx1="http://schemas.microsoft.com/office/drawing/2015/9/8/chartex" xmlns:cx2="http://schemas.microsoft.com/office/drawing/2015/10/21/chartex" xmlns:cx3="http://schemas.microsoft.com/office/drawing/2016/5/9/chartex" xmlns:cx4="http://schemas.microsoft.com/office/drawing/2016/5/10/chartex" xmlns:cx5="http://schemas.microsoft.com/office/drawing/2016/5/11/chartex" xmlns:cx6="http://schemas.microsoft.com/office/drawing/2016/5/12/chartex" xmlns:cx7="http://schemas.microsoft.com/office/drawing/2016/5/13/chartex" xmlns:cx8="http://schemas.microsoft.com/office/drawing/2016/5/14/chartex" xmlns:mc="http://schemas.openxmlformats.org/markup-compatibility/2006" xmlns:aink="http://schemas.microsoft.com/office/drawing/2016/ink" xmlns:am3d="http://schemas.microsoft.com/office/drawing/2017/model3d" xmlns:o="urn:schemas-microsoft-com:office:office" xmlns:r="http://schemas.openxmlformats.org/officeDocument/2006/relationships" xmlns:m="http://schemas.openxmlformats.org/officeDocument/2006/math" xmlns:v="urn:schemas-microsoft-com:vml" xmlns:wp14="http://schemas.microsoft.com/office/word/2010/wordprocessingDrawing" xmlns:wp="http://schemas.openxmlformats.org/drawingml/2006/wordprocessingDrawing" xmlns:w10="urn:schemas-microsoft-com:office:word" xmlns:w="http://schemas.openxmlformats.org/wordprocessingml/2006/main" xmlns:w14="http://schemas.microsoft.com/office/word/2010/wordml" xmlns:w15="http://schemas.microsoft.com/office/word/2012/wordml" xmlns:w16cex="http://schemas.microsoft.com/office/word/2018/wordml/cex" xmlns:w16cid="http://schemas.microsoft.com/office/word/2016/wordml/cid" xmlns:w16="http://schemas.microsoft.com/office/word/2018/wordml" xmlns:w16se="http://schemas.microsoft.com/office/word/2015/wordml/symex" xmlns:wpg="http://schemas.microsoft.com/office/word/2010/wordprocessingGroup" xmlns:wpi="http://schemas.microsoft.com/office/word/2010/wordprocessingInk" xmlns:wne="http://schemas.microsoft.com/office/word/2006/wordml" xmlns:wps="http://schemas.microsoft.com/office/word/2010/wordprocessingShape" mc:Ignorable="w14 w15 w16se w16cid w16 w16cex wp14">
   <w:body>
     <w:tbl>
       <w:tblPr>
@@ -42,7 +42,7 @@
               <mc:AlternateContent>
                 <mc:Choice Requires="wps">
                   <w:drawing>
-                    <wp:anchor distT="0" distB="0" distL="114300" distR="114300" simplePos="0" relativeHeight="251659264" behindDoc="1" locked="0" layoutInCell="1" allowOverlap="1" wp14:anchorId="6CFA8A33" wp14:editId="6294B8F1">
+                    <wp:anchor distT="0" distB="0" distL="114300" distR="114300" simplePos="0" relativeHeight="251659264" behindDoc="1" locked="0" layoutInCell="1" allowOverlap="1" wp14:anchorId="2E6878A7" wp14:editId="78E97CDA">
                       <wp:simplePos x="0" y="0"/>
                       <wp:positionH relativeFrom="leftMargin">
                         <wp:posOffset>-352425</wp:posOffset>
@@ -120,11 +120,11 @@
                 </mc:Choice>
                 <mc:Fallback>
                   <w:pict>
-                    <v:shapetype w14:anchorId="6CFA8A33" id="_x0000_t202" coordsize="21600,21600" o:spt="202" path="m,l,21600r21600,l21600,xe">
+                    <v:shapetype w14:anchorId="2E6878A7" id="_x0000_t202" coordsize="21600,21600" o:spt="202" path="m,l,21600r21600,l21600,xe">
                       <v:stroke joinstyle="miter"/>
                       <v:path gradientshapeok="t" o:connecttype="rect"/>
                     </v:shapetype>
-                    <v:shape id="Text Box 2" o:spid="_x0000_s1026" type="#_x0000_t202" alt="Document title" style="position:absolute;margin-left:-27.75pt;margin-top:69.75pt;width:57pt;height:263.25pt;z-index:-251657216;visibility:visible;mso-wrap-style:square;mso-width-percent:0;mso-height-percent:0;mso-wrap-distance-left:9pt;mso-wrap-distance-top:0;mso-wrap-distance-right:9pt;mso-wrap-distance-bottom:0;mso-position-horizontal:absolute;mso-position-horizontal-relative:left-margin-area;mso-position-vertical:absolute;mso-position-vertical-relative:margin;mso-width-percent:0;mso-height-percent:0;mso-width-relative:margin;mso-height-relative:margin;v-text-anchor:bottom" o:gfxdata="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" filled="f" stroked="f" strokeweight=".5pt">
+                    <v:shape id="Text Box 2" o:spid="_x0000_s1026" type="#_x0000_t202" alt="Document title" style="position:absolute;margin-left:-27.75pt;margin-top:69.75pt;width:57pt;height:263.25pt;z-index:-251657216;visibility:visible;mso-wrap-style:square;mso-width-percent:0;mso-height-percent:0;mso-wrap-distance-left:9pt;mso-wrap-distance-top:0;mso-wrap-distance-right:9pt;mso-wrap-distance-bottom:0;mso-position-horizontal:absolute;mso-position-horizontal-relative:left-margin-area;mso-position-vertical:absolute;mso-position-vertical-relative:margin;mso-width-percent:0;mso-height-percent:0;mso-width-relative:margin;mso-height-relative:margin;v-text-anchor:bottom" o:gfxdata="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" filled="f" stroked="f" strokeweight=".5pt">
                       <v:textbox style="layout-flow:vertical;mso-layout-flow-alt:bottom-to-top" inset="0,14.4pt,18pt">
                         <w:txbxContent>
                           <w:p>
@@ -166,7 +166,7 @@
                 <w:lang w:eastAsia="en-US"/>
               </w:rPr>
               <w:drawing>
-                <wp:anchor distT="0" distB="0" distL="114300" distR="114300" simplePos="0" relativeHeight="251660288" behindDoc="0" locked="0" layoutInCell="1" allowOverlap="1" wp14:anchorId="39BF264F" wp14:editId="752D7BFD">
+                <wp:anchor distT="0" distB="0" distL="114300" distR="114300" simplePos="0" relativeHeight="251660288" behindDoc="0" locked="0" layoutInCell="1" allowOverlap="1" wp14:anchorId="30679D66" wp14:editId="120E229B">
                   <wp:simplePos x="5019675" y="857250"/>
                   <wp:positionH relativeFrom="margin">
                     <wp:posOffset>260350</wp:posOffset>
@@ -368,16 +368,22 @@
               <w:jc w:val="left"/>
             </w:pPr>
             <w:r>
-              <w:t>Version 0.</w:t>
-            </w:r>
-            <w:r>
-              <w:t>9</w:t>
+              <w:t xml:space="preserve">Version </w:t>
+            </w:r>
+            <w:r>
+              <w:t>1</w:t>
+            </w:r>
+            <w:r>
+              <w:t>.</w:t>
+            </w:r>
+            <w:r>
+              <w:t>0</w:t>
             </w:r>
             <w:r>
               <w:t xml:space="preserve">, </w:t>
             </w:r>
             <w:r>
-              <w:t>03</w:t>
+              <w:t>14</w:t>
             </w:r>
             <w:r>
               <w:t>.</w:t>
@@ -386,13 +392,13 @@
               <w:t>0</w:t>
             </w:r>
             <w:r>
-              <w:t>6</w:t>
-            </w:r>
-            <w:r>
-              <w:t>.201</w:t>
-            </w:r>
-            <w:r>
-              <w:t>9</w:t>
+              <w:t>4</w:t>
+            </w:r>
+            <w:r>
+              <w:t>.20</w:t>
+            </w:r>
+            <w:r>
+              <w:t>21</w:t>
             </w:r>
           </w:p>
         </w:tc>
@@ -455,8 +461,18 @@
                 <w:szCs w:val="22"/>
                 <w:lang w:val="en-US"/>
               </w:rPr>
-              <w:t>Andreas Fitzek</w:t>
-            </w:r>
+              <w:t xml:space="preserve">Andreas </w:t>
+            </w:r>
+            <w:proofErr w:type="spellStart"/>
+            <w:r>
+              <w:rPr>
+                <w:sz w:val="22"/>
+                <w:szCs w:val="22"/>
+                <w:lang w:val="en-US"/>
+              </w:rPr>
+              <w:t>Fitzek</w:t>
+            </w:r>
+            <w:proofErr w:type="spellEnd"/>
             <w:r>
               <w:rPr>
                 <w:sz w:val="22"/>
@@ -590,22 +606,97 @@
           <w:p>
             <w:pPr>
               <w:rPr>
+                <w:rStyle w:val="Hyperlink"/>
                 <w:lang w:val="en-US"/>
               </w:rPr>
             </w:pPr>
+            <w:proofErr w:type="spellStart"/>
             <w:r>
               <w:rPr>
                 <w:lang w:val="en-US"/>
               </w:rPr>
-              <w:t xml:space="preserve">Emina Ahmetovic </w:t>
+              <w:t>Emina</w:t>
+            </w:r>
+            <w:proofErr w:type="spellEnd"/>
+            <w:r>
+              <w:rPr>
+                <w:lang w:val="en-US"/>
+              </w:rPr>
+              <w:t xml:space="preserve"> </w:t>
+            </w:r>
+            <w:proofErr w:type="spellStart"/>
+            <w:r>
+              <w:rPr>
+                <w:lang w:val="en-US"/>
+              </w:rPr>
+              <w:t>Ahmetovic</w:t>
+            </w:r>
+            <w:proofErr w:type="spellEnd"/>
+            <w:r>
+              <w:rPr>
+                <w:lang w:val="en-US"/>
+              </w:rPr>
+              <w:t xml:space="preserve"> </w:t>
             </w:r>
             <w:r>
               <w:rPr>
                 <w:rStyle w:val="Hyperlink"/>
                 <w:lang w:val="en-US"/>
               </w:rPr>
-              <w:t>– emina.ahmetovic@egiz.gv.at</w:t>
-            </w:r>
+              <w:t xml:space="preserve">– </w:t>
+            </w:r>
+            <w:hyperlink r:id="rId14" w:history="1">
+              <w:r>
+                <w:rPr>
+                  <w:rStyle w:val="Hyperlink"/>
+                  <w:lang w:val="en-US"/>
+                </w:rPr>
+                <w:t>emina.ahmetovic@egiz.gv.at</w:t>
+              </w:r>
+            </w:hyperlink>
+          </w:p>
+          <w:p>
+            <w:pPr>
+              <w:rPr>
+                <w:lang w:val="en-US"/>
+              </w:rPr>
+            </w:pPr>
+            <w:r>
+              <w:rPr>
+                <w:rStyle w:val="Hyperlink"/>
+              </w:rPr>
+              <w:t xml:space="preserve">Alexander </w:t>
+            </w:r>
+            <w:proofErr w:type="spellStart"/>
+            <w:r>
+              <w:rPr>
+                <w:rStyle w:val="Hyperlink"/>
+              </w:rPr>
+              <w:t>Marsalek</w:t>
+            </w:r>
+            <w:proofErr w:type="spellEnd"/>
+            <w:r>
+              <w:rPr>
+                <w:rStyle w:val="Hyperlink"/>
+              </w:rPr>
+              <w:t xml:space="preserve"> </w:t>
+            </w:r>
+            <w:r>
+              <w:rPr>
+                <w:rStyle w:val="Hyperlink"/>
+                <w:lang w:val="en-US"/>
+              </w:rPr>
+              <w:t xml:space="preserve">– </w:t>
+            </w:r>
+            <w:hyperlink r:id="rId15" w:history="1">
+              <w:r>
+                <w:rPr>
+                  <w:rStyle w:val="Hyperlink"/>
+                  <w:lang w:val="en-US"/>
+                </w:rPr>
+                <w:t>alexander.marsalek@a-sit.at</w:t>
+              </w:r>
+            </w:hyperlink>
           </w:p>
           <w:p>
             <w:pPr>
@@ -672,13 +763,29 @@
         <w:t xml:space="preserve"> </w:t>
       </w:r>
       <w:r>
-        <w:t>PDF-AS ist ein Java Framework zur Erstellung von PDF Signaturen nach de</w:t>
+        <w:t xml:space="preserve">PDF-AS ist ein Java Framework zur Erstellung von </w:t>
+      </w:r>
+      <w:proofErr w:type="gramStart"/>
+      <w:r>
+        <w:t>PDF Signaturen</w:t>
+      </w:r>
+      <w:proofErr w:type="gramEnd"/>
+      <w:r>
+        <w:t xml:space="preserve"> nach de</w:t>
       </w:r>
       <w:r>
         <w:t>m</w:t>
       </w:r>
       <w:r>
-        <w:t xml:space="preserve"> PAdES Standard. Dieses Dokument gibt eine Einführung in PDF-AS und beschreibt die verschiedenen Komponenten des Frameworks. Diese Komponenten umfassen mehrere Java Bibliotheken, eine K</w:t>
+        <w:t xml:space="preserve"> </w:t>
+      </w:r>
+      <w:proofErr w:type="spellStart"/>
+      <w:r>
+        <w:t>PAdES</w:t>
+      </w:r>
+      <w:proofErr w:type="spellEnd"/>
+      <w:r>
+        <w:t xml:space="preserve"> Standard. Dieses Dokument gibt eine Einführung in PDF-AS und beschreibt die verschiedenen Komponenten des Frameworks. Diese Komponenten umfassen mehrere Java Bibliotheken, eine K</w:t>
       </w:r>
       <w:r>
         <w:t>ommandozeilen A</w:t>
@@ -2418,10 +2525,66 @@
         <w:t>PDF-AS ist ein</w:t>
       </w:r>
       <w:r>
-        <w:t xml:space="preserve"> Java Framework mit dem PDF Dokumente digital signiert und verifiziert werden können. Ab Version 4.0 unterstützt PDF-AS nur Signaturen nach dem PDF Advanced Electronic Signatures (PAdES) Standard. Als Signaturerstellungseinheit kann PDF-AS eine Bürgerkartenumgebung (BKU), eine MOA-SS Instanz, eine PKCS12 Datei oder eine JavaKeyStore Datei verwenden. </w:t>
-      </w:r>
-      <w:r>
-        <w:t xml:space="preserve">PDF-AS kann eigenständig PAdES Signaturen verifizieren. Dabei wird von PDF-AS allerdings keine Zertifikatsprüfung durchgeführt. PDF-AS kann auch eine Verifikation mit Zertifikatspüfung durchführen, dazu </w:t>
+        <w:t xml:space="preserve"> Java Framework mit dem </w:t>
+      </w:r>
+      <w:proofErr w:type="gramStart"/>
+      <w:r>
+        <w:t>PDF Dokumente</w:t>
+      </w:r>
+      <w:proofErr w:type="gramEnd"/>
+      <w:r>
+        <w:t xml:space="preserve"> digital signiert und verifiziert werden können. Ab Version 4.0 unterstützt PDF-AS nur Signaturen nach dem PDF </w:t>
+      </w:r>
+      <w:proofErr w:type="spellStart"/>
+      <w:r>
+        <w:t>Advanced</w:t>
+      </w:r>
+      <w:proofErr w:type="spellEnd"/>
+      <w:r>
+        <w:t xml:space="preserve"> Electronic </w:t>
+      </w:r>
+      <w:proofErr w:type="spellStart"/>
+      <w:r>
+        <w:t>Signatures</w:t>
+      </w:r>
+      <w:proofErr w:type="spellEnd"/>
+      <w:r>
+        <w:t xml:space="preserve"> (</w:t>
+      </w:r>
+      <w:proofErr w:type="spellStart"/>
+      <w:r>
+        <w:t>PAdES</w:t>
+      </w:r>
+      <w:proofErr w:type="spellEnd"/>
+      <w:r>
+        <w:t xml:space="preserve">) Standard. Als Signaturerstellungseinheit kann PDF-AS eine Bürgerkartenumgebung (BKU), eine MOA-SS Instanz, eine PKCS12 Datei oder eine </w:t>
+      </w:r>
+      <w:proofErr w:type="spellStart"/>
+      <w:r>
+        <w:t>JavaKeyStore</w:t>
+      </w:r>
+      <w:proofErr w:type="spellEnd"/>
+      <w:r>
+        <w:t xml:space="preserve"> Datei verwenden. </w:t>
+      </w:r>
+      <w:r>
+        <w:t xml:space="preserve">PDF-AS kann eigenständig </w:t>
+      </w:r>
+      <w:proofErr w:type="spellStart"/>
+      <w:r>
+        <w:t>PAdES</w:t>
+      </w:r>
+      <w:proofErr w:type="spellEnd"/>
+      <w:r>
+        <w:t xml:space="preserve"> Signaturen verifizieren. Dabei wird von PDF-AS allerdings keine Zertifikatsprüfung durchgeführt. PDF-AS kann auch eine Verifikation mit </w:t>
+      </w:r>
+      <w:proofErr w:type="spellStart"/>
+      <w:r>
+        <w:t>Zertifikatspüfung</w:t>
+      </w:r>
+      <w:proofErr w:type="spellEnd"/>
+      <w:r>
+        <w:t xml:space="preserve"> durchführen, dazu </w:t>
       </w:r>
       <w:r>
         <w:t xml:space="preserve">benötigt PDF-AS </w:t>
@@ -2523,7 +2686,39 @@
     </w:p>
     <w:p>
       <w:r>
-        <w:t>Die PDF-AS Java Bibliothek ist das Herzstück von PDF-AS. Sie ermöglicht die Signatur von PDF Dokumenten. Zu dieser Bibliothek gehören zwei weitere Java Bibliotheken „sigs-pades“ und „sigs-pkcs7detached“. Diese beiden Bibliotheken ermöglichen es verschiedene Signaturstandards „PAdES“ und „PCKS7 detached“ zur Signatur</w:t>
+        <w:t xml:space="preserve">Die PDF-AS Java Bibliothek ist das Herzstück von PDF-AS. Sie ermöglicht die Signatur von </w:t>
+      </w:r>
+      <w:proofErr w:type="gramStart"/>
+      <w:r>
+        <w:t>PDF Dokumenten</w:t>
+      </w:r>
+      <w:proofErr w:type="gramEnd"/>
+      <w:r>
+        <w:t>. Zu dieser Bibliothek gehören zwei weitere Java Bibliotheken „</w:t>
+      </w:r>
+      <w:proofErr w:type="spellStart"/>
+      <w:r>
+        <w:t>sigs-pades</w:t>
+      </w:r>
+      <w:proofErr w:type="spellEnd"/>
+      <w:r>
+        <w:t>“ und „sigs-pkcs7detached“. Diese beiden Bibliotheken ermöglichen es verschiedene Signaturstandards „</w:t>
+      </w:r>
+      <w:proofErr w:type="spellStart"/>
+      <w:r>
+        <w:t>PAdES</w:t>
+      </w:r>
+      <w:proofErr w:type="spellEnd"/>
+      <w:r>
+        <w:t xml:space="preserve">“ und „PCKS7 </w:t>
+      </w:r>
+      <w:proofErr w:type="spellStart"/>
+      <w:r>
+        <w:t>detached</w:t>
+      </w:r>
+      <w:proofErr w:type="spellEnd"/>
+      <w:r>
+        <w:t>“ zur Signatur</w:t>
       </w:r>
       <w:r>
         <w:t>erstellung</w:t>
@@ -2546,18 +2741,92 @@
     </w:p>
     <w:p>
       <w:r>
-        <w:t>PDF-AS kann verschiedene PDF Bibliotheken verwenden. Die standard Implementierung verwendet pdfbox. Um diese zu verwenden, muss die Bibliothek pdf-as-pdfbox im Klassenpfad eingebunden sein.</w:t>
-      </w:r>
-    </w:p>
-    <w:p>
-      <w:r>
-        <w:t>PDF-AS implementiert ein Pluginsystem um Vorverarbeitungsschritte von PDF Dokumenten durchzuführen. Um ein solche Plugin zu erzeugen, muss die Schnittstelle at.gv.egiz.pdfas.lib.api.preprocessor.</w:t>
+        <w:t xml:space="preserve">PDF-AS kann verschiedene </w:t>
+      </w:r>
+      <w:proofErr w:type="gramStart"/>
+      <w:r>
+        <w:t>PDF Bibliotheken</w:t>
+      </w:r>
+      <w:proofErr w:type="gramEnd"/>
+      <w:r>
+        <w:t xml:space="preserve"> verwenden. Die </w:t>
+      </w:r>
+      <w:proofErr w:type="spellStart"/>
+      <w:r>
+        <w:t>standard</w:t>
+      </w:r>
+      <w:proofErr w:type="spellEnd"/>
+      <w:r>
+        <w:t xml:space="preserve"> Implementierung verwendet </w:t>
+      </w:r>
+      <w:proofErr w:type="spellStart"/>
+      <w:r>
+        <w:t>pdfbox</w:t>
+      </w:r>
+      <w:proofErr w:type="spellEnd"/>
+      <w:r>
+        <w:t xml:space="preserve">. Um diese zu verwenden, muss die Bibliothek </w:t>
+      </w:r>
+      <w:proofErr w:type="spellStart"/>
+      <w:r>
+        <w:t>pdf-as-pdfbox</w:t>
+      </w:r>
+      <w:proofErr w:type="spellEnd"/>
+      <w:r>
+        <w:t xml:space="preserve"> im Klassenpfad eingebunden sein.</w:t>
+      </w:r>
+    </w:p>
+    <w:p>
+      <w:r>
+        <w:t xml:space="preserve">PDF-AS implementiert ein </w:t>
+      </w:r>
+      <w:proofErr w:type="spellStart"/>
+      <w:r>
+        <w:t>Pluginsystem</w:t>
+      </w:r>
+      <w:proofErr w:type="spellEnd"/>
+      <w:r>
+        <w:t xml:space="preserve"> um Vorverarbeitungsschritte von </w:t>
+      </w:r>
+      <w:proofErr w:type="gramStart"/>
+      <w:r>
+        <w:t>PDF Dokumenten</w:t>
+      </w:r>
+      <w:proofErr w:type="gramEnd"/>
+      <w:r>
+        <w:t xml:space="preserve"> durchzuführen. Um ein solche </w:t>
+      </w:r>
+      <w:proofErr w:type="spellStart"/>
+      <w:r>
+        <w:t>Plugin</w:t>
+      </w:r>
+      <w:proofErr w:type="spellEnd"/>
+      <w:r>
+        <w:t xml:space="preserve"> zu erzeugen, muss die Schnittstelle </w:t>
+      </w:r>
+      <w:proofErr w:type="spellStart"/>
+      <w:proofErr w:type="gramStart"/>
+      <w:r>
+        <w:t>at.gv.egiz.pdfas.lib.api.preprocessor</w:t>
+      </w:r>
+      <w:proofErr w:type="gramEnd"/>
+      <w:r>
+        <w:t>.</w:t>
       </w:r>
       <w:r>
         <w:t>PreProcessor</w:t>
       </w:r>
-      <w:r>
-        <w:t xml:space="preserve"> implementiert werden. Die Plugins werden mittels Service Provider Interface (SPI) von PDF-AS geladen.</w:t>
+      <w:proofErr w:type="spellEnd"/>
+      <w:r>
+        <w:t xml:space="preserve"> implementiert werden. Die </w:t>
+      </w:r>
+      <w:proofErr w:type="spellStart"/>
+      <w:r>
+        <w:t>Plugins</w:t>
+      </w:r>
+      <w:proofErr w:type="spellEnd"/>
+      <w:r>
+        <w:t xml:space="preserve"> werden mittels Service Provider Interface (SPI) von PDF-AS geladen.</w:t>
       </w:r>
     </w:p>
     <w:p>
@@ -2573,12 +2842,7 @@
         <w:t xml:space="preserve">Beispiel </w:t>
       </w:r>
       <w:r>
-        <w:t>zur Signatur eines PDF Doku</w:t>
-      </w:r>
-      <w:bookmarkStart w:id="8" w:name="_GoBack"/>
-      <w:bookmarkEnd w:id="8"/>
-      <w:r>
-        <w:t>ments mittels der Java Bibliothek</w:t>
+        <w:t>zur Signatur eines PDF Dokuments mittels der Java Bibliothek</w:t>
       </w:r>
       <w:r>
         <w:t xml:space="preserve"> (</w:t>
@@ -2588,20 +2852,120 @@
       </w:r>
       <w:r>
         <w:br/>
-        <w:t xml:space="preserve">Es wird eine depnency zum Modul </w:t>
-      </w:r>
-      <w:r>
-        <w:rPr>
-          <w:i/>
-        </w:rPr>
-        <w:t>&lt;groupId&gt;at.gv.egiz.pdfas&lt;/groupId&gt;</w:t>
+        <w:t xml:space="preserve">Es wird eine </w:t>
+      </w:r>
+      <w:proofErr w:type="spellStart"/>
+      <w:r>
+        <w:t>depnency</w:t>
+      </w:r>
+      <w:proofErr w:type="spellEnd"/>
+      <w:r>
+        <w:t xml:space="preserve"> zum Modul </w:t>
+      </w:r>
+      <w:proofErr w:type="gramStart"/>
+      <w:r>
+        <w:rPr>
+          <w:i/>
+        </w:rPr>
+        <w:t>&lt;</w:t>
+      </w:r>
+      <w:proofErr w:type="spellStart"/>
+      <w:r>
+        <w:rPr>
+          <w:i/>
+        </w:rPr>
+        <w:t>groupId</w:t>
+      </w:r>
+      <w:proofErr w:type="spellEnd"/>
+      <w:r>
+        <w:rPr>
+          <w:i/>
+        </w:rPr>
+        <w:t>&gt;</w:t>
+      </w:r>
+      <w:proofErr w:type="spellStart"/>
+      <w:r>
+        <w:rPr>
+          <w:i/>
+        </w:rPr>
+        <w:t>at.gv.egiz</w:t>
+      </w:r>
+      <w:proofErr w:type="gramEnd"/>
+      <w:r>
+        <w:rPr>
+          <w:i/>
+        </w:rPr>
+        <w:t>.pdfas</w:t>
+      </w:r>
+      <w:proofErr w:type="spellEnd"/>
+      <w:r>
+        <w:rPr>
+          <w:i/>
+        </w:rPr>
+        <w:t>&lt;/</w:t>
+      </w:r>
+      <w:proofErr w:type="spellStart"/>
+      <w:r>
+        <w:rPr>
+          <w:i/>
+        </w:rPr>
+        <w:t>groupId</w:t>
+      </w:r>
+      <w:proofErr w:type="spellEnd"/>
+      <w:r>
+        <w:rPr>
+          <w:i/>
+        </w:rPr>
+        <w:t>&gt;</w:t>
       </w:r>
       <w:r>
         <w:rPr>
           <w:i/>
         </w:rPr>
         <w:br/>
-        <w:t>&lt;artifactId&gt;sigs-pades&lt;/artifactId&gt;</w:t>
+        <w:t>&lt;</w:t>
+      </w:r>
+      <w:proofErr w:type="spellStart"/>
+      <w:r>
+        <w:rPr>
+          <w:i/>
+        </w:rPr>
+        <w:t>artifactId</w:t>
+      </w:r>
+      <w:proofErr w:type="spellEnd"/>
+      <w:r>
+        <w:rPr>
+          <w:i/>
+        </w:rPr>
+        <w:t>&gt;</w:t>
+      </w:r>
+      <w:proofErr w:type="spellStart"/>
+      <w:r>
+        <w:rPr>
+          <w:i/>
+        </w:rPr>
+        <w:t>sigs-pades</w:t>
+      </w:r>
+      <w:proofErr w:type="spellEnd"/>
+      <w:r>
+        <w:rPr>
+          <w:i/>
+        </w:rPr>
+        <w:t>&lt;/</w:t>
+      </w:r>
+      <w:proofErr w:type="spellStart"/>
+      <w:r>
+        <w:rPr>
+          <w:i/>
+        </w:rPr>
+        <w:t>artifactId</w:t>
+      </w:r>
+      <w:proofErr w:type="spellEnd"/>
+      <w:r>
+        <w:rPr>
+          <w:i/>
+        </w:rPr>
+        <w:t>&gt;</w:t>
       </w:r>
       <w:r>
         <w:t xml:space="preserve"> vorausgesetzt</w:t>
@@ -2616,11 +2980,13 @@
         <w:jc w:val="left"/>
         <w:rPr>
           <w:highlight w:val="white"/>
+          <w:lang w:val="en-US"/>
         </w:rPr>
       </w:pPr>
       <w:r>
         <w:rPr>
           <w:highlight w:val="white"/>
+          <w:lang w:val="en-US"/>
         </w:rPr>
         <w:t>byte[] pdfDokument = …</w:t>
       </w:r>
@@ -2635,11 +3001,15 @@
         </w:rPr>
       </w:pPr>
       <w:r>
+        <w:rPr>
+          <w:lang w:val="en-US"/>
+        </w:rPr>
         <w:t>String outputFile = …</w:t>
       </w:r>
       <w:r>
         <w:rPr>
           <w:highlight w:val="white"/>
+          <w:lang w:val="en-US"/>
         </w:rPr>
         <w:br/>
         <w:t>PdfAs pdfas = PdfAsFactory.createPdfAs(new File(pdfas_dir));</w:t>
@@ -2647,6 +3017,7 @@
       <w:r>
         <w:rPr>
           <w:highlight w:val="white"/>
+          <w:lang w:val="en-US"/>
         </w:rPr>
         <w:br/>
         <w:t xml:space="preserve">Configuration config </w:t>
@@ -2812,7 +3183,15 @@
     <w:p>
       <w:r>
         <w:lastRenderedPageBreak/>
-        <w:t>Ein Beispiel Code zur Verifikation eines PDF Dokuments mittels der Java Bibliothek:</w:t>
+        <w:t xml:space="preserve">Ein Beispiel Code zur Verifikation eines </w:t>
+      </w:r>
+      <w:proofErr w:type="gramStart"/>
+      <w:r>
+        <w:t>PDF Dokuments</w:t>
+      </w:r>
+      <w:proofErr w:type="gramEnd"/>
+      <w:r>
+        <w:t xml:space="preserve"> mittels der Java Bibliothek:</w:t>
       </w:r>
     </w:p>
     <w:p>
@@ -2933,7 +3312,15 @@
         <w:t xml:space="preserve"> 4</w:t>
       </w:r>
       <w:r>
-        <w:t xml:space="preserve"> zu erleichtern. Da sich die Funktionalität von Version 3 auf Version 4 stark verändert hat, werden allerdings einige alte API Aufrufe nicht mehr unterstützt. Es wird empfohlen Anwendungen die PDF-AS in Version 3 verwenden aktiv auf die API der Version 4 umzubauen. Eine detaillierte Dokumentation </w:t>
+        <w:t xml:space="preserve"> zu erleichtern. Da sich die Funktionalität von Version 3 auf Version 4 stark verändert hat, werden allerdings einige alte </w:t>
+      </w:r>
+      <w:proofErr w:type="gramStart"/>
+      <w:r>
+        <w:t>API Aufrufe</w:t>
+      </w:r>
+      <w:proofErr w:type="gramEnd"/>
+      <w:r>
+        <w:t xml:space="preserve"> nicht mehr unterstützt. Es wird empfohlen Anwendungen die PDF-AS in Version 3 verwenden aktiv auf die API der Version 4 umzubauen. Eine detaillierte Dokumentation </w:t>
       </w:r>
       <w:r>
         <w:t>zu</w:t>
@@ -2975,17 +3362,25 @@
       <w:pPr>
         <w:pStyle w:val="Heading2"/>
       </w:pPr>
-      <w:bookmarkStart w:id="9" w:name="_Toc379351815"/>
-      <w:bookmarkStart w:id="10" w:name="_Toc490637483"/>
+      <w:bookmarkStart w:id="8" w:name="_Toc379351815"/>
+      <w:bookmarkStart w:id="9" w:name="_Toc490637483"/>
       <w:r>
         <w:t>PDF-AS Kommandozeilen Anwendung</w:t>
       </w:r>
+      <w:bookmarkEnd w:id="8"/>
       <w:bookmarkEnd w:id="9"/>
-      <w:bookmarkEnd w:id="10"/>
-    </w:p>
-    <w:p>
-      <w:r>
-        <w:t xml:space="preserve">Das Kommandozeilen Interface zu PDF-AS ermöglicht die Signatur sowie die Verifikation von PDF Dokumenten. </w:t>
+    </w:p>
+    <w:p>
+      <w:r>
+        <w:t xml:space="preserve">Das Kommandozeilen Interface zu PDF-AS ermöglicht die Signatur sowie die Verifikation von </w:t>
+      </w:r>
+      <w:proofErr w:type="gramStart"/>
+      <w:r>
+        <w:t>PDF Dokumenten</w:t>
+      </w:r>
+      <w:proofErr w:type="gramEnd"/>
+      <w:r>
+        <w:t xml:space="preserve">. </w:t>
       </w:r>
     </w:p>
     <w:p>
@@ -3118,9 +3513,27 @@
             <w:pPr>
               <w:pStyle w:val="Value"/>
             </w:pPr>
-            <w:r>
-              <w:t>bku, ks, moa</w:t>
-            </w:r>
+            <w:proofErr w:type="spellStart"/>
+            <w:r>
+              <w:t>bku</w:t>
+            </w:r>
+            <w:proofErr w:type="spellEnd"/>
+            <w:r>
+              <w:t xml:space="preserve">, </w:t>
+            </w:r>
+            <w:proofErr w:type="spellStart"/>
+            <w:r>
+              <w:t>ks</w:t>
+            </w:r>
+            <w:proofErr w:type="spellEnd"/>
+            <w:r>
+              <w:t xml:space="preserve">, </w:t>
+            </w:r>
+            <w:proofErr w:type="spellStart"/>
+            <w:r>
+              <w:t>moa</w:t>
+            </w:r>
+            <w:proofErr w:type="spellEnd"/>
           </w:p>
         </w:tc>
         <w:tc>
@@ -3132,7 +3545,15 @@
               <w:pStyle w:val="Beschreibung"/>
             </w:pPr>
             <w:r>
-              <w:t>Mit dem connector Parameter wird festgelegt</w:t>
+              <w:t xml:space="preserve">Mit dem </w:t>
+            </w:r>
+            <w:proofErr w:type="spellStart"/>
+            <w:r>
+              <w:t>connector</w:t>
+            </w:r>
+            <w:proofErr w:type="spellEnd"/>
+            <w:r>
+              <w:t xml:space="preserve"> Parameter wird festgelegt</w:t>
             </w:r>
             <w:r>
               <w:t>,</w:t>
@@ -3145,8 +3566,13 @@
             <w:pPr>
               <w:pStyle w:val="Beschreibung"/>
             </w:pPr>
-            <w:r>
-              <w:t>bku: verwendet eine lokal</w:t>
+            <w:proofErr w:type="spellStart"/>
+            <w:r>
+              <w:t>bku</w:t>
+            </w:r>
+            <w:proofErr w:type="spellEnd"/>
+            <w:r>
+              <w:t>: verwendet eine lokal</w:t>
             </w:r>
             <w:r>
               <w:t>e</w:t>
@@ -3159,16 +3585,31 @@
             <w:pPr>
               <w:pStyle w:val="Beschreibung"/>
             </w:pPr>
-            <w:r>
-              <w:t>ks: verwendet eine PKCS12 Datei oder eine JavakeyStore</w:t>
-            </w:r>
+            <w:proofErr w:type="spellStart"/>
+            <w:r>
+              <w:t>ks</w:t>
+            </w:r>
+            <w:proofErr w:type="spellEnd"/>
+            <w:r>
+              <w:t xml:space="preserve">: verwendet eine PKCS12 Datei oder eine </w:t>
+            </w:r>
+            <w:proofErr w:type="spellStart"/>
+            <w:r>
+              <w:t>JavakeyStore</w:t>
+            </w:r>
+            <w:proofErr w:type="spellEnd"/>
           </w:p>
           <w:p>
             <w:pPr>
               <w:pStyle w:val="Beschreibung"/>
             </w:pPr>
-            <w:r>
-              <w:t>moa: verwendet MOA-SS</w:t>
+            <w:proofErr w:type="spellStart"/>
+            <w:r>
+              <w:t>moa</w:t>
+            </w:r>
+            <w:proofErr w:type="spellEnd"/>
+            <w:r>
+              <w:t>: verwendet MOA-SS</w:t>
             </w:r>
           </w:p>
         </w:tc>
@@ -3215,8 +3656,16 @@
               <w:rPr>
                 <w:i/>
               </w:rPr>
-              <w:t>PDF-AS Verzeichniss</w:t>
-            </w:r>
+              <w:t xml:space="preserve">PDF-AS </w:t>
+            </w:r>
+            <w:proofErr w:type="spellStart"/>
+            <w:r>
+              <w:rPr>
+                <w:i/>
+              </w:rPr>
+              <w:t>Verzeichniss</w:t>
+            </w:r>
+            <w:proofErr w:type="spellEnd"/>
           </w:p>
         </w:tc>
         <w:tc>
@@ -3308,9 +3757,19 @@
             <w:pPr>
               <w:pStyle w:val="Value"/>
             </w:pPr>
-            <w:r>
-              <w:t>sign, verify</w:t>
-            </w:r>
+            <w:proofErr w:type="spellStart"/>
+            <w:r>
+              <w:t>sign</w:t>
+            </w:r>
+            <w:proofErr w:type="spellEnd"/>
+            <w:r>
+              <w:t xml:space="preserve">, </w:t>
+            </w:r>
+            <w:proofErr w:type="spellStart"/>
+            <w:r>
+              <w:t>verify</w:t>
+            </w:r>
+            <w:proofErr w:type="spellEnd"/>
           </w:p>
         </w:tc>
         <w:tc>
@@ -3455,9 +3914,19 @@
             <w:pPr>
               <w:pStyle w:val="Value"/>
             </w:pPr>
-            <w:r>
-              <w:t>x:x_algo;y:y_algo;w:w_algo;p:p_algo;f:f_algo</w:t>
-            </w:r>
+            <w:proofErr w:type="spellStart"/>
+            <w:r>
+              <w:t>x:x_</w:t>
+            </w:r>
+            <w:proofErr w:type="gramStart"/>
+            <w:r>
+              <w:t>algo;y</w:t>
+            </w:r>
+            <w:proofErr w:type="gramEnd"/>
+            <w:r>
+              <w:t>:y_algo;w:w_algo;p:p_algo;f:f_algo</w:t>
+            </w:r>
+            <w:proofErr w:type="spellEnd"/>
           </w:p>
         </w:tc>
         <w:tc>
@@ -3469,13 +3938,29 @@
               <w:pStyle w:val="Beschreibung"/>
             </w:pPr>
             <w:r>
-              <w:t xml:space="preserve">Die Position der Signatur. Der x und y Wert beschreibt die Position auf der Seite. Der w Wert beschreibt die Breite des Signaturblocks. Der p Wert beschreibt die Seite des PDF Dokuments und der </w:t>
+              <w:t xml:space="preserve">Die Position der Signatur. Der x und y Wert beschreibt die Position auf der Seite. Der w Wert beschreibt die Breite des Signaturblocks. Der p Wert beschreibt die Seite des </w:t>
+            </w:r>
+            <w:proofErr w:type="gramStart"/>
+            <w:r>
+              <w:t>PDF Dokuments</w:t>
+            </w:r>
+            <w:proofErr w:type="gramEnd"/>
+            <w:r>
+              <w:t xml:space="preserve"> und der </w:t>
             </w:r>
             <w:r>
               <w:t xml:space="preserve">f </w:t>
             </w:r>
             <w:r>
-              <w:t xml:space="preserve">Wert beschreibt bei automatischer Positionierung die zu beachtende Footerhöhe. </w:t>
+              <w:t xml:space="preserve">Wert beschreibt bei automatischer Positionierung die zu beachtende </w:t>
+            </w:r>
+            <w:proofErr w:type="spellStart"/>
+            <w:r>
+              <w:t>Footerhöhe</w:t>
+            </w:r>
+            <w:proofErr w:type="spellEnd"/>
+            <w:r>
+              <w:t xml:space="preserve">. </w:t>
             </w:r>
             <w:r>
               <w:t xml:space="preserve">Der r Wert gibt die Rotation des Signaturblocks in Grad an. </w:t>
@@ -3491,18 +3976,35 @@
                 <w:lang w:val="de-DE"/>
               </w:rPr>
             </w:pPr>
+            <w:proofErr w:type="spellStart"/>
             <w:r>
               <w:rPr>
                 <w:lang w:val="de-DE"/>
               </w:rPr>
               <w:t>x_algo</w:t>
             </w:r>
+            <w:proofErr w:type="spellEnd"/>
             <w:r>
               <w:rPr>
                 <w:lang w:val="de-DE"/>
               </w:rPr>
-              <w:t xml:space="preserve">: „auto „, </w:t>
-            </w:r>
+              <w:t>: „</w:t>
+            </w:r>
+            <w:proofErr w:type="spellStart"/>
+            <w:r>
+              <w:rPr>
+                <w:lang w:val="de-DE"/>
+              </w:rPr>
+              <w:t>auto</w:t>
+            </w:r>
+            <w:proofErr w:type="spellEnd"/>
+            <w:r>
+              <w:rPr>
+                <w:lang w:val="de-DE"/>
+              </w:rPr>
+              <w:t xml:space="preserve"> „, </w:t>
+            </w:r>
+            <w:proofErr w:type="spellStart"/>
             <w:r>
               <w:rPr>
                 <w:i/>
@@ -3510,6 +4012,7 @@
               </w:rPr>
               <w:t>nummerischerWert</w:t>
             </w:r>
+            <w:proofErr w:type="spellEnd"/>
           </w:p>
           <w:p>
             <w:pPr>
@@ -3519,18 +4022,35 @@
                 <w:lang w:val="de-DE"/>
               </w:rPr>
             </w:pPr>
+            <w:proofErr w:type="spellStart"/>
             <w:r>
               <w:rPr>
                 <w:lang w:val="de-DE"/>
               </w:rPr>
               <w:t>y_algo</w:t>
             </w:r>
+            <w:proofErr w:type="spellEnd"/>
             <w:r>
               <w:rPr>
                 <w:lang w:val="de-DE"/>
               </w:rPr>
-              <w:t xml:space="preserve">: „auto „, </w:t>
-            </w:r>
+              <w:t>: „</w:t>
+            </w:r>
+            <w:proofErr w:type="spellStart"/>
+            <w:r>
+              <w:rPr>
+                <w:lang w:val="de-DE"/>
+              </w:rPr>
+              <w:t>auto</w:t>
+            </w:r>
+            <w:proofErr w:type="spellEnd"/>
+            <w:r>
+              <w:rPr>
+                <w:lang w:val="de-DE"/>
+              </w:rPr>
+              <w:t xml:space="preserve"> „, </w:t>
+            </w:r>
+            <w:proofErr w:type="spellStart"/>
             <w:r>
               <w:rPr>
                 <w:i/>
@@ -3538,6 +4058,7 @@
               </w:rPr>
               <w:t>nummerischerWert</w:t>
             </w:r>
+            <w:proofErr w:type="spellEnd"/>
           </w:p>
           <w:p>
             <w:pPr>
@@ -3547,13 +4068,39 @@
                 <w:lang w:val="de-DE"/>
               </w:rPr>
             </w:pPr>
+            <w:proofErr w:type="spellStart"/>
             <w:r>
               <w:rPr>
                 <w:i/>
                 <w:lang w:val="de-DE"/>
               </w:rPr>
-              <w:t xml:space="preserve">w_algo: „auto“, </w:t>
-            </w:r>
+              <w:t>w_algo</w:t>
+            </w:r>
+            <w:proofErr w:type="spellEnd"/>
+            <w:r>
+              <w:rPr>
+                <w:i/>
+                <w:lang w:val="de-DE"/>
+              </w:rPr>
+              <w:t>: „</w:t>
+            </w:r>
+            <w:proofErr w:type="spellStart"/>
+            <w:r>
+              <w:rPr>
+                <w:i/>
+                <w:lang w:val="de-DE"/>
+              </w:rPr>
+              <w:t>auto</w:t>
+            </w:r>
+            <w:proofErr w:type="spellEnd"/>
+            <w:r>
+              <w:rPr>
+                <w:i/>
+                <w:lang w:val="de-DE"/>
+              </w:rPr>
+              <w:t xml:space="preserve">“, </w:t>
+            </w:r>
+            <w:proofErr w:type="spellStart"/>
             <w:r>
               <w:rPr>
                 <w:i/>
@@ -3561,6 +4108,7 @@
               </w:rPr>
               <w:t>nummerischerWert</w:t>
             </w:r>
+            <w:proofErr w:type="spellEnd"/>
           </w:p>
           <w:p>
             <w:pPr>
@@ -3570,12 +4118,49 @@
                 <w:lang w:val="de-DE"/>
               </w:rPr>
             </w:pPr>
+            <w:proofErr w:type="spellStart"/>
             <w:r>
               <w:rPr>
                 <w:lang w:val="de-DE"/>
               </w:rPr>
-              <w:t xml:space="preserve">p_algo: „auto“, „new“, </w:t>
-            </w:r>
+              <w:t>p_algo</w:t>
+            </w:r>
+            <w:proofErr w:type="spellEnd"/>
+            <w:r>
+              <w:rPr>
+                <w:lang w:val="de-DE"/>
+              </w:rPr>
+              <w:t>: „</w:t>
+            </w:r>
+            <w:proofErr w:type="spellStart"/>
+            <w:r>
+              <w:rPr>
+                <w:lang w:val="de-DE"/>
+              </w:rPr>
+              <w:t>auto</w:t>
+            </w:r>
+            <w:proofErr w:type="spellEnd"/>
+            <w:r>
+              <w:rPr>
+                <w:lang w:val="de-DE"/>
+              </w:rPr>
+              <w:t>“, „</w:t>
+            </w:r>
+            <w:proofErr w:type="spellStart"/>
+            <w:r>
+              <w:rPr>
+                <w:lang w:val="de-DE"/>
+              </w:rPr>
+              <w:t>new</w:t>
+            </w:r>
+            <w:proofErr w:type="spellEnd"/>
+            <w:r>
+              <w:rPr>
+                <w:lang w:val="de-DE"/>
+              </w:rPr>
+              <w:t xml:space="preserve">“, </w:t>
+            </w:r>
+            <w:proofErr w:type="spellStart"/>
             <w:r>
               <w:rPr>
                 <w:i/>
@@ -3583,6 +4168,7 @@
               </w:rPr>
               <w:t>nummerischerWert</w:t>
             </w:r>
+            <w:proofErr w:type="spellEnd"/>
           </w:p>
           <w:p>
             <w:pPr>
@@ -3591,12 +4177,21 @@
                 <w:lang w:val="de-DE"/>
               </w:rPr>
             </w:pPr>
+            <w:proofErr w:type="spellStart"/>
             <w:r>
               <w:rPr>
                 <w:lang w:val="de-DE"/>
               </w:rPr>
-              <w:t xml:space="preserve">f_algo: </w:t>
-            </w:r>
+              <w:t>f_algo</w:t>
+            </w:r>
+            <w:proofErr w:type="spellEnd"/>
+            <w:r>
+              <w:rPr>
+                <w:lang w:val="de-DE"/>
+              </w:rPr>
+              <w:t xml:space="preserve">: </w:t>
+            </w:r>
+            <w:proofErr w:type="spellStart"/>
             <w:r>
               <w:rPr>
                 <w:i/>
@@ -3604,6 +4199,7 @@
               </w:rPr>
               <w:t>nummerischerWert</w:t>
             </w:r>
+            <w:proofErr w:type="spellEnd"/>
           </w:p>
         </w:tc>
       </w:tr>
@@ -3633,6 +4229,7 @@
             <w:pPr>
               <w:pStyle w:val="Value"/>
             </w:pPr>
+            <w:proofErr w:type="spellStart"/>
             <w:r>
               <w:rPr>
                 <w:i/>
@@ -3640,6 +4237,7 @@
               </w:rPr>
               <w:t>nummerischerWert</w:t>
             </w:r>
+            <w:proofErr w:type="spellEnd"/>
           </w:p>
         </w:tc>
         <w:tc>
@@ -3651,7 +4249,15 @@
               <w:pStyle w:val="Beschreibung"/>
             </w:pPr>
             <w:r>
-              <w:t>Legt die Signatur fest die geprüft werden soll. Die Signaturen im PDF Dokument sind 0 basiert nummeriert.</w:t>
+              <w:t xml:space="preserve">Legt die Signatur fest die geprüft werden soll. Die Signaturen im </w:t>
+            </w:r>
+            <w:proofErr w:type="gramStart"/>
+            <w:r>
+              <w:t>PDF Dokument</w:t>
+            </w:r>
+            <w:proofErr w:type="gramEnd"/>
+            <w:r>
+              <w:t xml:space="preserve"> sind 0 basiert nummeriert.</w:t>
             </w:r>
           </w:p>
         </w:tc>
@@ -3703,7 +4309,15 @@
               <w:pStyle w:val="Beschreibung"/>
             </w:pPr>
             <w:r>
-              <w:t>Der Alias des Zertifikats in der PKCS12 Datei oder im JavaKeyStore, das zur Signatur verwendet werden soll.</w:t>
+              <w:t xml:space="preserve">Der Alias des Zertifikats in der PKCS12 Datei oder im </w:t>
+            </w:r>
+            <w:proofErr w:type="spellStart"/>
+            <w:r>
+              <w:t>JavaKeyStore</w:t>
+            </w:r>
+            <w:proofErr w:type="spellEnd"/>
+            <w:r>
+              <w:t>, das zur Signatur verwendet werden soll.</w:t>
             </w:r>
           </w:p>
         </w:tc>
@@ -3761,7 +4375,15 @@
               <w:pStyle w:val="Beschreibung"/>
             </w:pPr>
             <w:r>
-              <w:t>Die PKCS12 oder die JavaKeyStore Datei</w:t>
+              <w:t xml:space="preserve">Die PKCS12 oder die </w:t>
+            </w:r>
+            <w:proofErr w:type="spellStart"/>
+            <w:r>
+              <w:t>JavaKeyStore</w:t>
+            </w:r>
+            <w:proofErr w:type="spellEnd"/>
+            <w:r>
+              <w:t xml:space="preserve"> Datei</w:t>
             </w:r>
           </w:p>
         </w:tc>
@@ -3812,7 +4434,15 @@
               <w:pStyle w:val="Beschreibung"/>
             </w:pPr>
             <w:r>
-              <w:t>Das Passwort für den privaten Schlüssel in der PKCS12 oder JavaKeyStore Datei</w:t>
+              <w:t xml:space="preserve">Das Passwort für den privaten Schlüssel in der PKCS12 oder </w:t>
+            </w:r>
+            <w:proofErr w:type="spellStart"/>
+            <w:r>
+              <w:t>JavaKeyStore</w:t>
+            </w:r>
+            <w:proofErr w:type="spellEnd"/>
+            <w:r>
+              <w:t xml:space="preserve"> Datei</w:t>
             </w:r>
           </w:p>
         </w:tc>
@@ -3863,7 +4493,15 @@
               <w:pStyle w:val="Beschreibung"/>
             </w:pPr>
             <w:r>
-              <w:t>Das Passwort für die PKCS12 oder JavaKeyStore Datei</w:t>
+              <w:t xml:space="preserve">Das Passwort für die PKCS12 oder </w:t>
+            </w:r>
+            <w:proofErr w:type="spellStart"/>
+            <w:r>
+              <w:t>JavaKeyStore</w:t>
+            </w:r>
+            <w:proofErr w:type="spellEnd"/>
+            <w:r>
+              <w:t xml:space="preserve"> Datei</w:t>
             </w:r>
           </w:p>
         </w:tc>
@@ -3917,14 +4555,113 @@
               <w:t>Der Typ</w:t>
             </w:r>
             <w:r>
-              <w:t xml:space="preserve"> des Keystores.</w:t>
+              <w:t xml:space="preserve"> des </w:t>
+            </w:r>
+            <w:proofErr w:type="spellStart"/>
+            <w:r>
+              <w:t>Keystores</w:t>
+            </w:r>
+            <w:proofErr w:type="spellEnd"/>
+            <w:r>
+              <w:t>.</w:t>
+            </w:r>
+          </w:p>
+        </w:tc>
+      </w:tr>
+      <w:tr>
+        <w:trPr>
+          <w:cantSplit/>
+          <w:jc w:val="center"/>
+        </w:trPr>
+        <w:tc>
+          <w:tcPr>
+            <w:tcW w:w="2151" w:type="dxa"/>
+          </w:tcPr>
+          <w:p>
+            <w:pPr>
+              <w:pStyle w:val="Property"/>
+              <w:rPr>
+                <w:lang w:val="de-DE"/>
+              </w:rPr>
+            </w:pPr>
+            <w:r>
+              <w:rPr>
+                <w:lang w:val="de-DE"/>
+              </w:rPr>
+              <w:t>-sbp, --</w:t>
+            </w:r>
+            <w:r>
+              <w:rPr>
+                <w:lang w:val="de-DE"/>
+              </w:rPr>
+              <w:t>signature_block_parameter</w:t>
+            </w:r>
+          </w:p>
+        </w:tc>
+        <w:tc>
+          <w:tcPr>
+            <w:tcW w:w="2151" w:type="dxa"/>
+          </w:tcPr>
+          <w:p>
+            <w:pPr>
+              <w:pStyle w:val="Value"/>
+            </w:pPr>
+            <w:r>
+              <w:t>Schlüssel-Wert Paar</w:t>
+            </w:r>
+          </w:p>
+        </w:tc>
+        <w:tc>
+          <w:tcPr>
+            <w:tcW w:w="4770" w:type="dxa"/>
+          </w:tcPr>
+          <w:p>
+            <w:pPr>
+              <w:pStyle w:val="Beschreibung"/>
+            </w:pPr>
+            <w:r>
+              <w:t>Definiert Schlüssel-Wert-Paare, auf die mittels ${</w:t>
+            </w:r>
+            <w:proofErr w:type="spellStart"/>
+            <w:r>
+              <w:t>sbp.key</w:t>
+            </w:r>
+            <w:proofErr w:type="spellEnd"/>
+            <w:r>
+              <w:t xml:space="preserve">} im Signaturblock zugegriffen werden kann. Dieser Parameter kann mehrmals vorkommen. </w:t>
+            </w:r>
+            <w:proofErr w:type="spellStart"/>
+            <w:r>
+              <w:t>Bsp</w:t>
+            </w:r>
+            <w:proofErr w:type="spellEnd"/>
+            <w:r>
+              <w:t>: -</w:t>
+            </w:r>
+            <w:proofErr w:type="spellStart"/>
+            <w:r>
+              <w:t>sbp</w:t>
+            </w:r>
+            <w:proofErr w:type="spellEnd"/>
+            <w:r>
+              <w:t xml:space="preserve"> </w:t>
+            </w:r>
+            <w:proofErr w:type="spellStart"/>
+            <w:r>
+              <w:t>subject</w:t>
+            </w:r>
+            <w:proofErr w:type="spellEnd"/>
+            <w:r>
+              <w:t>=Test</w:t>
             </w:r>
           </w:p>
         </w:tc>
       </w:tr>
     </w:tbl>
-    <w:p>
-      <w:r>
+    <w:p/>
+    <w:p>
+      <w:r>
+        <w:lastRenderedPageBreak/>
         <w:t>Beispiel</w:t>
       </w:r>
       <w:r>
@@ -3937,37 +4674,72 @@
           <w:i/>
         </w:rPr>
       </w:pPr>
-      <w:r>
-        <w:rPr>
-          <w:i/>
-        </w:rPr>
-        <w:t xml:space="preserve">pdf-as </w:t>
-      </w:r>
-      <w:r>
-        <w:rPr>
-          <w:i/>
-        </w:rPr>
-        <w:t xml:space="preserve">–m sign </w:t>
-      </w:r>
-      <w:r>
-        <w:rPr>
-          <w:i/>
-        </w:rPr>
-        <w:t>–c bku –o test_dokument_signiert.pdf test_dokument.pdf</w:t>
+      <w:proofErr w:type="spellStart"/>
+      <w:r>
+        <w:rPr>
+          <w:i/>
+        </w:rPr>
+        <w:t>pdf-as</w:t>
+      </w:r>
+      <w:proofErr w:type="spellEnd"/>
+      <w:r>
+        <w:rPr>
+          <w:i/>
+        </w:rPr>
+        <w:t xml:space="preserve"> </w:t>
+      </w:r>
+      <w:r>
+        <w:rPr>
+          <w:i/>
+        </w:rPr>
+        <w:t xml:space="preserve">–m </w:t>
+      </w:r>
+      <w:proofErr w:type="spellStart"/>
+      <w:r>
+        <w:rPr>
+          <w:i/>
+        </w:rPr>
+        <w:t>sign</w:t>
+      </w:r>
+      <w:proofErr w:type="spellEnd"/>
+      <w:r>
+        <w:rPr>
+          <w:i/>
+        </w:rPr>
+        <w:t xml:space="preserve"> </w:t>
+      </w:r>
+      <w:r>
+        <w:rPr>
+          <w:i/>
+        </w:rPr>
+        <w:t xml:space="preserve">–c </w:t>
+      </w:r>
+      <w:proofErr w:type="spellStart"/>
+      <w:r>
+        <w:rPr>
+          <w:i/>
+        </w:rPr>
+        <w:t>bku</w:t>
+      </w:r>
+      <w:proofErr w:type="spellEnd"/>
+      <w:r>
+        <w:rPr>
+          <w:i/>
+        </w:rPr>
+        <w:t xml:space="preserve"> –o test_dokument_signiert.pdf test_dokument.pdf</w:t>
       </w:r>
     </w:p>
     <w:p>
       <w:pPr>
         <w:pStyle w:val="Heading2"/>
       </w:pPr>
-      <w:bookmarkStart w:id="11" w:name="_Toc379351816"/>
-      <w:bookmarkStart w:id="12" w:name="_Toc490637484"/>
-      <w:r>
-        <w:lastRenderedPageBreak/>
+      <w:bookmarkStart w:id="10" w:name="_Toc379351816"/>
+      <w:bookmarkStart w:id="11" w:name="_Toc490637484"/>
+      <w:r>
         <w:t>PDF-AS Webanwendung</w:t>
       </w:r>
+      <w:bookmarkEnd w:id="10"/>
       <w:bookmarkEnd w:id="11"/>
-      <w:bookmarkEnd w:id="12"/>
     </w:p>
     <w:p>
       <w:r>
@@ -3997,36 +4769,236 @@
       <w:pPr>
         <w:pStyle w:val="Heading1"/>
       </w:pPr>
-      <w:bookmarkStart w:id="13" w:name="_Toc379351817"/>
-      <w:bookmarkStart w:id="14" w:name="_Toc490637485"/>
+      <w:bookmarkStart w:id="12" w:name="_Toc379351817"/>
+      <w:bookmarkStart w:id="13" w:name="_Toc490637485"/>
       <w:r>
         <w:lastRenderedPageBreak/>
         <w:t>Konfiguration</w:t>
       </w:r>
+      <w:bookmarkEnd w:id="12"/>
       <w:bookmarkEnd w:id="13"/>
+    </w:p>
+    <w:p>
+      <w:r>
+        <w:t xml:space="preserve">Die Konfiguration der Version 4 ist rückwärtskompatibel mit der Konfiguration aus Version 3. In Version 4 wurden die Standard Signaturprofile angepasst. </w:t>
+      </w:r>
+    </w:p>
+    <w:p>
+      <w:pPr>
+        <w:pStyle w:val="Heading2"/>
+      </w:pPr>
+      <w:bookmarkStart w:id="14" w:name="_Toc379351818"/>
+      <w:bookmarkStart w:id="15" w:name="_Toc490637486"/>
+      <w:r>
+        <w:t>Grundsätzliches</w:t>
+      </w:r>
       <w:bookmarkEnd w:id="14"/>
-    </w:p>
-    <w:p>
-      <w:r>
-        <w:t xml:space="preserve">Die Konfiguration der Version 4 ist rückwärtskompatibel mit der Konfiguration aus Version 3. In Version 4 wurden die Standard Signaturprofile angepasst. </w:t>
-      </w:r>
-    </w:p>
+      <w:bookmarkEnd w:id="15"/>
+    </w:p>
+    <w:p>
+      <w:r>
+        <w:t>Die Konfigurationsdateien befinden sich im Verzeichnis:</w:t>
+      </w:r>
+    </w:p>
+    <w:p>
+      <w:pPr>
+        <w:ind w:left="425"/>
+        <w:rPr>
+          <w:i/>
+        </w:rPr>
+      </w:pPr>
+      <w:proofErr w:type="gramStart"/>
+      <w:r>
+        <w:rPr>
+          <w:i/>
+        </w:rPr>
+        <w:t>.</w:t>
+      </w:r>
+      <w:proofErr w:type="spellStart"/>
+      <w:r>
+        <w:rPr>
+          <w:i/>
+        </w:rPr>
+        <w:t>pdfas</w:t>
+      </w:r>
+      <w:proofErr w:type="spellEnd"/>
+      <w:proofErr w:type="gramEnd"/>
+      <w:r>
+        <w:rPr>
+          <w:i/>
+        </w:rPr>
+        <w:t>/</w:t>
+      </w:r>
+      <w:proofErr w:type="spellStart"/>
+      <w:r>
+        <w:rPr>
+          <w:i/>
+        </w:rPr>
+        <w:t>cfg</w:t>
+      </w:r>
+      <w:proofErr w:type="spellEnd"/>
+    </w:p>
+    <w:p>
+      <w:r>
+        <w:t>Die Konfigurationsdatei ist eine simple Java-</w:t>
+      </w:r>
+      <w:proofErr w:type="spellStart"/>
+      <w:r>
+        <w:t>property</w:t>
+      </w:r>
+      <w:proofErr w:type="spellEnd"/>
+      <w:r>
+        <w:t xml:space="preserve"> Datei.</w:t>
+      </w:r>
+      <w:r>
+        <w:t xml:space="preserve"> Neben der Standardkonfigurationsdatei (</w:t>
+      </w:r>
+      <w:proofErr w:type="spellStart"/>
+      <w:proofErr w:type="gramStart"/>
+      <w:r>
+        <w:t>config.properties</w:t>
+      </w:r>
+      <w:proofErr w:type="spellEnd"/>
+      <w:proofErr w:type="gramEnd"/>
+      <w:r>
+        <w:t xml:space="preserve">) befindet sich im oben </w:t>
+      </w:r>
+      <w:r>
+        <w:t xml:space="preserve">genannten Verzeichnis auch noch die </w:t>
+      </w:r>
+      <w:r>
+        <w:t>erweiterte Konfigurationsdatei (</w:t>
+      </w:r>
+      <w:proofErr w:type="spellStart"/>
+      <w:r>
+        <w:t>advancedconfig.properties</w:t>
+      </w:r>
+      <w:proofErr w:type="spellEnd"/>
+      <w:r>
+        <w:t xml:space="preserve">). Diese Datei enthält fortgeschrittene Parameter, die bei </w:t>
+      </w:r>
+      <w:r>
+        <w:t>Bedarf aktiviert werden können und wird von der Standardkonfigurationsdatei eingebunden.</w:t>
+      </w:r>
+    </w:p>
+    <w:p>
+      <w:r>
+        <w:t>Hinweis: Eine Java-</w:t>
+      </w:r>
+      <w:proofErr w:type="spellStart"/>
+      <w:r>
+        <w:t>property</w:t>
+      </w:r>
+      <w:proofErr w:type="spellEnd"/>
+      <w:r>
+        <w:t xml:space="preserve"> Datei muss im ISO-8859-1 (auch bekannt als ISO-</w:t>
+      </w:r>
+      <w:proofErr w:type="spellStart"/>
+      <w:r>
+        <w:t>Latin</w:t>
+      </w:r>
+      <w:proofErr w:type="spellEnd"/>
+      <w:r>
+        <w:t xml:space="preserve">) </w:t>
+      </w:r>
+      <w:proofErr w:type="spellStart"/>
+      <w:r>
+        <w:t>Character</w:t>
+      </w:r>
+      <w:proofErr w:type="spellEnd"/>
+      <w:r>
+        <w:t xml:space="preserve"> </w:t>
+      </w:r>
+      <w:proofErr w:type="spellStart"/>
+      <w:r>
+        <w:t>encoding</w:t>
+      </w:r>
+      <w:proofErr w:type="spellEnd"/>
+      <w:r>
+        <w:t xml:space="preserve"> abgelegt sein. Dies Betrifft vor allem vorkommende Umlaute etc. Stellen Sie sicher, dass der Verwendete Text Editor beim Editieren der Konfigurationsdatei dieses Encoding verwendet.</w:t>
+      </w:r>
+    </w:p>
+    <w:p>
+      <w:r>
+        <w:t>Die Konfigurationsdatei</w:t>
+      </w:r>
+      <w:r>
+        <w:t xml:space="preserve"> wurde grundsätzlich hierarchisch aufgebaut, um </w:t>
+      </w:r>
+      <w:proofErr w:type="gramStart"/>
+      <w:r>
+        <w:t>ein einfache Gruppierung</w:t>
+      </w:r>
+      <w:proofErr w:type="gramEnd"/>
+      <w:r>
+        <w:t xml:space="preserve"> verschiedener Bereiche bewerkstelligen zu können.</w:t>
+      </w:r>
+    </w:p>
+    <w:p>
+      <w:r>
+        <w:t>Die hierarchischen Ebenen werden durch „.“ voneinander getrennt. So ergibt sich eine Baumartige Struktur von konfigurierbaren Werten.</w:t>
+      </w:r>
+    </w:p>
+    <w:p>
+      <w:r>
+        <w:t>Kommentare können zeilenweise eingefügt werden. Kommentarzeilen beginnen mit dem Raute Zeichen „#“. Kommentarzeilen werden von der Applikation nicht berücksichtigt und können verwendet werden um die Konfigurationsdatei besser lesbar zu machen oder Anmerkungen anzubringen. Beispiel:</w:t>
+      </w:r>
+    </w:p>
+    <w:p>
+      <w:pPr>
+        <w:ind w:left="425"/>
+        <w:rPr>
+          <w:i/>
+        </w:rPr>
+      </w:pPr>
+      <w:r>
+        <w:rPr>
+          <w:i/>
+        </w:rPr>
+        <w:t># Das ist ein Kommentar</w:t>
+      </w:r>
+    </w:p>
+    <w:p>
+      <w:r>
+        <w:t>Es wird empfohlen jede Konfigurationsdatei einleitend mit einem Kommentar zu versehen, welches Auskunft über die Herkunft der Konfiguration, den Verwendungszweck und die darin definierten Profile gibt. Zum Beispiel:</w:t>
+      </w:r>
+    </w:p>
+    <w:p>
+      <w:pPr>
+        <w:ind w:left="425"/>
+        <w:rPr>
+          <w:i/>
+        </w:rPr>
+      </w:pPr>
+      <w:r>
+        <w:rPr>
+          <w:i/>
+        </w:rPr>
+        <w:t># PDF-AS Konfigurationsdatei für den Gebrauch im Amt XYZ</w:t>
+      </w:r>
+    </w:p>
+    <w:p/>
     <w:p>
       <w:pPr>
         <w:pStyle w:val="Heading2"/>
       </w:pPr>
-      <w:bookmarkStart w:id="15" w:name="_Toc379351818"/>
-      <w:bookmarkStart w:id="16" w:name="_Toc490637486"/>
-      <w:r>
-        <w:t>Grundsätzliches</w:t>
-      </w:r>
-      <w:bookmarkEnd w:id="15"/>
+      <w:bookmarkStart w:id="16" w:name="_Toc379351819"/>
+      <w:bookmarkStart w:id="17" w:name="_Toc490637487"/>
+      <w:r>
+        <w:t>Basiseinstellungen für die Anbindung an die Bürgerkartenumgebung (BKU)</w:t>
+      </w:r>
       <w:bookmarkEnd w:id="16"/>
-    </w:p>
-    <w:p>
-      <w:r>
-        <w:t>Die Konfigurationsdateien befinden sich im Verzeichnis:</w:t>
-      </w:r>
+      <w:bookmarkEnd w:id="17"/>
+    </w:p>
+    <w:p>
+      <w:r>
+        <w:t>Signierprozess: Request-</w:t>
+      </w:r>
+      <w:proofErr w:type="spellStart"/>
+      <w:r>
+        <w:t>Url</w:t>
+      </w:r>
+      <w:proofErr w:type="spellEnd"/>
     </w:p>
     <w:p>
       <w:pPr>
@@ -4039,47 +5011,12 @@
         <w:rPr>
           <w:i/>
         </w:rPr>
-        <w:t>.pdfas/cfg</w:t>
-      </w:r>
-    </w:p>
-    <w:p>
-      <w:r>
-        <w:t>Die Konfigurationsdatei ist eine simple Java-property Datei.</w:t>
-      </w:r>
-      <w:r>
-        <w:t xml:space="preserve"> Neben der Standardkonfigurationsdatei (config.properties) befindet sich im oben </w:t>
-      </w:r>
-      <w:r>
-        <w:t xml:space="preserve">genannten Verzeichnis auch noch die </w:t>
-      </w:r>
-      <w:r>
-        <w:t xml:space="preserve">erweiterte Konfigurationsdatei (advancedconfig.properties). Diese Datei enthält fortgeschrittene Parameter, die bei </w:t>
-      </w:r>
-      <w:r>
-        <w:t>Bedarf aktiviert werden können und wird von der Standardkonfigurationsdatei eingebunden.</w:t>
-      </w:r>
-    </w:p>
-    <w:p>
-      <w:r>
-        <w:t>Hinweis: Eine Java-property Datei muss im ISO-8859-1 (auch bekannt als ISO-Latin) Character encoding abgelegt sein. Dies Betrifft vor allem vorkommende Umlaute etc. Stellen Sie sicher, dass der Verwendete Text Editor beim Editieren der Konfigurationsdatei dieses Encoding verwendet.</w:t>
-      </w:r>
-    </w:p>
-    <w:p>
-      <w:r>
-        <w:t>Die Konfigurationsdatei</w:t>
-      </w:r>
-      <w:r>
-        <w:t xml:space="preserve"> wurde grundsätzlich hierarchisch aufgebaut, um ein einfache Gruppierung verschiedener Bereiche bewerkstelligen zu können.</w:t>
-      </w:r>
-    </w:p>
-    <w:p>
-      <w:r>
-        <w:t>Die hierarchischen Ebenen werden durch „.“ voneinander getrennt. So ergibt sich eine Baumartige Struktur von konfigurierbaren Werten.</w:t>
-      </w:r>
-    </w:p>
-    <w:p>
-      <w:r>
-        <w:t>Kommentare können zeilenweise eingefügt werden. Kommentarzeilen beginnen mit dem Raute Zeichen „#“. Kommentarzeilen werden von der Applikation nicht berücksichtigt und können verwendet werden um die Konfigurationsdatei besser lesbar zu machen oder Anmerkungen anzubringen. Beispiel:</w:t>
+        <w:t>bku.sign.url=http://127.0.0.1:3495/http-security-layer-request</w:t>
+      </w:r>
+    </w:p>
+    <w:p>
+      <w:r>
+        <w:t>Prüf-Prozess: Request-URL</w:t>
       </w:r>
     </w:p>
     <w:p>
@@ -4093,12 +5030,53 @@
         <w:rPr>
           <w:i/>
         </w:rPr>
-        <w:t># Das ist ein Kommentar</w:t>
-      </w:r>
-    </w:p>
-    <w:p>
-      <w:r>
-        <w:t>Es wird empfohlen jede Konfigurationsdatei einleitend mit einem Kommentar zu versehen, welches Auskunft über die Herkunft der Konfiguration, den Verwendungszweck und die darin definierten Profile gibt. Zum Beispiel:</w:t>
+        <w:t>bku.verify.url=http://127.0.0.1:3495/http-security-layer-request</w:t>
+      </w:r>
+    </w:p>
+    <w:p>
+      <w:pPr>
+        <w:pStyle w:val="Heading2"/>
+      </w:pPr>
+      <w:bookmarkStart w:id="18" w:name="_Toc379351820"/>
+      <w:bookmarkStart w:id="19" w:name="_Toc490637488"/>
+      <w:r>
+        <w:t>Basiseinstellungen für die Anbindung an MOA-SS und MOA SP</w:t>
+      </w:r>
+      <w:bookmarkEnd w:id="18"/>
+      <w:bookmarkEnd w:id="19"/>
+    </w:p>
+    <w:p>
+      <w:r>
+        <w:t xml:space="preserve">Um MOA-SS und MOA-SP zu verwenden, muss die Bibliothek </w:t>
+      </w:r>
+      <w:proofErr w:type="spellStart"/>
+      <w:r>
+        <w:t>pdf-as-moa</w:t>
+      </w:r>
+      <w:proofErr w:type="spellEnd"/>
+      <w:r>
+        <w:t xml:space="preserve"> in den Klassenpfad aufgenommen werden.</w:t>
+      </w:r>
+    </w:p>
+    <w:p>
+      <w:r>
+        <w:t>Signierprozess: Request-</w:t>
+      </w:r>
+      <w:proofErr w:type="spellStart"/>
+      <w:r>
+        <w:t>Url</w:t>
+      </w:r>
+      <w:proofErr w:type="spellEnd"/>
+      <w:r>
+        <w:t xml:space="preserve">, Pfad des </w:t>
+      </w:r>
+      <w:proofErr w:type="spellStart"/>
+      <w:r>
+        <w:t>Signier</w:t>
+      </w:r>
+      <w:proofErr w:type="spellEnd"/>
+      <w:r>
+        <w:t xml:space="preserve"> Request-Template</w:t>
       </w:r>
     </w:p>
     <w:p>
@@ -4112,198 +5090,184 @@
         <w:rPr>
           <w:i/>
         </w:rPr>
-        <w:t># PDF-AS Konfigurationsdatei für den Gebrauch im Amt XYZ</w:t>
+        <w:t>moa.sign.url=http://129.27.153.100:18080/moa-spss/services/SignatureCreation</w:t>
+      </w:r>
+    </w:p>
+    <w:p>
+      <w:r>
+        <w:t xml:space="preserve">Der zu verwendende </w:t>
+      </w:r>
+      <w:proofErr w:type="spellStart"/>
+      <w:r>
+        <w:t>Sign</w:t>
+      </w:r>
+      <w:proofErr w:type="spellEnd"/>
+      <w:r>
+        <w:t xml:space="preserve"> Key und das Signaturzertifikat von MOA müssen folgendermaßen angegeben werden:</w:t>
+      </w:r>
+    </w:p>
+    <w:p>
+      <w:pPr>
+        <w:ind w:left="425"/>
+        <w:rPr>
+          <w:i/>
+          <w:lang w:val="en-US"/>
+        </w:rPr>
+      </w:pPr>
+      <w:proofErr w:type="spellStart"/>
+      <w:proofErr w:type="gramStart"/>
+      <w:r>
+        <w:rPr>
+          <w:i/>
+          <w:lang w:val="en-US"/>
+        </w:rPr>
+        <w:t>moa.sign</w:t>
+      </w:r>
+      <w:proofErr w:type="gramEnd"/>
+      <w:r>
+        <w:rPr>
+          <w:i/>
+          <w:lang w:val="en-US"/>
+        </w:rPr>
+        <w:t>.KeyIdentifier</w:t>
+      </w:r>
+      <w:proofErr w:type="spellEnd"/>
+      <w:r>
+        <w:rPr>
+          <w:i/>
+          <w:lang w:val="en-US"/>
+        </w:rPr>
+        <w:t>=TestKey2</w:t>
+      </w:r>
+    </w:p>
+    <w:p>
+      <w:pPr>
+        <w:ind w:left="425"/>
+        <w:rPr>
+          <w:i/>
+          <w:lang w:val="en-US"/>
+        </w:rPr>
+      </w:pPr>
+      <w:proofErr w:type="spellStart"/>
+      <w:proofErr w:type="gramStart"/>
+      <w:r>
+        <w:rPr>
+          <w:i/>
+          <w:lang w:val="en-US"/>
+        </w:rPr>
+        <w:t>moa.sign</w:t>
+      </w:r>
+      <w:proofErr w:type="gramEnd"/>
+      <w:r>
+        <w:rPr>
+          <w:i/>
+          <w:lang w:val="en-US"/>
+        </w:rPr>
+        <w:t>.Certificate</w:t>
+      </w:r>
+      <w:proofErr w:type="spellEnd"/>
+      <w:r>
+        <w:rPr>
+          <w:i/>
+          <w:lang w:val="en-US"/>
+        </w:rPr>
+        <w:t>=./moa_sign_certificate.crt</w:t>
+      </w:r>
+    </w:p>
+    <w:p>
+      <w:r>
+        <w:t>Prüf-Prozess: Request-URL</w:t>
+      </w:r>
+    </w:p>
+    <w:p>
+      <w:pPr>
+        <w:ind w:left="425"/>
+        <w:rPr>
+          <w:i/>
+        </w:rPr>
+      </w:pPr>
+      <w:r>
+        <w:rPr>
+          <w:i/>
+        </w:rPr>
+        <w:t>moa.verify.url=http://129.27.153.100:18080/moa-spss/services/SignatureVerification</w:t>
+      </w:r>
+    </w:p>
+    <w:p>
+      <w:r>
+        <w:t xml:space="preserve">Die von MOA zu verwendende </w:t>
+      </w:r>
+      <w:proofErr w:type="spellStart"/>
+      <w:r>
+        <w:t>TrustProfileID</w:t>
+      </w:r>
+      <w:proofErr w:type="spellEnd"/>
+      <w:r>
+        <w:t xml:space="preserve"> muss folgendermaßen angegeben werden:</w:t>
+      </w:r>
+    </w:p>
+    <w:p>
+      <w:pPr>
+        <w:ind w:left="425"/>
+        <w:rPr>
+          <w:i/>
+        </w:rPr>
+      </w:pPr>
+      <w:proofErr w:type="spellStart"/>
+      <w:proofErr w:type="gramStart"/>
+      <w:r>
+        <w:rPr>
+          <w:i/>
+        </w:rPr>
+        <w:t>moa.verify</w:t>
+      </w:r>
+      <w:proofErr w:type="gramEnd"/>
+      <w:r>
+        <w:rPr>
+          <w:i/>
+        </w:rPr>
+        <w:t>.TrustProfileID</w:t>
+      </w:r>
+      <w:proofErr w:type="spellEnd"/>
+      <w:r>
+        <w:rPr>
+          <w:i/>
+        </w:rPr>
+        <w:t>=Test-Signaturdienste</w:t>
       </w:r>
     </w:p>
     <w:p/>
     <w:p>
+      <w:r>
+        <w:t xml:space="preserve">MOA-SS kann erst ab Version </w:t>
+      </w:r>
+      <w:r>
+        <w:t>2</w:t>
+      </w:r>
+      <w:r>
+        <w:t xml:space="preserve"> zur </w:t>
+      </w:r>
+      <w:proofErr w:type="spellStart"/>
+      <w:r>
+        <w:t>Signatur</w:t>
+      </w:r>
+      <w:r>
+        <w:t>pruefung</w:t>
+      </w:r>
+      <w:proofErr w:type="spellEnd"/>
+      <w:r>
+        <w:t xml:space="preserve"> verwendet werden</w:t>
+      </w:r>
+      <w:r>
+        <w:t>.</w:t>
+      </w:r>
+    </w:p>
+    <w:p>
       <w:pPr>
         <w:pStyle w:val="Heading2"/>
       </w:pPr>
-      <w:bookmarkStart w:id="17" w:name="_Toc379351819"/>
-      <w:bookmarkStart w:id="18" w:name="_Toc490637487"/>
-      <w:r>
-        <w:t>Basiseinstellungen für die Anbindung an die Bürgerkartenumgebung (BKU)</w:t>
-      </w:r>
-      <w:bookmarkEnd w:id="17"/>
-      <w:bookmarkEnd w:id="18"/>
-    </w:p>
-    <w:p>
-      <w:r>
-        <w:t>Signierprozess: Request-Url</w:t>
-      </w:r>
-    </w:p>
-    <w:p>
-      <w:pPr>
-        <w:ind w:left="425"/>
-        <w:rPr>
-          <w:i/>
-        </w:rPr>
-      </w:pPr>
-      <w:r>
-        <w:rPr>
-          <w:i/>
-        </w:rPr>
-        <w:t>bku.sign.url=http://127.0.0.1:3495/http-security-layer-request</w:t>
-      </w:r>
-    </w:p>
-    <w:p>
-      <w:r>
-        <w:t>Prüf-Prozess: Request-URL</w:t>
-      </w:r>
-    </w:p>
-    <w:p>
-      <w:pPr>
-        <w:ind w:left="425"/>
-        <w:rPr>
-          <w:i/>
-        </w:rPr>
-      </w:pPr>
-      <w:r>
-        <w:rPr>
-          <w:i/>
-        </w:rPr>
-        <w:t>bku.verify.url=http://127.0.0.1:3495/http-security-layer-request</w:t>
-      </w:r>
-    </w:p>
-    <w:p>
-      <w:pPr>
-        <w:pStyle w:val="Heading2"/>
-      </w:pPr>
-      <w:bookmarkStart w:id="19" w:name="_Toc379351820"/>
-      <w:bookmarkStart w:id="20" w:name="_Toc490637488"/>
-      <w:r>
-        <w:t>Basiseinstellungen für die Anbindung an MOA-SS und MOA SP</w:t>
-      </w:r>
-      <w:bookmarkEnd w:id="19"/>
-      <w:bookmarkEnd w:id="20"/>
-    </w:p>
-    <w:p>
-      <w:r>
-        <w:t>Um MOA-SS und MOA-SP zu verwenden, muss die Bibliothek pdf-as-moa in den Klassenpfad aufgenommen werden.</w:t>
-      </w:r>
-    </w:p>
-    <w:p>
-      <w:r>
-        <w:t>Signierprozess: Request-Url, Pfad des Signier Request-Template</w:t>
-      </w:r>
-    </w:p>
-    <w:p>
-      <w:pPr>
-        <w:ind w:left="425"/>
-        <w:rPr>
-          <w:i/>
-        </w:rPr>
-      </w:pPr>
-      <w:r>
-        <w:rPr>
-          <w:i/>
-        </w:rPr>
-        <w:t>moa.sign.url=http://129.27.153.100:18080/moa-spss/services/SignatureCreation</w:t>
-      </w:r>
-    </w:p>
-    <w:p>
-      <w:r>
-        <w:t>Der zu verwendende Sign Key und das Signaturzertifikat von MOA müssen folgendermaßen angegeben werden:</w:t>
-      </w:r>
-    </w:p>
-    <w:p>
-      <w:pPr>
-        <w:ind w:left="425"/>
-        <w:rPr>
-          <w:i/>
-          <w:lang w:val="en-US"/>
-        </w:rPr>
-      </w:pPr>
-      <w:r>
-        <w:rPr>
-          <w:i/>
-          <w:lang w:val="en-US"/>
-        </w:rPr>
-        <w:t>moa.sign.KeyIdentifier=TestKey2</w:t>
-      </w:r>
-    </w:p>
-    <w:p>
-      <w:pPr>
-        <w:ind w:left="425"/>
-        <w:rPr>
-          <w:i/>
-          <w:lang w:val="en-US"/>
-        </w:rPr>
-      </w:pPr>
-      <w:r>
-        <w:rPr>
-          <w:i/>
-          <w:lang w:val="en-US"/>
-        </w:rPr>
-        <w:t>moa.sign.Certificate=./moa_sign_certificate.crt</w:t>
-      </w:r>
-    </w:p>
-    <w:p>
-      <w:r>
-        <w:t>Prüf-Prozess: Request-URL</w:t>
-      </w:r>
-    </w:p>
-    <w:p>
-      <w:pPr>
-        <w:ind w:left="425"/>
-        <w:rPr>
-          <w:i/>
-        </w:rPr>
-      </w:pPr>
-      <w:r>
-        <w:rPr>
-          <w:i/>
-        </w:rPr>
-        <w:t>moa.verify.url=http://129.27.153.100:18080/moa-spss/services/SignatureVerification</w:t>
-      </w:r>
-    </w:p>
-    <w:p>
-      <w:r>
-        <w:t>Die von MOA zu verwendende TrustProfileID muss folgendermaßen angegeben werden:</w:t>
-      </w:r>
-    </w:p>
-    <w:p>
-      <w:pPr>
-        <w:ind w:left="425"/>
-        <w:rPr>
-          <w:i/>
-        </w:rPr>
-      </w:pPr>
-      <w:r>
-        <w:rPr>
-          <w:i/>
-        </w:rPr>
-        <w:t>moa.verify.TrustProfileID=Test-Signaturdienste</w:t>
-      </w:r>
-    </w:p>
-    <w:p/>
-    <w:p>
-      <w:r>
-        <w:t xml:space="preserve">MOA-SS kann erst ab Version </w:t>
-      </w:r>
-      <w:r>
-        <w:t>2</w:t>
-      </w:r>
-      <w:r>
-        <w:t xml:space="preserve"> zur Signatur</w:t>
-      </w:r>
-      <w:r>
-        <w:t>pruefung</w:t>
-      </w:r>
-      <w:r>
-        <w:t xml:space="preserve"> verwendet werden</w:t>
-      </w:r>
-      <w:r>
-        <w:t>.</w:t>
-      </w:r>
-    </w:p>
-    <w:p>
-      <w:pPr>
-        <w:pStyle w:val="Heading2"/>
-      </w:pPr>
-      <w:bookmarkStart w:id="21" w:name="_Toc379351821"/>
-      <w:bookmarkStart w:id="22" w:name="_Toc490637489"/>
+      <w:bookmarkStart w:id="20" w:name="_Toc379351821"/>
+      <w:bookmarkStart w:id="21" w:name="_Toc490637489"/>
       <w:r>
         <w:lastRenderedPageBreak/>
         <w:t>Basiseinstellungen für die Anbindung</w:t>
@@ -4311,117 +5275,143 @@
       <w:r>
         <w:t xml:space="preserve"> von MOCCA Online</w:t>
       </w:r>
+      <w:bookmarkEnd w:id="20"/>
       <w:bookmarkEnd w:id="21"/>
+    </w:p>
+    <w:p>
+      <w:r>
+        <w:t>Signierprozess: Request-</w:t>
+      </w:r>
+      <w:proofErr w:type="spellStart"/>
+      <w:r>
+        <w:t>Url</w:t>
+      </w:r>
+      <w:proofErr w:type="spellEnd"/>
+    </w:p>
+    <w:p>
+      <w:pPr>
+        <w:ind w:left="425"/>
+        <w:rPr>
+          <w:i/>
+          <w:lang w:val="en-US"/>
+        </w:rPr>
+      </w:pPr>
+      <w:r>
+        <w:rPr>
+          <w:i/>
+          <w:lang w:val="en-US"/>
+        </w:rPr>
+        <w:t>moc.sign.url= http://129.27.153.100:18080/bkuonline/http-security-layer-request</w:t>
+      </w:r>
+    </w:p>
+    <w:p>
+      <w:pPr>
+        <w:rPr>
+          <w:lang w:val="en-US"/>
+        </w:rPr>
+      </w:pPr>
+    </w:p>
+    <w:p>
+      <w:pPr>
+        <w:pStyle w:val="Heading2"/>
+      </w:pPr>
+      <w:bookmarkStart w:id="22" w:name="_Toc379351822"/>
+      <w:bookmarkStart w:id="23" w:name="_Toc490637490"/>
+      <w:r>
+        <w:t>Basiseinstellungen für die Anbindung</w:t>
+      </w:r>
+      <w:r>
+        <w:t xml:space="preserve"> der Handy Signatur</w:t>
+      </w:r>
       <w:bookmarkEnd w:id="22"/>
-    </w:p>
-    <w:p>
-      <w:r>
-        <w:t>Signierprozess: Request-Url</w:t>
-      </w:r>
+      <w:bookmarkEnd w:id="23"/>
+    </w:p>
+    <w:p>
+      <w:r>
+        <w:t>Signierprozess: Request-</w:t>
+      </w:r>
+      <w:proofErr w:type="spellStart"/>
+      <w:r>
+        <w:t>Url</w:t>
+      </w:r>
+      <w:proofErr w:type="spellEnd"/>
+      <w:r>
+        <w:t xml:space="preserve">, Pfad des </w:t>
+      </w:r>
+      <w:proofErr w:type="spellStart"/>
+      <w:r>
+        <w:t>Signier</w:t>
+      </w:r>
+      <w:proofErr w:type="spellEnd"/>
+      <w:r>
+        <w:t xml:space="preserve"> Request-Template und der </w:t>
+      </w:r>
+      <w:proofErr w:type="spellStart"/>
+      <w:r>
+        <w:t>KeyboxIdentifier</w:t>
+      </w:r>
+      <w:proofErr w:type="spellEnd"/>
     </w:p>
     <w:p>
       <w:pPr>
         <w:ind w:left="425"/>
         <w:rPr>
           <w:i/>
-          <w:lang w:val="en-US"/>
-        </w:rPr>
-      </w:pPr>
-      <w:r>
-        <w:rPr>
-          <w:i/>
-          <w:lang w:val="en-US"/>
-        </w:rPr>
-        <w:t>moc.sign.url= http://129.27.153.100:18080/bkuonline/http-security-layer-request</w:t>
-      </w:r>
-    </w:p>
-    <w:p>
-      <w:pPr>
-        <w:rPr>
-          <w:lang w:val="en-US"/>
-        </w:rPr>
-      </w:pPr>
-    </w:p>
+        </w:rPr>
+      </w:pPr>
+      <w:r>
+        <w:rPr>
+          <w:i/>
+        </w:rPr>
+        <w:t>mobile.sign.url=https://</w:t>
+      </w:r>
+      <w:r>
+        <w:rPr>
+          <w:i/>
+        </w:rPr>
+        <w:t>www.handy-signatur.at/mobile</w:t>
+      </w:r>
+      <w:r>
+        <w:rPr>
+          <w:i/>
+        </w:rPr>
+        <w:t>/http</w:t>
+      </w:r>
+      <w:r>
+        <w:rPr>
+          <w:i/>
+        </w:rPr>
+        <w:t>s</w:t>
+      </w:r>
+      <w:r>
+        <w:rPr>
+          <w:i/>
+        </w:rPr>
+        <w:t>-security-layer-request</w:t>
+      </w:r>
+      <w:r>
+        <w:rPr>
+          <w:i/>
+        </w:rPr>
+        <w:t>/default.aspx</w:t>
+      </w:r>
+    </w:p>
+    <w:p/>
     <w:p>
       <w:pPr>
         <w:pStyle w:val="Heading2"/>
       </w:pPr>
-      <w:bookmarkStart w:id="23" w:name="_Toc379351822"/>
-      <w:bookmarkStart w:id="24" w:name="_Toc490637490"/>
-      <w:r>
-        <w:t>Basiseinstellungen für die Anbindung</w:t>
-      </w:r>
-      <w:r>
-        <w:t xml:space="preserve"> der Handy Signatur</w:t>
-      </w:r>
-      <w:bookmarkEnd w:id="23"/>
+      <w:bookmarkStart w:id="24" w:name="_Toc147482732"/>
+      <w:bookmarkStart w:id="25" w:name="_Toc283915519"/>
+      <w:bookmarkStart w:id="26" w:name="_Toc379351823"/>
+      <w:bookmarkStart w:id="27" w:name="_Toc490637491"/>
+      <w:r>
+        <w:t>Spezifikation der Signatur Blöcke</w:t>
+      </w:r>
       <w:bookmarkEnd w:id="24"/>
-    </w:p>
-    <w:p>
-      <w:r>
-        <w:t>Signierprozess: Request-Url, Pfad des Signier Request-Template und der KeyboxIdentifier</w:t>
-      </w:r>
-    </w:p>
-    <w:p>
-      <w:pPr>
-        <w:ind w:left="425"/>
-        <w:rPr>
-          <w:i/>
-        </w:rPr>
-      </w:pPr>
-      <w:r>
-        <w:rPr>
-          <w:i/>
-        </w:rPr>
-        <w:t>mobile.sign.url=https://</w:t>
-      </w:r>
-      <w:r>
-        <w:rPr>
-          <w:i/>
-        </w:rPr>
-        <w:t>www.handy-signatur.at/mobile</w:t>
-      </w:r>
-      <w:r>
-        <w:rPr>
-          <w:i/>
-        </w:rPr>
-        <w:t>/http</w:t>
-      </w:r>
-      <w:r>
-        <w:rPr>
-          <w:i/>
-        </w:rPr>
-        <w:t>s</w:t>
-      </w:r>
-      <w:r>
-        <w:rPr>
-          <w:i/>
-        </w:rPr>
-        <w:t>-security-layer-request</w:t>
-      </w:r>
-      <w:r>
-        <w:rPr>
-          <w:i/>
-        </w:rPr>
-        <w:t>/default.aspx</w:t>
-      </w:r>
-    </w:p>
-    <w:p/>
-    <w:p>
-      <w:pPr>
-        <w:pStyle w:val="Heading2"/>
-      </w:pPr>
-      <w:bookmarkStart w:id="25" w:name="_Toc147482732"/>
-      <w:bookmarkStart w:id="26" w:name="_Toc283915519"/>
-      <w:bookmarkStart w:id="27" w:name="_Toc379351823"/>
-      <w:bookmarkStart w:id="28" w:name="_Toc490637491"/>
-      <w:r>
-        <w:t>Spezifikation der Signatur Blöcke</w:t>
-      </w:r>
       <w:bookmarkEnd w:id="25"/>
       <w:bookmarkEnd w:id="26"/>
       <w:bookmarkEnd w:id="27"/>
-      <w:bookmarkEnd w:id="28"/>
     </w:p>
     <w:p>
       <w:r>
@@ -4431,7 +5421,15 @@
         <w:t>i</w:t>
       </w:r>
       <w:r>
-        <w:t>kation legt fest, welche Bezeichner (key) i</w:t>
+        <w:t>kation legt fest, welche Bezeichner (</w:t>
+      </w:r>
+      <w:proofErr w:type="spellStart"/>
+      <w:r>
+        <w:t>key</w:t>
+      </w:r>
+      <w:proofErr w:type="spellEnd"/>
+      <w:r>
+        <w:t>) i</w:t>
       </w:r>
       <w:r>
         <w:t>m</w:t>
@@ -4443,7 +5441,15 @@
         <w:t>Signatur Block</w:t>
       </w:r>
       <w:r>
-        <w:t xml:space="preserve"> vorhanden sind und welche Werte (value) vordefiniert werden können. Bei der Erzeugung eine</w:t>
+        <w:t xml:space="preserve"> vorhanden sind und welche Werte (</w:t>
+      </w:r>
+      <w:proofErr w:type="spellStart"/>
+      <w:r>
+        <w:t>value</w:t>
+      </w:r>
+      <w:proofErr w:type="spellEnd"/>
+      <w:r>
+        <w:t>) vordefiniert werden können. Bei der Erzeugung eine</w:t>
       </w:r>
       <w:r>
         <w:t>s</w:t>
@@ -4455,7 +5461,15 @@
         <w:t>Signatur Blocks</w:t>
       </w:r>
       <w:r>
-        <w:t xml:space="preserve"> werden die notwendigen Daten (values) aus der Signaturanfrage Antwort von BKU oder MOA extrahiert und entsprechend zugeordnet.</w:t>
+        <w:t xml:space="preserve"> werden die notwendigen Daten (</w:t>
+      </w:r>
+      <w:proofErr w:type="spellStart"/>
+      <w:r>
+        <w:t>values</w:t>
+      </w:r>
+      <w:proofErr w:type="spellEnd"/>
+      <w:r>
+        <w:t>) aus der Signaturanfrage Antwort von BKU oder MOA extrahiert und entsprechend zugeordnet.</w:t>
       </w:r>
       <w:r>
         <w:t xml:space="preserve"> Die Spezifikation sagt jedoch nicht aus, in welcher Reihenfolge oder in welcher Anordnung die Bezeichner und Werte im Signatur Block eingetragen werden. Dafür gibt es eine separate Definition.</w:t>
@@ -4478,11 +5492,33 @@
           <w:i/>
         </w:rPr>
       </w:pPr>
-      <w:r>
-        <w:rPr>
-          <w:i/>
-        </w:rPr>
-        <w:t>sig_obj.egov_graz_gv_at.description=EGOV Graz.gv.at</w:t>
+      <w:proofErr w:type="spellStart"/>
+      <w:r>
+        <w:rPr>
+          <w:i/>
+        </w:rPr>
+        <w:t>sig_</w:t>
+      </w:r>
+      <w:proofErr w:type="gramStart"/>
+      <w:r>
+        <w:rPr>
+          <w:i/>
+        </w:rPr>
+        <w:t>obj.egov</w:t>
+      </w:r>
+      <w:proofErr w:type="gramEnd"/>
+      <w:r>
+        <w:rPr>
+          <w:i/>
+        </w:rPr>
+        <w:t>_graz_gv_at.description</w:t>
+      </w:r>
+      <w:proofErr w:type="spellEnd"/>
+      <w:r>
+        <w:rPr>
+          <w:i/>
+        </w:rPr>
+        <w:t>=EGOV Graz.gv.at</w:t>
       </w:r>
     </w:p>
     <w:p>
@@ -4516,11 +5552,19 @@
           <w:i/>
         </w:rPr>
       </w:pPr>
-      <w:r>
-        <w:rPr>
-          <w:i/>
-        </w:rPr>
-        <w:t>sig_obj.egov_graz_gv_at.key.SIG_NAME=Inhaber</w:t>
+      <w:proofErr w:type="spellStart"/>
+      <w:r>
+        <w:rPr>
+          <w:i/>
+        </w:rPr>
+        <w:t>sig_obj.egov_graz_gv_at.key.SIG_NAME</w:t>
+      </w:r>
+      <w:proofErr w:type="spellEnd"/>
+      <w:r>
+        <w:rPr>
+          <w:i/>
+        </w:rPr>
+        <w:t>=Inhaber</w:t>
       </w:r>
     </w:p>
     <w:p>
@@ -4535,11 +5579,19 @@
           <w:i/>
         </w:rPr>
       </w:pPr>
-      <w:r>
-        <w:rPr>
-          <w:i/>
-        </w:rPr>
-        <w:t>sig_obj.egov_graz_gv_at.key.SIG_DATE=Datum</w:t>
+      <w:proofErr w:type="spellStart"/>
+      <w:r>
+        <w:rPr>
+          <w:i/>
+        </w:rPr>
+        <w:t>sig_obj.egov_graz_gv_at.key.SIG_DATE</w:t>
+      </w:r>
+      <w:proofErr w:type="spellEnd"/>
+      <w:r>
+        <w:rPr>
+          <w:i/>
+        </w:rPr>
+        <w:t>=Datum</w:t>
       </w:r>
     </w:p>
     <w:p>
@@ -4562,11 +5614,19 @@
           <w:i/>
         </w:rPr>
       </w:pPr>
-      <w:r>
-        <w:rPr>
-          <w:i/>
-        </w:rPr>
-        <w:t>sig_obj.egov_graz_gv_at.key.SIG_ISSUER=Aussteller</w:t>
+      <w:proofErr w:type="spellStart"/>
+      <w:r>
+        <w:rPr>
+          <w:i/>
+        </w:rPr>
+        <w:t>sig_obj.egov_graz_gv_at.key.SIG_ISSUER</w:t>
+      </w:r>
+      <w:proofErr w:type="spellEnd"/>
+      <w:r>
+        <w:rPr>
+          <w:i/>
+        </w:rPr>
+        <w:t>=Aussteller</w:t>
       </w:r>
     </w:p>
     <w:p>
@@ -4584,11 +5644,19 @@
           <w:i/>
         </w:rPr>
       </w:pPr>
-      <w:r>
-        <w:rPr>
-          <w:i/>
-        </w:rPr>
-        <w:t>sig_obj.egov_graz_gv_at.key.SIG_NUMBER=Seriennummer</w:t>
+      <w:proofErr w:type="spellStart"/>
+      <w:r>
+        <w:rPr>
+          <w:i/>
+        </w:rPr>
+        <w:t>sig_obj.egov_graz_gv_at.key.SIG_NUMBER</w:t>
+      </w:r>
+      <w:proofErr w:type="spellEnd"/>
+      <w:r>
+        <w:rPr>
+          <w:i/>
+        </w:rPr>
+        <w:t>=Seriennummer</w:t>
       </w:r>
     </w:p>
     <w:p>
@@ -4606,11 +5674,19 @@
           <w:i/>
         </w:rPr>
       </w:pPr>
-      <w:r>
-        <w:rPr>
-          <w:i/>
-        </w:rPr>
-        <w:t>sig_obj.egov_graz_gv_at.key.SIG_META=Hinweis:</w:t>
+      <w:proofErr w:type="spellStart"/>
+      <w:r>
+        <w:rPr>
+          <w:i/>
+        </w:rPr>
+        <w:t>sig_obj.egov_graz_gv_at.key.SIG_META</w:t>
+      </w:r>
+      <w:proofErr w:type="spellEnd"/>
+      <w:r>
+        <w:rPr>
+          <w:i/>
+        </w:rPr>
+        <w:t>=Hinweis:</w:t>
       </w:r>
     </w:p>
     <w:p>
@@ -4618,16 +5694,24 @@
         <w:t>Der Bezeichner</w:t>
       </w:r>
       <w:r>
-        <w:t xml:space="preserve"> SIG_NAME kann verwendet werden um den Namen des Signators aus dem Signaturzertifikat in den Signaturblock einzufügen.</w:t>
+        <w:t xml:space="preserve"> SIG_NAME kann verwendet werden um den Namen des </w:t>
+      </w:r>
+      <w:proofErr w:type="spellStart"/>
+      <w:r>
+        <w:t>Signators</w:t>
+      </w:r>
+      <w:proofErr w:type="spellEnd"/>
+      <w:r>
+        <w:t xml:space="preserve"> aus dem Signaturzertifikat in den Signaturblock einzufügen.</w:t>
       </w:r>
     </w:p>
     <w:p>
       <w:pPr>
         <w:pStyle w:val="Heading3"/>
       </w:pPr>
-      <w:bookmarkStart w:id="29" w:name="_Toc147482733"/>
-      <w:bookmarkStart w:id="30" w:name="_Toc283915520"/>
-      <w:bookmarkStart w:id="31" w:name="_Toc490637492"/>
+      <w:bookmarkStart w:id="28" w:name="_Toc147482733"/>
+      <w:bookmarkStart w:id="29" w:name="_Toc283915520"/>
+      <w:bookmarkStart w:id="30" w:name="_Toc490637492"/>
       <w:r>
         <w:t>Design</w:t>
       </w:r>
@@ -4637,14 +5721,15 @@
       <w:r>
         <w:t>s Signatur Blocks (Tabelle)</w:t>
       </w:r>
+      <w:bookmarkEnd w:id="28"/>
       <w:bookmarkEnd w:id="29"/>
       <w:bookmarkEnd w:id="30"/>
-      <w:bookmarkEnd w:id="31"/>
     </w:p>
     <w:p>
       <w:r>
         <w:t xml:space="preserve">Eine Signatur Block Tabelle besteht aus mindestens einer </w:t>
       </w:r>
+      <w:proofErr w:type="spellStart"/>
       <w:r>
         <w:rPr>
           <w:rFonts w:ascii="Courier New" w:hAnsi="Courier New" w:cs="Courier New"/>
@@ -4653,6 +5738,7 @@
         </w:rPr>
         <w:t>main</w:t>
       </w:r>
+      <w:proofErr w:type="spellEnd"/>
       <w:r>
         <w:t xml:space="preserve"> Tabelle. Die Tabellen Reihen werden steigend durchnummeriert. Der Wert einer Zeile gibt an, was in dieser Zeile dargestellt werden soll.</w:t>
       </w:r>
@@ -4670,12 +5756,36 @@
         <w:t>TABLE</w:t>
       </w:r>
       <w:r>
-        <w:t>. Dieses verweist auf eine eingebettete Tabellendefinition (z.B. info).</w:t>
-      </w:r>
-    </w:p>
-    <w:p>
-      <w:r>
-        <w:t>Mit Hilfe der Felder –i(Image), -c(Caption=key), -v(Value=value) werden die jeweiligen Werte in die Tabellenzelle eingefügt. Die Trennung von Tabellenzellen erfolgt mit dem Zeichen „|“</w:t>
+        <w:t xml:space="preserve">. Dieses verweist auf eine eingebettete Tabellendefinition (z.B. </w:t>
+      </w:r>
+      <w:proofErr w:type="spellStart"/>
+      <w:r>
+        <w:t>info</w:t>
+      </w:r>
+      <w:proofErr w:type="spellEnd"/>
+      <w:r>
+        <w:t>).</w:t>
+      </w:r>
+    </w:p>
+    <w:p>
+      <w:r>
+        <w:t>Mit Hilfe der Felder –i(Image), -c(Caption=</w:t>
+      </w:r>
+      <w:proofErr w:type="spellStart"/>
+      <w:r>
+        <w:t>key</w:t>
+      </w:r>
+      <w:proofErr w:type="spellEnd"/>
+      <w:r>
+        <w:t>), -v(Value=</w:t>
+      </w:r>
+      <w:proofErr w:type="spellStart"/>
+      <w:r>
+        <w:t>value</w:t>
+      </w:r>
+      <w:proofErr w:type="spellEnd"/>
+      <w:r>
+        <w:t>) werden die jeweiligen Werte in die Tabellenzelle eingefügt. Die Trennung von Tabellenzellen erfolgt mit dem Zeichen „|“</w:t>
       </w:r>
       <w:r>
         <w:t>.</w:t>
@@ -4700,7 +5810,15 @@
         <w:t>Z.B. Definition einer zweispaltigen Tabelle</w:t>
       </w:r>
       <w:r>
-        <w:t>: links das Bild, rechts die Subtabelle info:</w:t>
+        <w:t xml:space="preserve">: links das Bild, rechts die Subtabelle </w:t>
+      </w:r>
+      <w:proofErr w:type="spellStart"/>
+      <w:r>
+        <w:t>info</w:t>
+      </w:r>
+      <w:proofErr w:type="spellEnd"/>
+      <w:r>
+        <w:t>:</w:t>
       </w:r>
     </w:p>
     <w:p>
@@ -4714,8 +5832,30 @@
         <w:rPr>
           <w:i/>
         </w:rPr>
-        <w:t>sig_obj.egov_graz_gv_at.table.main.1=SIG_LABEL-i|TABLE-info</w:t>
-      </w:r>
+        <w:t>sig_</w:t>
+      </w:r>
+      <w:proofErr w:type="gramStart"/>
+      <w:r>
+        <w:rPr>
+          <w:i/>
+        </w:rPr>
+        <w:t>obj.egov</w:t>
+      </w:r>
+      <w:proofErr w:type="gramEnd"/>
+      <w:r>
+        <w:rPr>
+          <w:i/>
+        </w:rPr>
+        <w:t>_graz_gv_at.table.main.1=</w:t>
+      </w:r>
+      <w:proofErr w:type="spellStart"/>
+      <w:r>
+        <w:rPr>
+          <w:i/>
+        </w:rPr>
+        <w:t>SIG_LABEL-i|TABLE-info</w:t>
+      </w:r>
+      <w:proofErr w:type="spellEnd"/>
     </w:p>
     <w:p>
       <w:pPr>
@@ -4728,7 +5868,21 @@
         <w:rPr>
           <w:i/>
         </w:rPr>
-        <w:t>sig_obj.egov_graz_gv_at.table.main.2=SIG_META-v</w:t>
+        <w:t>sig_</w:t>
+      </w:r>
+      <w:proofErr w:type="gramStart"/>
+      <w:r>
+        <w:rPr>
+          <w:i/>
+        </w:rPr>
+        <w:t>obj.egov</w:t>
+      </w:r>
+      <w:proofErr w:type="gramEnd"/>
+      <w:r>
+        <w:rPr>
+          <w:i/>
+        </w:rPr>
+        <w:t>_graz_gv_at.table.main.2=SIG_META-v</w:t>
       </w:r>
     </w:p>
     <w:p>
@@ -4742,7 +5896,21 @@
         <w:rPr>
           <w:i/>
         </w:rPr>
-        <w:t>sig_obj.egov_graz_gv_at.table.main.3=SIG_ID-cv</w:t>
+        <w:t>sig_</w:t>
+      </w:r>
+      <w:proofErr w:type="gramStart"/>
+      <w:r>
+        <w:rPr>
+          <w:i/>
+        </w:rPr>
+        <w:t>obj.egov</w:t>
+      </w:r>
+      <w:proofErr w:type="gramEnd"/>
+      <w:r>
+        <w:rPr>
+          <w:i/>
+        </w:rPr>
+        <w:t>_graz_gv_at.table.main.3=SIG_ID-cv</w:t>
       </w:r>
     </w:p>
     <w:p>
@@ -4760,23 +5928,52 @@
           <w:i/>
         </w:rPr>
       </w:pPr>
-      <w:r>
-        <w:rPr>
-          <w:i/>
-        </w:rPr>
-        <w:t>sig_obj.egov_graz_gv_at.table.main.ColsWidth=1 4</w:t>
-      </w:r>
-    </w:p>
-    <w:p>
+      <w:proofErr w:type="spellStart"/>
+      <w:r>
+        <w:rPr>
+          <w:i/>
+        </w:rPr>
+        <w:t>sig_</w:t>
+      </w:r>
+      <w:proofErr w:type="gramStart"/>
+      <w:r>
+        <w:rPr>
+          <w:i/>
+        </w:rPr>
+        <w:t>obj.egov</w:t>
+      </w:r>
+      <w:proofErr w:type="gramEnd"/>
+      <w:r>
+        <w:rPr>
+          <w:i/>
+        </w:rPr>
+        <w:t>_graz_gv_at.table.main.ColsWidth</w:t>
+      </w:r>
+      <w:proofErr w:type="spellEnd"/>
+      <w:r>
+        <w:rPr>
+          <w:i/>
+        </w:rPr>
+        <w:t>=1 4</w:t>
+      </w:r>
+    </w:p>
+    <w:p>
+      <w:proofErr w:type="spellStart"/>
       <w:r>
         <w:lastRenderedPageBreak/>
         <w:t>Styledefinitionen</w:t>
       </w:r>
+      <w:proofErr w:type="spellEnd"/>
       <w:r>
         <w:sym w:font="Wingdings" w:char="F0E0"/>
       </w:r>
-      <w:r>
-        <w:t>diese Vererben sich auch auf die Zellen</w:t>
+      <w:proofErr w:type="gramStart"/>
+      <w:r>
+        <w:t>diese Vererben</w:t>
+      </w:r>
+      <w:proofErr w:type="gramEnd"/>
+      <w:r>
+        <w:t xml:space="preserve"> sich auch auf die Zellen</w:t>
       </w:r>
       <w:r>
         <w:t>:</w:t>
@@ -4797,11 +5994,33 @@
           <w:i/>
         </w:rPr>
       </w:pPr>
-      <w:r>
-        <w:rPr>
-          <w:i/>
-        </w:rPr>
-        <w:t>sig_obj.egov_graz_gv_at.table.main.Style.bgcolor=222 222 200</w:t>
+      <w:proofErr w:type="spellStart"/>
+      <w:r>
+        <w:rPr>
+          <w:i/>
+        </w:rPr>
+        <w:t>sig_</w:t>
+      </w:r>
+      <w:proofErr w:type="gramStart"/>
+      <w:r>
+        <w:rPr>
+          <w:i/>
+        </w:rPr>
+        <w:t>obj.egov</w:t>
+      </w:r>
+      <w:proofErr w:type="gramEnd"/>
+      <w:r>
+        <w:rPr>
+          <w:i/>
+        </w:rPr>
+        <w:t>_graz_gv_at.table.main.Style.bgcolor</w:t>
+      </w:r>
+      <w:proofErr w:type="spellEnd"/>
+      <w:r>
+        <w:rPr>
+          <w:i/>
+        </w:rPr>
+        <w:t>=222 222 200</w:t>
       </w:r>
     </w:p>
     <w:p>
@@ -4824,11 +6043,33 @@
           <w:i/>
         </w:rPr>
       </w:pPr>
-      <w:r>
-        <w:rPr>
-          <w:i/>
-        </w:rPr>
-        <w:t>sig_obj.egov_graz_gv_at.table.main.Style.padding=3</w:t>
+      <w:proofErr w:type="spellStart"/>
+      <w:r>
+        <w:rPr>
+          <w:i/>
+        </w:rPr>
+        <w:t>sig_</w:t>
+      </w:r>
+      <w:proofErr w:type="gramStart"/>
+      <w:r>
+        <w:rPr>
+          <w:i/>
+        </w:rPr>
+        <w:t>obj.egov</w:t>
+      </w:r>
+      <w:proofErr w:type="gramEnd"/>
+      <w:r>
+        <w:rPr>
+          <w:i/>
+        </w:rPr>
+        <w:t>_graz_gv_at.table.main.Style.padding</w:t>
+      </w:r>
+      <w:proofErr w:type="spellEnd"/>
+      <w:r>
+        <w:rPr>
+          <w:i/>
+        </w:rPr>
+        <w:t>=3</w:t>
       </w:r>
     </w:p>
     <w:p>
@@ -4850,7 +6091,21 @@
         <w:rPr>
           <w:i/>
         </w:rPr>
-        <w:t>sig_obj.egov_graz_gv_at.table.main.Style.halign=[left|center|right]</w:t>
+        <w:t>sig_</w:t>
+      </w:r>
+      <w:proofErr w:type="gramStart"/>
+      <w:r>
+        <w:rPr>
+          <w:i/>
+        </w:rPr>
+        <w:t>obj.egov</w:t>
+      </w:r>
+      <w:proofErr w:type="gramEnd"/>
+      <w:r>
+        <w:rPr>
+          <w:i/>
+        </w:rPr>
+        <w:t>_graz_gv_at.table.main.Style.halign=[left|center|right]</w:t>
       </w:r>
     </w:p>
     <w:p>
@@ -4872,7 +6127,21 @@
         <w:rPr>
           <w:i/>
         </w:rPr>
-        <w:t>sig_obj.egov_graz_gv_at.table.main.Style.valign=[top|middle|bottom]</w:t>
+        <w:t>sig_</w:t>
+      </w:r>
+      <w:proofErr w:type="gramStart"/>
+      <w:r>
+        <w:rPr>
+          <w:i/>
+        </w:rPr>
+        <w:t>obj.egov</w:t>
+      </w:r>
+      <w:proofErr w:type="gramEnd"/>
+      <w:r>
+        <w:rPr>
+          <w:i/>
+        </w:rPr>
+        <w:t>_graz_gv_at.table.main.Style.valign=[top|middle|bottom]</w:t>
       </w:r>
     </w:p>
     <w:p>
@@ -4890,6 +6159,7 @@
       <w:r>
         <w:t xml:space="preserve"> Werte von </w:t>
       </w:r>
+      <w:proofErr w:type="spellStart"/>
       <w:r>
         <w:rPr>
           <w:rFonts w:ascii="Courier New" w:hAnsi="Courier New" w:cs="Courier New"/>
@@ -4898,6 +6168,7 @@
         </w:rPr>
         <w:t>valign</w:t>
       </w:r>
+      <w:proofErr w:type="spellEnd"/>
       <w:r>
         <w:rPr>
           <w:rFonts w:ascii="Courier New" w:hAnsi="Courier New" w:cs="Courier New"/>
@@ -4915,113 +6186,163 @@
           <w:sz w:val="18"/>
           <w:szCs w:val="18"/>
         </w:rPr>
-        <w:t xml:space="preserve"> halign</w:t>
-      </w:r>
-      <w:r>
-        <w:t xml:space="preserve"> übernommen – ab Version 3.1.1:</w:t>
-      </w:r>
-    </w:p>
-    <w:p>
-      <w:r>
-        <w:t>Horizontalausrichtung für Werte-Zellen:</w:t>
-      </w:r>
-    </w:p>
-    <w:p>
-      <w:pPr>
-        <w:ind w:left="425"/>
-        <w:rPr>
-          <w:i/>
-        </w:rPr>
-      </w:pPr>
-      <w:r>
-        <w:rPr>
-          <w:i/>
-        </w:rPr>
-        <w:t>sig_obj.egov_graz_gv_at.table.main.Style.valuehalign=[left|center</w:t>
-      </w:r>
-      <w:r>
-        <w:rPr>
-          <w:i/>
-        </w:rPr>
-        <w:t>|lineC</w:t>
-      </w:r>
-      <w:r>
-        <w:rPr>
-          <w:i/>
-        </w:rPr>
-        <w:t>enter</w:t>
-      </w:r>
-      <w:r>
-        <w:rPr>
-          <w:i/>
-        </w:rPr>
-        <w:t>|right]</w:t>
-      </w:r>
-    </w:p>
-    <w:p>
-      <w:r>
-        <w:t>Vertikalausrichtung</w:t>
-      </w:r>
-      <w:r>
-        <w:t xml:space="preserve"> für Werte-Zellen:</w:t>
-      </w:r>
-    </w:p>
-    <w:p>
-      <w:pPr>
-        <w:ind w:left="425"/>
-        <w:rPr>
-          <w:i/>
-        </w:rPr>
-      </w:pPr>
-      <w:r>
-        <w:rPr>
-          <w:i/>
-        </w:rPr>
-        <w:t>sig_obj.egov_graz_gv_at.table.main.Style.valuevalign=[top|middle|bottom]</w:t>
-      </w:r>
-    </w:p>
-    <w:p>
-      <w:pPr>
-        <w:rPr>
-          <w:i/>
-          <w:iCs/>
-        </w:rPr>
-      </w:pPr>
-    </w:p>
-    <w:p>
-      <w:r>
-        <w:t>Ausrichtung ausschließlich für Bilder-Zellen. Sind</w:t>
-      </w:r>
-      <w:r>
-        <w:t xml:space="preserve"> diese Werte nicht gesetzt, werden die entsprechenden Werte von </w:t>
-      </w:r>
+        <w:t xml:space="preserve"> </w:t>
+      </w:r>
+      <w:proofErr w:type="spellStart"/>
       <w:r>
         <w:rPr>
           <w:rFonts w:ascii="Courier New" w:hAnsi="Courier New" w:cs="Courier New"/>
           <w:sz w:val="18"/>
           <w:szCs w:val="18"/>
         </w:rPr>
-        <w:t>valign</w:t>
-      </w:r>
+        <w:t>halign</w:t>
+      </w:r>
+      <w:proofErr w:type="spellEnd"/>
+      <w:r>
+        <w:t xml:space="preserve"> übernommen – ab Version 3.1.1:</w:t>
+      </w:r>
+    </w:p>
+    <w:p>
+      <w:r>
+        <w:t>Horizontalausrichtung für Werte-Zellen:</w:t>
+      </w:r>
+    </w:p>
+    <w:p>
+      <w:pPr>
+        <w:ind w:left="425"/>
+        <w:rPr>
+          <w:i/>
+        </w:rPr>
+      </w:pPr>
+      <w:r>
+        <w:rPr>
+          <w:i/>
+        </w:rPr>
+        <w:t>sig_</w:t>
+      </w:r>
+      <w:proofErr w:type="gramStart"/>
+      <w:r>
+        <w:rPr>
+          <w:i/>
+        </w:rPr>
+        <w:t>obj.egov</w:t>
+      </w:r>
+      <w:proofErr w:type="gramEnd"/>
+      <w:r>
+        <w:rPr>
+          <w:i/>
+        </w:rPr>
+        <w:t>_graz_gv_at.table.main.Style.valuehalign=[left|center</w:t>
+      </w:r>
+      <w:r>
+        <w:rPr>
+          <w:i/>
+        </w:rPr>
+        <w:t>|lineC</w:t>
+      </w:r>
+      <w:r>
+        <w:rPr>
+          <w:i/>
+        </w:rPr>
+        <w:t>enter</w:t>
+      </w:r>
+      <w:r>
+        <w:rPr>
+          <w:i/>
+        </w:rPr>
+        <w:t>|right]</w:t>
+      </w:r>
+    </w:p>
+    <w:p>
+      <w:r>
+        <w:t>Vertikalausrichtung</w:t>
+      </w:r>
+      <w:r>
+        <w:t xml:space="preserve"> für Werte-Zellen:</w:t>
+      </w:r>
+    </w:p>
+    <w:p>
+      <w:pPr>
+        <w:ind w:left="425"/>
+        <w:rPr>
+          <w:i/>
+        </w:rPr>
+      </w:pPr>
+      <w:r>
+        <w:rPr>
+          <w:i/>
+        </w:rPr>
+        <w:t>sig_</w:t>
+      </w:r>
+      <w:proofErr w:type="gramStart"/>
+      <w:r>
+        <w:rPr>
+          <w:i/>
+        </w:rPr>
+        <w:t>obj.egov</w:t>
+      </w:r>
+      <w:proofErr w:type="gramEnd"/>
+      <w:r>
+        <w:rPr>
+          <w:i/>
+        </w:rPr>
+        <w:t>_graz_gv_at.table.main.Style.valuevalign=[top|middle|bottom]</w:t>
+      </w:r>
+    </w:p>
+    <w:p>
+      <w:pPr>
+        <w:rPr>
+          <w:i/>
+          <w:iCs/>
+        </w:rPr>
+      </w:pPr>
+    </w:p>
+    <w:p>
+      <w:r>
+        <w:t>Ausrichtung ausschließlich für Bilder-Zellen. Sind</w:t>
+      </w:r>
+      <w:r>
+        <w:t xml:space="preserve"> diese Werte nicht gesetzt, werden die entsprechenden Werte von </w:t>
+      </w:r>
+      <w:proofErr w:type="spellStart"/>
       <w:r>
         <w:rPr>
           <w:rFonts w:ascii="Courier New" w:hAnsi="Courier New" w:cs="Courier New"/>
           <w:sz w:val="18"/>
           <w:szCs w:val="18"/>
         </w:rPr>
-        <w:t xml:space="preserve"> </w:t>
-      </w:r>
-      <w:r>
-        <w:t>bzw.</w:t>
-      </w:r>
+        <w:t>valign</w:t>
+      </w:r>
+      <w:proofErr w:type="spellEnd"/>
       <w:r>
         <w:rPr>
           <w:rFonts w:ascii="Courier New" w:hAnsi="Courier New" w:cs="Courier New"/>
           <w:sz w:val="18"/>
           <w:szCs w:val="18"/>
         </w:rPr>
-        <w:t xml:space="preserve"> halign</w:t>
-      </w:r>
+        <w:t xml:space="preserve"> </w:t>
+      </w:r>
+      <w:r>
+        <w:t>bzw.</w:t>
+      </w:r>
+      <w:r>
+        <w:rPr>
+          <w:rFonts w:ascii="Courier New" w:hAnsi="Courier New" w:cs="Courier New"/>
+          <w:sz w:val="18"/>
+          <w:szCs w:val="18"/>
+        </w:rPr>
+        <w:t xml:space="preserve"> </w:t>
+      </w:r>
+      <w:proofErr w:type="spellStart"/>
+      <w:r>
+        <w:rPr>
+          <w:rFonts w:ascii="Courier New" w:hAnsi="Courier New" w:cs="Courier New"/>
+          <w:sz w:val="18"/>
+          <w:szCs w:val="18"/>
+        </w:rPr>
+        <w:t>halign</w:t>
+      </w:r>
+      <w:proofErr w:type="spellEnd"/>
       <w:r>
         <w:t xml:space="preserve"> übernommen – ab Version 3.1.1:</w:t>
       </w:r>
@@ -5046,7 +6367,21 @@
         <w:rPr>
           <w:i/>
         </w:rPr>
-        <w:t>sig_obj.egov_graz_gv_at.table.main.Style.imagehalign=[left|center|right]</w:t>
+        <w:t>sig_</w:t>
+      </w:r>
+      <w:proofErr w:type="gramStart"/>
+      <w:r>
+        <w:rPr>
+          <w:i/>
+        </w:rPr>
+        <w:t>obj.egov</w:t>
+      </w:r>
+      <w:proofErr w:type="gramEnd"/>
+      <w:r>
+        <w:rPr>
+          <w:i/>
+        </w:rPr>
+        <w:t>_graz_gv_at.table.main.Style.imagehalign=[left|center|right]</w:t>
       </w:r>
     </w:p>
     <w:p>
@@ -5068,7 +6403,21 @@
         <w:rPr>
           <w:i/>
         </w:rPr>
-        <w:t>sig_obj.egov_graz_gv_at.table.main.Style.imagevalign=[top|middle|bottom]</w:t>
+        <w:t>sig_</w:t>
+      </w:r>
+      <w:proofErr w:type="gramStart"/>
+      <w:r>
+        <w:rPr>
+          <w:i/>
+        </w:rPr>
+        <w:t>obj.egov</w:t>
+      </w:r>
+      <w:proofErr w:type="gramEnd"/>
+      <w:r>
+        <w:rPr>
+          <w:i/>
+        </w:rPr>
+        <w:t>_graz_gv_at.table.main.Style.imagevalign=[top|middle|bottom]</w:t>
       </w:r>
     </w:p>
     <w:p/>
@@ -5087,11 +6436,33 @@
           <w:i/>
         </w:rPr>
       </w:pPr>
-      <w:r>
-        <w:rPr>
-          <w:i/>
-        </w:rPr>
-        <w:t>sig_obj.egov_graz_gv_at.table.main.Style.border=0.1</w:t>
+      <w:proofErr w:type="spellStart"/>
+      <w:r>
+        <w:rPr>
+          <w:i/>
+        </w:rPr>
+        <w:t>sig_</w:t>
+      </w:r>
+      <w:proofErr w:type="gramStart"/>
+      <w:r>
+        <w:rPr>
+          <w:i/>
+        </w:rPr>
+        <w:t>obj.egov</w:t>
+      </w:r>
+      <w:proofErr w:type="gramEnd"/>
+      <w:r>
+        <w:rPr>
+          <w:i/>
+        </w:rPr>
+        <w:t>_graz_gv_at.table.main.Style.border</w:t>
+      </w:r>
+      <w:proofErr w:type="spellEnd"/>
+      <w:r>
+        <w:rPr>
+          <w:i/>
+        </w:rPr>
+        <w:t>=0.1</w:t>
       </w:r>
     </w:p>
     <w:p>
@@ -5101,11 +6472,19 @@
           <w:lang w:val="en-US"/>
         </w:rPr>
       </w:pPr>
+      <w:proofErr w:type="spellStart"/>
       <w:r>
         <w:rPr>
           <w:lang w:val="en-GB"/>
         </w:rPr>
-        <w:t xml:space="preserve">Schriftart: </w:t>
+        <w:t>Schriftart</w:t>
+      </w:r>
+      <w:proofErr w:type="spellEnd"/>
+      <w:r>
+        <w:rPr>
+          <w:lang w:val="en-GB"/>
+        </w:rPr>
+        <w:t xml:space="preserve">: </w:t>
       </w:r>
       <w:r>
         <w:rPr>
@@ -5123,13 +6502,31 @@
           <w:lang w:val="en-US"/>
         </w:rPr>
       </w:pPr>
+      <w:proofErr w:type="spellStart"/>
       <w:r>
         <w:rPr>
           <w:i/>
           <w:lang w:val="en-US"/>
         </w:rPr>
-        <w:t>default_font: HELVETICA,8,NORMAL</w:t>
-      </w:r>
+        <w:t>default_font</w:t>
+      </w:r>
+      <w:proofErr w:type="spellEnd"/>
+      <w:r>
+        <w:rPr>
+          <w:i/>
+          <w:lang w:val="en-US"/>
+        </w:rPr>
+        <w:t>: HELVETICA,</w:t>
+      </w:r>
+      <w:proofErr w:type="gramStart"/>
+      <w:r>
+        <w:rPr>
+          <w:i/>
+          <w:lang w:val="en-US"/>
+        </w:rPr>
+        <w:t>8,NORMAL</w:t>
+      </w:r>
+      <w:proofErr w:type="gramEnd"/>
     </w:p>
     <w:p>
       <w:pPr>
@@ -5139,12 +6536,21 @@
           <w:lang w:val="en-US"/>
         </w:rPr>
       </w:pPr>
+      <w:proofErr w:type="spellStart"/>
       <w:r>
         <w:rPr>
           <w:i/>
           <w:lang w:val="en-US"/>
         </w:rPr>
-        <w:t>font_face: HELVETICA | TIMES_ROMAN | COURIER</w:t>
+        <w:t>font_face</w:t>
+      </w:r>
+      <w:proofErr w:type="spellEnd"/>
+      <w:r>
+        <w:rPr>
+          <w:i/>
+          <w:lang w:val="en-US"/>
+        </w:rPr>
+        <w:t>: HELVETICA | TIMES_ROMAN | COURIER</w:t>
       </w:r>
     </w:p>
     <w:p>
@@ -5155,12 +6561,21 @@
           <w:lang w:val="en-US"/>
         </w:rPr>
       </w:pPr>
+      <w:proofErr w:type="spellStart"/>
       <w:r>
         <w:rPr>
           <w:i/>
           <w:lang w:val="en-US"/>
         </w:rPr>
-        <w:t>font_height: float value</w:t>
+        <w:t>font_height</w:t>
+      </w:r>
+      <w:proofErr w:type="spellEnd"/>
+      <w:r>
+        <w:rPr>
+          <w:i/>
+          <w:lang w:val="en-US"/>
+        </w:rPr>
+        <w:t>: float value</w:t>
       </w:r>
     </w:p>
     <w:p>
@@ -5171,12 +6586,21 @@
           <w:lang w:val="en-US"/>
         </w:rPr>
       </w:pPr>
+      <w:proofErr w:type="spellStart"/>
       <w:r>
         <w:rPr>
           <w:i/>
           <w:lang w:val="en-US"/>
         </w:rPr>
-        <w:t>font_weight: NORMAL | BOLD | ITALIC | BOLDITALIC | UNDERLINE | STRIKETHRU</w:t>
+        <w:t>font_weight</w:t>
+      </w:r>
+      <w:proofErr w:type="spellEnd"/>
+      <w:r>
+        <w:rPr>
+          <w:i/>
+          <w:lang w:val="en-US"/>
+        </w:rPr>
+        <w:t>: NORMAL | BOLD | ITALIC | BOLDITALIC | UNDERLINE | STRIKETHRU</w:t>
       </w:r>
     </w:p>
     <w:p>
@@ -5192,14 +6616,30 @@
           <w:i/>
           <w:lang w:val="en-US"/>
         </w:rPr>
-        <w:t>sig_obj.egov_graz_gv_at.table.main.Style.font=HELVETICA,12,NORMAL</w:t>
-      </w:r>
-    </w:p>
-    <w:p>
-      <w:pPr>
-        <w:rPr>
+        <w:t>sig_</w:t>
+      </w:r>
+      <w:proofErr w:type="gramStart"/>
+      <w:r>
+        <w:rPr>
+          <w:i/>
           <w:lang w:val="en-US"/>
         </w:rPr>
+        <w:t>obj.egov</w:t>
+      </w:r>
+      <w:proofErr w:type="gramEnd"/>
+      <w:r>
+        <w:rPr>
+          <w:i/>
+          <w:lang w:val="en-US"/>
+        </w:rPr>
+        <w:t>_graz_gv_at.table.main.Style.font=HELVETICA,12,NORMAL</w:t>
+      </w:r>
+    </w:p>
+    <w:p>
+      <w:pPr>
+        <w:rPr>
+          <w:lang w:val="en-US"/>
+        </w:rPr>
       </w:pPr>
     </w:p>
     <w:p>
@@ -5321,11 +6761,21 @@
           <w:i/>
         </w:rPr>
       </w:pPr>
-      <w:r>
-        <w:rPr>
-          <w:i/>
-        </w:rPr>
-        <w:t>sig_obj.egov_graz_gv_at.table.info.ColsWidth=1.5 4</w:t>
+      <w:proofErr w:type="spellStart"/>
+      <w:proofErr w:type="gramStart"/>
+      <w:r>
+        <w:rPr>
+          <w:i/>
+        </w:rPr>
+        <w:t>sig_obj.egov_graz_gv_at.table.info.ColsWidth</w:t>
+      </w:r>
+      <w:proofErr w:type="spellEnd"/>
+      <w:proofErr w:type="gramEnd"/>
+      <w:r>
+        <w:rPr>
+          <w:i/>
+        </w:rPr>
+        <w:t>=1.5 4</w:t>
       </w:r>
     </w:p>
     <w:p/>
@@ -5333,16 +6783,16 @@
       <w:pPr>
         <w:pStyle w:val="Heading3"/>
       </w:pPr>
-      <w:bookmarkStart w:id="32" w:name="_Toc147482735"/>
-      <w:bookmarkStart w:id="33" w:name="_Toc283915522"/>
-      <w:bookmarkStart w:id="34" w:name="_Toc490637493"/>
+      <w:bookmarkStart w:id="31" w:name="_Toc147482735"/>
+      <w:bookmarkStart w:id="32" w:name="_Toc283915522"/>
+      <w:bookmarkStart w:id="33" w:name="_Toc490637493"/>
       <w:r>
         <w:lastRenderedPageBreak/>
         <w:t>Positionierung von Signaturblöcken</w:t>
       </w:r>
+      <w:bookmarkEnd w:id="31"/>
       <w:bookmarkEnd w:id="32"/>
       <w:bookmarkEnd w:id="33"/>
-      <w:bookmarkEnd w:id="34"/>
     </w:p>
     <w:p>
       <w:r>
@@ -5387,7 +6837,42 @@
         <w:rPr>
           <w:i/>
         </w:rPr>
-        <w:t>-pos x:x_algo;y:y_algo;w:w_algo;p:p_algo;f:f_algo</w:t>
+        <w:t>-</w:t>
+      </w:r>
+      <w:proofErr w:type="spellStart"/>
+      <w:r>
+        <w:rPr>
+          <w:i/>
+        </w:rPr>
+        <w:t>pos</w:t>
+      </w:r>
+      <w:proofErr w:type="spellEnd"/>
+      <w:r>
+        <w:rPr>
+          <w:i/>
+        </w:rPr>
+        <w:t xml:space="preserve"> </w:t>
+      </w:r>
+      <w:proofErr w:type="spellStart"/>
+      <w:r>
+        <w:rPr>
+          <w:i/>
+        </w:rPr>
+        <w:t>x:x_</w:t>
+      </w:r>
+      <w:proofErr w:type="gramStart"/>
+      <w:r>
+        <w:rPr>
+          <w:i/>
+        </w:rPr>
+        <w:t>algo;y</w:t>
+      </w:r>
+      <w:proofErr w:type="gramEnd"/>
+      <w:r>
+        <w:rPr>
+          <w:i/>
+        </w:rPr>
+        <w:t>:y_algo;w:w_algo;p:p_algo;f:f_algo</w:t>
       </w:r>
       <w:r>
         <w:rPr>
@@ -5395,6 +6880,7 @@
         </w:rPr>
         <w:t>;r:r_algo</w:t>
       </w:r>
+      <w:proofErr w:type="spellEnd"/>
     </w:p>
     <w:p>
       <w:pPr>
@@ -5423,7 +6909,49 @@
         <w:rPr>
           <w:i/>
         </w:rPr>
-        <w:t xml:space="preserve"> x_algo := 'auto' ... automatische Positionierung</w:t>
+        <w:t xml:space="preserve"> </w:t>
+      </w:r>
+      <w:proofErr w:type="spellStart"/>
+      <w:r>
+        <w:rPr>
+          <w:i/>
+        </w:rPr>
+        <w:t>x_</w:t>
+      </w:r>
+      <w:proofErr w:type="gramStart"/>
+      <w:r>
+        <w:rPr>
+          <w:i/>
+        </w:rPr>
+        <w:t>algo</w:t>
+      </w:r>
+      <w:proofErr w:type="spellEnd"/>
+      <w:r>
+        <w:rPr>
+          <w:i/>
+        </w:rPr>
+        <w:t xml:space="preserve"> :</w:t>
+      </w:r>
+      <w:proofErr w:type="gramEnd"/>
+      <w:r>
+        <w:rPr>
+          <w:i/>
+        </w:rPr>
+        <w:t>= '</w:t>
+      </w:r>
+      <w:proofErr w:type="spellStart"/>
+      <w:r>
+        <w:rPr>
+          <w:i/>
+        </w:rPr>
+        <w:t>auto</w:t>
+      </w:r>
+      <w:proofErr w:type="spellEnd"/>
+      <w:r>
+        <w:rPr>
+          <w:i/>
+        </w:rPr>
+        <w:t>' ... automatische Positionierung</w:t>
       </w:r>
     </w:p>
     <w:p>
@@ -5437,7 +6965,35 @@
         <w:rPr>
           <w:i/>
         </w:rPr>
-        <w:t xml:space="preserve">        :=        ... Absolutwert für x-Position</w:t>
+        <w:t xml:space="preserve">        </w:t>
+      </w:r>
+      <w:proofErr w:type="gramStart"/>
+      <w:r>
+        <w:rPr>
+          <w:i/>
+        </w:rPr>
+        <w:t>:=</w:t>
+      </w:r>
+      <w:proofErr w:type="gramEnd"/>
+      <w:r>
+        <w:rPr>
+          <w:i/>
+        </w:rPr>
+        <w:t xml:space="preserve">        ... </w:t>
+      </w:r>
+      <w:proofErr w:type="spellStart"/>
+      <w:r>
+        <w:rPr>
+          <w:i/>
+        </w:rPr>
+        <w:t>Absolutwert</w:t>
+      </w:r>
+      <w:proofErr w:type="spellEnd"/>
+      <w:r>
+        <w:rPr>
+          <w:i/>
+        </w:rPr>
+        <w:t xml:space="preserve"> für x-Position</w:t>
       </w:r>
     </w:p>
     <w:p>
@@ -5471,7 +7027,21 @@
         <w:rPr>
           <w:i/>
         </w:rPr>
-        <w:t>ters: 'auto'</w:t>
+        <w:t>ters: '</w:t>
+      </w:r>
+      <w:proofErr w:type="spellStart"/>
+      <w:r>
+        <w:rPr>
+          <w:i/>
+        </w:rPr>
+        <w:t>auto</w:t>
+      </w:r>
+      <w:proofErr w:type="spellEnd"/>
+      <w:r>
+        <w:rPr>
+          <w:i/>
+        </w:rPr>
+        <w:t>'</w:t>
       </w:r>
     </w:p>
     <w:p>
@@ -5493,7 +7063,49 @@
         <w:rPr>
           <w:i/>
         </w:rPr>
-        <w:t xml:space="preserve"> y_algo := 'auto' ... automatische Positionierung</w:t>
+        <w:t xml:space="preserve"> </w:t>
+      </w:r>
+      <w:proofErr w:type="spellStart"/>
+      <w:r>
+        <w:rPr>
+          <w:i/>
+        </w:rPr>
+        <w:t>y_</w:t>
+      </w:r>
+      <w:proofErr w:type="gramStart"/>
+      <w:r>
+        <w:rPr>
+          <w:i/>
+        </w:rPr>
+        <w:t>algo</w:t>
+      </w:r>
+      <w:proofErr w:type="spellEnd"/>
+      <w:r>
+        <w:rPr>
+          <w:i/>
+        </w:rPr>
+        <w:t xml:space="preserve"> :</w:t>
+      </w:r>
+      <w:proofErr w:type="gramEnd"/>
+      <w:r>
+        <w:rPr>
+          <w:i/>
+        </w:rPr>
+        <w:t>= '</w:t>
+      </w:r>
+      <w:proofErr w:type="spellStart"/>
+      <w:r>
+        <w:rPr>
+          <w:i/>
+        </w:rPr>
+        <w:t>auto</w:t>
+      </w:r>
+      <w:proofErr w:type="spellEnd"/>
+      <w:r>
+        <w:rPr>
+          <w:i/>
+        </w:rPr>
+        <w:t>' ... automatische Positionierung</w:t>
       </w:r>
     </w:p>
     <w:p>
@@ -5507,7 +7119,35 @@
         <w:rPr>
           <w:i/>
         </w:rPr>
-        <w:t xml:space="preserve">        :=        ... Absolutwert für y-Position</w:t>
+        <w:t xml:space="preserve">        </w:t>
+      </w:r>
+      <w:proofErr w:type="gramStart"/>
+      <w:r>
+        <w:rPr>
+          <w:i/>
+        </w:rPr>
+        <w:t>:=</w:t>
+      </w:r>
+      <w:proofErr w:type="gramEnd"/>
+      <w:r>
+        <w:rPr>
+          <w:i/>
+        </w:rPr>
+        <w:t xml:space="preserve">        ... </w:t>
+      </w:r>
+      <w:proofErr w:type="spellStart"/>
+      <w:r>
+        <w:rPr>
+          <w:i/>
+        </w:rPr>
+        <w:t>Absolutwert</w:t>
+      </w:r>
+      <w:proofErr w:type="spellEnd"/>
+      <w:r>
+        <w:rPr>
+          <w:i/>
+        </w:rPr>
+        <w:t xml:space="preserve"> für y-Position</w:t>
       </w:r>
     </w:p>
     <w:p>
@@ -5541,7 +7181,21 @@
         <w:rPr>
           <w:i/>
         </w:rPr>
-        <w:t>ters: 'auto'</w:t>
+        <w:t>ters: '</w:t>
+      </w:r>
+      <w:proofErr w:type="spellStart"/>
+      <w:r>
+        <w:rPr>
+          <w:i/>
+        </w:rPr>
+        <w:t>auto</w:t>
+      </w:r>
+      <w:proofErr w:type="spellEnd"/>
+      <w:r>
+        <w:rPr>
+          <w:i/>
+        </w:rPr>
+        <w:t>'</w:t>
       </w:r>
     </w:p>
     <w:p>
@@ -5563,7 +7217,49 @@
         <w:rPr>
           <w:i/>
         </w:rPr>
-        <w:t xml:space="preserve"> w_algo := 'auto' ... automatische Breite</w:t>
+        <w:t xml:space="preserve"> </w:t>
+      </w:r>
+      <w:proofErr w:type="spellStart"/>
+      <w:r>
+        <w:rPr>
+          <w:i/>
+        </w:rPr>
+        <w:t>w_</w:t>
+      </w:r>
+      <w:proofErr w:type="gramStart"/>
+      <w:r>
+        <w:rPr>
+          <w:i/>
+        </w:rPr>
+        <w:t>algo</w:t>
+      </w:r>
+      <w:proofErr w:type="spellEnd"/>
+      <w:r>
+        <w:rPr>
+          <w:i/>
+        </w:rPr>
+        <w:t xml:space="preserve"> :</w:t>
+      </w:r>
+      <w:proofErr w:type="gramEnd"/>
+      <w:r>
+        <w:rPr>
+          <w:i/>
+        </w:rPr>
+        <w:t>= '</w:t>
+      </w:r>
+      <w:proofErr w:type="spellStart"/>
+      <w:r>
+        <w:rPr>
+          <w:i/>
+        </w:rPr>
+        <w:t>auto</w:t>
+      </w:r>
+      <w:proofErr w:type="spellEnd"/>
+      <w:r>
+        <w:rPr>
+          <w:i/>
+        </w:rPr>
+        <w:t>' ... automatische Breite</w:t>
       </w:r>
     </w:p>
     <w:p>
@@ -5578,7 +7274,35 @@
           <w:i/>
         </w:rPr>
         <w:lastRenderedPageBreak/>
-        <w:t xml:space="preserve">        :=  +[0..9] ... Absolutwert für Breite</w:t>
+        <w:t xml:space="preserve">        </w:t>
+      </w:r>
+      <w:proofErr w:type="gramStart"/>
+      <w:r>
+        <w:rPr>
+          <w:i/>
+        </w:rPr>
+        <w:t>:=</w:t>
+      </w:r>
+      <w:proofErr w:type="gramEnd"/>
+      <w:r>
+        <w:rPr>
+          <w:i/>
+        </w:rPr>
+        <w:t xml:space="preserve">  +[0..9] ... </w:t>
+      </w:r>
+      <w:proofErr w:type="spellStart"/>
+      <w:r>
+        <w:rPr>
+          <w:i/>
+        </w:rPr>
+        <w:t>Absolutwert</w:t>
+      </w:r>
+      <w:proofErr w:type="spellEnd"/>
+      <w:r>
+        <w:rPr>
+          <w:i/>
+        </w:rPr>
+        <w:t xml:space="preserve"> für Breite</w:t>
       </w:r>
     </w:p>
     <w:p>
@@ -5600,7 +7324,35 @@
         <w:rPr>
           <w:i/>
         </w:rPr>
-        <w:t xml:space="preserve">        Default bei Fehlen des Paramters: 'auto'</w:t>
+        <w:t xml:space="preserve">        Default bei Fehlen des </w:t>
+      </w:r>
+      <w:proofErr w:type="spellStart"/>
+      <w:r>
+        <w:rPr>
+          <w:i/>
+        </w:rPr>
+        <w:t>Paramters</w:t>
+      </w:r>
+      <w:proofErr w:type="spellEnd"/>
+      <w:r>
+        <w:rPr>
+          <w:i/>
+        </w:rPr>
+        <w:t>: '</w:t>
+      </w:r>
+      <w:proofErr w:type="spellStart"/>
+      <w:r>
+        <w:rPr>
+          <w:i/>
+        </w:rPr>
+        <w:t>auto</w:t>
+      </w:r>
+      <w:proofErr w:type="spellEnd"/>
+      <w:r>
+        <w:rPr>
+          <w:i/>
+        </w:rPr>
+        <w:t>'</w:t>
       </w:r>
     </w:p>
     <w:p>
@@ -5622,7 +7374,49 @@
         <w:rPr>
           <w:i/>
         </w:rPr>
-        <w:t xml:space="preserve"> p_algo :=  'auto' ... Automatisch letzte Seite</w:t>
+        <w:t xml:space="preserve"> </w:t>
+      </w:r>
+      <w:proofErr w:type="spellStart"/>
+      <w:r>
+        <w:rPr>
+          <w:i/>
+        </w:rPr>
+        <w:t>p_</w:t>
+      </w:r>
+      <w:proofErr w:type="gramStart"/>
+      <w:r>
+        <w:rPr>
+          <w:i/>
+        </w:rPr>
+        <w:t>algo</w:t>
+      </w:r>
+      <w:proofErr w:type="spellEnd"/>
+      <w:r>
+        <w:rPr>
+          <w:i/>
+        </w:rPr>
+        <w:t xml:space="preserve"> :</w:t>
+      </w:r>
+      <w:proofErr w:type="gramEnd"/>
+      <w:r>
+        <w:rPr>
+          <w:i/>
+        </w:rPr>
+        <w:t>=  '</w:t>
+      </w:r>
+      <w:proofErr w:type="spellStart"/>
+      <w:r>
+        <w:rPr>
+          <w:i/>
+        </w:rPr>
+        <w:t>auto</w:t>
+      </w:r>
+      <w:proofErr w:type="spellEnd"/>
+      <w:r>
+        <w:rPr>
+          <w:i/>
+        </w:rPr>
+        <w:t>' ... Automatisch letzte Seite</w:t>
       </w:r>
     </w:p>
     <w:p>
@@ -5636,7 +7430,35 @@
         <w:rPr>
           <w:i/>
         </w:rPr>
-        <w:t xml:space="preserve">        :=  'new'  ... Neue Seite am Ende des Dokumentes</w:t>
+        <w:t xml:space="preserve">        </w:t>
+      </w:r>
+      <w:proofErr w:type="gramStart"/>
+      <w:r>
+        <w:rPr>
+          <w:i/>
+        </w:rPr>
+        <w:t>:=</w:t>
+      </w:r>
+      <w:proofErr w:type="gramEnd"/>
+      <w:r>
+        <w:rPr>
+          <w:i/>
+        </w:rPr>
+        <w:t xml:space="preserve">  '</w:t>
+      </w:r>
+      <w:proofErr w:type="spellStart"/>
+      <w:r>
+        <w:rPr>
+          <w:i/>
+        </w:rPr>
+        <w:t>new</w:t>
+      </w:r>
+      <w:proofErr w:type="spellEnd"/>
+      <w:r>
+        <w:rPr>
+          <w:i/>
+        </w:rPr>
+        <w:t>'  ... Neue Seite am Ende des Dokumentes</w:t>
       </w:r>
     </w:p>
     <w:p>
@@ -5650,7 +7472,21 @@
         <w:rPr>
           <w:i/>
         </w:rPr>
-        <w:t xml:space="preserve">        :=  +[0..9] ... Seitennummer</w:t>
+        <w:t xml:space="preserve">        </w:t>
+      </w:r>
+      <w:proofErr w:type="gramStart"/>
+      <w:r>
+        <w:rPr>
+          <w:i/>
+        </w:rPr>
+        <w:t>:=</w:t>
+      </w:r>
+      <w:proofErr w:type="gramEnd"/>
+      <w:r>
+        <w:rPr>
+          <w:i/>
+        </w:rPr>
+        <w:t xml:space="preserve">  +[0..9] ... Seitennummer</w:t>
       </w:r>
     </w:p>
     <w:p>
@@ -5684,7 +7520,21 @@
         <w:rPr>
           <w:i/>
         </w:rPr>
-        <w:t>ters: 'auto'</w:t>
+        <w:t>ters: '</w:t>
+      </w:r>
+      <w:proofErr w:type="spellStart"/>
+      <w:r>
+        <w:rPr>
+          <w:i/>
+        </w:rPr>
+        <w:t>auto</w:t>
+      </w:r>
+      <w:proofErr w:type="spellEnd"/>
+      <w:r>
+        <w:rPr>
+          <w:i/>
+        </w:rPr>
+        <w:t>'</w:t>
       </w:r>
     </w:p>
     <w:p>
@@ -5709,12 +7559,53 @@
         </w:rPr>
         <w:t xml:space="preserve"> </w:t>
       </w:r>
+      <w:proofErr w:type="spellStart"/>
       <w:r>
         <w:rPr>
           <w:i/>
           <w:lang w:val="en-US"/>
         </w:rPr>
-        <w:t>f_algo :=  +[0..9] ... y-Offset für Footer</w:t>
+        <w:t>f_</w:t>
+      </w:r>
+      <w:proofErr w:type="gramStart"/>
+      <w:r>
+        <w:rPr>
+          <w:i/>
+          <w:lang w:val="en-US"/>
+        </w:rPr>
+        <w:t>algo</w:t>
+      </w:r>
+      <w:proofErr w:type="spellEnd"/>
+      <w:r>
+        <w:rPr>
+          <w:i/>
+          <w:lang w:val="en-US"/>
+        </w:rPr>
+        <w:t xml:space="preserve"> :</w:t>
+      </w:r>
+      <w:proofErr w:type="gramEnd"/>
+      <w:r>
+        <w:rPr>
+          <w:i/>
+          <w:lang w:val="en-US"/>
+        </w:rPr>
+        <w:t xml:space="preserve">=  +[0..9] ... y-Offset </w:t>
+      </w:r>
+      <w:proofErr w:type="spellStart"/>
+      <w:r>
+        <w:rPr>
+          <w:i/>
+          <w:lang w:val="en-US"/>
+        </w:rPr>
+        <w:t>für</w:t>
+      </w:r>
+      <w:proofErr w:type="spellEnd"/>
+      <w:r>
+        <w:rPr>
+          <w:i/>
+          <w:lang w:val="en-US"/>
+        </w:rPr>
+        <w:t xml:space="preserve"> Footer</w:t>
       </w:r>
     </w:p>
     <w:p>
@@ -5770,7 +7661,23 @@
         <w:rPr>
           <w:i/>
         </w:rPr>
-        <w:t xml:space="preserve">        Wird nur bei y:auto berücksichtigt, andernfalls ignoriert!</w:t>
+        <w:t xml:space="preserve">        Wird nur bei </w:t>
+      </w:r>
+      <w:proofErr w:type="spellStart"/>
+      <w:proofErr w:type="gramStart"/>
+      <w:r>
+        <w:rPr>
+          <w:i/>
+        </w:rPr>
+        <w:t>y:auto</w:t>
+      </w:r>
+      <w:proofErr w:type="spellEnd"/>
+      <w:proofErr w:type="gramEnd"/>
+      <w:r>
+        <w:rPr>
+          <w:i/>
+        </w:rPr>
+        <w:t xml:space="preserve"> berücksichtigt, andernfalls ignoriert!</w:t>
       </w:r>
     </w:p>
     <w:p>
@@ -5780,11 +7687,33 @@
           <w:i/>
         </w:rPr>
       </w:pPr>
-      <w:r>
-        <w:rPr>
-          <w:i/>
-        </w:rPr>
-        <w:t xml:space="preserve">r_algo :=  +[0..9] ... </w:t>
+      <w:proofErr w:type="spellStart"/>
+      <w:r>
+        <w:rPr>
+          <w:i/>
+        </w:rPr>
+        <w:t>r_</w:t>
+      </w:r>
+      <w:proofErr w:type="gramStart"/>
+      <w:r>
+        <w:rPr>
+          <w:i/>
+        </w:rPr>
+        <w:t>algo</w:t>
+      </w:r>
+      <w:proofErr w:type="spellEnd"/>
+      <w:r>
+        <w:rPr>
+          <w:i/>
+        </w:rPr>
+        <w:t xml:space="preserve"> :</w:t>
+      </w:r>
+      <w:proofErr w:type="gramEnd"/>
+      <w:r>
+        <w:rPr>
+          <w:i/>
+        </w:rPr>
+        <w:t xml:space="preserve">=  +[0..9] ... </w:t>
       </w:r>
       <w:r>
         <w:rPr>
@@ -5915,7 +7844,51 @@
           <w:szCs w:val="24"/>
           <w:lang w:eastAsia="de-AT"/>
         </w:rPr>
-        <w:t>-pos x:auto;y:auto;w:auto;p:auto;f:0</w:t>
+        <w:t>-</w:t>
+      </w:r>
+      <w:proofErr w:type="spellStart"/>
+      <w:r>
+        <w:rPr>
+          <w:rFonts w:ascii="Arial" w:eastAsia="Times New Roman" w:hAnsi="Arial" w:cs="Times New Roman"/>
+          <w:i/>
+          <w:sz w:val="22"/>
+          <w:szCs w:val="24"/>
+          <w:lang w:eastAsia="de-AT"/>
+        </w:rPr>
+        <w:t>pos</w:t>
+      </w:r>
+      <w:proofErr w:type="spellEnd"/>
+      <w:r>
+        <w:rPr>
+          <w:rFonts w:ascii="Arial" w:eastAsia="Times New Roman" w:hAnsi="Arial" w:cs="Times New Roman"/>
+          <w:i/>
+          <w:sz w:val="22"/>
+          <w:szCs w:val="24"/>
+          <w:lang w:eastAsia="de-AT"/>
+        </w:rPr>
+        <w:t xml:space="preserve"> </w:t>
+      </w:r>
+      <w:proofErr w:type="gramStart"/>
+      <w:r>
+        <w:rPr>
+          <w:rFonts w:ascii="Arial" w:eastAsia="Times New Roman" w:hAnsi="Arial" w:cs="Times New Roman"/>
+          <w:i/>
+          <w:sz w:val="22"/>
+          <w:szCs w:val="24"/>
+          <w:lang w:eastAsia="de-AT"/>
+        </w:rPr>
+        <w:t>x:auto</w:t>
+      </w:r>
+      <w:proofErr w:type="gramEnd"/>
+      <w:r>
+        <w:rPr>
+          <w:rFonts w:ascii="Arial" w:eastAsia="Times New Roman" w:hAnsi="Arial" w:cs="Times New Roman"/>
+          <w:i/>
+          <w:sz w:val="22"/>
+          <w:szCs w:val="24"/>
+          <w:lang w:eastAsia="de-AT"/>
+        </w:rPr>
+        <w:t>;y:auto;w:auto;p:auto;f:0</w:t>
       </w:r>
     </w:p>
     <w:p>
@@ -5991,18 +7964,29 @@
         </w:rPr>
         <w:t>“</w:t>
       </w:r>
+      <w:proofErr w:type="spellStart"/>
+      <w:proofErr w:type="gramStart"/>
       <w:r>
         <w:rPr>
           <w:i/>
           <w:lang w:val="en-US"/>
         </w:rPr>
-        <w:t>x:auto;y:auto;w:auto</w:t>
-      </w:r>
+        <w:t>x:auto</w:t>
+      </w:r>
+      <w:proofErr w:type="gramEnd"/>
       <w:r>
         <w:rPr>
           <w:i/>
           <w:lang w:val="en-US"/>
         </w:rPr>
+        <w:t>;y:auto;w:auto</w:t>
+      </w:r>
+      <w:proofErr w:type="spellEnd"/>
+      <w:r>
+        <w:rPr>
+          <w:i/>
+          <w:lang w:val="en-US"/>
+        </w:rPr>
         <w:t>”</w:t>
       </w:r>
     </w:p>
@@ -6033,13 +8017,29 @@
           <w:i/>
           <w:lang w:val="en-US"/>
         </w:rPr>
-        <w:t>x:10.0;y:10.0;w:100.0</w:t>
-      </w:r>
+        <w:t>x:10.</w:t>
+      </w:r>
+      <w:proofErr w:type="gramStart"/>
       <w:r>
         <w:rPr>
           <w:i/>
           <w:lang w:val="en-US"/>
         </w:rPr>
+        <w:t>0;y</w:t>
+      </w:r>
+      <w:proofErr w:type="gramEnd"/>
+      <w:r>
+        <w:rPr>
+          <w:i/>
+          <w:lang w:val="en-US"/>
+        </w:rPr>
+        <w:t>:10.0;w:100.0</w:t>
+      </w:r>
+      <w:r>
+        <w:rPr>
+          <w:i/>
+          <w:lang w:val="en-US"/>
+        </w:rPr>
         <w:t>;r:270</w:t>
       </w:r>
       <w:r>
@@ -6077,13 +8077,29 @@
           <w:i/>
           <w:lang w:val="en-US"/>
         </w:rPr>
-        <w:t>x:10.0;y:10.0;w:100.0;p:new;f:10</w:t>
-      </w:r>
+        <w:t>x:10.</w:t>
+      </w:r>
+      <w:proofErr w:type="gramStart"/>
       <w:r>
         <w:rPr>
           <w:i/>
           <w:lang w:val="en-US"/>
         </w:rPr>
+        <w:t>0;y</w:t>
+      </w:r>
+      <w:proofErr w:type="gramEnd"/>
+      <w:r>
+        <w:rPr>
+          <w:i/>
+          <w:lang w:val="en-US"/>
+        </w:rPr>
+        <w:t>:10.0;w:100.0;p:new;f:10</w:t>
+      </w:r>
+      <w:r>
+        <w:rPr>
+          <w:i/>
+          <w:lang w:val="en-US"/>
+        </w:rPr>
         <w:t>”</w:t>
       </w:r>
     </w:p>
@@ -6114,13 +8130,29 @@
           <w:i/>
           <w:lang w:val="en-US"/>
         </w:rPr>
-        <w:t>x:22.0;y:auto;w:450.0;p:2;f:25</w:t>
-      </w:r>
+        <w:t>x:22.</w:t>
+      </w:r>
+      <w:proofErr w:type="gramStart"/>
       <w:r>
         <w:rPr>
           <w:i/>
           <w:lang w:val="en-US"/>
         </w:rPr>
+        <w:t>0;y</w:t>
+      </w:r>
+      <w:proofErr w:type="gramEnd"/>
+      <w:r>
+        <w:rPr>
+          <w:i/>
+          <w:lang w:val="en-US"/>
+        </w:rPr>
+        <w:t>:auto;w:450.0;p:2;f:25</w:t>
+      </w:r>
+      <w:r>
+        <w:rPr>
+          <w:i/>
+          <w:lang w:val="en-US"/>
+        </w:rPr>
         <w:t>”</w:t>
       </w:r>
     </w:p>
@@ -6146,18 +8178,27 @@
         </w:rPr>
         <w:t>“</w:t>
       </w:r>
+      <w:proofErr w:type="gramStart"/>
       <w:r>
         <w:rPr>
           <w:i/>
           <w:lang w:val="en-US"/>
         </w:rPr>
-        <w:t>x:auto;y:auto;w:auto;p:auto;f:25.0</w:t>
-      </w:r>
+        <w:t>x:auto</w:t>
+      </w:r>
+      <w:proofErr w:type="gramEnd"/>
       <w:r>
         <w:rPr>
           <w:i/>
           <w:lang w:val="en-US"/>
         </w:rPr>
+        <w:t>;y:auto;w:auto;p:auto;f:25.0</w:t>
+      </w:r>
+      <w:r>
+        <w:rPr>
+          <w:i/>
+          <w:lang w:val="en-US"/>
+        </w:rPr>
         <w:t>”</w:t>
       </w:r>
     </w:p>
@@ -6225,13 +8266,29 @@
           <w:i/>
           <w:lang w:val="en-US"/>
         </w:rPr>
-        <w:t>x:150;y:22;w:400</w:t>
-      </w:r>
+        <w:t>x:</w:t>
+      </w:r>
+      <w:proofErr w:type="gramStart"/>
       <w:r>
         <w:rPr>
           <w:i/>
           <w:lang w:val="en-US"/>
         </w:rPr>
+        <w:t>150;y</w:t>
+      </w:r>
+      <w:proofErr w:type="gramEnd"/>
+      <w:r>
+        <w:rPr>
+          <w:i/>
+          <w:lang w:val="en-US"/>
+        </w:rPr>
+        <w:t>:22;w:400</w:t>
+      </w:r>
+      <w:r>
+        <w:rPr>
+          <w:i/>
+          <w:lang w:val="en-US"/>
+        </w:rPr>
         <w:t>”</w:t>
       </w:r>
     </w:p>
@@ -6246,7 +8303,35 @@
         <w:rPr>
           <w:i/>
         </w:rPr>
-        <w:t>-pos „x:10.0;w:155.0“</w:t>
+        <w:t>-</w:t>
+      </w:r>
+      <w:proofErr w:type="spellStart"/>
+      <w:r>
+        <w:rPr>
+          <w:i/>
+        </w:rPr>
+        <w:t>pos</w:t>
+      </w:r>
+      <w:proofErr w:type="spellEnd"/>
+      <w:r>
+        <w:rPr>
+          <w:i/>
+        </w:rPr>
+        <w:t xml:space="preserve"> „x:10.</w:t>
+      </w:r>
+      <w:proofErr w:type="gramStart"/>
+      <w:r>
+        <w:rPr>
+          <w:i/>
+        </w:rPr>
+        <w:t>0;w</w:t>
+      </w:r>
+      <w:proofErr w:type="gramEnd"/>
+      <w:r>
+        <w:rPr>
+          <w:i/>
+        </w:rPr>
+        <w:t>:155.0“</w:t>
       </w:r>
     </w:p>
     <w:p>
@@ -6274,8 +8359,16 @@
         <w:rPr>
           <w:i/>
         </w:rPr>
-        <w:t>p=new</w:t>
-      </w:r>
+        <w:t>p=</w:t>
+      </w:r>
+      <w:proofErr w:type="spellStart"/>
+      <w:r>
+        <w:rPr>
+          <w:i/>
+        </w:rPr>
+        <w:t>new</w:t>
+      </w:r>
+      <w:proofErr w:type="spellEnd"/>
       <w:r>
         <w:t xml:space="preserve"> bedeutet, dass eine neue, leere Seite an das Dokument angefügt und auf dieser dann eine absolute Positionierung vorgenommen wird. </w:t>
       </w:r>
@@ -6283,8 +8376,16 @@
         <w:rPr>
           <w:i/>
         </w:rPr>
-        <w:t>p=auto</w:t>
-      </w:r>
+        <w:t>p=</w:t>
+      </w:r>
+      <w:proofErr w:type="spellStart"/>
+      <w:r>
+        <w:rPr>
+          <w:i/>
+        </w:rPr>
+        <w:t>auto</w:t>
+      </w:r>
+      <w:proofErr w:type="spellEnd"/>
       <w:r>
         <w:t xml:space="preserve"> bedeutet, dass die Signatur eigentlich automatisch positioniert werden soll, bei Berechnung des Endes des Textes allerdings die Fußzeile ggf. ausgenommen wird. Mit diesem Mechanismus ist es möglich einen Signaturblock automatisch zwischen Text und Fußzeile zu platzieren, sofern dort genügend Platz vorhanden ist.</w:t>
       </w:r>
@@ -6349,12 +8450,16 @@
       <w:r>
         <w:t xml:space="preserve">Bei automatischer Positionierung unter Berücksichtigung der Fußzeile ist der Parameter </w:t>
       </w:r>
+      <w:proofErr w:type="spellStart"/>
+      <w:proofErr w:type="gramStart"/>
       <w:r>
         <w:rPr>
           <w:i/>
         </w:rPr>
         <w:t>y:auto</w:t>
       </w:r>
+      <w:proofErr w:type="spellEnd"/>
+      <w:proofErr w:type="gramEnd"/>
       <w:r>
         <w:t xml:space="preserve"> zusammen mit dem Parameter </w:t>
       </w:r>
@@ -6370,7 +8475,15 @@
     </w:p>
     <w:p>
       <w:r>
-        <w:t>Alle Koordinaten werden in PDF User Space Einheiten gemessen. Eine</w:t>
+        <w:t xml:space="preserve">Alle Koordinaten werden in </w:t>
+      </w:r>
+      <w:proofErr w:type="gramStart"/>
+      <w:r>
+        <w:t>PDF User</w:t>
+      </w:r>
+      <w:proofErr w:type="gramEnd"/>
+      <w:r>
+        <w:t xml:space="preserve"> Space Einheiten gemessen. Eine</w:t>
       </w:r>
       <w:r>
         <w:t xml:space="preserve"> </w:t>
@@ -6406,8 +8519,16 @@
         <w:rPr>
           <w:i/>
         </w:rPr>
-        <w:t>–pos</w:t>
-      </w:r>
+        <w:t>–</w:t>
+      </w:r>
+      <w:proofErr w:type="spellStart"/>
+      <w:r>
+        <w:rPr>
+          <w:i/>
+        </w:rPr>
+        <w:t>pos</w:t>
+      </w:r>
+      <w:proofErr w:type="spellEnd"/>
       <w:r>
         <w:t xml:space="preserve"> Parameter des </w:t>
       </w:r>
@@ -6456,9 +8577,11 @@
       <w:r>
         <w:t xml:space="preserve">Es ist durchaus möglich den Signaturblock so zu positionieren, dass er nicht sichtbar ist. </w:t>
       </w:r>
+      <w:proofErr w:type="spellStart"/>
       <w:r>
         <w:t>Weiters</w:t>
       </w:r>
+      <w:proofErr w:type="spellEnd"/>
       <w:r>
         <w:t xml:space="preserve"> kann er durch die Wahl einer sehr kleinen Breite unschön entstellt werden. Es liegt in der Verantwortung des Users eine ansprechende Darstellung und vernünftige Werte für die absolute Positionierung zu wählen.</w:t>
       </w:r>
@@ -6476,11 +8599,16 @@
         <w:t xml:space="preserve">Beachten Sie bitte, dass die Angabe der </w:t>
       </w:r>
       <w:r>
-        <w:t>Positionsparameter abhängig vom zugrundeliegenden Betriebssystem beim Aufruf aus der Commandlin</w:t>
+        <w:t xml:space="preserve">Positionsparameter abhängig vom zugrundeliegenden Betriebssystem beim Aufruf aus der </w:t>
+      </w:r>
+      <w:proofErr w:type="spellStart"/>
+      <w:r>
+        <w:t>Commandlin</w:t>
       </w:r>
       <w:r>
         <w:t>e</w:t>
       </w:r>
+      <w:proofErr w:type="spellEnd"/>
       <w:r>
         <w:t xml:space="preserve">/Shell </w:t>
       </w:r>
@@ -6512,8 +8640,16 @@
         <w:rPr>
           <w:i/>
         </w:rPr>
-        <w:t>-pos</w:t>
-      </w:r>
+        <w:t>-</w:t>
+      </w:r>
+      <w:proofErr w:type="spellStart"/>
+      <w:r>
+        <w:rPr>
+          <w:i/>
+        </w:rPr>
+        <w:t>pos</w:t>
+      </w:r>
+      <w:proofErr w:type="spellEnd"/>
       <w:r>
         <w:t xml:space="preserve"> zusammen mit Hochkomma</w:t>
       </w:r>
@@ -6539,24 +8675,76 @@
         <w:rPr>
           <w:i/>
         </w:rPr>
-        <w:t>-pos "x:10.0;y:10.0;w:100.0;p:new;f:10"</w:t>
+        <w:t>-</w:t>
+      </w:r>
+      <w:proofErr w:type="spellStart"/>
+      <w:r>
+        <w:rPr>
+          <w:i/>
+        </w:rPr>
+        <w:t>pos</w:t>
+      </w:r>
+      <w:proofErr w:type="spellEnd"/>
+      <w:r>
+        <w:rPr>
+          <w:i/>
+        </w:rPr>
+        <w:t xml:space="preserve"> "x:10.</w:t>
+      </w:r>
+      <w:proofErr w:type="gramStart"/>
+      <w:r>
+        <w:rPr>
+          <w:i/>
+        </w:rPr>
+        <w:t>0;y</w:t>
+      </w:r>
+      <w:proofErr w:type="gramEnd"/>
+      <w:r>
+        <w:rPr>
+          <w:i/>
+        </w:rPr>
+        <w:t>:10.0;w:100.0;p:new;f:10"</w:t>
       </w:r>
     </w:p>
     <w:p>
       <w:pPr>
         <w:pStyle w:val="Heading3"/>
       </w:pPr>
-      <w:bookmarkStart w:id="35" w:name="_Toc283915534"/>
-      <w:bookmarkStart w:id="36" w:name="_Toc490637494"/>
+      <w:bookmarkStart w:id="34" w:name="_Toc283915534"/>
+      <w:bookmarkStart w:id="35" w:name="_Toc490637494"/>
       <w:r>
         <w:t>Dynamische Werte in der Signaturblockdefinition</w:t>
       </w:r>
+      <w:bookmarkEnd w:id="34"/>
       <w:bookmarkEnd w:id="35"/>
-      <w:bookmarkEnd w:id="36"/>
-    </w:p>
-    <w:p>
-      <w:r>
-        <w:t>Seit PDF-AS Version 3.2 ist es möglich in die Werte (value) von eigens definierten Tabellenspalten dynamisch auf Teile des verwendeten Zertifikats zuzugreifen. Konkret kann auf die einzelnen RDNs Teile des Issuer DN und des Subject DN des Signaturzertifikats wie im folgenden Beispiel illustriert zugegriffen werden:</w:t>
+    </w:p>
+    <w:p>
+      <w:r>
+        <w:t>Seit PDF-AS Version 3.2 ist es möglich in die Werte (</w:t>
+      </w:r>
+      <w:proofErr w:type="spellStart"/>
+      <w:r>
+        <w:t>value</w:t>
+      </w:r>
+      <w:proofErr w:type="spellEnd"/>
+      <w:r>
+        <w:t xml:space="preserve">) von eigens definierten Tabellenspalten dynamisch auf Teile des verwendeten Zertifikats zuzugreifen. Konkret kann auf die einzelnen RDNs Teile des </w:t>
+      </w:r>
+      <w:proofErr w:type="spellStart"/>
+      <w:r>
+        <w:t>Issuer</w:t>
+      </w:r>
+      <w:proofErr w:type="spellEnd"/>
+      <w:r>
+        <w:t xml:space="preserve"> DN und des </w:t>
+      </w:r>
+      <w:proofErr w:type="spellStart"/>
+      <w:r>
+        <w:t>Subject</w:t>
+      </w:r>
+      <w:proofErr w:type="spellEnd"/>
+      <w:r>
+        <w:t xml:space="preserve"> DN des Signaturzertifikats wie im folgenden Beispiel illustriert zugegriffen werden:</w:t>
       </w:r>
     </w:p>
     <w:p>
@@ -6567,65 +8755,191 @@
           <w:szCs w:val="18"/>
         </w:rPr>
       </w:pPr>
+      <w:proofErr w:type="spellStart"/>
       <w:r>
         <w:rPr>
           <w:rFonts w:ascii="Courier New" w:hAnsi="Courier New" w:cs="Courier New"/>
           <w:sz w:val="18"/>
           <w:szCs w:val="18"/>
         </w:rPr>
-        <w:t>sig_obj.BAIK_URKUNDE_SIGNATUR.value.SIG_SIG_LABEL=</w:t>
-      </w:r>
+        <w:t>sig_obj.BAIK_URKUNDE_SIGNATUR.value.SIG_SIG_LABEL</w:t>
+      </w:r>
+      <w:proofErr w:type="spellEnd"/>
       <w:r>
         <w:rPr>
           <w:rFonts w:ascii="Courier New" w:hAnsi="Courier New" w:cs="Courier New"/>
           <w:sz w:val="18"/>
           <w:szCs w:val="18"/>
         </w:rPr>
-        <w:br/>
-        <w:t>${subject.CN}${subject.O != null ? ("\n" + subject.O) : ""}${subject.L != null ? ("\nKanzleisitz: " + subject.L) : ""}</w:t>
-      </w:r>
-    </w:p>
-    <w:p>
-      <w:pPr>
+        <w:t>=</w:t>
+      </w:r>
+      <w:r>
         <w:rPr>
           <w:rFonts w:ascii="Courier New" w:hAnsi="Courier New" w:cs="Courier New"/>
           <w:sz w:val="18"/>
           <w:szCs w:val="18"/>
         </w:rPr>
-      </w:pPr>
-      <w:r>
-        <w:t xml:space="preserve">Die Notation </w:t>
-      </w:r>
+        <w:br/>
+        <w:t>${</w:t>
+      </w:r>
+      <w:proofErr w:type="gramStart"/>
       <w:r>
         <w:rPr>
           <w:rFonts w:ascii="Courier New" w:hAnsi="Courier New" w:cs="Courier New"/>
           <w:sz w:val="18"/>
           <w:szCs w:val="18"/>
         </w:rPr>
-        <w:t>${..}</w:t>
-      </w:r>
-      <w:r>
-        <w:t xml:space="preserve"> ermöglicht die dynamische Auswertung eines Ausdrucks. Verfügbar sind </w:t>
-      </w:r>
+        <w:t>subject.CN}$</w:t>
+      </w:r>
+      <w:proofErr w:type="gramEnd"/>
       <w:r>
         <w:rPr>
           <w:rFonts w:ascii="Courier New" w:hAnsi="Courier New" w:cs="Courier New"/>
           <w:sz w:val="18"/>
           <w:szCs w:val="18"/>
         </w:rPr>
-        <w:t>subject</w:t>
-      </w:r>
-      <w:r>
-        <w:t xml:space="preserve"> und </w:t>
-      </w:r>
+        <w:t>{</w:t>
+      </w:r>
+      <w:proofErr w:type="spellStart"/>
       <w:r>
         <w:rPr>
           <w:rFonts w:ascii="Courier New" w:hAnsi="Courier New" w:cs="Courier New"/>
           <w:sz w:val="18"/>
           <w:szCs w:val="18"/>
         </w:rPr>
+        <w:t>subject.O</w:t>
+      </w:r>
+      <w:proofErr w:type="spellEnd"/>
+      <w:r>
+        <w:rPr>
+          <w:rFonts w:ascii="Courier New" w:hAnsi="Courier New" w:cs="Courier New"/>
+          <w:sz w:val="18"/>
+          <w:szCs w:val="18"/>
+        </w:rPr>
+        <w:t xml:space="preserve"> != null ? ("\n" + </w:t>
+      </w:r>
+      <w:proofErr w:type="spellStart"/>
+      <w:proofErr w:type="gramStart"/>
+      <w:r>
+        <w:rPr>
+          <w:rFonts w:ascii="Courier New" w:hAnsi="Courier New" w:cs="Courier New"/>
+          <w:sz w:val="18"/>
+          <w:szCs w:val="18"/>
+        </w:rPr>
+        <w:t>subject.O</w:t>
+      </w:r>
+      <w:proofErr w:type="spellEnd"/>
+      <w:proofErr w:type="gramEnd"/>
+      <w:r>
+        <w:rPr>
+          <w:rFonts w:ascii="Courier New" w:hAnsi="Courier New" w:cs="Courier New"/>
+          <w:sz w:val="18"/>
+          <w:szCs w:val="18"/>
+        </w:rPr>
+        <w:t>) : ""}${</w:t>
+      </w:r>
+      <w:proofErr w:type="spellStart"/>
+      <w:r>
+        <w:rPr>
+          <w:rFonts w:ascii="Courier New" w:hAnsi="Courier New" w:cs="Courier New"/>
+          <w:sz w:val="18"/>
+          <w:szCs w:val="18"/>
+        </w:rPr>
+        <w:t>subject.L</w:t>
+      </w:r>
+      <w:proofErr w:type="spellEnd"/>
+      <w:r>
+        <w:rPr>
+          <w:rFonts w:ascii="Courier New" w:hAnsi="Courier New" w:cs="Courier New"/>
+          <w:sz w:val="18"/>
+          <w:szCs w:val="18"/>
+        </w:rPr>
+        <w:t xml:space="preserve"> != null ? ("\</w:t>
+      </w:r>
+      <w:proofErr w:type="spellStart"/>
+      <w:r>
+        <w:rPr>
+          <w:rFonts w:ascii="Courier New" w:hAnsi="Courier New" w:cs="Courier New"/>
+          <w:sz w:val="18"/>
+          <w:szCs w:val="18"/>
+        </w:rPr>
+        <w:t>nKanzleisitz</w:t>
+      </w:r>
+      <w:proofErr w:type="spellEnd"/>
+      <w:r>
+        <w:rPr>
+          <w:rFonts w:ascii="Courier New" w:hAnsi="Courier New" w:cs="Courier New"/>
+          <w:sz w:val="18"/>
+          <w:szCs w:val="18"/>
+        </w:rPr>
+        <w:t xml:space="preserve">: " + </w:t>
+      </w:r>
+      <w:proofErr w:type="spellStart"/>
+      <w:proofErr w:type="gramStart"/>
+      <w:r>
+        <w:rPr>
+          <w:rFonts w:ascii="Courier New" w:hAnsi="Courier New" w:cs="Courier New"/>
+          <w:sz w:val="18"/>
+          <w:szCs w:val="18"/>
+        </w:rPr>
+        <w:t>subject.L</w:t>
+      </w:r>
+      <w:proofErr w:type="spellEnd"/>
+      <w:proofErr w:type="gramEnd"/>
+      <w:r>
+        <w:rPr>
+          <w:rFonts w:ascii="Courier New" w:hAnsi="Courier New" w:cs="Courier New"/>
+          <w:sz w:val="18"/>
+          <w:szCs w:val="18"/>
+        </w:rPr>
+        <w:t>) : ""}</w:t>
+      </w:r>
+    </w:p>
+    <w:p>
+      <w:pPr>
+        <w:rPr>
+          <w:rFonts w:ascii="Courier New" w:hAnsi="Courier New" w:cs="Courier New"/>
+          <w:sz w:val="18"/>
+          <w:szCs w:val="18"/>
+        </w:rPr>
+      </w:pPr>
+      <w:r>
+        <w:t xml:space="preserve">Die Notation </w:t>
+      </w:r>
+      <w:r>
+        <w:rPr>
+          <w:rFonts w:ascii="Courier New" w:hAnsi="Courier New" w:cs="Courier New"/>
+          <w:sz w:val="18"/>
+          <w:szCs w:val="18"/>
+        </w:rPr>
+        <w:t>${..}</w:t>
+      </w:r>
+      <w:r>
+        <w:t xml:space="preserve"> ermöglicht die dynamische Auswertung eines Ausdrucks. Verfügbar sind </w:t>
+      </w:r>
+      <w:proofErr w:type="spellStart"/>
+      <w:r>
+        <w:rPr>
+          <w:rFonts w:ascii="Courier New" w:hAnsi="Courier New" w:cs="Courier New"/>
+          <w:sz w:val="18"/>
+          <w:szCs w:val="18"/>
+        </w:rPr>
+        <w:t>subject</w:t>
+      </w:r>
+      <w:proofErr w:type="spellEnd"/>
+      <w:r>
+        <w:t xml:space="preserve"> und </w:t>
+      </w:r>
+      <w:proofErr w:type="spellStart"/>
+      <w:r>
+        <w:rPr>
+          <w:rFonts w:ascii="Courier New" w:hAnsi="Courier New" w:cs="Courier New"/>
+          <w:sz w:val="18"/>
+          <w:szCs w:val="18"/>
+        </w:rPr>
         <w:t>issuer</w:t>
       </w:r>
+      <w:proofErr w:type="spellEnd"/>
       <w:r>
         <w:t xml:space="preserve"> und die im Zertifikat DN vorhandenen RDNs. Wie im Beispiel illustriert sind einfache String Operationen und Bedingungsauswertungen ebenfalls verfügbar.</w:t>
       </w:r>
@@ -6643,21 +8957,29 @@
       <w:pPr>
         <w:pStyle w:val="Heading2"/>
       </w:pPr>
-      <w:bookmarkStart w:id="37" w:name="_Toc283915527"/>
-      <w:bookmarkStart w:id="38" w:name="_Ref379288511"/>
-      <w:bookmarkStart w:id="39" w:name="_Toc379351824"/>
-      <w:bookmarkStart w:id="40" w:name="_Toc490637495"/>
+      <w:bookmarkStart w:id="36" w:name="_Toc283915527"/>
+      <w:bookmarkStart w:id="37" w:name="_Ref379288511"/>
+      <w:bookmarkStart w:id="38" w:name="_Toc379351824"/>
+      <w:bookmarkStart w:id="39" w:name="_Toc490637495"/>
       <w:r>
         <w:t>Signatur-Platzhalter im Dokument</w:t>
       </w:r>
+      <w:bookmarkEnd w:id="36"/>
       <w:bookmarkEnd w:id="37"/>
       <w:bookmarkEnd w:id="38"/>
       <w:bookmarkEnd w:id="39"/>
-      <w:bookmarkEnd w:id="40"/>
-    </w:p>
-    <w:p>
-      <w:r>
-        <w:t xml:space="preserve">Seit Version 3.2 können in zu signierenden PDF Dokumenten spezielle Bilder als Platzhalter positioniert werden. Ein solcher Platzhalter muss einen speziellen QR-Code (ein 2D Barcode) enthalten, damit er erkannt werden kann. Von diesem Platzhalter wird die Positionierung (linke obere Ecke) sowie die Breite für den Signaturblock </w:t>
+    </w:p>
+    <w:p>
+      <w:r>
+        <w:t xml:space="preserve">Seit Version 3.2 können in zu signierenden </w:t>
+      </w:r>
+      <w:proofErr w:type="gramStart"/>
+      <w:r>
+        <w:t>PDF Dokumenten</w:t>
+      </w:r>
+      <w:proofErr w:type="gramEnd"/>
+      <w:r>
+        <w:t xml:space="preserve"> spezielle Bilder als Platzhalter positioniert werden. Ein solcher Platzhalter muss einen speziellen QR-Code (ein 2D Barcode) enthalten, damit er erkannt werden kann. Von diesem Platzhalter wird die Positionierung (linke obere Ecke) sowie die Breite für den Signaturblock </w:t>
       </w:r>
       <w:r>
         <w:lastRenderedPageBreak/>
@@ -6670,20 +8992,28 @@
         <w:t>,</w:t>
       </w:r>
       <w:r>
-        <w:t xml:space="preserve"> über die Signaturprofil, Signaturtyp und Signaturkey gewählt werden können.</w:t>
+        <w:t xml:space="preserve"> über die Signaturprofil, Signaturtyp und </w:t>
+      </w:r>
+      <w:proofErr w:type="spellStart"/>
+      <w:r>
+        <w:t>Signaturkey</w:t>
+      </w:r>
+      <w:proofErr w:type="spellEnd"/>
+      <w:r>
+        <w:t xml:space="preserve"> gewählt werden können.</w:t>
       </w:r>
     </w:p>
     <w:p>
       <w:pPr>
         <w:pStyle w:val="Heading3"/>
       </w:pPr>
-      <w:bookmarkStart w:id="41" w:name="_Toc283915528"/>
-      <w:bookmarkStart w:id="42" w:name="_Toc490637496"/>
+      <w:bookmarkStart w:id="40" w:name="_Toc283915528"/>
+      <w:bookmarkStart w:id="41" w:name="_Toc490637496"/>
       <w:r>
         <w:t>Aktivierung</w:t>
       </w:r>
+      <w:bookmarkEnd w:id="40"/>
       <w:bookmarkEnd w:id="41"/>
-      <w:bookmarkEnd w:id="42"/>
     </w:p>
     <w:p>
       <w:r>
@@ -6691,12 +9021,28 @@
       </w:r>
     </w:p>
     <w:p>
-      <w:r>
-        <w:rPr>
-          <w:i/>
-        </w:rPr>
-        <w:t>enable_placeholder_search=true</w:t>
-      </w:r>
+      <w:proofErr w:type="spellStart"/>
+      <w:r>
+        <w:rPr>
+          <w:i/>
+        </w:rPr>
+        <w:t>enable_placeholder_search</w:t>
+      </w:r>
+      <w:proofErr w:type="spellEnd"/>
+      <w:r>
+        <w:rPr>
+          <w:i/>
+        </w:rPr>
+        <w:t>=</w:t>
+      </w:r>
+      <w:proofErr w:type="spellStart"/>
+      <w:r>
+        <w:rPr>
+          <w:i/>
+        </w:rPr>
+        <w:t>true</w:t>
+      </w:r>
+      <w:proofErr w:type="spellEnd"/>
       <w:r>
         <w:rPr>
           <w:rFonts w:ascii="Courier New" w:hAnsi="Courier New" w:cs="Courier New"/>
@@ -6714,38 +9060,106 @@
       <w:r>
         <w:t xml:space="preserve">die Suche nach Platzhaltern für alle Profile. Der Standardwert für diesen Parameter ist </w:t>
       </w:r>
+      <w:proofErr w:type="spellStart"/>
       <w:r>
         <w:rPr>
           <w:i/>
         </w:rPr>
         <w:t>false</w:t>
       </w:r>
+      <w:proofErr w:type="spellEnd"/>
       <w:r>
         <w:t xml:space="preserve">. </w:t>
       </w:r>
     </w:p>
     <w:p>
-      <w:r>
-        <w:rPr>
-          <w:i/>
-        </w:rPr>
-        <w:t>sig_obj.[PROFILNAME].enable_placeholder_search=[true|false]</w:t>
-      </w:r>
-      <w:r>
-        <w:t xml:space="preserve"> aktiviert, beziehungsweise deaktiviert die Suche nach Platzhaltern für ein bestimmtes Profil. Berücksichtigt wird hier das Profil, welches als SignParameter übergeben wurde, beziehungsweise - falls keines übergeben wurde - das default-Profil.</w:t>
+      <w:proofErr w:type="spellStart"/>
+      <w:r>
+        <w:rPr>
+          <w:i/>
+        </w:rPr>
+        <w:t>sig_</w:t>
+      </w:r>
+      <w:proofErr w:type="gramStart"/>
+      <w:r>
+        <w:rPr>
+          <w:i/>
+        </w:rPr>
+        <w:t>obj</w:t>
+      </w:r>
+      <w:proofErr w:type="spellEnd"/>
+      <w:r>
+        <w:rPr>
+          <w:i/>
+        </w:rPr>
+        <w:t>.[</w:t>
+      </w:r>
+      <w:proofErr w:type="gramEnd"/>
+      <w:r>
+        <w:rPr>
+          <w:i/>
+        </w:rPr>
+        <w:t>PROFILNAME].</w:t>
+      </w:r>
+      <w:proofErr w:type="spellStart"/>
+      <w:r>
+        <w:rPr>
+          <w:i/>
+        </w:rPr>
+        <w:t>enable_placeholder_search</w:t>
+      </w:r>
+      <w:proofErr w:type="spellEnd"/>
+      <w:r>
+        <w:rPr>
+          <w:i/>
+        </w:rPr>
+        <w:t>=[</w:t>
+      </w:r>
+      <w:proofErr w:type="spellStart"/>
+      <w:r>
+        <w:rPr>
+          <w:i/>
+        </w:rPr>
+        <w:t>true|false</w:t>
+      </w:r>
+      <w:proofErr w:type="spellEnd"/>
+      <w:r>
+        <w:rPr>
+          <w:i/>
+        </w:rPr>
+        <w:t>]</w:t>
+      </w:r>
+      <w:r>
+        <w:t xml:space="preserve"> aktiviert, beziehungsweise deaktiviert die Suche nach Platzhaltern für ein bestimmtes Profil. Berücksichtigt wird hier das Profil, welches als </w:t>
+      </w:r>
+      <w:proofErr w:type="spellStart"/>
+      <w:r>
+        <w:t>SignParameter</w:t>
+      </w:r>
+      <w:proofErr w:type="spellEnd"/>
+      <w:r>
+        <w:t xml:space="preserve"> übergeben wurde, beziehungsweise - falls keines übergeben wurde - das </w:t>
+      </w:r>
+      <w:proofErr w:type="spellStart"/>
+      <w:r>
+        <w:t>default</w:t>
+      </w:r>
+      <w:proofErr w:type="spellEnd"/>
+      <w:r>
+        <w:t>-Profil.</w:t>
       </w:r>
     </w:p>
     <w:p>
       <w:pPr>
         <w:pStyle w:val="Heading3"/>
       </w:pPr>
-      <w:bookmarkStart w:id="43" w:name="_Toc283915529"/>
-      <w:bookmarkStart w:id="44" w:name="_Toc490637497"/>
+      <w:bookmarkStart w:id="42" w:name="_Toc283915529"/>
+      <w:bookmarkStart w:id="43" w:name="_Toc490637497"/>
       <w:r>
         <w:t>QR-Code Generierung</w:t>
       </w:r>
+      <w:bookmarkEnd w:id="42"/>
       <w:bookmarkEnd w:id="43"/>
-      <w:bookmarkEnd w:id="44"/>
     </w:p>
     <w:p>
       <w:r>
@@ -6758,7 +9172,7 @@
       </w:r>
     </w:p>
     <w:p>
-      <w:hyperlink r:id="rId14" w:history="1">
+      <w:hyperlink r:id="rId16" w:history="1">
         <w:r>
           <w:rPr>
             <w:rStyle w:val="Hyperlink"/>
@@ -6788,7 +9202,23 @@
           <w:i/>
           <w:lang w:val="en-US"/>
         </w:rPr>
-        <w:t>PDF-AS-POS[;property=value]*</w:t>
+        <w:t>PDF-AS-POS</w:t>
+      </w:r>
+      <w:proofErr w:type="gramStart"/>
+      <w:r>
+        <w:rPr>
+          <w:i/>
+          <w:lang w:val="en-US"/>
+        </w:rPr>
+        <w:t>[;property</w:t>
+      </w:r>
+      <w:proofErr w:type="gramEnd"/>
+      <w:r>
+        <w:rPr>
+          <w:i/>
+          <w:lang w:val="en-US"/>
+        </w:rPr>
+        <w:t>=value]*</w:t>
       </w:r>
     </w:p>
     <w:p>
@@ -6813,13 +9243,13 @@
       <w:pPr>
         <w:pStyle w:val="Heading3"/>
       </w:pPr>
-      <w:bookmarkStart w:id="45" w:name="_Toc283915530"/>
-      <w:bookmarkStart w:id="46" w:name="_Toc490637498"/>
+      <w:bookmarkStart w:id="44" w:name="_Toc283915530"/>
+      <w:bookmarkStart w:id="45" w:name="_Toc490637498"/>
       <w:r>
         <w:t>Properties</w:t>
       </w:r>
+      <w:bookmarkEnd w:id="44"/>
       <w:bookmarkEnd w:id="45"/>
-      <w:bookmarkEnd w:id="46"/>
     </w:p>
     <w:p>
       <w:r>
@@ -6827,12 +9257,14 @@
       </w:r>
     </w:p>
     <w:p>
+      <w:proofErr w:type="spellStart"/>
       <w:r>
         <w:rPr>
           <w:i/>
         </w:rPr>
         <w:t>profile</w:t>
       </w:r>
+      <w:proofErr w:type="spellEnd"/>
       <w:r>
         <w:tab/>
       </w:r>
@@ -6856,11 +9288,27 @@
           <w:i/>
         </w:rPr>
       </w:pPr>
-      <w:r>
-        <w:rPr>
-          <w:i/>
-        </w:rPr>
-        <w:t>PDF-AS-POS;profile=SIGNATURBLOCK_DE</w:t>
+      <w:proofErr w:type="spellStart"/>
+      <w:r>
+        <w:rPr>
+          <w:i/>
+        </w:rPr>
+        <w:t>PDF-AS-</w:t>
+      </w:r>
+      <w:proofErr w:type="gramStart"/>
+      <w:r>
+        <w:rPr>
+          <w:i/>
+        </w:rPr>
+        <w:t>POS;profile</w:t>
+      </w:r>
+      <w:proofErr w:type="spellEnd"/>
+      <w:proofErr w:type="gramEnd"/>
+      <w:r>
+        <w:rPr>
+          <w:i/>
+        </w:rPr>
+        <w:t>=SIGNATURBLOCK_DE</w:t>
       </w:r>
     </w:p>
     <w:p>
@@ -6870,14 +9318,31 @@
           <w:i/>
         </w:rPr>
       </w:pPr>
-      <w:r>
-        <w:rPr>
-          <w:i/>
-        </w:rPr>
-        <w:t>PDF-AS-POS;profile=SIGNATURBLOCK_EN</w:t>
-      </w:r>
-    </w:p>
-    <w:p>
+      <w:proofErr w:type="spellStart"/>
+      <w:r>
+        <w:rPr>
+          <w:i/>
+        </w:rPr>
+        <w:t>PDF-AS-</w:t>
+      </w:r>
+      <w:proofErr w:type="gramStart"/>
+      <w:r>
+        <w:rPr>
+          <w:i/>
+        </w:rPr>
+        <w:t>POS;profile</w:t>
+      </w:r>
+      <w:proofErr w:type="spellEnd"/>
+      <w:proofErr w:type="gramEnd"/>
+      <w:r>
+        <w:rPr>
+          <w:i/>
+        </w:rPr>
+        <w:t>=SIGNATURBLOCK_EN</w:t>
+      </w:r>
+    </w:p>
+    <w:p>
+      <w:proofErr w:type="spellStart"/>
       <w:r>
         <w:rPr>
           <w:i/>
@@ -6885,6 +9350,7 @@
         <w:lastRenderedPageBreak/>
         <w:t>id</w:t>
       </w:r>
+      <w:proofErr w:type="spellEnd"/>
       <w:r>
         <w:tab/>
       </w:r>
@@ -6893,7 +9359,15 @@
       </w:r>
       <w:r>
         <w:tab/>
-        <w:t>ein Identifikator für diesen Platzhalter</w:t>
+        <w:t xml:space="preserve">ein </w:t>
+      </w:r>
+      <w:proofErr w:type="spellStart"/>
+      <w:r>
+        <w:t>Identifikator</w:t>
+      </w:r>
+      <w:proofErr w:type="spellEnd"/>
+      <w:r>
+        <w:t xml:space="preserve"> für diesen Platzhalter</w:t>
       </w:r>
     </w:p>
     <w:p>
@@ -6908,11 +9382,19 @@
           <w:i/>
         </w:rPr>
       </w:pPr>
-      <w:r>
-        <w:rPr>
-          <w:i/>
-        </w:rPr>
-        <w:t>PDF-AS-POS;</w:t>
+      <w:proofErr w:type="spellStart"/>
+      <w:r>
+        <w:rPr>
+          <w:i/>
+        </w:rPr>
+        <w:t>PDF-AS-</w:t>
+      </w:r>
+      <w:proofErr w:type="gramStart"/>
+      <w:r>
+        <w:rPr>
+          <w:i/>
+        </w:rPr>
+        <w:t>POS;</w:t>
       </w:r>
       <w:r>
         <w:rPr>
@@ -6920,6 +9402,8 @@
         </w:rPr>
         <w:t>id</w:t>
       </w:r>
+      <w:proofErr w:type="spellEnd"/>
+      <w:proofErr w:type="gramEnd"/>
       <w:r>
         <w:rPr>
           <w:i/>
@@ -6940,11 +9424,19 @@
           <w:i/>
         </w:rPr>
       </w:pPr>
-      <w:r>
-        <w:rPr>
-          <w:i/>
-        </w:rPr>
-        <w:t>PDF-AS-POS;</w:t>
+      <w:proofErr w:type="spellStart"/>
+      <w:r>
+        <w:rPr>
+          <w:i/>
+        </w:rPr>
+        <w:t>PDF-AS-</w:t>
+      </w:r>
+      <w:proofErr w:type="gramStart"/>
+      <w:r>
+        <w:rPr>
+          <w:i/>
+        </w:rPr>
+        <w:t>POS;</w:t>
       </w:r>
       <w:r>
         <w:rPr>
@@ -6952,6 +9444,8 @@
         </w:rPr>
         <w:t>id</w:t>
       </w:r>
+      <w:proofErr w:type="spellEnd"/>
+      <w:proofErr w:type="gramEnd"/>
       <w:r>
         <w:rPr>
           <w:i/>
@@ -6974,24 +9468,50 @@
       <w:pPr>
         <w:pStyle w:val="Heading3"/>
       </w:pPr>
-      <w:bookmarkStart w:id="47" w:name="_Toc490637499"/>
+      <w:bookmarkStart w:id="46" w:name="_Toc490637499"/>
       <w:r>
         <w:t>Signatur-Platzhalter</w:t>
       </w:r>
       <w:r>
         <w:t xml:space="preserve"> Auswahl</w:t>
       </w:r>
-      <w:bookmarkEnd w:id="47"/>
-    </w:p>
-    <w:p>
-      <w:r>
-        <w:t>Befinden sich mehrer Platzhalter in einem Dokument kann PDF-AS in verschied</w:t>
+      <w:bookmarkEnd w:id="46"/>
+    </w:p>
+    <w:p>
+      <w:r>
+        <w:t xml:space="preserve">Befinden sich </w:t>
+      </w:r>
+      <w:proofErr w:type="spellStart"/>
+      <w:r>
+        <w:t>mehrer</w:t>
+      </w:r>
+      <w:proofErr w:type="spellEnd"/>
+      <w:r>
+        <w:t xml:space="preserve"> Platzhalter in einem Dokument kann PDF-AS in verschied</w:t>
       </w:r>
       <w:r>
         <w:t>e</w:t>
       </w:r>
       <w:r>
-        <w:t>nen Modi die Auswahl treffen, welcher Platzhalter für den aktuellen Signaturvorgang zu verwenden ist. Welcher Modi verwendet wird lässt sich in der Datei „advancedconfig.properties“ unter „placeholder_mode“ konfigurieren. Folgende Modi sind verfügbar:</w:t>
+        <w:t>nen Modi die Auswahl treffen, welcher Platzhalter für den aktuellen Signaturvorgang zu verwenden ist. Welcher Modi verwendet wird lässt sich in der Datei „</w:t>
+      </w:r>
+      <w:proofErr w:type="spellStart"/>
+      <w:proofErr w:type="gramStart"/>
+      <w:r>
+        <w:t>advancedconfig.properties</w:t>
+      </w:r>
+      <w:proofErr w:type="spellEnd"/>
+      <w:proofErr w:type="gramEnd"/>
+      <w:r>
+        <w:t>“ unter „</w:t>
+      </w:r>
+      <w:proofErr w:type="spellStart"/>
+      <w:r>
+        <w:t>placeholder_mode</w:t>
+      </w:r>
+      <w:proofErr w:type="spellEnd"/>
+      <w:r>
+        <w:t>“ konfigurieren. Folgende Modi sind verfügbar:</w:t>
       </w:r>
     </w:p>
     <w:p>
@@ -7011,23 +9531,49 @@
       <w:r>
         <w:t xml:space="preserve">schlägt der Signaturvorgang fehl, wenn kein Platzhalter mit einem </w:t>
       </w:r>
-      <w:r>
-        <w:t xml:space="preserve">Identifikator </w:t>
+      <w:proofErr w:type="spellStart"/>
+      <w:r>
+        <w:t>Identifikator</w:t>
+      </w:r>
+      <w:proofErr w:type="spellEnd"/>
+      <w:r>
+        <w:t xml:space="preserve"> </w:t>
       </w:r>
       <w:r>
         <w:t xml:space="preserve">gefunden wird der zu dem </w:t>
       </w:r>
-      <w:r>
-        <w:t xml:space="preserve">Identifikator </w:t>
-      </w:r>
-      <w:r>
-        <w:t>„placeholder_id“ passt</w:t>
+      <w:proofErr w:type="spellStart"/>
+      <w:r>
+        <w:t>Identifikator</w:t>
+      </w:r>
+      <w:proofErr w:type="spellEnd"/>
+      <w:r>
+        <w:t xml:space="preserve"> </w:t>
+      </w:r>
+      <w:r>
+        <w:t>„</w:t>
+      </w:r>
+      <w:proofErr w:type="spellStart"/>
+      <w:r>
+        <w:t>placeholder_id</w:t>
+      </w:r>
+      <w:proofErr w:type="spellEnd"/>
+      <w:r>
+        <w:t>“ passt</w:t>
       </w:r>
       <w:r>
         <w:t>.</w:t>
       </w:r>
       <w:r>
-        <w:t xml:space="preserve"> Dieser Modus wird“strict“ genannt.</w:t>
+        <w:t xml:space="preserve"> Dieser Modus </w:t>
+      </w:r>
+      <w:proofErr w:type="spellStart"/>
+      <w:r>
+        <w:t>wird“strict</w:t>
+      </w:r>
+      <w:proofErr w:type="spellEnd"/>
+      <w:r>
+        <w:t>“ genannt.</w:t>
       </w:r>
     </w:p>
     <w:p>
@@ -7044,14 +9590,32 @@
         <w:tab/>
         <w:t xml:space="preserve">in diesem Modus wird der Platzhalter mit dem </w:t>
       </w:r>
-      <w:r>
-        <w:t xml:space="preserve">Identifikator </w:t>
-      </w:r>
-      <w:r>
-        <w:t xml:space="preserve">welcher zu „placeholder_id“ passt verwendet. Wird dieser nicht gefunden, wird ein Platzhalter ohne </w:t>
-      </w:r>
-      <w:r>
-        <w:t xml:space="preserve">Identifikator </w:t>
+      <w:proofErr w:type="spellStart"/>
+      <w:r>
+        <w:t>Identifikator</w:t>
+      </w:r>
+      <w:proofErr w:type="spellEnd"/>
+      <w:r>
+        <w:t xml:space="preserve"> </w:t>
+      </w:r>
+      <w:r>
+        <w:t>welcher zu „</w:t>
+      </w:r>
+      <w:proofErr w:type="spellStart"/>
+      <w:r>
+        <w:t>placeholder_id</w:t>
+      </w:r>
+      <w:proofErr w:type="spellEnd"/>
+      <w:r>
+        <w:t xml:space="preserve">“ passt verwendet. Wird dieser nicht gefunden, wird ein Platzhalter ohne </w:t>
+      </w:r>
+      <w:proofErr w:type="spellStart"/>
+      <w:r>
+        <w:t>Identifikator</w:t>
+      </w:r>
+      <w:proofErr w:type="spellEnd"/>
+      <w:r>
+        <w:t xml:space="preserve"> </w:t>
       </w:r>
       <w:r>
         <w:t>verwendet. Wird auch kein solcher Platzhalter gefunden, verläuft der Signaturvorgang ohne Platzhalter.</w:t>
@@ -7060,7 +9624,15 @@
         <w:t xml:space="preserve"> </w:t>
       </w:r>
       <w:r>
-        <w:t>Dieser Modus wird“moderate“ genannt. Dies ist der Standardmodus.</w:t>
+        <w:t xml:space="preserve">Dieser Modus </w:t>
+      </w:r>
+      <w:proofErr w:type="spellStart"/>
+      <w:r>
+        <w:t>wird“moderate</w:t>
+      </w:r>
+      <w:proofErr w:type="spellEnd"/>
+      <w:r>
+        <w:t>“ genannt. Dies ist der Standardmodus.</w:t>
       </w:r>
     </w:p>
     <w:p>
@@ -7086,8 +9658,13 @@
       <w:r>
         <w:t xml:space="preserve"> wenn nur Platzhalter mit </w:t>
       </w:r>
-      <w:r>
-        <w:t xml:space="preserve">Identifikatoren </w:t>
+      <w:proofErr w:type="spellStart"/>
+      <w:r>
+        <w:t>Identifikatoren</w:t>
+      </w:r>
+      <w:proofErr w:type="spellEnd"/>
+      <w:r>
+        <w:t xml:space="preserve"> </w:t>
       </w:r>
       <w:r>
         <w:t>gefunden werden</w:t>
@@ -7096,7 +9673,15 @@
         <w:t>,</w:t>
       </w:r>
       <w:r>
-        <w:t xml:space="preserve"> der erste dieser verwendet. Dieser Modus wird“lenient“ genannt.</w:t>
+        <w:t xml:space="preserve"> der erste dieser verwendet. Dieser Modus </w:t>
+      </w:r>
+      <w:proofErr w:type="spellStart"/>
+      <w:r>
+        <w:t>wird“lenient</w:t>
+      </w:r>
+      <w:proofErr w:type="spellEnd"/>
+      <w:r>
+        <w:t>“ genannt.</w:t>
       </w:r>
     </w:p>
     <w:p>
@@ -7113,23 +9698,54 @@
         <w:tab/>
         <w:t xml:space="preserve">in diesem Modus wird der Platzhalter mit dem </w:t>
       </w:r>
-      <w:r>
-        <w:t xml:space="preserve">Identifikator </w:t>
-      </w:r>
-      <w:r>
-        <w:t xml:space="preserve">welcher zu „placeholder_id“ passt verwendet. Wird dieser nicht gefunden, wird der erste Platzhalter mit </w:t>
-      </w:r>
-      <w:r>
-        <w:t xml:space="preserve">Identifikator </w:t>
+      <w:proofErr w:type="spellStart"/>
+      <w:r>
+        <w:t>Identifikator</w:t>
+      </w:r>
+      <w:proofErr w:type="spellEnd"/>
+      <w:r>
+        <w:t xml:space="preserve"> </w:t>
+      </w:r>
+      <w:r>
+        <w:t>welcher zu „</w:t>
+      </w:r>
+      <w:proofErr w:type="spellStart"/>
+      <w:r>
+        <w:t>placeholder_id</w:t>
+      </w:r>
+      <w:proofErr w:type="spellEnd"/>
+      <w:r>
+        <w:t xml:space="preserve">“ passt verwendet. Wird dieser nicht gefunden, wird der erste Platzhalter mit </w:t>
+      </w:r>
+      <w:proofErr w:type="spellStart"/>
+      <w:r>
+        <w:t>Identifikator</w:t>
+      </w:r>
+      <w:proofErr w:type="spellEnd"/>
+      <w:r>
+        <w:t xml:space="preserve"> </w:t>
       </w:r>
       <w:r>
         <w:t xml:space="preserve">in alphabetischer Reihenfolge verwendet. Wurde kein Platzhalter gefunden, wird ein Platzhalter ohne </w:t>
       </w:r>
-      <w:r>
-        <w:t xml:space="preserve">Identifikator </w:t>
-      </w:r>
-      <w:r>
-        <w:t>verwendet. Wird auch kein solcher Platzhalter gefunden, verläuft der Signaturvorgang ohne Platzhalter. Dieser Modus wird“sorted“ genannt.</w:t>
+      <w:proofErr w:type="spellStart"/>
+      <w:r>
+        <w:t>Identifikator</w:t>
+      </w:r>
+      <w:proofErr w:type="spellEnd"/>
+      <w:r>
+        <w:t xml:space="preserve"> </w:t>
+      </w:r>
+      <w:r>
+        <w:t xml:space="preserve">verwendet. Wird auch kein solcher Platzhalter gefunden, verläuft der Signaturvorgang ohne Platzhalter. Dieser Modus </w:t>
+      </w:r>
+      <w:proofErr w:type="spellStart"/>
+      <w:r>
+        <w:t>wird“sorted</w:t>
+      </w:r>
+      <w:proofErr w:type="spellEnd"/>
+      <w:r>
+        <w:t>“ genannt.</w:t>
       </w:r>
     </w:p>
     <w:p>
@@ -7330,8 +9946,13 @@
               <w:cnfStyle w:val="000000000000" w:firstRow="0" w:lastRow="0" w:firstColumn="0" w:lastColumn="0" w:oddVBand="0" w:evenVBand="0" w:oddHBand="0" w:evenHBand="0" w:firstRowFirstColumn="0" w:firstRowLastColumn="0" w:lastRowFirstColumn="0" w:lastRowLastColumn="0"/>
             </w:pPr>
             <w:r>
-              <w:t>Andreas Fitzek</w:t>
-            </w:r>
+              <w:t xml:space="preserve">Andreas </w:t>
+            </w:r>
+            <w:proofErr w:type="spellStart"/>
+            <w:r>
+              <w:t>Fitzek</w:t>
+            </w:r>
+            <w:proofErr w:type="spellEnd"/>
           </w:p>
         </w:tc>
         <w:tc>
@@ -7407,8 +10028,13 @@
               <w:cnfStyle w:val="000000010000" w:firstRow="0" w:lastRow="0" w:firstColumn="0" w:lastColumn="0" w:oddVBand="0" w:evenVBand="0" w:oddHBand="0" w:evenHBand="1" w:firstRowFirstColumn="0" w:firstRowLastColumn="0" w:lastRowFirstColumn="0" w:lastRowLastColumn="0"/>
             </w:pPr>
             <w:r>
-              <w:t>Christian Maierhofer</w:t>
-            </w:r>
+              <w:t xml:space="preserve">Christian </w:t>
+            </w:r>
+            <w:proofErr w:type="spellStart"/>
+            <w:r>
+              <w:t>Maierhofer</w:t>
+            </w:r>
+            <w:proofErr w:type="spellEnd"/>
           </w:p>
         </w:tc>
         <w:tc>
@@ -7475,8 +10101,13 @@
               <w:cnfStyle w:val="000000000000" w:firstRow="0" w:lastRow="0" w:firstColumn="0" w:lastColumn="0" w:oddVBand="0" w:evenVBand="0" w:oddHBand="0" w:evenHBand="0" w:firstRowFirstColumn="0" w:firstRowLastColumn="0" w:lastRowFirstColumn="0" w:lastRowLastColumn="0"/>
             </w:pPr>
             <w:r>
-              <w:t>Andreas Fitzek</w:t>
-            </w:r>
+              <w:t xml:space="preserve">Andreas </w:t>
+            </w:r>
+            <w:proofErr w:type="spellStart"/>
+            <w:r>
+              <w:t>Fitzek</w:t>
+            </w:r>
+            <w:proofErr w:type="spellEnd"/>
           </w:p>
         </w:tc>
         <w:tc>
@@ -7546,8 +10177,13 @@
               <w:cnfStyle w:val="000000010000" w:firstRow="0" w:lastRow="0" w:firstColumn="0" w:lastColumn="0" w:oddVBand="0" w:evenVBand="0" w:oddHBand="0" w:evenHBand="1" w:firstRowFirstColumn="0" w:firstRowLastColumn="0" w:lastRowFirstColumn="0" w:lastRowLastColumn="0"/>
             </w:pPr>
             <w:r>
-              <w:t>Andreas Fitzek</w:t>
-            </w:r>
+              <w:t xml:space="preserve">Andreas </w:t>
+            </w:r>
+            <w:proofErr w:type="spellStart"/>
+            <w:r>
+              <w:t>Fitzek</w:t>
+            </w:r>
+            <w:proofErr w:type="spellEnd"/>
           </w:p>
         </w:tc>
         <w:tc>
@@ -7562,8 +10198,13 @@
             <w:pPr>
               <w:cnfStyle w:val="000000010000" w:firstRow="0" w:lastRow="0" w:firstColumn="0" w:lastColumn="0" w:oddVBand="0" w:evenVBand="0" w:oddHBand="0" w:evenHBand="1" w:firstRowFirstColumn="0" w:firstRowLastColumn="0" w:lastRowFirstColumn="0" w:lastRowLastColumn="0"/>
             </w:pPr>
-            <w:r>
-              <w:t>pdf-as-moa Bibliothek</w:t>
+            <w:proofErr w:type="spellStart"/>
+            <w:r>
+              <w:t>pdf-as-moa</w:t>
+            </w:r>
+            <w:proofErr w:type="spellEnd"/>
+            <w:r>
+              <w:t xml:space="preserve"> Bibliothek</w:t>
             </w:r>
           </w:p>
         </w:tc>
@@ -7614,8 +10255,13 @@
               <w:cnfStyle w:val="000000000000" w:firstRow="0" w:lastRow="0" w:firstColumn="0" w:lastColumn="0" w:oddVBand="0" w:evenVBand="0" w:oddHBand="0" w:evenHBand="0" w:firstRowFirstColumn="0" w:firstRowLastColumn="0" w:lastRowFirstColumn="0" w:lastRowLastColumn="0"/>
             </w:pPr>
             <w:r>
-              <w:t>Andreas Fitzek</w:t>
-            </w:r>
+              <w:t xml:space="preserve">Andreas </w:t>
+            </w:r>
+            <w:proofErr w:type="spellStart"/>
+            <w:r>
+              <w:t>Fitzek</w:t>
+            </w:r>
+            <w:proofErr w:type="spellEnd"/>
           </w:p>
         </w:tc>
         <w:tc>
@@ -7685,8 +10331,13 @@
               <w:cnfStyle w:val="000000010000" w:firstRow="0" w:lastRow="0" w:firstColumn="0" w:lastColumn="0" w:oddVBand="0" w:evenVBand="0" w:oddHBand="0" w:evenHBand="1" w:firstRowFirstColumn="0" w:firstRowLastColumn="0" w:lastRowFirstColumn="0" w:lastRowLastColumn="0"/>
             </w:pPr>
             <w:r>
-              <w:t>Andreas Fitzek</w:t>
-            </w:r>
+              <w:t xml:space="preserve">Andreas </w:t>
+            </w:r>
+            <w:proofErr w:type="spellStart"/>
+            <w:r>
+              <w:t>Fitzek</w:t>
+            </w:r>
+            <w:proofErr w:type="spellEnd"/>
           </w:p>
         </w:tc>
         <w:tc>
@@ -7785,11 +10436,79 @@
             <w:tcW w:w="1242" w:type="dxa"/>
             <w:tcBorders>
               <w:top w:val="nil"/>
+              <w:bottom w:val="nil"/>
             </w:tcBorders>
           </w:tcPr>
           <w:p>
             <w:r>
               <w:t>0.9</w:t>
+            </w:r>
+          </w:p>
+        </w:tc>
+        <w:tc>
+          <w:tcPr>
+            <w:tcW w:w="1701" w:type="dxa"/>
+            <w:tcBorders>
+              <w:top w:val="nil"/>
+              <w:bottom w:val="nil"/>
+            </w:tcBorders>
+          </w:tcPr>
+          <w:p>
+            <w:pPr>
+              <w:cnfStyle w:val="000000010000" w:firstRow="0" w:lastRow="0" w:firstColumn="0" w:lastColumn="0" w:oddVBand="0" w:evenVBand="0" w:oddHBand="0" w:evenHBand="1" w:firstRowFirstColumn="0" w:firstRowLastColumn="0" w:lastRowFirstColumn="0" w:lastRowLastColumn="0"/>
+            </w:pPr>
+            <w:r>
+              <w:t>03.06.2019</w:t>
+            </w:r>
+          </w:p>
+        </w:tc>
+        <w:tc>
+          <w:tcPr>
+            <w:tcW w:w="2552" w:type="dxa"/>
+            <w:tcBorders>
+              <w:top w:val="nil"/>
+              <w:bottom w:val="nil"/>
+            </w:tcBorders>
+          </w:tcPr>
+          <w:p>
+            <w:pPr>
+              <w:cnfStyle w:val="000000010000" w:firstRow="0" w:lastRow="0" w:firstColumn="0" w:lastColumn="0" w:oddVBand="0" w:evenVBand="0" w:oddHBand="0" w:evenHBand="1" w:firstRowFirstColumn="0" w:firstRowLastColumn="0" w:lastRowFirstColumn="0" w:lastRowLastColumn="0"/>
+            </w:pPr>
+            <w:r>
+              <w:t>Emina Ahmetovic</w:t>
+            </w:r>
+          </w:p>
+        </w:tc>
+        <w:tc>
+          <w:tcPr>
+            <w:tcW w:w="3645" w:type="dxa"/>
+            <w:tcBorders>
+              <w:top w:val="nil"/>
+              <w:bottom w:val="nil"/>
+            </w:tcBorders>
+          </w:tcPr>
+          <w:p>
+            <w:pPr>
+              <w:cnfStyle w:val="000000010000" w:firstRow="0" w:lastRow="0" w:firstColumn="0" w:lastColumn="0" w:oddVBand="0" w:evenVBand="0" w:oddHBand="0" w:evenHBand="1" w:firstRowFirstColumn="0" w:firstRowLastColumn="0" w:lastRowFirstColumn="0" w:lastRowLastColumn="0"/>
+            </w:pPr>
+            <w:r>
+              <w:t>Code-Update</w:t>
+            </w:r>
+          </w:p>
+        </w:tc>
+      </w:tr>
+      <w:tr>
+        <w:tc>
+          <w:tcPr>
+            <w:cnfStyle w:val="001000000000" w:firstRow="0" w:lastRow="0" w:firstColumn="1" w:lastColumn="0" w:oddVBand="0" w:evenVBand="0" w:oddHBand="0" w:evenHBand="0" w:firstRowFirstColumn="0" w:firstRowLastColumn="0" w:lastRowFirstColumn="0" w:lastRowLastColumn="0"/>
+            <w:tcW w:w="1242" w:type="dxa"/>
+            <w:tcBorders>
+              <w:top w:val="nil"/>
+            </w:tcBorders>
+          </w:tcPr>
+          <w:p>
+            <w:r>
+              <w:t>1.0</w:t>
             </w:r>
           </w:p>
         </w:tc>
@@ -7802,10 +10521,10 @@
           </w:tcPr>
           <w:p>
             <w:pPr>
-              <w:cnfStyle w:val="000000010000" w:firstRow="0" w:lastRow="0" w:firstColumn="0" w:lastColumn="0" w:oddVBand="0" w:evenVBand="0" w:oddHBand="0" w:evenHBand="1" w:firstRowFirstColumn="0" w:firstRowLastColumn="0" w:lastRowFirstColumn="0" w:lastRowLastColumn="0"/>
+              <w:cnfStyle w:val="000000000000" w:firstRow="0" w:lastRow="0" w:firstColumn="0" w:lastColumn="0" w:oddVBand="0" w:evenVBand="0" w:oddHBand="0" w:evenHBand="0" w:firstRowFirstColumn="0" w:firstRowLastColumn="0" w:lastRowFirstColumn="0" w:lastRowLastColumn="0"/>
             </w:pPr>
             <w:r>
-              <w:t>03.06.2019</w:t>
+              <w:t>14.0.4.2021</w:t>
             </w:r>
           </w:p>
         </w:tc>
@@ -7818,11 +10537,16 @@
           </w:tcPr>
           <w:p>
             <w:pPr>
-              <w:cnfStyle w:val="000000010000" w:firstRow="0" w:lastRow="0" w:firstColumn="0" w:lastColumn="0" w:oddVBand="0" w:evenVBand="0" w:oddHBand="0" w:evenHBand="1" w:firstRowFirstColumn="0" w:firstRowLastColumn="0" w:lastRowFirstColumn="0" w:lastRowLastColumn="0"/>
+              <w:cnfStyle w:val="000000000000" w:firstRow="0" w:lastRow="0" w:firstColumn="0" w:lastColumn="0" w:oddVBand="0" w:evenVBand="0" w:oddHBand="0" w:evenHBand="0" w:firstRowFirstColumn="0" w:firstRowLastColumn="0" w:lastRowFirstColumn="0" w:lastRowLastColumn="0"/>
             </w:pPr>
             <w:r>
-              <w:t>Emina Ahmetovic</w:t>
-            </w:r>
+              <w:t xml:space="preserve">Alexander </w:t>
+            </w:r>
+            <w:proofErr w:type="spellStart"/>
+            <w:r>
+              <w:t>Marsalek</w:t>
+            </w:r>
+            <w:proofErr w:type="spellEnd"/>
           </w:p>
         </w:tc>
         <w:tc>
@@ -7834,10 +10558,15 @@
           </w:tcPr>
           <w:p>
             <w:pPr>
-              <w:cnfStyle w:val="000000010000" w:firstRow="0" w:lastRow="0" w:firstColumn="0" w:lastColumn="0" w:oddVBand="0" w:evenVBand="0" w:oddHBand="0" w:evenHBand="1" w:firstRowFirstColumn="0" w:firstRowLastColumn="0" w:lastRowFirstColumn="0" w:lastRowLastColumn="0"/>
+              <w:cnfStyle w:val="000000000000" w:firstRow="0" w:lastRow="0" w:firstColumn="0" w:lastColumn="0" w:oddVBand="0" w:evenVBand="0" w:oddHBand="0" w:evenHBand="0" w:firstRowFirstColumn="0" w:firstRowLastColumn="0" w:lastRowFirstColumn="0" w:lastRowLastColumn="0"/>
             </w:pPr>
-            <w:r>
-              <w:t>Code-Update</w:t>
+            <w:proofErr w:type="spellStart"/>
+            <w:r>
+              <w:t>sbp</w:t>
+            </w:r>
+            <w:proofErr w:type="spellEnd"/>
+            <w:r>
+              <w:t xml:space="preserve"> Parameter ergänzt</w:t>
             </w:r>
           </w:p>
         </w:tc>
@@ -7894,13 +10623,13 @@
             <w:r>
               <w:t>[</w:t>
             </w:r>
-            <w:bookmarkStart w:id="48" w:name="KEYWORDS"/>
-            <w:bookmarkStart w:id="49" w:name="PDFASWEB"/>
+            <w:bookmarkStart w:id="47" w:name="KEYWORDS"/>
+            <w:bookmarkStart w:id="48" w:name="PDFASWEB"/>
+            <w:bookmarkEnd w:id="47"/>
+            <w:r>
+              <w:t>PDF-AS-WEB</w:t>
+            </w:r>
             <w:bookmarkEnd w:id="48"/>
-            <w:r>
-              <w:t>PDF-AS-WEB</w:t>
-            </w:r>
-            <w:bookmarkEnd w:id="49"/>
             <w:r>
               <w:t>]</w:t>
             </w:r>
@@ -7929,11 +10658,11 @@
             <w:r>
               <w:t>[</w:t>
             </w:r>
-            <w:bookmarkStart w:id="50" w:name="PDFASAPI"/>
+            <w:bookmarkStart w:id="49" w:name="PDFASAPI"/>
             <w:r>
               <w:t>PDF-AS-API</w:t>
             </w:r>
-            <w:bookmarkEnd w:id="50"/>
+            <w:bookmarkEnd w:id="49"/>
             <w:r>
               <w:t>]</w:t>
             </w:r>
@@ -7953,8 +10682,16 @@
               <w:rPr>
                 <w:lang w:val="en-US"/>
               </w:rPr>
-              <w:t>PDF-AS API Dokumentation</w:t>
-            </w:r>
+              <w:t xml:space="preserve">PDF-AS API </w:t>
+            </w:r>
+            <w:proofErr w:type="spellStart"/>
+            <w:r>
+              <w:rPr>
+                <w:lang w:val="en-US"/>
+              </w:rPr>
+              <w:t>Dokumentation</w:t>
+            </w:r>
+            <w:proofErr w:type="spellEnd"/>
             <w:r>
               <w:rPr>
                 <w:lang w:val="en-US"/>
@@ -7973,8 +10710,8 @@
       </w:pPr>
     </w:p>
     <w:sectPr>
-      <w:footerReference w:type="default" r:id="rId15"/>
-      <w:footerReference w:type="first" r:id="rId16"/>
+      <w:footerReference w:type="default" r:id="rId17"/>
+      <w:footerReference w:type="first" r:id="rId18"/>
       <w:pgSz w:w="12240" w:h="15840" w:code="1"/>
       <w:pgMar w:top="1077" w:right="1225" w:bottom="1134" w:left="1701" w:header="720" w:footer="720" w:gutter="0"/>
       <w:cols w:space="720"/>
@@ -7986,7 +10723,7 @@
 </file>
 
 <file path=word/endnotes.xml><?xml version="1.0" encoding="utf-8"?>
-<w:endnotes xmlns:wpc="http://schemas.microsoft.com/office/word/2010/wordprocessingCanvas" xmlns:cx="http://schemas.microsoft.com/office/drawing/2014/chartex" xmlns:cx1="http://schemas.microsoft.com/office/drawing/2015/9/8/chartex" xmlns:mc="http://schemas.openxmlformats.org/markup-compatibility/2006" xmlns:o="urn:schemas-microsoft-com:office:office" xmlns:r="http://schemas.openxmlformats.org/officeDocument/2006/relationships" xmlns:m="http://schemas.openxmlformats.org/officeDocument/2006/math" xmlns:v="urn:schemas-microsoft-com:vml" xmlns:wp14="http://schemas.microsoft.com/office/word/2010/wordprocessingDrawing" xmlns:wp="http://schemas.openxmlformats.org/drawingml/2006/wordprocessingDrawing" xmlns:w10="urn:schemas-microsoft-com:office:word" xmlns:w="http://schemas.openxmlformats.org/wordprocessingml/2006/main" xmlns:w14="http://schemas.microsoft.com/office/word/2010/wordml" xmlns:w15="http://schemas.microsoft.com/office/word/2012/wordml" xmlns:w16se="http://schemas.microsoft.com/office/word/2015/wordml/symex" xmlns:wpg="http://schemas.microsoft.com/office/word/2010/wordprocessingGroup" xmlns:wpi="http://schemas.microsoft.com/office/word/2010/wordprocessingInk" xmlns:wne="http://schemas.microsoft.com/office/word/2006/wordml" xmlns:wps="http://schemas.microsoft.com/office/word/2010/wordprocessingShape" mc:Ignorable="w14 w15 w16se wp14">
+<w:endnotes xmlns:wpc="http://schemas.microsoft.com/office/word/2010/wordprocessingCanvas" xmlns:cx="http://schemas.microsoft.com/office/drawing/2014/chartex" xmlns:cx1="http://schemas.microsoft.com/office/drawing/2015/9/8/chartex" xmlns:cx2="http://schemas.microsoft.com/office/drawing/2015/10/21/chartex" xmlns:cx3="http://schemas.microsoft.com/office/drawing/2016/5/9/chartex" xmlns:cx4="http://schemas.microsoft.com/office/drawing/2016/5/10/chartex" xmlns:cx5="http://schemas.microsoft.com/office/drawing/2016/5/11/chartex" xmlns:cx6="http://schemas.microsoft.com/office/drawing/2016/5/12/chartex" xmlns:cx7="http://schemas.microsoft.com/office/drawing/2016/5/13/chartex" xmlns:cx8="http://schemas.microsoft.com/office/drawing/2016/5/14/chartex" xmlns:mc="http://schemas.openxmlformats.org/markup-compatibility/2006" xmlns:aink="http://schemas.microsoft.com/office/drawing/2016/ink" xmlns:am3d="http://schemas.microsoft.com/office/drawing/2017/model3d" xmlns:o="urn:schemas-microsoft-com:office:office" xmlns:r="http://schemas.openxmlformats.org/officeDocument/2006/relationships" xmlns:m="http://schemas.openxmlformats.org/officeDocument/2006/math" xmlns:v="urn:schemas-microsoft-com:vml" xmlns:wp14="http://schemas.microsoft.com/office/word/2010/wordprocessingDrawing" xmlns:wp="http://schemas.openxmlformats.org/drawingml/2006/wordprocessingDrawing" xmlns:w10="urn:schemas-microsoft-com:office:word" xmlns:w="http://schemas.openxmlformats.org/wordprocessingml/2006/main" xmlns:w14="http://schemas.microsoft.com/office/word/2010/wordml" xmlns:w15="http://schemas.microsoft.com/office/word/2012/wordml" xmlns:w16cex="http://schemas.microsoft.com/office/word/2018/wordml/cex" xmlns:w16cid="http://schemas.microsoft.com/office/word/2016/wordml/cid" xmlns:w16="http://schemas.microsoft.com/office/word/2018/wordml" xmlns:w16se="http://schemas.microsoft.com/office/word/2015/wordml/symex" xmlns:wpg="http://schemas.microsoft.com/office/word/2010/wordprocessingGroup" xmlns:wpi="http://schemas.microsoft.com/office/word/2010/wordprocessingInk" xmlns:wne="http://schemas.microsoft.com/office/word/2006/wordml" xmlns:wps="http://schemas.microsoft.com/office/word/2010/wordprocessingShape" mc:Ignorable="w14 w15 w16se w16cid w16 w16cex wp14">
   <w:endnote w:type="separator" w:id="-1">
     <w:p>
       <w:r>
@@ -8005,7 +10742,7 @@
 </file>
 
 <file path=word/footer1.xml><?xml version="1.0" encoding="utf-8"?>
-<w:ftr xmlns:wpc="http://schemas.microsoft.com/office/word/2010/wordprocessingCanvas" xmlns:cx="http://schemas.microsoft.com/office/drawing/2014/chartex" xmlns:cx1="http://schemas.microsoft.com/office/drawing/2015/9/8/chartex" xmlns:mc="http://schemas.openxmlformats.org/markup-compatibility/2006" xmlns:o="urn:schemas-microsoft-com:office:office" xmlns:r="http://schemas.openxmlformats.org/officeDocument/2006/relationships" xmlns:m="http://schemas.openxmlformats.org/officeDocument/2006/math" xmlns:v="urn:schemas-microsoft-com:vml" xmlns:wp14="http://schemas.microsoft.com/office/word/2010/wordprocessingDrawing" xmlns:wp="http://schemas.openxmlformats.org/drawingml/2006/wordprocessingDrawing" xmlns:w10="urn:schemas-microsoft-com:office:word" xmlns:w="http://schemas.openxmlformats.org/wordprocessingml/2006/main" xmlns:w14="http://schemas.microsoft.com/office/word/2010/wordml" xmlns:w15="http://schemas.microsoft.com/office/word/2012/wordml" xmlns:w16se="http://schemas.microsoft.com/office/word/2015/wordml/symex" xmlns:wpg="http://schemas.microsoft.com/office/word/2010/wordprocessingGroup" xmlns:wpi="http://schemas.microsoft.com/office/word/2010/wordprocessingInk" xmlns:wne="http://schemas.microsoft.com/office/word/2006/wordml" xmlns:wps="http://schemas.microsoft.com/office/word/2010/wordprocessingShape" mc:Ignorable="w14 w15 w16se wp14">
+<w:ftr xmlns:wpc="http://schemas.microsoft.com/office/word/2010/wordprocessingCanvas" xmlns:cx="http://schemas.microsoft.com/office/drawing/2014/chartex" xmlns:cx1="http://schemas.microsoft.com/office/drawing/2015/9/8/chartex" xmlns:cx2="http://schemas.microsoft.com/office/drawing/2015/10/21/chartex" xmlns:cx3="http://schemas.microsoft.com/office/drawing/2016/5/9/chartex" xmlns:cx4="http://schemas.microsoft.com/office/drawing/2016/5/10/chartex" xmlns:cx5="http://schemas.microsoft.com/office/drawing/2016/5/11/chartex" xmlns:cx6="http://schemas.microsoft.com/office/drawing/2016/5/12/chartex" xmlns:cx7="http://schemas.microsoft.com/office/drawing/2016/5/13/chartex" xmlns:cx8="http://schemas.microsoft.com/office/drawing/2016/5/14/chartex" xmlns:mc="http://schemas.openxmlformats.org/markup-compatibility/2006" xmlns:aink="http://schemas.microsoft.com/office/drawing/2016/ink" xmlns:am3d="http://schemas.microsoft.com/office/drawing/2017/model3d" xmlns:o="urn:schemas-microsoft-com:office:office" xmlns:r="http://schemas.openxmlformats.org/officeDocument/2006/relationships" xmlns:m="http://schemas.openxmlformats.org/officeDocument/2006/math" xmlns:v="urn:schemas-microsoft-com:vml" xmlns:wp14="http://schemas.microsoft.com/office/word/2010/wordprocessingDrawing" xmlns:wp="http://schemas.openxmlformats.org/drawingml/2006/wordprocessingDrawing" xmlns:w10="urn:schemas-microsoft-com:office:word" xmlns:w="http://schemas.openxmlformats.org/wordprocessingml/2006/main" xmlns:w14="http://schemas.microsoft.com/office/word/2010/wordml" xmlns:w15="http://schemas.microsoft.com/office/word/2012/wordml" xmlns:w16cex="http://schemas.microsoft.com/office/word/2018/wordml/cex" xmlns:w16cid="http://schemas.microsoft.com/office/word/2016/wordml/cid" xmlns:w16="http://schemas.microsoft.com/office/word/2018/wordml" xmlns:w16se="http://schemas.microsoft.com/office/word/2015/wordml/symex" xmlns:wpg="http://schemas.microsoft.com/office/word/2010/wordprocessingGroup" xmlns:wpi="http://schemas.microsoft.com/office/word/2010/wordprocessingInk" xmlns:wne="http://schemas.microsoft.com/office/word/2006/wordml" xmlns:wps="http://schemas.microsoft.com/office/word/2010/wordprocessingShape" mc:Ignorable="w14 w15 w16se w16cid w16 w16cex wp14">
   <w:p>
     <w:pPr>
       <w:pStyle w:val="Footer"/>
@@ -8018,7 +10755,7 @@
       <mc:AlternateContent>
         <mc:Choice Requires="wps">
           <w:drawing>
-            <wp:anchor distT="0" distB="0" distL="114300" distR="114300" simplePos="0" relativeHeight="251659264" behindDoc="0" locked="0" layoutInCell="1" allowOverlap="1" wp14:anchorId="0A2C722E" wp14:editId="6624F6F2">
+            <wp:anchor distT="0" distB="0" distL="114300" distR="114300" simplePos="0" relativeHeight="251659264" behindDoc="0" locked="0" layoutInCell="1" allowOverlap="1" wp14:anchorId="055AE194" wp14:editId="0A8CA091">
               <wp:simplePos x="0" y="0"/>
               <wp:positionH relativeFrom="margin">
                 <wp:align>left</wp:align>
@@ -8077,8 +10814,8 @@
                             <w:tblDescription w:val="Footer info"/>
                           </w:tblPr>
                           <w:tblGrid>
-                            <w:gridCol w:w="8141"/>
-                            <w:gridCol w:w="1206"/>
+                            <w:gridCol w:w="8181"/>
+                            <w:gridCol w:w="1212"/>
                           </w:tblGrid>
                           <w:tr>
                             <w:tc>
@@ -8164,11 +10901,11 @@
         </mc:Choice>
         <mc:Fallback>
           <w:pict>
-            <v:shapetype w14:anchorId="0A2C722E" id="_x0000_t202" coordsize="21600,21600" o:spt="202" path="m,l,21600r21600,l21600,xe">
+            <v:shapetype w14:anchorId="055AE194" id="_x0000_t202" coordsize="21600,21600" o:spt="202" path="m,l,21600r21600,l21600,xe">
               <v:stroke joinstyle="miter"/>
               <v:path gradientshapeok="t" o:connecttype="rect"/>
             </v:shapetype>
-            <v:shape id="Text Box 7" o:spid="_x0000_s1027" type="#_x0000_t202" alt="Footer content" style="position:absolute;left:0;text-align:left;margin-left:0;margin-top:0;width:468pt;height:46.8pt;z-index:251659264;visibility:visible;mso-wrap-style:square;mso-width-percent:1000;mso-height-percent:0;mso-wrap-distance-left:9pt;mso-wrap-distance-top:0;mso-wrap-distance-right:9pt;mso-wrap-distance-bottom:0;mso-position-horizontal:left;mso-position-horizontal-relative:margin;mso-position-vertical:bottom;mso-position-vertical-relative:bottom-margin-area;mso-width-percent:1000;mso-height-percent:0;mso-width-relative:margin;mso-height-relative:margin;v-text-anchor:top" o:gfxdata="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" filled="f" stroked="f" strokeweight=".5pt">
+            <v:shape id="Text Box 7" o:spid="_x0000_s1027" type="#_x0000_t202" alt="Footer content" style="position:absolute;left:0;text-align:left;margin-left:0;margin-top:0;width:468pt;height:46.8pt;z-index:251659264;visibility:visible;mso-wrap-style:square;mso-width-percent:1000;mso-height-percent:0;mso-wrap-distance-left:9pt;mso-wrap-distance-top:0;mso-wrap-distance-right:9pt;mso-wrap-distance-bottom:0;mso-position-horizontal:left;mso-position-horizontal-relative:margin;mso-position-vertical:bottom;mso-position-vertical-relative:bottom-margin-area;mso-width-percent:1000;mso-height-percent:0;mso-width-relative:margin;mso-height-relative:margin;v-text-anchor:top" o:gfxdata="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" filled="f" stroked="f" strokeweight=".5pt">
               <v:textbox inset="0,,0">
                 <w:txbxContent>
                   <w:tbl>
@@ -8183,8 +10920,8 @@
                       <w:tblDescription w:val="Footer info"/>
                     </w:tblPr>
                     <w:tblGrid>
-                      <w:gridCol w:w="8141"/>
-                      <w:gridCol w:w="1206"/>
+                      <w:gridCol w:w="8181"/>
+                      <w:gridCol w:w="1212"/>
                     </w:tblGrid>
                     <w:tr>
                       <w:tc>
@@ -8261,7 +10998,7 @@
 </file>
 
 <file path=word/footer2.xml><?xml version="1.0" encoding="utf-8"?>
-<w:ftr xmlns:wpc="http://schemas.microsoft.com/office/word/2010/wordprocessingCanvas" xmlns:cx="http://schemas.microsoft.com/office/drawing/2014/chartex" xmlns:cx1="http://schemas.microsoft.com/office/drawing/2015/9/8/chartex" xmlns:mc="http://schemas.openxmlformats.org/markup-compatibility/2006" xmlns:o="urn:schemas-microsoft-com:office:office" xmlns:r="http://schemas.openxmlformats.org/officeDocument/2006/relationships" xmlns:m="http://schemas.openxmlformats.org/officeDocument/2006/math" xmlns:v="urn:schemas-microsoft-com:vml" xmlns:wp14="http://schemas.microsoft.com/office/word/2010/wordprocessingDrawing" xmlns:wp="http://schemas.openxmlformats.org/drawingml/2006/wordprocessingDrawing" xmlns:w10="urn:schemas-microsoft-com:office:word" xmlns:w="http://schemas.openxmlformats.org/wordprocessingml/2006/main" xmlns:w14="http://schemas.microsoft.com/office/word/2010/wordml" xmlns:w15="http://schemas.microsoft.com/office/word/2012/wordml" xmlns:w16se="http://schemas.microsoft.com/office/word/2015/wordml/symex" xmlns:wpg="http://schemas.microsoft.com/office/word/2010/wordprocessingGroup" xmlns:wpi="http://schemas.microsoft.com/office/word/2010/wordprocessingInk" xmlns:wne="http://schemas.microsoft.com/office/word/2006/wordml" xmlns:wps="http://schemas.microsoft.com/office/word/2010/wordprocessingShape" mc:Ignorable="w14 w15 w16se wp14">
+<w:ftr xmlns:wpc="http://schemas.microsoft.com/office/word/2010/wordprocessingCanvas" xmlns:cx="http://schemas.microsoft.com/office/drawing/2014/chartex" xmlns:cx1="http://schemas.microsoft.com/office/drawing/2015/9/8/chartex" xmlns:cx2="http://schemas.microsoft.com/office/drawing/2015/10/21/chartex" xmlns:cx3="http://schemas.microsoft.com/office/drawing/2016/5/9/chartex" xmlns:cx4="http://schemas.microsoft.com/office/drawing/2016/5/10/chartex" xmlns:cx5="http://schemas.microsoft.com/office/drawing/2016/5/11/chartex" xmlns:cx6="http://schemas.microsoft.com/office/drawing/2016/5/12/chartex" xmlns:cx7="http://schemas.microsoft.com/office/drawing/2016/5/13/chartex" xmlns:cx8="http://schemas.microsoft.com/office/drawing/2016/5/14/chartex" xmlns:mc="http://schemas.openxmlformats.org/markup-compatibility/2006" xmlns:aink="http://schemas.microsoft.com/office/drawing/2016/ink" xmlns:am3d="http://schemas.microsoft.com/office/drawing/2017/model3d" xmlns:o="urn:schemas-microsoft-com:office:office" xmlns:r="http://schemas.openxmlformats.org/officeDocument/2006/relationships" xmlns:m="http://schemas.openxmlformats.org/officeDocument/2006/math" xmlns:v="urn:schemas-microsoft-com:vml" xmlns:wp14="http://schemas.microsoft.com/office/word/2010/wordprocessingDrawing" xmlns:wp="http://schemas.openxmlformats.org/drawingml/2006/wordprocessingDrawing" xmlns:w10="urn:schemas-microsoft-com:office:word" xmlns:w="http://schemas.openxmlformats.org/wordprocessingml/2006/main" xmlns:w14="http://schemas.microsoft.com/office/word/2010/wordml" xmlns:w15="http://schemas.microsoft.com/office/word/2012/wordml" xmlns:w16cex="http://schemas.microsoft.com/office/word/2018/wordml/cex" xmlns:w16cid="http://schemas.microsoft.com/office/word/2016/wordml/cid" xmlns:w16="http://schemas.microsoft.com/office/word/2018/wordml" xmlns:w16se="http://schemas.microsoft.com/office/word/2015/wordml/symex" xmlns:wpg="http://schemas.microsoft.com/office/word/2010/wordprocessingGroup" xmlns:wpi="http://schemas.microsoft.com/office/word/2010/wordprocessingInk" xmlns:wne="http://schemas.microsoft.com/office/word/2006/wordml" xmlns:wps="http://schemas.microsoft.com/office/word/2010/wordprocessingShape" mc:Ignorable="w14 w15 w16se w16cid w16 w16cex wp14">
   <w:p>
     <w:pPr>
       <w:pStyle w:val="Footer"/>
@@ -8300,7 +11037,15 @@
             <w:ind w:left="0"/>
           </w:pPr>
           <w:r>
-            <w:t>E-Government Innovationszentrum</w:t>
+            <w:t>E-</w:t>
+          </w:r>
+          <w:proofErr w:type="spellStart"/>
+          <w:r>
+            <w:t>Government</w:t>
+          </w:r>
+          <w:proofErr w:type="spellEnd"/>
+          <w:r>
+            <w:t xml:space="preserve"> Innovationszentrum</w:t>
           </w:r>
         </w:p>
         <w:p>
@@ -8313,13 +11058,23 @@
               <w:szCs w:val="18"/>
             </w:rPr>
           </w:pPr>
+          <w:proofErr w:type="spellStart"/>
           <w:r>
             <w:rPr>
               <w:rFonts w:asciiTheme="majorHAnsi" w:hAnsiTheme="majorHAnsi"/>
               <w:sz w:val="18"/>
               <w:szCs w:val="18"/>
             </w:rPr>
-            <w:t>Inffeldgasse 16/a, A-8010 Graz</w:t>
+            <w:t>Inffeldgasse</w:t>
+          </w:r>
+          <w:proofErr w:type="spellEnd"/>
+          <w:r>
+            <w:rPr>
+              <w:rFonts w:asciiTheme="majorHAnsi" w:hAnsiTheme="majorHAnsi"/>
+              <w:sz w:val="18"/>
+              <w:szCs w:val="18"/>
+            </w:rPr>
+            <w:t xml:space="preserve"> 16/a, A-8010 Graz</w:t>
           </w:r>
           <w:r>
             <w:rPr>
@@ -8423,7 +11178,23 @@
               <w:sz w:val="18"/>
               <w:szCs w:val="18"/>
             </w:rPr>
-            <w:t xml:space="preserve"> E-Government Innovationszentrum </w:t>
+            <w:t xml:space="preserve"> E-</w:t>
+          </w:r>
+          <w:proofErr w:type="spellStart"/>
+          <w:r>
+            <w:rPr>
+              <w:sz w:val="18"/>
+              <w:szCs w:val="18"/>
+            </w:rPr>
+            <w:t>Government</w:t>
+          </w:r>
+          <w:proofErr w:type="spellEnd"/>
+          <w:r>
+            <w:rPr>
+              <w:sz w:val="18"/>
+              <w:szCs w:val="18"/>
+            </w:rPr>
+            <w:t xml:space="preserve"> Innovationszentrum </w:t>
           </w:r>
           <w:r>
             <w:rPr>
@@ -8490,7 +11261,7 @@
               <w:lang w:val="en-US" w:eastAsia="en-US"/>
             </w:rPr>
             <w:drawing>
-              <wp:inline distT="0" distB="0" distL="0" distR="0" wp14:anchorId="441BA62F" wp14:editId="73C33B9A">
+              <wp:inline distT="0" distB="0" distL="0" distR="0" wp14:anchorId="4FF89E2F" wp14:editId="0FD9642B">
                 <wp:extent cx="2762250" cy="255753"/>
                 <wp:effectExtent l="0" t="0" r="0" b="0"/>
                 <wp:docPr id="3" name="Bild 3" descr="bunka"/>
@@ -8564,7 +11335,7 @@
               <w:lang w:val="en-US" w:eastAsia="en-US"/>
             </w:rPr>
             <w:drawing>
-              <wp:inline distT="0" distB="0" distL="0" distR="0" wp14:anchorId="23D27DAE" wp14:editId="5D2C43EA">
+              <wp:inline distT="0" distB="0" distL="0" distR="0" wp14:anchorId="21E47919" wp14:editId="550685C1">
                 <wp:extent cx="1014794" cy="496525"/>
                 <wp:effectExtent l="0" t="0" r="0" b="0"/>
                 <wp:docPr id="4" name="Bild 2" descr="tugraz-logo"/>
@@ -8625,7 +11396,7 @@
 </file>
 
 <file path=word/footnotes.xml><?xml version="1.0" encoding="utf-8"?>
-<w:footnotes xmlns:wpc="http://schemas.microsoft.com/office/word/2010/wordprocessingCanvas" xmlns:cx="http://schemas.microsoft.com/office/drawing/2014/chartex" xmlns:cx1="http://schemas.microsoft.com/office/drawing/2015/9/8/chartex" xmlns:mc="http://schemas.openxmlformats.org/markup-compatibility/2006" xmlns:o="urn:schemas-microsoft-com:office:office" xmlns:r="http://schemas.openxmlformats.org/officeDocument/2006/relationships" xmlns:m="http://schemas.openxmlformats.org/officeDocument/2006/math" xmlns:v="urn:schemas-microsoft-com:vml" xmlns:wp14="http://schemas.microsoft.com/office/word/2010/wordprocessingDrawing" xmlns:wp="http://schemas.openxmlformats.org/drawingml/2006/wordprocessingDrawing" xmlns:w10="urn:schemas-microsoft-com:office:word" xmlns:w="http://schemas.openxmlformats.org/wordprocessingml/2006/main" xmlns:w14="http://schemas.microsoft.com/office/word/2010/wordml" xmlns:w15="http://schemas.microsoft.com/office/word/2012/wordml" xmlns:w16se="http://schemas.microsoft.com/office/word/2015/wordml/symex" xmlns:wpg="http://schemas.microsoft.com/office/word/2010/wordprocessingGroup" xmlns:wpi="http://schemas.microsoft.com/office/word/2010/wordprocessingInk" xmlns:wne="http://schemas.microsoft.com/office/word/2006/wordml" xmlns:wps="http://schemas.microsoft.com/office/word/2010/wordprocessingShape" mc:Ignorable="w14 w15 w16se wp14">
+<w:footnotes xmlns:wpc="http://schemas.microsoft.com/office/word/2010/wordprocessingCanvas" xmlns:cx="http://schemas.microsoft.com/office/drawing/2014/chartex" xmlns:cx1="http://schemas.microsoft.com/office/drawing/2015/9/8/chartex" xmlns:cx2="http://schemas.microsoft.com/office/drawing/2015/10/21/chartex" xmlns:cx3="http://schemas.microsoft.com/office/drawing/2016/5/9/chartex" xmlns:cx4="http://schemas.microsoft.com/office/drawing/2016/5/10/chartex" xmlns:cx5="http://schemas.microsoft.com/office/drawing/2016/5/11/chartex" xmlns:cx6="http://schemas.microsoft.com/office/drawing/2016/5/12/chartex" xmlns:cx7="http://schemas.microsoft.com/office/drawing/2016/5/13/chartex" xmlns:cx8="http://schemas.microsoft.com/office/drawing/2016/5/14/chartex" xmlns:mc="http://schemas.openxmlformats.org/markup-compatibility/2006" xmlns:aink="http://schemas.microsoft.com/office/drawing/2016/ink" xmlns:am3d="http://schemas.microsoft.com/office/drawing/2017/model3d" xmlns:o="urn:schemas-microsoft-com:office:office" xmlns:r="http://schemas.openxmlformats.org/officeDocument/2006/relationships" xmlns:m="http://schemas.openxmlformats.org/officeDocument/2006/math" xmlns:v="urn:schemas-microsoft-com:vml" xmlns:wp14="http://schemas.microsoft.com/office/word/2010/wordprocessingDrawing" xmlns:wp="http://schemas.openxmlformats.org/drawingml/2006/wordprocessingDrawing" xmlns:w10="urn:schemas-microsoft-com:office:word" xmlns:w="http://schemas.openxmlformats.org/wordprocessingml/2006/main" xmlns:w14="http://schemas.microsoft.com/office/word/2010/wordml" xmlns:w15="http://schemas.microsoft.com/office/word/2012/wordml" xmlns:w16cex="http://schemas.microsoft.com/office/word/2018/wordml/cex" xmlns:w16cid="http://schemas.microsoft.com/office/word/2016/wordml/cid" xmlns:w16="http://schemas.microsoft.com/office/word/2018/wordml" xmlns:w16se="http://schemas.microsoft.com/office/word/2015/wordml/symex" xmlns:wpg="http://schemas.microsoft.com/office/word/2010/wordprocessingGroup" xmlns:wpi="http://schemas.microsoft.com/office/word/2010/wordprocessingInk" xmlns:wne="http://schemas.microsoft.com/office/word/2006/wordml" xmlns:wps="http://schemas.microsoft.com/office/word/2010/wordprocessingShape" mc:Ignorable="w14 w15 w16se w16cid w16 w16cex wp14">
   <w:footnote w:type="separator" w:id="-1">
     <w:p>
       <w:r>
@@ -8644,7 +11415,7 @@
 </file>
 
 <file path=word/numbering.xml><?xml version="1.0" encoding="utf-8"?>
-<w:numbering xmlns:wpc="http://schemas.microsoft.com/office/word/2010/wordprocessingCanvas" xmlns:cx="http://schemas.microsoft.com/office/drawing/2014/chartex" xmlns:cx1="http://schemas.microsoft.com/office/drawing/2015/9/8/chartex" xmlns:mc="http://schemas.openxmlformats.org/markup-compatibility/2006" xmlns:o="urn:schemas-microsoft-com:office:office" xmlns:r="http://schemas.openxmlformats.org/officeDocument/2006/relationships" xmlns:m="http://schemas.openxmlformats.org/officeDocument/2006/math" xmlns:v="urn:schemas-microsoft-com:vml" xmlns:wp14="http://schemas.microsoft.com/office/word/2010/wordprocessingDrawing" xmlns:wp="http://schemas.openxmlformats.org/drawingml/2006/wordprocessingDrawing" xmlns:w10="urn:schemas-microsoft-com:office:word" xmlns:w="http://schemas.openxmlformats.org/wordprocessingml/2006/main" xmlns:w14="http://schemas.microsoft.com/office/word/2010/wordml" xmlns:w15="http://schemas.microsoft.com/office/word/2012/wordml" xmlns:w16se="http://schemas.microsoft.com/office/word/2015/wordml/symex" xmlns:wpg="http://schemas.microsoft.com/office/word/2010/wordprocessingGroup" xmlns:wpi="http://schemas.microsoft.com/office/word/2010/wordprocessingInk" xmlns:wne="http://schemas.microsoft.com/office/word/2006/wordml" xmlns:wps="http://schemas.microsoft.com/office/word/2010/wordprocessingShape" mc:Ignorable="w14 w15 w16se wp14">
+<w:numbering xmlns:wpc="http://schemas.microsoft.com/office/word/2010/wordprocessingCanvas" xmlns:cx="http://schemas.microsoft.com/office/drawing/2014/chartex" xmlns:cx1="http://schemas.microsoft.com/office/drawing/2015/9/8/chartex" xmlns:cx2="http://schemas.microsoft.com/office/drawing/2015/10/21/chartex" xmlns:cx3="http://schemas.microsoft.com/office/drawing/2016/5/9/chartex" xmlns:cx4="http://schemas.microsoft.com/office/drawing/2016/5/10/chartex" xmlns:cx5="http://schemas.microsoft.com/office/drawing/2016/5/11/chartex" xmlns:cx6="http://schemas.microsoft.com/office/drawing/2016/5/12/chartex" xmlns:cx7="http://schemas.microsoft.com/office/drawing/2016/5/13/chartex" xmlns:cx8="http://schemas.microsoft.com/office/drawing/2016/5/14/chartex" xmlns:mc="http://schemas.openxmlformats.org/markup-compatibility/2006" xmlns:aink="http://schemas.microsoft.com/office/drawing/2016/ink" xmlns:am3d="http://schemas.microsoft.com/office/drawing/2017/model3d" xmlns:o="urn:schemas-microsoft-com:office:office" xmlns:r="http://schemas.openxmlformats.org/officeDocument/2006/relationships" xmlns:m="http://schemas.openxmlformats.org/officeDocument/2006/math" xmlns:v="urn:schemas-microsoft-com:vml" xmlns:wp14="http://schemas.microsoft.com/office/word/2010/wordprocessingDrawing" xmlns:wp="http://schemas.openxmlformats.org/drawingml/2006/wordprocessingDrawing" xmlns:w10="urn:schemas-microsoft-com:office:word" xmlns:w="http://schemas.openxmlformats.org/wordprocessingml/2006/main" xmlns:w14="http://schemas.microsoft.com/office/word/2010/wordml" xmlns:w15="http://schemas.microsoft.com/office/word/2012/wordml" xmlns:w16cex="http://schemas.microsoft.com/office/word/2018/wordml/cex" xmlns:w16cid="http://schemas.microsoft.com/office/word/2016/wordml/cid" xmlns:w16="http://schemas.microsoft.com/office/word/2018/wordml" xmlns:w16se="http://schemas.microsoft.com/office/word/2015/wordml/symex" xmlns:wpg="http://schemas.microsoft.com/office/word/2010/wordprocessingGroup" xmlns:wpi="http://schemas.microsoft.com/office/word/2010/wordprocessingInk" xmlns:wne="http://schemas.microsoft.com/office/word/2006/wordml" xmlns:wps="http://schemas.microsoft.com/office/word/2010/wordprocessingShape" mc:Ignorable="w14 w15 w16se w16cid w16 w16cex wp14">
   <w:abstractNum w:abstractNumId="0" w15:restartNumberingAfterBreak="0">
     <w:nsid w:val="FFFFFF89"/>
     <w:multiLevelType w:val="singleLevel"/>
@@ -10224,7 +12995,7 @@
 </file>
 
 <file path=word/styles.xml><?xml version="1.0" encoding="utf-8"?>
-<w:styles xmlns:mc="http://schemas.openxmlformats.org/markup-compatibility/2006" xmlns:r="http://schemas.openxmlformats.org/officeDocument/2006/relationships" xmlns:w="http://schemas.openxmlformats.org/wordprocessingml/2006/main" xmlns:w14="http://schemas.microsoft.com/office/word/2010/wordml" xmlns:w15="http://schemas.microsoft.com/office/word/2012/wordml" xmlns:w16se="http://schemas.microsoft.com/office/word/2015/wordml/symex" mc:Ignorable="w14 w15 w16se">
+<w:styles xmlns:mc="http://schemas.openxmlformats.org/markup-compatibility/2006" xmlns:r="http://schemas.openxmlformats.org/officeDocument/2006/relationships" xmlns:w="http://schemas.openxmlformats.org/wordprocessingml/2006/main" xmlns:w14="http://schemas.microsoft.com/office/word/2010/wordml" xmlns:w15="http://schemas.microsoft.com/office/word/2012/wordml" xmlns:w16cex="http://schemas.microsoft.com/office/word/2018/wordml/cex" xmlns:w16cid="http://schemas.microsoft.com/office/word/2016/wordml/cid" xmlns:w16="http://schemas.microsoft.com/office/word/2018/wordml" xmlns:w16se="http://schemas.microsoft.com/office/word/2015/wordml/symex" mc:Ignorable="w14 w15 w16se w16cid w16 w16cex">
   <w:docDefaults>
     <w:rPrDefault>
       <w:rPr>
@@ -10239,7 +13010,7 @@
       </w:pPr>
     </w:pPrDefault>
   </w:docDefaults>
-  <w:latentStyles w:defLockedState="0" w:defUIPriority="99" w:defSemiHidden="0" w:defUnhideWhenUsed="0" w:defQFormat="0" w:count="371">
+  <w:latentStyles w:defLockedState="0" w:defUIPriority="99" w:defSemiHidden="0" w:defUnhideWhenUsed="0" w:defQFormat="0" w:count="376">
     <w:lsdException w:name="Normal" w:uiPriority="0" w:qFormat="1"/>
     <w:lsdException w:name="heading 1" w:uiPriority="0" w:qFormat="1"/>
     <w:lsdException w:name="heading 2" w:semiHidden="1" w:uiPriority="0" w:unhideWhenUsed="1" w:qFormat="1"/>
@@ -10345,7 +13116,6 @@
     <w:lsdException w:name="HTML Sample" w:semiHidden="1" w:unhideWhenUsed="1"/>
     <w:lsdException w:name="HTML Typewriter" w:semiHidden="1" w:unhideWhenUsed="1"/>
     <w:lsdException w:name="HTML Variable" w:semiHidden="1" w:unhideWhenUsed="1"/>
-    <w:lsdException w:name="Normal Table" w:semiHidden="1" w:unhideWhenUsed="1"/>
     <w:lsdException w:name="annotation subject" w:semiHidden="1" w:unhideWhenUsed="1"/>
     <w:lsdException w:name="No List" w:semiHidden="1" w:unhideWhenUsed="1"/>
     <w:lsdException w:name="Outline List 1" w:semiHidden="1" w:unhideWhenUsed="1"/>
@@ -10388,11 +13158,8 @@
     <w:lsdException w:name="Table Contemporary" w:semiHidden="1" w:unhideWhenUsed="1"/>
     <w:lsdException w:name="Table Elegant" w:semiHidden="1" w:unhideWhenUsed="1"/>
     <w:lsdException w:name="Table Professional" w:semiHidden="1" w:unhideWhenUsed="1"/>
-    <w:lsdException w:name="Table Subtle 1" w:semiHidden="1" w:unhideWhenUsed="1"/>
     <w:lsdException w:name="Table Subtle 2" w:semiHidden="1" w:unhideWhenUsed="1"/>
     <w:lsdException w:name="Table Web 1" w:semiHidden="1" w:unhideWhenUsed="1"/>
-    <w:lsdException w:name="Table Web 2" w:semiHidden="1" w:unhideWhenUsed="1"/>
-    <w:lsdException w:name="Table Web 3" w:semiHidden="1" w:unhideWhenUsed="1"/>
     <w:lsdException w:name="Balloon Text" w:semiHidden="1" w:unhideWhenUsed="1"/>
     <w:lsdException w:name="Table Grid" w:uiPriority="39"/>
     <w:lsdException w:name="Table Theme" w:semiHidden="1" w:unhideWhenUsed="1"/>
@@ -10611,6 +13378,11 @@
     <w:lsdException w:name="List Table 5 Dark Accent 6" w:uiPriority="50"/>
     <w:lsdException w:name="List Table 6 Colorful Accent 6" w:uiPriority="51"/>
     <w:lsdException w:name="List Table 7 Colorful Accent 6" w:uiPriority="52"/>
+    <w:lsdException w:name="Mention" w:semiHidden="1" w:unhideWhenUsed="1"/>
+    <w:lsdException w:name="Smart Hyperlink" w:semiHidden="1" w:unhideWhenUsed="1"/>
+    <w:lsdException w:name="Hashtag" w:semiHidden="1" w:unhideWhenUsed="1"/>
+    <w:lsdException w:name="Unresolved Mention" w:semiHidden="1" w:unhideWhenUsed="1"/>
+    <w:lsdException w:name="Smart Link" w:semiHidden="1" w:unhideWhenUsed="1"/>
   </w:latentStyles>
   <w:style w:type="paragraph" w:default="1" w:styleId="Normal">
     <w:name w:val="Normal"/>
@@ -11902,6 +14674,18 @@
       <w:lang w:val="de-DE"/>
     </w:rPr>
   </w:style>
+  <w:style w:type="character" w:styleId="UnresolvedMention">
+    <w:name w:val="Unresolved Mention"/>
+    <w:basedOn w:val="DefaultParagraphFont"/>
+    <w:uiPriority w:val="99"/>
+    <w:semiHidden/>
+    <w:unhideWhenUsed/>
+    <w:rsid w:val="00CE0781"/>
+    <w:rPr>
+      <w:color w:val="605E5C"/>
+      <w:shd w:val="clear" w:color="auto" w:fill="E1DFDD"/>
+    </w:rPr>
+  </w:style>
 </w:styles>
 </file>
 
@@ -12121,16 +14905,16 @@
 </file>
 
 <file path=customXml/item2.xml><?xml version="1.0" encoding="utf-8"?>
+<b:Sources xmlns:b="http://schemas.openxmlformats.org/officeDocument/2006/bibliography" SelectedStyle="\apasixtheditionofficeonline.xsl" StyleName="APA" Version="6"/>
+</file>
+
+<file path=customXml/item3.xml><?xml version="1.0" encoding="utf-8"?>
 <?mso-contentType ?>
 <FormTemplates xmlns="http://schemas.microsoft.com/sharepoint/v3/contenttype/forms">
   <Display>DocumentLibraryForm</Display>
   <Edit>AssetEditForm</Edit>
   <New>DocumentLibraryForm</New>
 </FormTemplates>
-</file>
-
-<file path=customXml/item3.xml><?xml version="1.0" encoding="utf-8"?>
-<b:Sources xmlns:b="http://schemas.openxmlformats.org/officeDocument/2006/bibliography" SelectedStyle="\apasixtheditionofficeonline.xsl" StyleName="APA" Version="6"/>
 </file>
 
 <file path=customXml/itemProps1.xml><?xml version="1.0" encoding="utf-8"?>
@@ -12142,17 +14926,17 @@
 </file>
 
 <file path=customXml/itemProps2.xml><?xml version="1.0" encoding="utf-8"?>
+<ds:datastoreItem xmlns:ds="http://schemas.openxmlformats.org/officeDocument/2006/customXml" ds:itemID="{B154FD92-E4DE-4B91-BE10-133CF96E280D}">
+  <ds:schemaRefs>
+    <ds:schemaRef ds:uri="http://schemas.openxmlformats.org/officeDocument/2006/bibliography"/>
+  </ds:schemaRefs>
+</ds:datastoreItem>
+</file>
+
+<file path=customXml/itemProps3.xml><?xml version="1.0" encoding="utf-8"?>
 <ds:datastoreItem xmlns:ds="http://schemas.openxmlformats.org/officeDocument/2006/customXml" ds:itemID="{D457DCBC-E03C-4579-B6C3-0EB758F02AC7}">
   <ds:schemaRefs>
     <ds:schemaRef ds:uri="http://schemas.microsoft.com/sharepoint/v3/contenttype/forms"/>
   </ds:schemaRefs>
 </ds:datastoreItem>
-</file>
-
-<file path=customXml/itemProps3.xml><?xml version="1.0" encoding="utf-8"?>
-<ds:datastoreItem xmlns:ds="http://schemas.openxmlformats.org/officeDocument/2006/customXml" ds:itemID="{B154FD92-E4DE-4B91-BE10-133CF96E280D}">
-  <ds:schemaRefs>
-    <ds:schemaRef ds:uri="http://schemas.openxmlformats.org/officeDocument/2006/bibliography"/>
-  </ds:schemaRefs>
-</ds:datastoreItem>
 </file>
--- a/doc/PDFAS4_Dokumentation.docx
+++ b/doc/PDFAS4_Dokumentation.docx
@@ -1993,7 +1993,28 @@
             <w:rStyle w:val="Hyperlink"/>
             <w:noProof/>
           </w:rPr>
-          <w:t xml:space="preserve"> Dynamische Werte in der Signaturblockdefinition</w:t>
+          <w:t xml:space="preserve"> Dyn</w:t>
+        </w:r>
+        <w:r>
+          <w:rPr>
+            <w:rStyle w:val="Hyperlink"/>
+            <w:noProof/>
+          </w:rPr>
+          <w:t>a</w:t>
+        </w:r>
+        <w:r>
+          <w:rPr>
+            <w:rStyle w:val="Hyperlink"/>
+            <w:noProof/>
+          </w:rPr>
+          <w:t>m</w:t>
+        </w:r>
+        <w:r>
+          <w:rPr>
+            <w:rStyle w:val="Hyperlink"/>
+            <w:noProof/>
+          </w:rPr>
+          <w:t>ische Werte in der Signaturblockdefinition</w:t>
         </w:r>
         <w:r>
           <w:rPr>
@@ -2118,7 +2139,7 @@
             <w:noProof/>
             <w:webHidden/>
           </w:rPr>
-          <w:t>17</w:t>
+          <w:t>18</w:t>
         </w:r>
         <w:r>
           <w:rPr>
@@ -2370,7 +2391,7 @@
             <w:noProof/>
             <w:webHidden/>
           </w:rPr>
-          <w:t>18</w:t>
+          <w:t>19</w:t>
         </w:r>
         <w:r>
           <w:rPr>
@@ -8297,32 +8318,21 @@
         <w:ind w:left="425"/>
         <w:rPr>
           <w:i/>
-        </w:rPr>
-      </w:pPr>
-      <w:r>
-        <w:rPr>
-          <w:i/>
-        </w:rPr>
-        <w:t>-</w:t>
-      </w:r>
-      <w:proofErr w:type="spellStart"/>
-      <w:r>
-        <w:rPr>
-          <w:i/>
-        </w:rPr>
-        <w:t>pos</w:t>
-      </w:r>
-      <w:proofErr w:type="spellEnd"/>
-      <w:r>
-        <w:rPr>
-          <w:i/>
-        </w:rPr>
-        <w:t xml:space="preserve"> „x:10.</w:t>
+          <w:lang w:val="en-US"/>
+        </w:rPr>
+      </w:pPr>
+      <w:r>
+        <w:rPr>
+          <w:i/>
+          <w:lang w:val="en-US"/>
+        </w:rPr>
+        <w:t>-pos „x:10.</w:t>
       </w:r>
       <w:proofErr w:type="gramStart"/>
       <w:r>
         <w:rPr>
           <w:i/>
+          <w:lang w:val="en-US"/>
         </w:rPr>
         <w:t>0;w</w:t>
       </w:r>
@@ -8330,6 +8340,7 @@
       <w:r>
         <w:rPr>
           <w:i/>
+          <w:lang w:val="en-US"/>
         </w:rPr>
         <w:t>:155.0“</w:t>
       </w:r>
@@ -8338,7 +8349,7 @@
       <w:pPr>
         <w:pStyle w:val="Code"/>
         <w:rPr>
-          <w:lang w:val="de-DE"/>
+          <w:lang w:val="en-US"/>
         </w:rPr>
       </w:pPr>
     </w:p>
@@ -8896,26 +8907,32 @@
       </w:r>
     </w:p>
     <w:p>
-      <w:pPr>
+      <w:r>
+        <w:t xml:space="preserve">Die Notation </w:t>
+      </w:r>
+      <w:r>
         <w:rPr>
           <w:rFonts w:ascii="Courier New" w:hAnsi="Courier New" w:cs="Courier New"/>
           <w:sz w:val="18"/>
           <w:szCs w:val="18"/>
         </w:rPr>
-      </w:pPr>
-      <w:r>
-        <w:t xml:space="preserve">Die Notation </w:t>
-      </w:r>
+        <w:t>${..}</w:t>
+      </w:r>
+      <w:r>
+        <w:t xml:space="preserve"> ermöglicht die dynamische Auswertung eines Ausdrucks. Verfügbar sind </w:t>
+      </w:r>
+      <w:proofErr w:type="spellStart"/>
       <w:r>
         <w:rPr>
           <w:rFonts w:ascii="Courier New" w:hAnsi="Courier New" w:cs="Courier New"/>
           <w:sz w:val="18"/>
           <w:szCs w:val="18"/>
         </w:rPr>
-        <w:t>${..}</w:t>
-      </w:r>
-      <w:r>
-        <w:t xml:space="preserve"> ermöglicht die dynamische Auswertung eines Ausdrucks. Verfügbar sind </w:t>
+        <w:t>subject</w:t>
+      </w:r>
+      <w:proofErr w:type="spellEnd"/>
+      <w:r>
+        <w:t xml:space="preserve"> und </w:t>
       </w:r>
       <w:proofErr w:type="spellStart"/>
       <w:r>
@@ -8924,24 +8941,111 @@
           <w:sz w:val="18"/>
           <w:szCs w:val="18"/>
         </w:rPr>
-        <w:t>subject</w:t>
-      </w:r>
-      <w:proofErr w:type="spellEnd"/>
-      <w:r>
-        <w:t xml:space="preserve"> und </w:t>
-      </w:r>
-      <w:proofErr w:type="spellStart"/>
-      <w:r>
+        <w:t>issuer</w:t>
+      </w:r>
+      <w:proofErr w:type="spellEnd"/>
+      <w:r>
+        <w:t xml:space="preserve"> und die im Zertifikat DN vorhandenen RDNs. Wie im Beispiel illustriert sind einfache String Operationen und Bedingungsauswertungen ebenfalls verfügbar.</w:t>
+      </w:r>
+    </w:p>
+    <w:p>
+      <w:pPr>
         <w:rPr>
           <w:rFonts w:ascii="Courier New" w:hAnsi="Courier New" w:cs="Courier New"/>
           <w:sz w:val="18"/>
           <w:szCs w:val="18"/>
         </w:rPr>
-        <w:t>issuer</w:t>
-      </w:r>
-      <w:proofErr w:type="spellEnd"/>
-      <w:r>
-        <w:t xml:space="preserve"> und die im Zertifikat DN vorhandenen RDNs. Wie im Beispiel illustriert sind einfache String Operationen und Bedingungsauswertungen ebenfalls verfügbar.</w:t>
+      </w:pPr>
+      <w:r>
+        <w:t xml:space="preserve">Seit Version 4.2.0 können auch von außen Parametern als Schlüssel-Wert-Paare übergeben und im Signaturblock referenziert werden.  Über die Kommandozeile beispielsweise über den </w:t>
+      </w:r>
+      <w:proofErr w:type="spellStart"/>
+      <w:r>
+        <w:t>Prefix</w:t>
+      </w:r>
+      <w:proofErr w:type="spellEnd"/>
+      <w:r>
+        <w:t xml:space="preserve"> „-</w:t>
+      </w:r>
+      <w:proofErr w:type="spellStart"/>
+      <w:r>
+        <w:t>sbp</w:t>
+      </w:r>
+      <w:proofErr w:type="spellEnd"/>
+      <w:r>
+        <w:t xml:space="preserve">“. Die Schlüssel und Werte werden </w:t>
+      </w:r>
+      <w:r>
+        <w:t>gegen einen regulären Ausdruck</w:t>
+      </w:r>
+      <w:r>
+        <w:t xml:space="preserve"> geprüft, um ungültige Zeichen zu verhindern. Standardmäßig verwendet PDF-AS die </w:t>
+      </w:r>
+      <w:proofErr w:type="spellStart"/>
+      <w:r>
+        <w:t>Regex</w:t>
+      </w:r>
+      <w:proofErr w:type="spellEnd"/>
+      <w:r>
+        <w:t xml:space="preserve"> </w:t>
+      </w:r>
+      <w:r>
+        <w:t>"^([A-</w:t>
+      </w:r>
+      <w:proofErr w:type="spellStart"/>
+      <w:r>
+        <w:t>za</w:t>
+      </w:r>
+      <w:proofErr w:type="spellEnd"/>
+      <w:r>
+        <w:t>-z</w:t>
+      </w:r>
+      <w:proofErr w:type="gramStart"/>
+      <w:r>
+        <w:t>]){</w:t>
+      </w:r>
+      <w:proofErr w:type="gramEnd"/>
+      <w:r>
+        <w:t>1,20}$"</w:t>
+      </w:r>
+      <w:r>
+        <w:t xml:space="preserve"> für den Schlüssel und </w:t>
+      </w:r>
+      <w:r>
+        <w:t>"^([\\p{Print}]){1,100}$"</w:t>
+      </w:r>
+      <w:r>
+        <w:t xml:space="preserve"> für den Wert. Die beiden regulären Ausdrücke können bei </w:t>
+      </w:r>
+      <w:r>
+        <w:lastRenderedPageBreak/>
+        <w:t xml:space="preserve">Bedarf in der Konfiguration mittels </w:t>
+      </w:r>
+      <w:proofErr w:type="spellStart"/>
+      <w:proofErr w:type="gramStart"/>
+      <w:r>
+        <w:rPr>
+          <w:i/>
+          <w:iCs/>
+        </w:rPr>
+        <w:t>sigblockparameter.key.regex</w:t>
+      </w:r>
+      <w:proofErr w:type="spellEnd"/>
+      <w:proofErr w:type="gramEnd"/>
+      <w:r>
+        <w:t xml:space="preserve"> bzw. </w:t>
+      </w:r>
+      <w:proofErr w:type="spellStart"/>
+      <w:r>
+        <w:rPr>
+          <w:i/>
+          <w:iCs/>
+        </w:rPr>
+        <w:t>sigblockparameter.value.regex</w:t>
+      </w:r>
+      <w:proofErr w:type="spellEnd"/>
+      <w:r>
+        <w:t xml:space="preserve"> angepasst werden.</w:t>
       </w:r>
     </w:p>
     <w:p>
@@ -8979,11 +9083,7 @@
       </w:r>
       <w:proofErr w:type="gramEnd"/>
       <w:r>
-        <w:t xml:space="preserve"> spezielle Bilder als Platzhalter positioniert werden. Ein solcher Platzhalter muss einen speziellen QR-Code (ein 2D Barcode) enthalten, damit er erkannt werden kann. Von diesem Platzhalter wird die Positionierung (linke obere Ecke) sowie die Breite für den Signaturblock </w:t>
-      </w:r>
-      <w:r>
-        <w:lastRenderedPageBreak/>
-        <w:t>übernommen. Zusätzlich können im QR-Code einige Properties übergeben werd</w:t>
+        <w:t xml:space="preserve"> spezielle Bilder als Platzhalter positioniert werden. Ein solcher Platzhalter muss einen speziellen QR-Code (ein 2D Barcode) enthalten, damit er erkannt werden kann. Von diesem Platzhalter wird die Positionierung (linke obere Ecke) sowie die Breite für den Signaturblock übernommen. Zusätzlich können im QR-Code einige Properties übergeben werd</w:t>
       </w:r>
       <w:r>
         <w:t>en</w:t>
@@ -9246,6 +9346,7 @@
       <w:bookmarkStart w:id="44" w:name="_Toc283915530"/>
       <w:bookmarkStart w:id="45" w:name="_Toc490637498"/>
       <w:r>
+        <w:lastRenderedPageBreak/>
         <w:t>Properties</w:t>
       </w:r>
       <w:bookmarkEnd w:id="44"/>
@@ -9286,12 +9387,14 @@
         <w:ind w:left="425"/>
         <w:rPr>
           <w:i/>
-        </w:rPr>
-      </w:pPr>
-      <w:proofErr w:type="spellStart"/>
-      <w:r>
-        <w:rPr>
-          <w:i/>
+          <w:lang w:val="en-US"/>
+        </w:rPr>
+      </w:pPr>
+      <w:proofErr w:type="spellStart"/>
+      <w:r>
+        <w:rPr>
+          <w:i/>
+          <w:lang w:val="en-US"/>
         </w:rPr>
         <w:t>PDF-AS-</w:t>
       </w:r>
@@ -9299,6 +9402,7 @@
       <w:r>
         <w:rPr>
           <w:i/>
+          <w:lang w:val="en-US"/>
         </w:rPr>
         <w:t>POS;profile</w:t>
       </w:r>
@@ -9307,6 +9411,7 @@
       <w:r>
         <w:rPr>
           <w:i/>
+          <w:lang w:val="en-US"/>
         </w:rPr>
         <w:t>=SIGNATURBLOCK_DE</w:t>
       </w:r>
@@ -9347,7 +9452,6 @@
         <w:rPr>
           <w:i/>
         </w:rPr>
-        <w:lastRenderedPageBreak/>
         <w:t>id</w:t>
       </w:r>
       <w:proofErr w:type="spellEnd"/>
@@ -9380,12 +9484,14 @@
         <w:ind w:left="425"/>
         <w:rPr>
           <w:i/>
-        </w:rPr>
-      </w:pPr>
-      <w:proofErr w:type="spellStart"/>
-      <w:r>
-        <w:rPr>
-          <w:i/>
+          <w:lang w:val="en-US"/>
+        </w:rPr>
+      </w:pPr>
+      <w:proofErr w:type="spellStart"/>
+      <w:r>
+        <w:rPr>
+          <w:i/>
+          <w:lang w:val="en-US"/>
         </w:rPr>
         <w:t>PDF-AS-</w:t>
       </w:r>
@@ -9393,28 +9499,18 @@
       <w:r>
         <w:rPr>
           <w:i/>
-        </w:rPr>
-        <w:t>POS;</w:t>
-      </w:r>
-      <w:r>
-        <w:rPr>
-          <w:i/>
-        </w:rPr>
-        <w:t>id</w:t>
+          <w:lang w:val="en-US"/>
+        </w:rPr>
+        <w:t>POS;id</w:t>
       </w:r>
       <w:proofErr w:type="spellEnd"/>
       <w:proofErr w:type="gramEnd"/>
       <w:r>
         <w:rPr>
           <w:i/>
-        </w:rPr>
-        <w:t>=</w:t>
-      </w:r>
-      <w:r>
-        <w:rPr>
-          <w:i/>
-        </w:rPr>
-        <w:t>0001</w:t>
+          <w:lang w:val="en-US"/>
+        </w:rPr>
+        <w:t>=0001</w:t>
       </w:r>
     </w:p>
     <w:p>
@@ -9422,12 +9518,14 @@
         <w:ind w:left="425"/>
         <w:rPr>
           <w:i/>
-        </w:rPr>
-      </w:pPr>
-      <w:proofErr w:type="spellStart"/>
-      <w:r>
-        <w:rPr>
-          <w:i/>
+          <w:lang w:val="en-US"/>
+        </w:rPr>
+      </w:pPr>
+      <w:proofErr w:type="spellStart"/>
+      <w:r>
+        <w:rPr>
+          <w:i/>
+          <w:lang w:val="en-US"/>
         </w:rPr>
         <w:t>PDF-AS-</w:t>
       </w:r>
@@ -9435,28 +9533,18 @@
       <w:r>
         <w:rPr>
           <w:i/>
-        </w:rPr>
-        <w:t>POS;</w:t>
-      </w:r>
-      <w:r>
-        <w:rPr>
-          <w:i/>
-        </w:rPr>
-        <w:t>id</w:t>
+          <w:lang w:val="en-US"/>
+        </w:rPr>
+        <w:t>POS;id</w:t>
       </w:r>
       <w:proofErr w:type="spellEnd"/>
       <w:proofErr w:type="gramEnd"/>
       <w:r>
         <w:rPr>
           <w:i/>
-        </w:rPr>
-        <w:t>=</w:t>
-      </w:r>
-      <w:r>
-        <w:rPr>
-          <w:i/>
-        </w:rPr>
-        <w:t>signature01</w:t>
+          <w:lang w:val="en-US"/>
+        </w:rPr>
+        <w:t>=signature01</w:t>
       </w:r>
     </w:p>
     <w:p>
@@ -9637,6 +9725,7 @@
     </w:p>
     <w:p>
       <w:r>
+        <w:lastRenderedPageBreak/>
         <w:t>„2“</w:t>
       </w:r>
       <w:r>
@@ -13116,6 +13205,7 @@
     <w:lsdException w:name="HTML Sample" w:semiHidden="1" w:unhideWhenUsed="1"/>
     <w:lsdException w:name="HTML Typewriter" w:semiHidden="1" w:unhideWhenUsed="1"/>
     <w:lsdException w:name="HTML Variable" w:semiHidden="1" w:unhideWhenUsed="1"/>
+    <w:lsdException w:name="Normal Table" w:semiHidden="1" w:unhideWhenUsed="1"/>
     <w:lsdException w:name="annotation subject" w:semiHidden="1" w:unhideWhenUsed="1"/>
     <w:lsdException w:name="No List" w:semiHidden="1" w:unhideWhenUsed="1"/>
     <w:lsdException w:name="Outline List 1" w:semiHidden="1" w:unhideWhenUsed="1"/>
@@ -13158,8 +13248,11 @@
     <w:lsdException w:name="Table Contemporary" w:semiHidden="1" w:unhideWhenUsed="1"/>
     <w:lsdException w:name="Table Elegant" w:semiHidden="1" w:unhideWhenUsed="1"/>
     <w:lsdException w:name="Table Professional" w:semiHidden="1" w:unhideWhenUsed="1"/>
+    <w:lsdException w:name="Table Subtle 1" w:semiHidden="1" w:unhideWhenUsed="1"/>
     <w:lsdException w:name="Table Subtle 2" w:semiHidden="1" w:unhideWhenUsed="1"/>
     <w:lsdException w:name="Table Web 1" w:semiHidden="1" w:unhideWhenUsed="1"/>
+    <w:lsdException w:name="Table Web 2" w:semiHidden="1" w:unhideWhenUsed="1"/>
+    <w:lsdException w:name="Table Web 3" w:semiHidden="1" w:unhideWhenUsed="1"/>
     <w:lsdException w:name="Balloon Text" w:semiHidden="1" w:unhideWhenUsed="1"/>
     <w:lsdException w:name="Table Grid" w:uiPriority="39"/>
     <w:lsdException w:name="Table Theme" w:semiHidden="1" w:unhideWhenUsed="1"/>
@@ -14686,6 +14779,46 @@
       <w:shd w:val="clear" w:color="auto" w:fill="E1DFDD"/>
     </w:rPr>
   </w:style>
+  <w:style w:type="paragraph" w:styleId="FootnoteText">
+    <w:name w:val="footnote text"/>
+    <w:basedOn w:val="Normal"/>
+    <w:link w:val="FootnoteTextChar"/>
+    <w:uiPriority w:val="99"/>
+    <w:semiHidden/>
+    <w:unhideWhenUsed/>
+    <w:rsid w:val="00D3659C"/>
+    <w:pPr>
+      <w:spacing w:after="0" w:line="240" w:lineRule="auto"/>
+    </w:pPr>
+    <w:rPr>
+      <w:sz w:val="20"/>
+      <w:szCs w:val="20"/>
+    </w:rPr>
+  </w:style>
+  <w:style w:type="character" w:customStyle="1" w:styleId="FootnoteTextChar">
+    <w:name w:val="Footnote Text Char"/>
+    <w:basedOn w:val="DefaultParagraphFont"/>
+    <w:link w:val="FootnoteText"/>
+    <w:uiPriority w:val="99"/>
+    <w:semiHidden/>
+    <w:rsid w:val="00D3659C"/>
+    <w:rPr>
+      <w:rFonts w:asciiTheme="majorHAnsi" w:hAnsiTheme="majorHAnsi"/>
+      <w:color w:val="000000" w:themeColor="text1"/>
+      <w:lang w:val="de-DE"/>
+    </w:rPr>
+  </w:style>
+  <w:style w:type="character" w:styleId="FootnoteReference">
+    <w:name w:val="footnote reference"/>
+    <w:basedOn w:val="DefaultParagraphFont"/>
+    <w:uiPriority w:val="99"/>
+    <w:semiHidden/>
+    <w:unhideWhenUsed/>
+    <w:rsid w:val="00D3659C"/>
+    <w:rPr>
+      <w:vertAlign w:val="superscript"/>
+    </w:rPr>
+  </w:style>
 </w:styles>
 </file>
 
@@ -14905,16 +15038,16 @@
 </file>
 
 <file path=customXml/item2.xml><?xml version="1.0" encoding="utf-8"?>
-<b:Sources xmlns:b="http://schemas.openxmlformats.org/officeDocument/2006/bibliography" SelectedStyle="\apasixtheditionofficeonline.xsl" StyleName="APA" Version="6"/>
-</file>
-
-<file path=customXml/item3.xml><?xml version="1.0" encoding="utf-8"?>
 <?mso-contentType ?>
 <FormTemplates xmlns="http://schemas.microsoft.com/sharepoint/v3/contenttype/forms">
   <Display>DocumentLibraryForm</Display>
   <Edit>AssetEditForm</Edit>
   <New>DocumentLibraryForm</New>
 </FormTemplates>
+</file>
+
+<file path=customXml/item3.xml><?xml version="1.0" encoding="utf-8"?>
+<b:Sources xmlns:b="http://schemas.openxmlformats.org/officeDocument/2006/bibliography" SelectedStyle="\apasixtheditionofficeonline.xsl" StyleName="APA" Version="6"/>
 </file>
 
 <file path=customXml/itemProps1.xml><?xml version="1.0" encoding="utf-8"?>
@@ -14926,17 +15059,17 @@
 </file>
 
 <file path=customXml/itemProps2.xml><?xml version="1.0" encoding="utf-8"?>
+<ds:datastoreItem xmlns:ds="http://schemas.openxmlformats.org/officeDocument/2006/customXml" ds:itemID="{D457DCBC-E03C-4579-B6C3-0EB758F02AC7}">
+  <ds:schemaRefs>
+    <ds:schemaRef ds:uri="http://schemas.microsoft.com/sharepoint/v3/contenttype/forms"/>
+  </ds:schemaRefs>
+</ds:datastoreItem>
+</file>
+
+<file path=customXml/itemProps3.xml><?xml version="1.0" encoding="utf-8"?>
 <ds:datastoreItem xmlns:ds="http://schemas.openxmlformats.org/officeDocument/2006/customXml" ds:itemID="{B154FD92-E4DE-4B91-BE10-133CF96E280D}">
   <ds:schemaRefs>
     <ds:schemaRef ds:uri="http://schemas.openxmlformats.org/officeDocument/2006/bibliography"/>
   </ds:schemaRefs>
 </ds:datastoreItem>
-</file>
-
-<file path=customXml/itemProps3.xml><?xml version="1.0" encoding="utf-8"?>
-<ds:datastoreItem xmlns:ds="http://schemas.openxmlformats.org/officeDocument/2006/customXml" ds:itemID="{D457DCBC-E03C-4579-B6C3-0EB758F02AC7}">
-  <ds:schemaRefs>
-    <ds:schemaRef ds:uri="http://schemas.microsoft.com/sharepoint/v3/contenttype/forms"/>
-  </ds:schemaRefs>
-</ds:datastoreItem>
 </file>
--- a/doc/PDFAS4_Dokumentation.docx
+++ b/doc/PDFAS4_Dokumentation.docx
@@ -1993,28 +1993,7 @@
             <w:rStyle w:val="Hyperlink"/>
             <w:noProof/>
           </w:rPr>
-          <w:t xml:space="preserve"> Dyn</w:t>
-        </w:r>
-        <w:r>
-          <w:rPr>
-            <w:rStyle w:val="Hyperlink"/>
-            <w:noProof/>
-          </w:rPr>
-          <w:t>a</w:t>
-        </w:r>
-        <w:r>
-          <w:rPr>
-            <w:rStyle w:val="Hyperlink"/>
-            <w:noProof/>
-          </w:rPr>
-          <w:t>m</w:t>
-        </w:r>
-        <w:r>
-          <w:rPr>
-            <w:rStyle w:val="Hyperlink"/>
-            <w:noProof/>
-          </w:rPr>
-          <w:t>ische Werte in der Signaturblockdefinition</w:t>
+          <w:t xml:space="preserve"> Dynamische Werte in der Signaturblockdefinition</w:t>
         </w:r>
         <w:r>
           <w:rPr>
@@ -8318,21 +8297,37 @@
         <w:ind w:left="425"/>
         <w:rPr>
           <w:i/>
-          <w:lang w:val="en-US"/>
-        </w:rPr>
-      </w:pPr>
-      <w:r>
-        <w:rPr>
-          <w:i/>
-          <w:lang w:val="en-US"/>
-        </w:rPr>
-        <w:t>-pos „x:10.</w:t>
+          <w:lang w:val="de-AT"/>
+        </w:rPr>
+      </w:pPr>
+      <w:r>
+        <w:rPr>
+          <w:i/>
+          <w:lang w:val="de-AT"/>
+        </w:rPr>
+        <w:t>-</w:t>
+      </w:r>
+      <w:proofErr w:type="spellStart"/>
+      <w:r>
+        <w:rPr>
+          <w:i/>
+          <w:lang w:val="de-AT"/>
+        </w:rPr>
+        <w:t>pos</w:t>
+      </w:r>
+      <w:proofErr w:type="spellEnd"/>
+      <w:r>
+        <w:rPr>
+          <w:i/>
+          <w:lang w:val="de-AT"/>
+        </w:rPr>
+        <w:t xml:space="preserve"> „x:10.</w:t>
       </w:r>
       <w:proofErr w:type="gramStart"/>
       <w:r>
         <w:rPr>
           <w:i/>
-          <w:lang w:val="en-US"/>
+          <w:lang w:val="de-AT"/>
         </w:rPr>
         <w:t>0;w</w:t>
       </w:r>
@@ -8340,7 +8335,7 @@
       <w:r>
         <w:rPr>
           <w:i/>
-          <w:lang w:val="en-US"/>
+          <w:lang w:val="de-AT"/>
         </w:rPr>
         <w:t>:155.0“</w:t>
       </w:r>
@@ -8348,9 +8343,6 @@
     <w:p>
       <w:pPr>
         <w:pStyle w:val="Code"/>
-        <w:rPr>
-          <w:lang w:val="en-US"/>
-        </w:rPr>
       </w:pPr>
     </w:p>
     <w:p>
@@ -8998,63 +8990,60 @@
       </w:r>
       <w:proofErr w:type="spellEnd"/>
       <w:r>
-        <w:t>-z</w:t>
-      </w:r>
+        <w:t>-z]){1,20}$"</w:t>
+      </w:r>
+      <w:r>
+        <w:t xml:space="preserve"> für den Schlüssel und </w:t>
+      </w:r>
+      <w:r>
+        <w:t>"</w:t>
+      </w:r>
+      <w:r>
+        <w:t>^([\p{Print}-_</w:t>
+      </w:r>
+      <w:proofErr w:type="spellStart"/>
+      <w:r>
+        <w:t>äöüÄÖÜ</w:t>
+      </w:r>
+      <w:proofErr w:type="spellEnd"/>
+      <w:r>
+        <w:t>]){1,100}$</w:t>
+      </w:r>
+      <w:r>
+        <w:t>"</w:t>
+      </w:r>
+      <w:r>
+        <w:t xml:space="preserve"> für den Wert. Die beiden regulären Ausdrücke können bei Bedarf in </w:t>
+      </w:r>
+      <w:r>
+        <w:lastRenderedPageBreak/>
+        <w:t xml:space="preserve">der Konfiguration mittels </w:t>
+      </w:r>
+      <w:proofErr w:type="spellStart"/>
       <w:proofErr w:type="gramStart"/>
       <w:r>
-        <w:t>]){</w:t>
-      </w:r>
+        <w:rPr>
+          <w:i/>
+          <w:iCs/>
+        </w:rPr>
+        <w:t>sigblockparameter.key.regex</w:t>
+      </w:r>
+      <w:proofErr w:type="spellEnd"/>
       <w:proofErr w:type="gramEnd"/>
       <w:r>
-        <w:t>1,20}$"</w:t>
-      </w:r>
-      <w:r>
-        <w:t xml:space="preserve"> für den Schlüssel und </w:t>
-      </w:r>
-      <w:r>
-        <w:t>"^([\\p{Print}]){1,100}$"</w:t>
-      </w:r>
-      <w:r>
-        <w:t xml:space="preserve"> für den Wert. Die beiden regulären Ausdrücke können bei </w:t>
-      </w:r>
-      <w:r>
-        <w:lastRenderedPageBreak/>
-        <w:t xml:space="preserve">Bedarf in der Konfiguration mittels </w:t>
-      </w:r>
-      <w:proofErr w:type="spellStart"/>
-      <w:proofErr w:type="gramStart"/>
+        <w:t xml:space="preserve"> bzw. </w:t>
+      </w:r>
+      <w:proofErr w:type="spellStart"/>
       <w:r>
         <w:rPr>
           <w:i/>
           <w:iCs/>
         </w:rPr>
-        <w:t>sigblockparameter.key.regex</w:t>
-      </w:r>
-      <w:proofErr w:type="spellEnd"/>
-      <w:proofErr w:type="gramEnd"/>
-      <w:r>
-        <w:t xml:space="preserve"> bzw. </w:t>
-      </w:r>
-      <w:proofErr w:type="spellStart"/>
-      <w:r>
-        <w:rPr>
-          <w:i/>
-          <w:iCs/>
-        </w:rPr>
         <w:t>sigblockparameter.value.regex</w:t>
       </w:r>
       <w:proofErr w:type="spellEnd"/>
       <w:r>
         <w:t xml:space="preserve"> angepasst werden.</w:t>
-      </w:r>
-    </w:p>
-    <w:p>
-      <w:pPr>
-        <w:spacing w:before="240" w:after="120"/>
-        <w:jc w:val="left"/>
-      </w:pPr>
-      <w:r>
-        <w:t xml:space="preserve">  </w:t>
       </w:r>
     </w:p>
     <w:p>
@@ -9346,7 +9335,6 @@
       <w:bookmarkStart w:id="44" w:name="_Toc283915530"/>
       <w:bookmarkStart w:id="45" w:name="_Toc490637498"/>
       <w:r>
-        <w:lastRenderedPageBreak/>
         <w:t>Properties</w:t>
       </w:r>
       <w:bookmarkEnd w:id="44"/>
@@ -9363,6 +9351,7 @@
         <w:rPr>
           <w:i/>
         </w:rPr>
+        <w:lastRenderedPageBreak/>
         <w:t>profile</w:t>
       </w:r>
       <w:proofErr w:type="spellEnd"/>
@@ -9725,7 +9714,6 @@
     </w:p>
     <w:p>
       <w:r>
-        <w:lastRenderedPageBreak/>
         <w:t>„2“</w:t>
       </w:r>
       <w:r>
@@ -9775,6 +9763,7 @@
     </w:p>
     <w:p>
       <w:r>
+        <w:lastRenderedPageBreak/>
         <w:t>„3“</w:t>
       </w:r>
       <w:r>
@@ -10613,7 +10602,7 @@
               <w:cnfStyle w:val="000000000000" w:firstRow="0" w:lastRow="0" w:firstColumn="0" w:lastColumn="0" w:oddVBand="0" w:evenVBand="0" w:oddHBand="0" w:evenHBand="0" w:firstRowFirstColumn="0" w:firstRowLastColumn="0" w:lastRowFirstColumn="0" w:lastRowLastColumn="0"/>
             </w:pPr>
             <w:r>
-              <w:t>14.0.4.2021</w:t>
+              <w:t>14.04.2021</w:t>
             </w:r>
           </w:p>
         </w:tc>

--- a/doc/PDFAS4_Dokumentation.docx
+++ b/doc/PDFAS4_Dokumentation.docx
@@ -34,7 +34,8 @@
           <w:p>
             <w:pPr>
               <w:pStyle w:val="NoSpacing"/>
-              <w:widowControl/>
+              <w:widowControl w:val="false"/>
+              <w:suppressAutoHyphens w:val="true"/>
               <w:spacing w:before="60" w:after="0"/>
               <w:ind w:left="0" w:right="0" w:hanging="0"/>
               <w:jc w:val="left"/>
@@ -45,12 +46,8 @@
             </w:pPr>
             <w:r>
               <w:rPr>
-                <w:rFonts w:eastAsia="" w:cs="" w:ascii="Century Gothic" w:hAnsi="Century Gothic"/>
-                <w:color w:val="4C483D"/>
-                <w:kern w:val="0"/>
-                <w:sz w:val="20"/>
-                <w:szCs w:val="20"/>
-                <w:lang w:val="en-US" w:eastAsia="ja-JP" w:bidi="ar-SA"/>
+                <w:rFonts w:asciiTheme="majorHAnsi" w:hAnsiTheme="majorHAnsi" w:ascii="Century Gothic" w:hAnsi="Century Gothic"/>
+                <w:sz w:val="18"/>
               </w:rPr>
               <mc:AlternateContent>
                 <mc:Choice Requires="wps">
@@ -170,11 +167,12 @@
           <w:p>
             <w:pPr>
               <w:pStyle w:val="NoSpacing"/>
-              <w:widowControl/>
+              <w:widowControl w:val="false"/>
               <w:tabs>
                 <w:tab w:val="clear" w:pos="720"/>
                 <w:tab w:val="left" w:pos="3297" w:leader="none"/>
               </w:tabs>
+              <w:suppressAutoHyphens w:val="true"/>
               <w:spacing w:before="60" w:after="0"/>
               <w:ind w:left="0" w:right="0" w:hanging="0"/>
               <w:jc w:val="center"/>
@@ -262,8 +260,8 @@
         <w:tblLook w:val="04a0" w:noHBand="0" w:noVBand="1" w:firstColumn="1" w:lastRow="0" w:lastColumn="0" w:firstRow="1"/>
       </w:tblPr>
       <w:tblGrid>
-        <w:gridCol w:w="283"/>
-        <w:gridCol w:w="8504"/>
+        <w:gridCol w:w="282"/>
+        <w:gridCol w:w="8505"/>
       </w:tblGrid>
       <w:tr>
         <w:trPr>
@@ -271,7 +269,7 @@
         </w:trPr>
         <w:tc>
           <w:tcPr>
-            <w:tcW w:w="283" w:type="dxa"/>
+            <w:tcW w:w="282" w:type="dxa"/>
             <w:tcBorders>
               <w:top w:val="nil"/>
               <w:left w:val="single" w:sz="4" w:space="0" w:color="E4E3E2"/>
@@ -282,7 +280,8 @@
           <w:p>
             <w:pPr>
               <w:pStyle w:val="Titel"/>
-              <w:widowControl/>
+              <w:widowControl w:val="false"/>
+              <w:suppressAutoHyphens w:val="true"/>
               <w:spacing w:before="120" w:after="0"/>
               <w:rPr>
                 <w:lang w:eastAsia="ja-JP" w:bidi="ar-SA"/>
@@ -297,7 +296,7 @@
         </w:tc>
         <w:tc>
           <w:tcPr>
-            <w:tcW w:w="8504" w:type="dxa"/>
+            <w:tcW w:w="8505" w:type="dxa"/>
             <w:tcBorders>
               <w:top w:val="nil"/>
               <w:left w:val="nil"/>
@@ -308,7 +307,8 @@
           <w:p>
             <w:pPr>
               <w:pStyle w:val="Titel"/>
-              <w:widowControl/>
+              <w:widowControl w:val="false"/>
+              <w:suppressAutoHyphens w:val="true"/>
               <w:spacing w:before="120" w:after="0"/>
               <w:rPr>
                 <w:lang w:eastAsia="ja-JP" w:bidi="ar-SA"/>
@@ -359,7 +359,7 @@
         </w:trPr>
         <w:tc>
           <w:tcPr>
-            <w:tcW w:w="283" w:type="dxa"/>
+            <w:tcW w:w="282" w:type="dxa"/>
             <w:tcBorders>
               <w:top w:val="nil"/>
               <w:left w:val="single" w:sz="4" w:space="0" w:color="E4E3E2"/>
@@ -370,7 +370,8 @@
           <w:p>
             <w:pPr>
               <w:pStyle w:val="Titel"/>
-              <w:widowControl/>
+              <w:widowControl w:val="false"/>
+              <w:suppressAutoHyphens w:val="true"/>
               <w:spacing w:before="120" w:after="0"/>
               <w:rPr>
                 <w:lang w:eastAsia="ja-JP" w:bidi="ar-SA"/>
@@ -385,7 +386,7 @@
         </w:tc>
         <w:tc>
           <w:tcPr>
-            <w:tcW w:w="8504" w:type="dxa"/>
+            <w:tcW w:w="8505" w:type="dxa"/>
             <w:tcBorders>
               <w:top w:val="nil"/>
               <w:left w:val="nil"/>
@@ -397,7 +398,8 @@
           <w:p>
             <w:pPr>
               <w:pStyle w:val="Untertitel"/>
-              <w:widowControl/>
+              <w:widowControl w:val="false"/>
+              <w:suppressAutoHyphens w:val="true"/>
               <w:spacing w:before="320" w:after="0"/>
               <w:rPr>
                 <w:rFonts w:eastAsia="" w:cs=""/>
@@ -423,7 +425,7 @@
         </w:trPr>
         <w:tc>
           <w:tcPr>
-            <w:tcW w:w="283" w:type="dxa"/>
+            <w:tcW w:w="282" w:type="dxa"/>
             <w:tcBorders>
               <w:top w:val="nil"/>
               <w:left w:val="single" w:sz="4" w:space="0" w:color="E4E3E2"/>
@@ -434,7 +436,8 @@
           <w:p>
             <w:pPr>
               <w:pStyle w:val="Titel"/>
-              <w:widowControl/>
+              <w:widowControl w:val="false"/>
+              <w:suppressAutoHyphens w:val="true"/>
               <w:spacing w:before="120" w:after="0"/>
               <w:rPr>
                 <w:lang w:eastAsia="ja-JP" w:bidi="ar-SA"/>
@@ -449,7 +452,7 @@
         </w:tc>
         <w:tc>
           <w:tcPr>
-            <w:tcW w:w="8504" w:type="dxa"/>
+            <w:tcW w:w="8505" w:type="dxa"/>
             <w:tcBorders>
               <w:top w:val="nil"/>
               <w:left w:val="nil"/>
@@ -461,7 +464,8 @@
           <w:p>
             <w:pPr>
               <w:pStyle w:val="Normal"/>
-              <w:widowControl/>
+              <w:widowControl w:val="false"/>
+              <w:suppressAutoHyphens w:val="true"/>
               <w:spacing w:lineRule="auto" w:line="240" w:before="0" w:after="0"/>
               <w:jc w:val="left"/>
               <w:rPr>
@@ -476,63 +480,7 @@
                 <w:kern w:val="0"/>
                 <w:lang w:eastAsia="ja-JP" w:bidi="ar-SA"/>
               </w:rPr>
-              <w:t>Version 1.</w:t>
-            </w:r>
-            <w:r>
-              <w:rPr>
-                <w:rFonts w:eastAsia="" w:cs=""/>
-                <w:kern w:val="0"/>
-                <w:lang w:eastAsia="ja-JP" w:bidi="ar-SA"/>
-              </w:rPr>
-              <w:t>1</w:t>
-            </w:r>
-            <w:r>
-              <w:rPr>
-                <w:rFonts w:eastAsia="" w:cs=""/>
-                <w:kern w:val="0"/>
-                <w:lang w:eastAsia="ja-JP" w:bidi="ar-SA"/>
-              </w:rPr>
-              <w:t xml:space="preserve">, </w:t>
-            </w:r>
-            <w:r>
-              <w:rPr>
-                <w:rFonts w:eastAsia="" w:cs=""/>
-                <w:kern w:val="0"/>
-                <w:lang w:eastAsia="ja-JP" w:bidi="ar-SA"/>
-              </w:rPr>
-              <w:t>03</w:t>
-            </w:r>
-            <w:r>
-              <w:rPr>
-                <w:rFonts w:eastAsia="" w:cs=""/>
-                <w:kern w:val="0"/>
-                <w:lang w:eastAsia="ja-JP" w:bidi="ar-SA"/>
-              </w:rPr>
-              <w:t>.</w:t>
-            </w:r>
-            <w:r>
-              <w:rPr>
-                <w:rFonts w:eastAsia="" w:cs=""/>
-                <w:kern w:val="0"/>
-                <w:lang w:eastAsia="ja-JP" w:bidi="ar-SA"/>
-              </w:rPr>
-              <w:t>03</w:t>
-            </w:r>
-            <w:r>
-              <w:rPr>
-                <w:rFonts w:eastAsia="" w:cs=""/>
-                <w:kern w:val="0"/>
-                <w:lang w:eastAsia="ja-JP" w:bidi="ar-SA"/>
-              </w:rPr>
-              <w:t>.202</w:t>
-            </w:r>
-            <w:r>
-              <w:rPr>
-                <w:rFonts w:eastAsia="" w:cs=""/>
-                <w:kern w:val="0"/>
-                <w:lang w:eastAsia="ja-JP" w:bidi="ar-SA"/>
-              </w:rPr>
-              <w:t>3</w:t>
+              <w:t>Version 1.1, 03.03.2023</w:t>
             </w:r>
           </w:p>
         </w:tc>
@@ -543,7 +491,7 @@
         </w:trPr>
         <w:tc>
           <w:tcPr>
-            <w:tcW w:w="283" w:type="dxa"/>
+            <w:tcW w:w="282" w:type="dxa"/>
             <w:tcBorders>
               <w:top w:val="nil"/>
               <w:left w:val="single" w:sz="4" w:space="0" w:color="E4E3E2"/>
@@ -554,7 +502,8 @@
           <w:p>
             <w:pPr>
               <w:pStyle w:val="Titel"/>
-              <w:widowControl/>
+              <w:widowControl w:val="false"/>
+              <w:suppressAutoHyphens w:val="true"/>
               <w:spacing w:before="120" w:after="0"/>
               <w:rPr>
                 <w:lang w:eastAsia="ja-JP" w:bidi="ar-SA"/>
@@ -569,7 +518,7 @@
         </w:tc>
         <w:tc>
           <w:tcPr>
-            <w:tcW w:w="8504" w:type="dxa"/>
+            <w:tcW w:w="8505" w:type="dxa"/>
             <w:tcBorders>
               <w:top w:val="nil"/>
               <w:left w:val="nil"/>
@@ -581,7 +530,8 @@
           <w:p>
             <w:pPr>
               <w:pStyle w:val="Titel"/>
-              <w:widowControl/>
+              <w:widowControl w:val="false"/>
+              <w:suppressAutoHyphens w:val="true"/>
               <w:spacing w:before="0" w:after="0"/>
               <w:jc w:val="left"/>
               <w:rPr>
@@ -594,14 +544,15 @@
               <w:rPr>
                 <w:sz w:val="22"/>
                 <w:szCs w:val="22"/>
-                <w:lang w:val="en-US" w:eastAsia="ja-JP" w:bidi="ar-SA"/>
+                <w:lang w:val="en-US"/>
               </w:rPr>
             </w:r>
           </w:p>
           <w:p>
             <w:pPr>
               <w:pStyle w:val="Normal"/>
-              <w:widowControl/>
+              <w:widowControl w:val="false"/>
+              <w:suppressAutoHyphens w:val="true"/>
               <w:spacing w:lineRule="auto" w:line="240" w:before="0" w:after="0"/>
               <w:rPr>
                 <w:lang w:val="en-US"/>
@@ -609,16 +560,15 @@
             </w:pPr>
             <w:r>
               <w:rPr>
-                <w:rFonts w:eastAsia="" w:cs=""/>
-                <w:kern w:val="0"/>
-                <w:lang w:val="en-US" w:eastAsia="ja-JP" w:bidi="ar-SA"/>
+                <w:lang w:val="en-US"/>
               </w:rPr>
             </w:r>
           </w:p>
           <w:p>
             <w:pPr>
               <w:pStyle w:val="Titel"/>
-              <w:widowControl/>
+              <w:widowControl w:val="false"/>
+              <w:suppressAutoHyphens w:val="true"/>
               <w:spacing w:before="0" w:after="0"/>
               <w:jc w:val="left"/>
               <w:rPr>
@@ -633,23 +583,7 @@
                 <w:szCs w:val="22"/>
                 <w:lang w:val="en-US" w:eastAsia="ja-JP" w:bidi="ar-SA"/>
               </w:rPr>
-              <w:t>Thomas Lenz</w:t>
-            </w:r>
-            <w:r>
-              <w:rPr>
-                <w:sz w:val="22"/>
-                <w:szCs w:val="22"/>
-                <w:lang w:val="en-US" w:eastAsia="ja-JP" w:bidi="ar-SA"/>
-              </w:rPr>
-              <w:t xml:space="preserve"> – </w:t>
-            </w:r>
-            <w:r>
-              <w:rPr>
-                <w:sz w:val="22"/>
-                <w:szCs w:val="22"/>
-                <w:lang w:val="en-US" w:eastAsia="ja-JP" w:bidi="ar-SA"/>
-              </w:rPr>
-              <w:t>thomas.lenz</w:t>
+              <w:t>Thomas Lenz – thomas.lenz</w:t>
             </w:r>
             <w:hyperlink r:id="rId3">
               <w:r>
@@ -671,7 +605,7 @@
         </w:trPr>
         <w:tc>
           <w:tcPr>
-            <w:tcW w:w="283" w:type="dxa"/>
+            <w:tcW w:w="282" w:type="dxa"/>
             <w:tcBorders>
               <w:top w:val="nil"/>
               <w:left w:val="single" w:sz="4" w:space="0" w:color="E4E3E2"/>
@@ -682,7 +616,8 @@
           <w:p>
             <w:pPr>
               <w:pStyle w:val="Titel"/>
-              <w:widowControl/>
+              <w:widowControl w:val="false"/>
+              <w:suppressAutoHyphens w:val="true"/>
               <w:spacing w:before="120" w:after="0"/>
               <w:rPr>
                 <w:lang w:val="en-US"/>
@@ -690,14 +625,14 @@
             </w:pPr>
             <w:r>
               <w:rPr>
-                <w:lang w:val="en-US" w:eastAsia="ja-JP" w:bidi="ar-SA"/>
+                <w:lang w:val="en-US"/>
               </w:rPr>
             </w:r>
           </w:p>
         </w:tc>
         <w:tc>
           <w:tcPr>
-            <w:tcW w:w="8504" w:type="dxa"/>
+            <w:tcW w:w="8505" w:type="dxa"/>
             <w:tcBorders>
               <w:top w:val="nil"/>
               <w:left w:val="nil"/>
@@ -708,7 +643,8 @@
           <w:p>
             <w:pPr>
               <w:pStyle w:val="Titel"/>
-              <w:widowControl/>
+              <w:widowControl w:val="false"/>
+              <w:suppressAutoHyphens w:val="true"/>
               <w:spacing w:before="120" w:after="0"/>
               <w:jc w:val="left"/>
               <w:rPr>
@@ -718,13 +654,17 @@
               </w:rPr>
             </w:pPr>
             <w:r>
-              <w:rPr/>
+              <w:rPr>
+                <w:sz w:val="22"/>
+                <w:szCs w:val="22"/>
+              </w:rPr>
             </w:r>
           </w:p>
           <w:p>
             <w:pPr>
               <w:pStyle w:val="Normal"/>
-              <w:widowControl/>
+              <w:widowControl w:val="false"/>
+              <w:suppressAutoHyphens w:val="true"/>
               <w:spacing w:lineRule="auto" w:line="240" w:before="0" w:after="0"/>
               <w:rPr>
                 <w:lang w:val="en-US"/>
@@ -732,9 +672,7 @@
             </w:pPr>
             <w:r>
               <w:rPr>
-                <w:rFonts w:eastAsia="" w:cs=""/>
-                <w:kern w:val="0"/>
-                <w:lang w:val="en-US" w:eastAsia="ja-JP" w:bidi="ar-SA"/>
+                <w:lang w:val="en-US"/>
               </w:rPr>
             </w:r>
           </w:p>
@@ -746,7 +684,7 @@
         </w:trPr>
         <w:tc>
           <w:tcPr>
-            <w:tcW w:w="283" w:type="dxa"/>
+            <w:tcW w:w="282" w:type="dxa"/>
             <w:tcBorders>
               <w:top w:val="nil"/>
               <w:left w:val="single" w:sz="4" w:space="0" w:color="E4E3E2"/>
@@ -757,7 +695,8 @@
           <w:p>
             <w:pPr>
               <w:pStyle w:val="Titel"/>
-              <w:widowControl/>
+              <w:widowControl w:val="false"/>
+              <w:suppressAutoHyphens w:val="true"/>
               <w:spacing w:before="120" w:after="0"/>
               <w:rPr>
                 <w:lang w:val="en-US"/>
@@ -765,14 +704,14 @@
             </w:pPr>
             <w:r>
               <w:rPr>
-                <w:lang w:val="en-US" w:eastAsia="ja-JP" w:bidi="ar-SA"/>
+                <w:lang w:val="en-US"/>
               </w:rPr>
             </w:r>
           </w:p>
         </w:tc>
         <w:tc>
           <w:tcPr>
-            <w:tcW w:w="8504" w:type="dxa"/>
+            <w:tcW w:w="8505" w:type="dxa"/>
             <w:tcBorders>
               <w:top w:val="nil"/>
               <w:left w:val="nil"/>
@@ -783,7 +722,8 @@
           <w:p>
             <w:pPr>
               <w:pStyle w:val="Titel"/>
-              <w:widowControl/>
+              <w:widowControl w:val="false"/>
+              <w:suppressAutoHyphens w:val="true"/>
               <w:spacing w:before="120" w:after="0"/>
               <w:jc w:val="left"/>
               <w:rPr>
@@ -796,7 +736,7 @@
               <w:rPr>
                 <w:sz w:val="22"/>
                 <w:szCs w:val="22"/>
-                <w:lang w:val="en-US" w:eastAsia="ja-JP" w:bidi="ar-SA"/>
+                <w:lang w:val="en-US"/>
               </w:rPr>
             </w:r>
           </w:p>
@@ -888,6 +828,7 @@
             <w:rPr>
               <w:webHidden/>
               <w:rStyle w:val="Verzeichnissprung"/>
+              <w:vanish w:val="false"/>
             </w:rPr>
             <w:instrText xml:space="preserve"> TOC \z \o "1-3" \u \h</w:instrText>
           </w:r>
@@ -895,6 +836,7 @@
             <w:rPr>
               <w:webHidden/>
               <w:rStyle w:val="Verzeichnissprung"/>
+              <w:vanish w:val="false"/>
             </w:rPr>
             <w:fldChar w:fldCharType="separate"/>
           </w:r>
@@ -902,33 +844,28 @@
             <w:r>
               <w:rPr>
                 <w:webHidden/>
-                <w:rStyle w:val="Verzeichnissprung"/>
-              </w:rPr>
-              <w:t>1 Kurzbeschreibung</w:t>
+              </w:rPr>
+              <w:fldChar w:fldCharType="begin"/>
             </w:r>
             <w:r>
               <w:rPr>
                 <w:webHidden/>
               </w:rPr>
-              <w:fldChar w:fldCharType="begin"/>
+              <w:instrText xml:space="preserve">PAGEREF _Toc490637480 \h</w:instrText>
             </w:r>
             <w:r>
               <w:rPr>
                 <w:webHidden/>
               </w:rPr>
-              <w:instrText xml:space="preserve">PAGEREF _Toc490637480 \h</w:instrText>
+              <w:fldChar w:fldCharType="separate"/>
             </w:r>
             <w:r>
               <w:rPr>
                 <w:webHidden/>
-              </w:rPr>
-              <w:fldChar w:fldCharType="separate"/>
-            </w:r>
-            <w:r>
-              <w:rPr>
                 <w:rStyle w:val="Verzeichnissprung"/>
                 <w:vanish w:val="false"/>
               </w:rPr>
+              <w:t>1 Kurzbeschreibung</w:t>
               <w:tab/>
               <w:t>3</w:t>
             </w:r>
@@ -957,33 +894,28 @@
             <w:r>
               <w:rPr>
                 <w:webHidden/>
-                <w:rStyle w:val="Verzeichnissprung"/>
-              </w:rPr>
-              <w:t>2 Anwendungsbeschreibung</w:t>
+              </w:rPr>
+              <w:fldChar w:fldCharType="begin"/>
             </w:r>
             <w:r>
               <w:rPr>
                 <w:webHidden/>
               </w:rPr>
-              <w:fldChar w:fldCharType="begin"/>
+              <w:instrText xml:space="preserve">PAGEREF _Toc490637481 \h</w:instrText>
             </w:r>
             <w:r>
               <w:rPr>
                 <w:webHidden/>
               </w:rPr>
-              <w:instrText xml:space="preserve">PAGEREF _Toc490637481 \h</w:instrText>
+              <w:fldChar w:fldCharType="separate"/>
             </w:r>
             <w:r>
               <w:rPr>
                 <w:webHidden/>
-              </w:rPr>
-              <w:fldChar w:fldCharType="separate"/>
-            </w:r>
-            <w:r>
-              <w:rPr>
                 <w:rStyle w:val="Verzeichnissprung"/>
                 <w:vanish w:val="false"/>
               </w:rPr>
+              <w:t>2 Anwendungsbeschreibung</w:t>
               <w:tab/>
               <w:t>4</w:t>
             </w:r>
@@ -1013,6 +945,7 @@
               <w:rPr>
                 <w:webHidden/>
                 <w:rStyle w:val="Verzeichnissprung"/>
+                <w:vanish w:val="false"/>
                 <w14:scene3d>
                   <w14:camera w14:prst="orthographicFront"/>
                   <w14:lightRig w14:rig="threePt" w14:dir="t">
@@ -1080,6 +1013,7 @@
               <w:rPr>
                 <w:webHidden/>
                 <w:rStyle w:val="Verzeichnissprung"/>
+                <w:vanish w:val="false"/>
                 <w14:scene3d>
                   <w14:camera w14:prst="orthographicFront"/>
                   <w14:lightRig w14:rig="threePt" w14:dir="t">
@@ -1147,6 +1081,7 @@
               <w:rPr>
                 <w:webHidden/>
                 <w:rStyle w:val="Verzeichnissprung"/>
+                <w:vanish w:val="false"/>
                 <w14:scene3d>
                   <w14:camera w14:prst="orthographicFront"/>
                   <w14:lightRig w14:rig="threePt" w14:dir="t">
@@ -1213,33 +1148,28 @@
             <w:r>
               <w:rPr>
                 <w:webHidden/>
-                <w:rStyle w:val="Verzeichnissprung"/>
-              </w:rPr>
-              <w:t>3 Konfiguration</w:t>
+              </w:rPr>
+              <w:fldChar w:fldCharType="begin"/>
             </w:r>
             <w:r>
               <w:rPr>
                 <w:webHidden/>
               </w:rPr>
-              <w:fldChar w:fldCharType="begin"/>
+              <w:instrText xml:space="preserve">PAGEREF _Toc490637485 \h</w:instrText>
             </w:r>
             <w:r>
               <w:rPr>
                 <w:webHidden/>
               </w:rPr>
-              <w:instrText xml:space="preserve">PAGEREF _Toc490637485 \h</w:instrText>
+              <w:fldChar w:fldCharType="separate"/>
             </w:r>
             <w:r>
               <w:rPr>
                 <w:webHidden/>
-              </w:rPr>
-              <w:fldChar w:fldCharType="separate"/>
-            </w:r>
-            <w:r>
-              <w:rPr>
                 <w:rStyle w:val="Verzeichnissprung"/>
                 <w:vanish w:val="false"/>
               </w:rPr>
+              <w:t>3 Konfiguration</w:t>
               <w:tab/>
               <w:t>8</w:t>
             </w:r>
@@ -1269,6 +1199,7 @@
               <w:rPr>
                 <w:webHidden/>
                 <w:rStyle w:val="Verzeichnissprung"/>
+                <w:vanish w:val="false"/>
                 <w14:scene3d>
                   <w14:camera w14:prst="orthographicFront"/>
                   <w14:lightRig w14:rig="threePt" w14:dir="t">
@@ -1336,6 +1267,7 @@
               <w:rPr>
                 <w:webHidden/>
                 <w:rStyle w:val="Verzeichnissprung"/>
+                <w:vanish w:val="false"/>
                 <w14:scene3d>
                   <w14:camera w14:prst="orthographicFront"/>
                   <w14:lightRig w14:rig="threePt" w14:dir="t">
@@ -1403,6 +1335,7 @@
               <w:rPr>
                 <w:webHidden/>
                 <w:rStyle w:val="Verzeichnissprung"/>
+                <w:vanish w:val="false"/>
                 <w14:scene3d>
                   <w14:camera w14:prst="orthographicFront"/>
                   <w14:lightRig w14:rig="threePt" w14:dir="t">
@@ -1470,6 +1403,7 @@
               <w:rPr>
                 <w:webHidden/>
                 <w:rStyle w:val="Verzeichnissprung"/>
+                <w:vanish w:val="false"/>
                 <w14:scene3d>
                   <w14:camera w14:prst="orthographicFront"/>
                   <w14:lightRig w14:rig="threePt" w14:dir="t">
@@ -1537,6 +1471,7 @@
               <w:rPr>
                 <w:webHidden/>
                 <w:rStyle w:val="Verzeichnissprung"/>
+                <w:vanish w:val="false"/>
                 <w14:scene3d>
                   <w14:camera w14:prst="orthographicFront"/>
                   <w14:lightRig w14:rig="threePt" w14:dir="t">
@@ -1604,6 +1539,7 @@
               <w:rPr>
                 <w:webHidden/>
                 <w:rStyle w:val="Verzeichnissprung"/>
+                <w:vanish w:val="false"/>
                 <w14:scene3d>
                   <w14:camera w14:prst="orthographicFront"/>
                   <w14:lightRig w14:rig="threePt" w14:dir="t">
@@ -1671,6 +1607,7 @@
               <w:rPr>
                 <w:webHidden/>
                 <w:rStyle w:val="Verzeichnissprung"/>
+                <w:vanish w:val="false"/>
                 <w14:scene3d>
                   <w14:camera w14:prst="orthographicFront"/>
                   <w14:lightRig w14:rig="threePt" w14:dir="t">
@@ -1738,6 +1675,7 @@
               <w:rPr>
                 <w:webHidden/>
                 <w:rStyle w:val="Verzeichnissprung"/>
+                <w:vanish w:val="false"/>
                 <w14:scene3d>
                   <w14:camera w14:prst="orthographicFront"/>
                   <w14:lightRig w14:rig="threePt" w14:dir="t">
@@ -1805,6 +1743,7 @@
               <w:rPr>
                 <w:webHidden/>
                 <w:rStyle w:val="Verzeichnissprung"/>
+                <w:vanish w:val="false"/>
                 <w14:scene3d>
                   <w14:camera w14:prst="orthographicFront"/>
                   <w14:lightRig w14:rig="threePt" w14:dir="t">
@@ -1872,6 +1811,7 @@
               <w:rPr>
                 <w:webHidden/>
                 <w:rStyle w:val="Verzeichnissprung"/>
+                <w:vanish w:val="false"/>
                 <w14:scene3d>
                   <w14:camera w14:prst="orthographicFront"/>
                   <w14:lightRig w14:rig="threePt" w14:dir="t">
@@ -1939,6 +1879,7 @@
               <w:rPr>
                 <w:webHidden/>
                 <w:rStyle w:val="Verzeichnissprung"/>
+                <w:vanish w:val="false"/>
                 <w14:scene3d>
                   <w14:camera w14:prst="orthographicFront"/>
                   <w14:lightRig w14:rig="threePt" w14:dir="t">
@@ -2006,6 +1947,7 @@
               <w:rPr>
                 <w:webHidden/>
                 <w:rStyle w:val="Verzeichnissprung"/>
+                <w:vanish w:val="false"/>
                 <w14:scene3d>
                   <w14:camera w14:prst="orthographicFront"/>
                   <w14:lightRig w14:rig="threePt" w14:dir="t">
@@ -2073,6 +2015,7 @@
               <w:rPr>
                 <w:webHidden/>
                 <w:rStyle w:val="Verzeichnissprung"/>
+                <w:vanish w:val="false"/>
                 <w14:scene3d>
                   <w14:camera w14:prst="orthographicFront"/>
                   <w14:lightRig w14:rig="threePt" w14:dir="t">
@@ -2140,6 +2083,7 @@
               <w:rPr>
                 <w:webHidden/>
                 <w:rStyle w:val="Verzeichnissprung"/>
+                <w:vanish w:val="false"/>
                 <w14:scene3d>
                   <w14:camera w14:prst="orthographicFront"/>
                   <w14:lightRig w14:rig="threePt" w14:dir="t">
@@ -2235,38 +2179,25 @@
     </w:p>
     <w:p>
       <w:pPr>
-        <w:pStyle w:val="Normal"/>
+        <w:pStyle w:val="Textkrper"/>
         <w:rPr/>
       </w:pPr>
       <w:r>
         <w:fldChar w:fldCharType="begin"/>
       </w:r>
       <w:r>
-        <w:rPr>
-          <w:b/>
-          <w:bCs/>
-        </w:rPr>
+        <w:rPr/>
         <w:instrText xml:space="preserve"> TOC \c "Abbildung" </w:instrText>
       </w:r>
       <w:r>
-        <w:rPr>
-          <w:b/>
-          <w:bCs/>
-        </w:rPr>
+        <w:rPr/>
         <w:fldChar w:fldCharType="separate"/>
       </w:r>
       <w:r>
-        <w:rPr>
-          <w:b/>
-          <w:bCs/>
-        </w:rPr>
-        <w:t>Es konnten keine Einträge für ein Abbildungsverzeichnis gefunden werden.</w:t>
-      </w:r>
-      <w:r>
-        <w:rPr>
-          <w:b/>
-          <w:bCs/>
-        </w:rPr>
+        <w:rPr/>
+      </w:r>
+      <w:r>
+        <w:rPr/>
         <w:fldChar w:fldCharType="end"/>
       </w:r>
     </w:p>
@@ -2287,9 +2218,9 @@
         <w:pStyle w:val="Berschrift1"/>
         <w:rPr/>
       </w:pPr>
-      <w:bookmarkStart w:id="0" w:name="_Toc490637480"/>
+      <w:bookmarkStart w:id="0" w:name="_Toc129153041"/>
       <w:bookmarkStart w:id="1" w:name="_Toc379351812"/>
-      <w:bookmarkStart w:id="2" w:name="_Toc129153041"/>
+      <w:bookmarkStart w:id="2" w:name="_Toc490637480"/>
       <w:r>
         <w:rPr/>
         <w:t>Kurzbeschreibung</w:t>
@@ -2326,9 +2257,9 @@
         <w:pStyle w:val="Berschrift1"/>
         <w:rPr/>
       </w:pPr>
-      <w:bookmarkStart w:id="3" w:name="_Toc490637481"/>
+      <w:bookmarkStart w:id="3" w:name="_Toc129153045"/>
       <w:bookmarkStart w:id="4" w:name="_Toc379351813"/>
-      <w:bookmarkStart w:id="5" w:name="_Toc129153045"/>
+      <w:bookmarkStart w:id="5" w:name="_Toc490637481"/>
       <w:r>
         <w:rPr/>
         <w:t>Anwendungsbeschreibung</w:t>
@@ -2421,8 +2352,8 @@
         <w:pStyle w:val="Berschrift2"/>
         <w:rPr/>
       </w:pPr>
-      <w:bookmarkStart w:id="6" w:name="_Toc490637482"/>
-      <w:bookmarkStart w:id="7" w:name="_Toc379351814"/>
+      <w:bookmarkStart w:id="6" w:name="_Toc379351814"/>
+      <w:bookmarkStart w:id="7" w:name="_Toc490637482"/>
       <w:r>
         <w:rPr/>
         <w:t>PDF-AS Java Bibliothek</w:t>
@@ -2742,8 +2673,8 @@
         <w:pStyle w:val="Berschrift2"/>
         <w:rPr/>
       </w:pPr>
-      <w:bookmarkStart w:id="8" w:name="_Toc490637483"/>
-      <w:bookmarkStart w:id="9" w:name="_Toc379351815"/>
+      <w:bookmarkStart w:id="8" w:name="_Toc379351815"/>
+      <w:bookmarkStart w:id="9" w:name="_Toc490637483"/>
       <w:r>
         <w:rPr/>
         <w:t>PDF-AS Kommandozeilen Anwendung</w:t>
@@ -4160,8 +4091,8 @@
         <w:pStyle w:val="Berschrift2"/>
         <w:rPr/>
       </w:pPr>
-      <w:bookmarkStart w:id="10" w:name="_Toc490637484"/>
-      <w:bookmarkStart w:id="11" w:name="_Toc379351816"/>
+      <w:bookmarkStart w:id="10" w:name="_Toc379351816"/>
+      <w:bookmarkStart w:id="11" w:name="_Toc490637484"/>
       <w:r>
         <w:rPr/>
         <w:t>PDF-AS Webanwendung</w:t>
@@ -4217,8 +4148,8 @@
         <w:pStyle w:val="Berschrift1"/>
         <w:rPr/>
       </w:pPr>
-      <w:bookmarkStart w:id="12" w:name="_Toc490637485"/>
-      <w:bookmarkStart w:id="13" w:name="_Toc379351817"/>
+      <w:bookmarkStart w:id="12" w:name="_Toc379351817"/>
+      <w:bookmarkStart w:id="13" w:name="_Toc490637485"/>
       <w:r>
         <w:rPr/>
         <w:t>Konfiguration</w:t>
@@ -4241,8 +4172,8 @@
         <w:pStyle w:val="Berschrift2"/>
         <w:rPr/>
       </w:pPr>
-      <w:bookmarkStart w:id="14" w:name="_Toc490637486"/>
-      <w:bookmarkStart w:id="15" w:name="_Toc379351818"/>
+      <w:bookmarkStart w:id="14" w:name="_Toc379351818"/>
+      <w:bookmarkStart w:id="15" w:name="_Toc490637486"/>
       <w:r>
         <w:rPr/>
         <w:t>Grundsätzliches</w:t>
@@ -4382,8 +4313,8 @@
         <w:pStyle w:val="Berschrift2"/>
         <w:rPr/>
       </w:pPr>
-      <w:bookmarkStart w:id="16" w:name="_Toc490637487"/>
-      <w:bookmarkStart w:id="17" w:name="_Toc379351819"/>
+      <w:bookmarkStart w:id="16" w:name="_Toc379351819"/>
+      <w:bookmarkStart w:id="17" w:name="_Toc490637487"/>
       <w:r>
         <w:rPr/>
         <w:t>Basiseinstellungen für die Anbindung an die Bürgerkartenumgebung (BKU)</w:t>
@@ -4448,8 +4379,8 @@
         <w:pStyle w:val="Berschrift2"/>
         <w:rPr/>
       </w:pPr>
-      <w:bookmarkStart w:id="18" w:name="_Toc490637488"/>
-      <w:bookmarkStart w:id="19" w:name="_Toc379351820"/>
+      <w:bookmarkStart w:id="18" w:name="_Toc379351820"/>
+      <w:bookmarkStart w:id="19" w:name="_Toc490637488"/>
       <w:r>
         <w:rPr/>
         <w:t>Basiseinstellungen für die Anbindung an MOA-SS und MOA SP</w:t>
@@ -4615,8 +4546,8 @@
         <w:pStyle w:val="Berschrift2"/>
         <w:rPr/>
       </w:pPr>
-      <w:bookmarkStart w:id="20" w:name="_Toc490637489"/>
-      <w:bookmarkStart w:id="21" w:name="_Toc379351821"/>
+      <w:bookmarkStart w:id="20" w:name="_Toc379351821"/>
+      <w:bookmarkStart w:id="21" w:name="_Toc490637489"/>
       <w:r>
         <w:rPr/>
         <w:t>Basiseinstellungen für die Anbindung von MOCCA Online</w:t>
@@ -4670,8 +4601,8 @@
         <w:pStyle w:val="Berschrift2"/>
         <w:rPr/>
       </w:pPr>
-      <w:bookmarkStart w:id="22" w:name="_Toc490637490"/>
-      <w:bookmarkStart w:id="23" w:name="_Toc379351822"/>
+      <w:bookmarkStart w:id="22" w:name="_Toc379351822"/>
+      <w:bookmarkStart w:id="23" w:name="_Toc490637490"/>
       <w:r>
         <w:rPr/>
         <w:t>Basiseinstellungen für die Anbindung der Handy Signatur</w:t>
@@ -4719,10 +4650,10 @@
         <w:pStyle w:val="Berschrift2"/>
         <w:rPr/>
       </w:pPr>
-      <w:bookmarkStart w:id="24" w:name="_Toc283915519"/>
-      <w:bookmarkStart w:id="25" w:name="_Toc379351823"/>
-      <w:bookmarkStart w:id="26" w:name="_Toc147482732"/>
-      <w:bookmarkStart w:id="27" w:name="_Toc490637491"/>
+      <w:bookmarkStart w:id="24" w:name="_Toc490637491"/>
+      <w:bookmarkStart w:id="25" w:name="_Toc147482732"/>
+      <w:bookmarkStart w:id="26" w:name="_Toc379351823"/>
+      <w:bookmarkStart w:id="27" w:name="_Toc283915519"/>
       <w:r>
         <w:rPr/>
         <w:t>Spezifikation der Signatur Blöcke</w:t>
@@ -4931,9 +4862,9 @@
         <w:pStyle w:val="Berschrift3"/>
         <w:rPr/>
       </w:pPr>
-      <w:bookmarkStart w:id="28" w:name="_Toc490637492"/>
+      <w:bookmarkStart w:id="28" w:name="_Toc147482733"/>
       <w:bookmarkStart w:id="29" w:name="_Toc283915520"/>
-      <w:bookmarkStart w:id="30" w:name="_Toc147482733"/>
+      <w:bookmarkStart w:id="30" w:name="_Toc490637492"/>
       <w:r>
         <w:rPr/>
         <w:t>Design des Signatur Blocks (Tabelle)</w:t>
@@ -5699,9 +5630,9 @@
         <w:pStyle w:val="Berschrift3"/>
         <w:rPr/>
       </w:pPr>
-      <w:bookmarkStart w:id="31" w:name="_Toc490637493"/>
+      <w:bookmarkStart w:id="31" w:name="_Toc147482735"/>
       <w:bookmarkStart w:id="32" w:name="_Toc283915522"/>
-      <w:bookmarkStart w:id="33" w:name="_Toc147482735"/>
+      <w:bookmarkStart w:id="33" w:name="_Toc490637493"/>
       <w:r>
         <w:rPr/>
         <w:t>Positionierung von Signaturblöcken</w:t>
@@ -5760,34 +5691,7 @@
           <w:rStyle w:val="Quelltext"/>
           <w:lang w:val="de-DE"/>
         </w:rPr>
-        <w:t>sigblock.placement.less.space.failing=</w:t>
-      </w:r>
-      <w:r>
-        <w:rPr>
-          <w:rStyle w:val="Quelltext"/>
-          <w:lang w:val="de-DE"/>
-        </w:rPr>
-        <w:t>true/</w:t>
-      </w:r>
-      <w:r>
-        <w:rPr>
-          <w:rStyle w:val="Quelltext"/>
-          <w:lang w:val="de-DE"/>
-        </w:rPr>
-        <w:t xml:space="preserve">false </w:t>
-      </w:r>
-      <w:r>
-        <w:rPr>
-          <w:rStyle w:val="Quelltext"/>
-          <w:lang w:val="de-DE"/>
-        </w:rPr>
-        <w:t>(Default: false)</w:t>
-      </w:r>
-      <w:r>
-        <w:rPr>
-          <w:rStyle w:val="Quelltext"/>
-          <w:lang w:val="de-DE"/>
-        </w:rPr>
+        <w:t>sigblock.placement.less.space.failing=true/false (Default: false)</w:t>
         <w:br/>
       </w:r>
       <w:r>
@@ -6974,8 +6878,8 @@
         <w:pStyle w:val="Berschrift3"/>
         <w:rPr/>
       </w:pPr>
-      <w:bookmarkStart w:id="35" w:name="_Toc490637494"/>
-      <w:bookmarkStart w:id="36" w:name="_Toc283915534"/>
+      <w:bookmarkStart w:id="35" w:name="_Toc283915534"/>
+      <w:bookmarkStart w:id="36" w:name="_Toc490637494"/>
       <w:r>
         <w:rPr/>
         <w:t>Dynamische Werte in der Signaturblockdefinition</w:t>
@@ -7100,10 +7004,10 @@
         <w:pStyle w:val="Berschrift2"/>
         <w:rPr/>
       </w:pPr>
-      <w:bookmarkStart w:id="37" w:name="_Toc283915527"/>
-      <w:bookmarkStart w:id="38" w:name="_Toc490637495"/>
-      <w:bookmarkStart w:id="39" w:name="_Ref379288511"/>
-      <w:bookmarkStart w:id="40" w:name="_Toc379351824"/>
+      <w:bookmarkStart w:id="37" w:name="_Toc379351824"/>
+      <w:bookmarkStart w:id="38" w:name="_Ref379288511"/>
+      <w:bookmarkStart w:id="39" w:name="_Toc490637495"/>
+      <w:bookmarkStart w:id="40" w:name="_Toc283915527"/>
       <w:r>
         <w:rPr/>
         <w:t>Signatur-Platzhalter im Dokument</w:t>
@@ -7128,8 +7032,8 @@
         <w:pStyle w:val="Berschrift3"/>
         <w:rPr/>
       </w:pPr>
-      <w:bookmarkStart w:id="41" w:name="_Toc490637496"/>
-      <w:bookmarkStart w:id="42" w:name="_Toc283915528"/>
+      <w:bookmarkStart w:id="41" w:name="_Toc283915528"/>
+      <w:bookmarkStart w:id="42" w:name="_Toc490637496"/>
       <w:r>
         <w:rPr/>
         <w:t>Aktivierung</w:t>
@@ -7202,8 +7106,8 @@
         <w:pStyle w:val="Berschrift3"/>
         <w:rPr/>
       </w:pPr>
-      <w:bookmarkStart w:id="43" w:name="_Toc490637497"/>
-      <w:bookmarkStart w:id="44" w:name="_Toc283915529"/>
+      <w:bookmarkStart w:id="43" w:name="_Toc283915529"/>
+      <w:bookmarkStart w:id="44" w:name="_Toc490637497"/>
       <w:r>
         <w:rPr/>
         <w:t>QR-Code Generierung</w:t>
@@ -7299,8 +7203,8 @@
         <w:pStyle w:val="Berschrift3"/>
         <w:rPr/>
       </w:pPr>
-      <w:bookmarkStart w:id="45" w:name="_Toc490637498"/>
-      <w:bookmarkStart w:id="46" w:name="_Toc283915530"/>
+      <w:bookmarkStart w:id="45" w:name="_Toc283915530"/>
+      <w:bookmarkStart w:id="46" w:name="_Toc490637498"/>
       <w:r>
         <w:rPr/>
         <w:t>Properties</w:t>
@@ -7600,7 +7504,7 @@
       </w:tblPr>
       <w:tblGrid>
         <w:gridCol w:w="1251"/>
-        <w:gridCol w:w="1698"/>
+        <w:gridCol w:w="1697"/>
         <w:gridCol w:w="2554"/>
         <w:gridCol w:w="3644"/>
       </w:tblGrid>
@@ -7620,7 +7524,8 @@
           <w:p>
             <w:pPr>
               <w:pStyle w:val="Tabellen"/>
-              <w:widowControl/>
+              <w:widowControl w:val="false"/>
+              <w:suppressAutoHyphens w:val="true"/>
               <w:spacing w:lineRule="auto" w:line="240" w:before="60" w:after="60"/>
               <w:rPr>
                 <w:color w:val="FFFFFF" w:themeColor="background1"/>
@@ -7639,7 +7544,7 @@
         </w:tc>
         <w:tc>
           <w:tcPr>
-            <w:tcW w:w="1698" w:type="dxa"/>
+            <w:tcW w:w="1697" w:type="dxa"/>
             <w:tcBorders>
               <w:bottom w:val="nil"/>
             </w:tcBorders>
@@ -7648,7 +7553,8 @@
           <w:p>
             <w:pPr>
               <w:pStyle w:val="Tabellen"/>
-              <w:widowControl/>
+              <w:widowControl w:val="false"/>
+              <w:suppressAutoHyphens w:val="true"/>
               <w:spacing w:lineRule="auto" w:line="240" w:before="60" w:after="60"/>
               <w:cnfStyle w:val="100000000000" w:firstRow="1" w:lastRow="0" w:firstColumn="0" w:lastColumn="0" w:oddVBand="0" w:evenVBand="0" w:oddHBand="0" w:evenHBand="0" w:firstRowFirstColumn="0" w:firstRowLastColumn="0" w:lastRowFirstColumn="0" w:lastRowLastColumn="0"/>
               <w:rPr>
@@ -7677,7 +7583,8 @@
           <w:p>
             <w:pPr>
               <w:pStyle w:val="Tabellen"/>
-              <w:widowControl/>
+              <w:widowControl w:val="false"/>
+              <w:suppressAutoHyphens w:val="true"/>
               <w:spacing w:lineRule="auto" w:line="240" w:before="60" w:after="60"/>
               <w:cnfStyle w:val="100000000000" w:firstRow="1" w:lastRow="0" w:firstColumn="0" w:lastColumn="0" w:oddVBand="0" w:evenVBand="0" w:oddHBand="0" w:evenHBand="0" w:firstRowFirstColumn="0" w:firstRowLastColumn="0" w:lastRowFirstColumn="0" w:lastRowLastColumn="0"/>
               <w:rPr>
@@ -7706,7 +7613,8 @@
           <w:p>
             <w:pPr>
               <w:pStyle w:val="Tabellen"/>
-              <w:widowControl/>
+              <w:widowControl w:val="false"/>
+              <w:suppressAutoHyphens w:val="true"/>
               <w:spacing w:lineRule="auto" w:line="240" w:before="60" w:after="60"/>
               <w:cnfStyle w:val="100000000000" w:firstRow="1" w:lastRow="0" w:firstColumn="0" w:lastColumn="0" w:oddVBand="0" w:evenVBand="0" w:oddHBand="0" w:evenHBand="0" w:firstRowFirstColumn="0" w:firstRowLastColumn="0" w:lastRowFirstColumn="0" w:lastRowLastColumn="0"/>
               <w:rPr>
@@ -7739,7 +7647,8 @@
           <w:p>
             <w:pPr>
               <w:pStyle w:val="Normal"/>
-              <w:widowControl/>
+              <w:widowControl w:val="false"/>
+              <w:suppressAutoHyphens w:val="true"/>
               <w:spacing w:lineRule="auto" w:line="240" w:before="60" w:after="60"/>
               <w:rPr>
                 <w:rFonts w:eastAsia="" w:cs=""/>
@@ -7759,7 +7668,7 @@
         </w:tc>
         <w:tc>
           <w:tcPr>
-            <w:tcW w:w="1698" w:type="dxa"/>
+            <w:tcW w:w="1697" w:type="dxa"/>
             <w:tcBorders>
               <w:top w:val="nil"/>
               <w:bottom w:val="nil"/>
@@ -7768,7 +7677,8 @@
           <w:p>
             <w:pPr>
               <w:pStyle w:val="Normal"/>
-              <w:widowControl/>
+              <w:widowControl w:val="false"/>
+              <w:suppressAutoHyphens w:val="true"/>
               <w:spacing w:lineRule="auto" w:line="240" w:before="60" w:after="60"/>
               <w:cnfStyle w:val="000000000000" w:firstRow="0" w:lastRow="0" w:firstColumn="0" w:lastColumn="0" w:oddVBand="0" w:evenVBand="0" w:oddHBand="0" w:evenHBand="0" w:firstRowFirstColumn="0" w:firstRowLastColumn="0" w:lastRowFirstColumn="0" w:lastRowLastColumn="0"/>
               <w:rPr>
@@ -7798,7 +7708,8 @@
           <w:p>
             <w:pPr>
               <w:pStyle w:val="Normal"/>
-              <w:widowControl/>
+              <w:widowControl w:val="false"/>
+              <w:suppressAutoHyphens w:val="true"/>
               <w:spacing w:lineRule="auto" w:line="240" w:before="60" w:after="60"/>
               <w:cnfStyle w:val="000000000000" w:firstRow="0" w:lastRow="0" w:firstColumn="0" w:lastColumn="0" w:oddVBand="0" w:evenVBand="0" w:oddHBand="0" w:evenHBand="0" w:firstRowFirstColumn="0" w:firstRowLastColumn="0" w:lastRowFirstColumn="0" w:lastRowLastColumn="0"/>
               <w:rPr>
@@ -7828,7 +7739,8 @@
           <w:p>
             <w:pPr>
               <w:pStyle w:val="Normal"/>
-              <w:widowControl/>
+              <w:widowControl w:val="false"/>
+              <w:suppressAutoHyphens w:val="true"/>
               <w:spacing w:lineRule="auto" w:line="240" w:before="60" w:after="60"/>
               <w:cnfStyle w:val="000000000000" w:firstRow="0" w:lastRow="0" w:firstColumn="0" w:lastColumn="0" w:oddVBand="0" w:evenVBand="0" w:oddHBand="0" w:evenHBand="0" w:firstRowFirstColumn="0" w:firstRowLastColumn="0" w:lastRowFirstColumn="0" w:lastRowLastColumn="0"/>
               <w:rPr>
@@ -7865,7 +7777,8 @@
           <w:p>
             <w:pPr>
               <w:pStyle w:val="Normal"/>
-              <w:widowControl/>
+              <w:widowControl w:val="false"/>
+              <w:suppressAutoHyphens w:val="true"/>
               <w:spacing w:lineRule="auto" w:line="240" w:before="60" w:after="60"/>
               <w:rPr>
                 <w:rFonts w:eastAsia="" w:cs=""/>
@@ -7885,7 +7798,7 @@
         </w:tc>
         <w:tc>
           <w:tcPr>
-            <w:tcW w:w="1698" w:type="dxa"/>
+            <w:tcW w:w="1697" w:type="dxa"/>
             <w:tcBorders>
               <w:top w:val="nil"/>
               <w:bottom w:val="nil"/>
@@ -7895,7 +7808,8 @@
           <w:p>
             <w:pPr>
               <w:pStyle w:val="Normal"/>
-              <w:widowControl/>
+              <w:widowControl w:val="false"/>
+              <w:suppressAutoHyphens w:val="true"/>
               <w:spacing w:lineRule="auto" w:line="240" w:before="60" w:after="60"/>
               <w:cnfStyle w:val="000000010000" w:firstRow="0" w:lastRow="0" w:firstColumn="0" w:lastColumn="0" w:oddVBand="0" w:evenVBand="0" w:oddHBand="0" w:evenHBand="1" w:firstRowFirstColumn="0" w:firstRowLastColumn="0" w:lastRowFirstColumn="0" w:lastRowLastColumn="0"/>
               <w:rPr>
@@ -7926,7 +7840,8 @@
           <w:p>
             <w:pPr>
               <w:pStyle w:val="Normal"/>
-              <w:widowControl/>
+              <w:widowControl w:val="false"/>
+              <w:suppressAutoHyphens w:val="true"/>
               <w:spacing w:lineRule="auto" w:line="240" w:before="60" w:after="60"/>
               <w:cnfStyle w:val="000000010000" w:firstRow="0" w:lastRow="0" w:firstColumn="0" w:lastColumn="0" w:oddVBand="0" w:evenVBand="0" w:oddHBand="0" w:evenHBand="1" w:firstRowFirstColumn="0" w:firstRowLastColumn="0" w:lastRowFirstColumn="0" w:lastRowLastColumn="0"/>
               <w:rPr>
@@ -7957,7 +7872,8 @@
           <w:p>
             <w:pPr>
               <w:pStyle w:val="Normal"/>
-              <w:widowControl/>
+              <w:widowControl w:val="false"/>
+              <w:suppressAutoHyphens w:val="true"/>
               <w:spacing w:lineRule="auto" w:line="240" w:before="60" w:after="60"/>
               <w:cnfStyle w:val="000000010000" w:firstRow="0" w:lastRow="0" w:firstColumn="0" w:lastColumn="0" w:oddVBand="0" w:evenVBand="0" w:oddHBand="0" w:evenHBand="1" w:firstRowFirstColumn="0" w:firstRowLastColumn="0" w:lastRowFirstColumn="0" w:lastRowLastColumn="0"/>
               <w:rPr>
@@ -7991,7 +7907,8 @@
           <w:p>
             <w:pPr>
               <w:pStyle w:val="Normal"/>
-              <w:widowControl/>
+              <w:widowControl w:val="false"/>
+              <w:suppressAutoHyphens w:val="true"/>
               <w:spacing w:lineRule="auto" w:line="240" w:before="60" w:after="60"/>
               <w:rPr>
                 <w:rFonts w:eastAsia="" w:cs=""/>
@@ -8011,7 +7928,7 @@
         </w:tc>
         <w:tc>
           <w:tcPr>
-            <w:tcW w:w="1698" w:type="dxa"/>
+            <w:tcW w:w="1697" w:type="dxa"/>
             <w:tcBorders>
               <w:top w:val="nil"/>
               <w:bottom w:val="nil"/>
@@ -8020,7 +7937,8 @@
           <w:p>
             <w:pPr>
               <w:pStyle w:val="Normal"/>
-              <w:widowControl/>
+              <w:widowControl w:val="false"/>
+              <w:suppressAutoHyphens w:val="true"/>
               <w:spacing w:lineRule="auto" w:line="240" w:before="60" w:after="60"/>
               <w:cnfStyle w:val="000000000000" w:firstRow="0" w:lastRow="0" w:firstColumn="0" w:lastColumn="0" w:oddVBand="0" w:evenVBand="0" w:oddHBand="0" w:evenHBand="0" w:firstRowFirstColumn="0" w:firstRowLastColumn="0" w:lastRowFirstColumn="0" w:lastRowLastColumn="0"/>
               <w:rPr>
@@ -8050,7 +7968,8 @@
           <w:p>
             <w:pPr>
               <w:pStyle w:val="Normal"/>
-              <w:widowControl/>
+              <w:widowControl w:val="false"/>
+              <w:suppressAutoHyphens w:val="true"/>
               <w:spacing w:lineRule="auto" w:line="240" w:before="60" w:after="60"/>
               <w:cnfStyle w:val="000000000000" w:firstRow="0" w:lastRow="0" w:firstColumn="0" w:lastColumn="0" w:oddVBand="0" w:evenVBand="0" w:oddHBand="0" w:evenHBand="0" w:firstRowFirstColumn="0" w:firstRowLastColumn="0" w:lastRowFirstColumn="0" w:lastRowLastColumn="0"/>
               <w:rPr>
@@ -8080,7 +7999,8 @@
           <w:p>
             <w:pPr>
               <w:pStyle w:val="Normal"/>
-              <w:widowControl/>
+              <w:widowControl w:val="false"/>
+              <w:suppressAutoHyphens w:val="true"/>
               <w:spacing w:lineRule="auto" w:line="240" w:before="60" w:after="60"/>
               <w:cnfStyle w:val="000000000000" w:firstRow="0" w:lastRow="0" w:firstColumn="0" w:lastColumn="0" w:oddVBand="0" w:evenVBand="0" w:oddHBand="0" w:evenHBand="0" w:firstRowFirstColumn="0" w:firstRowLastColumn="0" w:lastRowFirstColumn="0" w:lastRowLastColumn="0"/>
               <w:rPr>
@@ -8117,7 +8037,8 @@
           <w:p>
             <w:pPr>
               <w:pStyle w:val="Normal"/>
-              <w:widowControl/>
+              <w:widowControl w:val="false"/>
+              <w:suppressAutoHyphens w:val="true"/>
               <w:spacing w:lineRule="auto" w:line="240" w:before="60" w:after="60"/>
               <w:rPr>
                 <w:rFonts w:eastAsia="" w:cs=""/>
@@ -8137,7 +8058,7 @@
         </w:tc>
         <w:tc>
           <w:tcPr>
-            <w:tcW w:w="1698" w:type="dxa"/>
+            <w:tcW w:w="1697" w:type="dxa"/>
             <w:tcBorders>
               <w:top w:val="nil"/>
               <w:bottom w:val="nil"/>
@@ -8147,7 +8068,8 @@
           <w:p>
             <w:pPr>
               <w:pStyle w:val="Normal"/>
-              <w:widowControl/>
+              <w:widowControl w:val="false"/>
+              <w:suppressAutoHyphens w:val="true"/>
               <w:spacing w:lineRule="auto" w:line="240" w:before="60" w:after="60"/>
               <w:cnfStyle w:val="000000010000" w:firstRow="0" w:lastRow="0" w:firstColumn="0" w:lastColumn="0" w:oddVBand="0" w:evenVBand="0" w:oddHBand="0" w:evenHBand="1" w:firstRowFirstColumn="0" w:firstRowLastColumn="0" w:lastRowFirstColumn="0" w:lastRowLastColumn="0"/>
               <w:rPr>
@@ -8178,7 +8100,8 @@
           <w:p>
             <w:pPr>
               <w:pStyle w:val="Normal"/>
-              <w:widowControl/>
+              <w:widowControl w:val="false"/>
+              <w:suppressAutoHyphens w:val="true"/>
               <w:spacing w:lineRule="auto" w:line="240" w:before="60" w:after="60"/>
               <w:cnfStyle w:val="000000010000" w:firstRow="0" w:lastRow="0" w:firstColumn="0" w:lastColumn="0" w:oddVBand="0" w:evenVBand="0" w:oddHBand="0" w:evenHBand="1" w:firstRowFirstColumn="0" w:firstRowLastColumn="0" w:lastRowFirstColumn="0" w:lastRowLastColumn="0"/>
               <w:rPr>
@@ -8209,7 +8132,8 @@
           <w:p>
             <w:pPr>
               <w:pStyle w:val="Normal"/>
-              <w:widowControl/>
+              <w:widowControl w:val="false"/>
+              <w:suppressAutoHyphens w:val="true"/>
               <w:spacing w:lineRule="auto" w:line="240" w:before="60" w:after="60"/>
               <w:cnfStyle w:val="000000010000" w:firstRow="0" w:lastRow="0" w:firstColumn="0" w:lastColumn="0" w:oddVBand="0" w:evenVBand="0" w:oddHBand="0" w:evenHBand="1" w:firstRowFirstColumn="0" w:firstRowLastColumn="0" w:lastRowFirstColumn="0" w:lastRowLastColumn="0"/>
               <w:rPr>
@@ -8243,7 +8167,8 @@
           <w:p>
             <w:pPr>
               <w:pStyle w:val="Normal"/>
-              <w:widowControl/>
+              <w:widowControl w:val="false"/>
+              <w:suppressAutoHyphens w:val="true"/>
               <w:spacing w:lineRule="auto" w:line="240" w:before="60" w:after="60"/>
               <w:rPr>
                 <w:rFonts w:eastAsia="" w:cs=""/>
@@ -8263,7 +8188,7 @@
         </w:tc>
         <w:tc>
           <w:tcPr>
-            <w:tcW w:w="1698" w:type="dxa"/>
+            <w:tcW w:w="1697" w:type="dxa"/>
             <w:tcBorders>
               <w:top w:val="nil"/>
               <w:bottom w:val="nil"/>
@@ -8272,7 +8197,8 @@
           <w:p>
             <w:pPr>
               <w:pStyle w:val="Normal"/>
-              <w:widowControl/>
+              <w:widowControl w:val="false"/>
+              <w:suppressAutoHyphens w:val="true"/>
               <w:spacing w:lineRule="auto" w:line="240" w:before="60" w:after="60"/>
               <w:cnfStyle w:val="000000000000" w:firstRow="0" w:lastRow="0" w:firstColumn="0" w:lastColumn="0" w:oddVBand="0" w:evenVBand="0" w:oddHBand="0" w:evenHBand="0" w:firstRowFirstColumn="0" w:firstRowLastColumn="0" w:lastRowFirstColumn="0" w:lastRowLastColumn="0"/>
               <w:rPr>
@@ -8302,7 +8228,8 @@
           <w:p>
             <w:pPr>
               <w:pStyle w:val="Normal"/>
-              <w:widowControl/>
+              <w:widowControl w:val="false"/>
+              <w:suppressAutoHyphens w:val="true"/>
               <w:spacing w:lineRule="auto" w:line="240" w:before="60" w:after="60"/>
               <w:cnfStyle w:val="000000000000" w:firstRow="0" w:lastRow="0" w:firstColumn="0" w:lastColumn="0" w:oddVBand="0" w:evenVBand="0" w:oddHBand="0" w:evenHBand="0" w:firstRowFirstColumn="0" w:firstRowLastColumn="0" w:lastRowFirstColumn="0" w:lastRowLastColumn="0"/>
               <w:rPr>
@@ -8332,7 +8259,8 @@
           <w:p>
             <w:pPr>
               <w:pStyle w:val="Normal"/>
-              <w:widowControl/>
+              <w:widowControl w:val="false"/>
+              <w:suppressAutoHyphens w:val="true"/>
               <w:spacing w:lineRule="auto" w:line="240" w:before="60" w:after="60"/>
               <w:cnfStyle w:val="000000000000" w:firstRow="0" w:lastRow="0" w:firstColumn="0" w:lastColumn="0" w:oddVBand="0" w:evenVBand="0" w:oddHBand="0" w:evenHBand="0" w:firstRowFirstColumn="0" w:firstRowLastColumn="0" w:lastRowFirstColumn="0" w:lastRowLastColumn="0"/>
               <w:rPr>
@@ -8369,7 +8297,8 @@
           <w:p>
             <w:pPr>
               <w:pStyle w:val="Normal"/>
-              <w:widowControl/>
+              <w:widowControl w:val="false"/>
+              <w:suppressAutoHyphens w:val="true"/>
               <w:spacing w:lineRule="auto" w:line="240" w:before="60" w:after="60"/>
               <w:rPr>
                 <w:rFonts w:eastAsia="" w:cs=""/>
@@ -8389,7 +8318,7 @@
         </w:tc>
         <w:tc>
           <w:tcPr>
-            <w:tcW w:w="1698" w:type="dxa"/>
+            <w:tcW w:w="1697" w:type="dxa"/>
             <w:tcBorders>
               <w:top w:val="nil"/>
               <w:bottom w:val="nil"/>
@@ -8399,7 +8328,8 @@
           <w:p>
             <w:pPr>
               <w:pStyle w:val="Normal"/>
-              <w:widowControl/>
+              <w:widowControl w:val="false"/>
+              <w:suppressAutoHyphens w:val="true"/>
               <w:spacing w:lineRule="auto" w:line="240" w:before="60" w:after="60"/>
               <w:cnfStyle w:val="000000010000" w:firstRow="0" w:lastRow="0" w:firstColumn="0" w:lastColumn="0" w:oddVBand="0" w:evenVBand="0" w:oddHBand="0" w:evenHBand="1" w:firstRowFirstColumn="0" w:firstRowLastColumn="0" w:lastRowFirstColumn="0" w:lastRowLastColumn="0"/>
               <w:rPr>
@@ -8430,7 +8360,8 @@
           <w:p>
             <w:pPr>
               <w:pStyle w:val="Normal"/>
-              <w:widowControl/>
+              <w:widowControl w:val="false"/>
+              <w:suppressAutoHyphens w:val="true"/>
               <w:spacing w:lineRule="auto" w:line="240" w:before="60" w:after="60"/>
               <w:cnfStyle w:val="000000010000" w:firstRow="0" w:lastRow="0" w:firstColumn="0" w:lastColumn="0" w:oddVBand="0" w:evenVBand="0" w:oddHBand="0" w:evenHBand="1" w:firstRowFirstColumn="0" w:firstRowLastColumn="0" w:lastRowFirstColumn="0" w:lastRowLastColumn="0"/>
               <w:rPr>
@@ -8461,7 +8392,8 @@
           <w:p>
             <w:pPr>
               <w:pStyle w:val="Normal"/>
-              <w:widowControl/>
+              <w:widowControl w:val="false"/>
+              <w:suppressAutoHyphens w:val="true"/>
               <w:spacing w:lineRule="auto" w:line="240" w:before="60" w:after="60"/>
               <w:cnfStyle w:val="000000010000" w:firstRow="0" w:lastRow="0" w:firstColumn="0" w:lastColumn="0" w:oddVBand="0" w:evenVBand="0" w:oddHBand="0" w:evenHBand="1" w:firstRowFirstColumn="0" w:firstRowLastColumn="0" w:lastRowFirstColumn="0" w:lastRowLastColumn="0"/>
               <w:rPr>
@@ -8495,7 +8427,8 @@
           <w:p>
             <w:pPr>
               <w:pStyle w:val="Normal"/>
-              <w:widowControl/>
+              <w:widowControl w:val="false"/>
+              <w:suppressAutoHyphens w:val="true"/>
               <w:spacing w:lineRule="auto" w:line="240" w:before="60" w:after="60"/>
               <w:rPr>
                 <w:rFonts w:eastAsia="" w:cs=""/>
@@ -8515,7 +8448,7 @@
         </w:tc>
         <w:tc>
           <w:tcPr>
-            <w:tcW w:w="1698" w:type="dxa"/>
+            <w:tcW w:w="1697" w:type="dxa"/>
             <w:tcBorders>
               <w:top w:val="nil"/>
               <w:bottom w:val="nil"/>
@@ -8524,7 +8457,8 @@
           <w:p>
             <w:pPr>
               <w:pStyle w:val="Normal"/>
-              <w:widowControl/>
+              <w:widowControl w:val="false"/>
+              <w:suppressAutoHyphens w:val="true"/>
               <w:spacing w:lineRule="auto" w:line="240" w:before="60" w:after="60"/>
               <w:cnfStyle w:val="000000000000" w:firstRow="0" w:lastRow="0" w:firstColumn="0" w:lastColumn="0" w:oddVBand="0" w:evenVBand="0" w:oddHBand="0" w:evenHBand="0" w:firstRowFirstColumn="0" w:firstRowLastColumn="0" w:lastRowFirstColumn="0" w:lastRowLastColumn="0"/>
               <w:rPr>
@@ -8554,7 +8488,8 @@
           <w:p>
             <w:pPr>
               <w:pStyle w:val="Normal"/>
-              <w:widowControl/>
+              <w:widowControl w:val="false"/>
+              <w:suppressAutoHyphens w:val="true"/>
               <w:spacing w:lineRule="auto" w:line="240" w:before="60" w:after="60"/>
               <w:cnfStyle w:val="000000000000" w:firstRow="0" w:lastRow="0" w:firstColumn="0" w:lastColumn="0" w:oddVBand="0" w:evenVBand="0" w:oddHBand="0" w:evenHBand="0" w:firstRowFirstColumn="0" w:firstRowLastColumn="0" w:lastRowFirstColumn="0" w:lastRowLastColumn="0"/>
               <w:rPr>
@@ -8584,7 +8519,8 @@
           <w:p>
             <w:pPr>
               <w:pStyle w:val="Normal"/>
-              <w:widowControl/>
+              <w:widowControl w:val="false"/>
+              <w:suppressAutoHyphens w:val="true"/>
               <w:spacing w:lineRule="auto" w:line="240" w:before="60" w:after="60"/>
               <w:cnfStyle w:val="000000000000" w:firstRow="0" w:lastRow="0" w:firstColumn="0" w:lastColumn="0" w:oddVBand="0" w:evenVBand="0" w:oddHBand="0" w:evenHBand="0" w:firstRowFirstColumn="0" w:firstRowLastColumn="0" w:lastRowFirstColumn="0" w:lastRowLastColumn="0"/>
               <w:rPr>
@@ -8621,7 +8557,8 @@
           <w:p>
             <w:pPr>
               <w:pStyle w:val="Normal"/>
-              <w:widowControl/>
+              <w:widowControl w:val="false"/>
+              <w:suppressAutoHyphens w:val="true"/>
               <w:spacing w:lineRule="auto" w:line="240" w:before="60" w:after="60"/>
               <w:rPr>
                 <w:rFonts w:eastAsia="" w:cs=""/>
@@ -8641,7 +8578,7 @@
         </w:tc>
         <w:tc>
           <w:tcPr>
-            <w:tcW w:w="1698" w:type="dxa"/>
+            <w:tcW w:w="1697" w:type="dxa"/>
             <w:tcBorders>
               <w:top w:val="nil"/>
               <w:bottom w:val="nil"/>
@@ -8651,7 +8588,8 @@
           <w:p>
             <w:pPr>
               <w:pStyle w:val="Normal"/>
-              <w:widowControl/>
+              <w:widowControl w:val="false"/>
+              <w:suppressAutoHyphens w:val="true"/>
               <w:spacing w:lineRule="auto" w:line="240" w:before="60" w:after="60"/>
               <w:cnfStyle w:val="000000010000" w:firstRow="0" w:lastRow="0" w:firstColumn="0" w:lastColumn="0" w:oddVBand="0" w:evenVBand="0" w:oddHBand="0" w:evenHBand="1" w:firstRowFirstColumn="0" w:firstRowLastColumn="0" w:lastRowFirstColumn="0" w:lastRowLastColumn="0"/>
               <w:rPr>
@@ -8682,7 +8620,8 @@
           <w:p>
             <w:pPr>
               <w:pStyle w:val="Normal"/>
-              <w:widowControl/>
+              <w:widowControl w:val="false"/>
+              <w:suppressAutoHyphens w:val="true"/>
               <w:spacing w:lineRule="auto" w:line="240" w:before="60" w:after="60"/>
               <w:cnfStyle w:val="000000010000" w:firstRow="0" w:lastRow="0" w:firstColumn="0" w:lastColumn="0" w:oddVBand="0" w:evenVBand="0" w:oddHBand="0" w:evenHBand="1" w:firstRowFirstColumn="0" w:firstRowLastColumn="0" w:lastRowFirstColumn="0" w:lastRowLastColumn="0"/>
               <w:rPr>
@@ -8713,7 +8652,8 @@
           <w:p>
             <w:pPr>
               <w:pStyle w:val="Normal"/>
-              <w:widowControl/>
+              <w:widowControl w:val="false"/>
+              <w:suppressAutoHyphens w:val="true"/>
               <w:spacing w:lineRule="auto" w:line="240" w:before="60" w:after="60"/>
               <w:cnfStyle w:val="000000010000" w:firstRow="0" w:lastRow="0" w:firstColumn="0" w:lastColumn="0" w:oddVBand="0" w:evenVBand="0" w:oddHBand="0" w:evenHBand="1" w:firstRowFirstColumn="0" w:firstRowLastColumn="0" w:lastRowFirstColumn="0" w:lastRowLastColumn="0"/>
               <w:rPr>
@@ -8747,7 +8687,8 @@
           <w:p>
             <w:pPr>
               <w:pStyle w:val="Normal"/>
-              <w:widowControl/>
+              <w:widowControl w:val="false"/>
+              <w:suppressAutoHyphens w:val="true"/>
               <w:spacing w:lineRule="auto" w:line="240" w:before="60" w:after="60"/>
               <w:rPr>
                 <w:rFonts w:eastAsia="" w:cs=""/>
@@ -8767,7 +8708,7 @@
         </w:tc>
         <w:tc>
           <w:tcPr>
-            <w:tcW w:w="1698" w:type="dxa"/>
+            <w:tcW w:w="1697" w:type="dxa"/>
             <w:tcBorders>
               <w:top w:val="nil"/>
               <w:bottom w:val="nil"/>
@@ -8776,7 +8717,8 @@
           <w:p>
             <w:pPr>
               <w:pStyle w:val="Normal"/>
-              <w:widowControl/>
+              <w:widowControl w:val="false"/>
+              <w:suppressAutoHyphens w:val="true"/>
               <w:spacing w:lineRule="auto" w:line="240" w:before="60" w:after="60"/>
               <w:cnfStyle w:val="000000000000" w:firstRow="0" w:lastRow="0" w:firstColumn="0" w:lastColumn="0" w:oddVBand="0" w:evenVBand="0" w:oddHBand="0" w:evenHBand="0" w:firstRowFirstColumn="0" w:firstRowLastColumn="0" w:lastRowFirstColumn="0" w:lastRowLastColumn="0"/>
               <w:rPr>
@@ -8806,7 +8748,8 @@
           <w:p>
             <w:pPr>
               <w:pStyle w:val="Normal"/>
-              <w:widowControl/>
+              <w:widowControl w:val="false"/>
+              <w:suppressAutoHyphens w:val="true"/>
               <w:spacing w:lineRule="auto" w:line="240" w:before="60" w:after="60"/>
               <w:cnfStyle w:val="000000000000" w:firstRow="0" w:lastRow="0" w:firstColumn="0" w:lastColumn="0" w:oddVBand="0" w:evenVBand="0" w:oddHBand="0" w:evenHBand="0" w:firstRowFirstColumn="0" w:firstRowLastColumn="0" w:lastRowFirstColumn="0" w:lastRowLastColumn="0"/>
               <w:rPr>
@@ -8836,7 +8779,8 @@
           <w:p>
             <w:pPr>
               <w:pStyle w:val="Normal"/>
-              <w:widowControl/>
+              <w:widowControl w:val="false"/>
+              <w:suppressAutoHyphens w:val="true"/>
               <w:spacing w:lineRule="auto" w:line="240" w:before="60" w:after="60"/>
               <w:cnfStyle w:val="000000000000" w:firstRow="0" w:lastRow="0" w:firstColumn="0" w:lastColumn="0" w:oddVBand="0" w:evenVBand="0" w:oddHBand="0" w:evenHBand="0" w:firstRowFirstColumn="0" w:firstRowLastColumn="0" w:lastRowFirstColumn="0" w:lastRowLastColumn="0"/>
               <w:rPr>
@@ -8865,11 +8809,13 @@
             <w:tcBorders>
               <w:top w:val="nil"/>
             </w:tcBorders>
+            <w:shd w:color="auto" w:fill="DDDBD5" w:themeFill="text2" w:themeFillTint="33" w:val="clear"/>
           </w:tcPr>
           <w:p>
             <w:pPr>
               <w:pStyle w:val="Normal"/>
-              <w:widowControl/>
+              <w:widowControl w:val="false"/>
+              <w:suppressAutoHyphens w:val="true"/>
               <w:spacing w:lineRule="auto" w:line="240" w:before="60" w:after="60"/>
               <w:rPr>
                 <w:rFonts w:eastAsia="" w:cs=""/>
@@ -8889,15 +8835,17 @@
         </w:tc>
         <w:tc>
           <w:tcPr>
-            <w:tcW w:w="1698" w:type="dxa"/>
+            <w:tcW w:w="1697" w:type="dxa"/>
             <w:tcBorders>
               <w:top w:val="nil"/>
             </w:tcBorders>
+            <w:shd w:color="auto" w:fill="DDDBD5" w:themeFill="text2" w:themeFillTint="33" w:val="clear"/>
           </w:tcPr>
           <w:p>
             <w:pPr>
               <w:pStyle w:val="Normal"/>
-              <w:widowControl/>
+              <w:widowControl w:val="false"/>
+              <w:suppressAutoHyphens w:val="true"/>
               <w:spacing w:lineRule="auto" w:line="240" w:before="60" w:after="60"/>
               <w:cnfStyle w:val="000000000000" w:firstRow="0" w:lastRow="0" w:firstColumn="0" w:lastColumn="0" w:oddVBand="0" w:evenVBand="0" w:oddHBand="0" w:evenHBand="0" w:firstRowFirstColumn="0" w:firstRowLastColumn="0" w:lastRowFirstColumn="0" w:lastRowLastColumn="0"/>
               <w:rPr>
@@ -8922,11 +8870,13 @@
             <w:tcBorders>
               <w:top w:val="nil"/>
             </w:tcBorders>
+            <w:shd w:color="auto" w:fill="DDDBD5" w:themeFill="text2" w:themeFillTint="33" w:val="clear"/>
           </w:tcPr>
           <w:p>
             <w:pPr>
               <w:pStyle w:val="Normal"/>
-              <w:widowControl/>
+              <w:widowControl w:val="false"/>
+              <w:suppressAutoHyphens w:val="true"/>
               <w:spacing w:lineRule="auto" w:line="240" w:before="60" w:after="60"/>
               <w:cnfStyle w:val="000000000000" w:firstRow="0" w:lastRow="0" w:firstColumn="0" w:lastColumn="0" w:oddVBand="0" w:evenVBand="0" w:oddHBand="0" w:evenHBand="0" w:firstRowFirstColumn="0" w:firstRowLastColumn="0" w:lastRowFirstColumn="0" w:lastRowLastColumn="0"/>
               <w:rPr>
@@ -8951,11 +8901,13 @@
             <w:tcBorders>
               <w:top w:val="nil"/>
             </w:tcBorders>
+            <w:shd w:color="auto" w:fill="DDDBD5" w:themeFill="text2" w:themeFillTint="33" w:val="clear"/>
           </w:tcPr>
           <w:p>
             <w:pPr>
               <w:pStyle w:val="Normal"/>
-              <w:widowControl/>
+              <w:widowControl w:val="false"/>
+              <w:suppressAutoHyphens w:val="true"/>
               <w:spacing w:lineRule="auto" w:line="240" w:before="60" w:after="60"/>
               <w:cnfStyle w:val="000000000000" w:firstRow="0" w:lastRow="0" w:firstColumn="0" w:lastColumn="0" w:oddVBand="0" w:evenVBand="0" w:oddHBand="0" w:evenHBand="0" w:firstRowFirstColumn="0" w:firstRowLastColumn="0" w:lastRowFirstColumn="0" w:lastRowLastColumn="0"/>
               <w:rPr>
@@ -9062,7 +9014,8 @@
           <w:p>
             <w:pPr>
               <w:pStyle w:val="Normal"/>
-              <w:widowControl/>
+              <w:widowControl w:val="false"/>
+              <w:suppressAutoHyphens w:val="true"/>
               <w:spacing w:lineRule="auto" w:line="240" w:before="0" w:after="0"/>
               <w:rPr>
                 <w:rFonts w:eastAsia="" w:cs=""/>
@@ -9108,7 +9061,8 @@
           <w:p>
             <w:pPr>
               <w:pStyle w:val="Normal"/>
-              <w:widowControl/>
+              <w:widowControl w:val="false"/>
+              <w:suppressAutoHyphens w:val="true"/>
               <w:spacing w:lineRule="auto" w:line="240" w:before="0" w:after="0"/>
               <w:rPr>
                 <w:rFonts w:eastAsia="" w:cs=""/>
@@ -9139,7 +9093,8 @@
           <w:p>
             <w:pPr>
               <w:pStyle w:val="Normal"/>
-              <w:widowControl/>
+              <w:widowControl w:val="false"/>
+              <w:suppressAutoHyphens w:val="true"/>
               <w:spacing w:lineRule="auto" w:line="240" w:before="0" w:after="0"/>
               <w:rPr>
                 <w:rFonts w:eastAsia="" w:cs=""/>
@@ -9183,7 +9138,8 @@
           <w:p>
             <w:pPr>
               <w:pStyle w:val="Normal"/>
-              <w:widowControl/>
+              <w:widowControl w:val="false"/>
+              <w:suppressAutoHyphens w:val="true"/>
               <w:spacing w:lineRule="auto" w:line="240" w:before="0" w:after="0"/>
               <w:rPr>
                 <w:lang w:val="en-US"/>
@@ -9241,7 +9197,7 @@
       <mc:AlternateContent>
         <mc:Choice Requires="wps">
           <w:drawing>
-            <wp:anchor behindDoc="1" distT="0" distB="0" distL="0" distR="0" simplePos="0" locked="0" layoutInCell="0" allowOverlap="1" relativeHeight="44" wp14:anchorId="055AE194">
+            <wp:anchor behindDoc="1" distT="0" distB="0" distL="0" distR="0" simplePos="0" locked="0" layoutInCell="0" allowOverlap="1" relativeHeight="42" wp14:anchorId="055AE194">
               <wp:simplePos x="0" y="0"/>
               <wp:positionH relativeFrom="margin">
                 <wp:align>left</wp:align>
@@ -9352,7 +9308,7 @@
                                 </w:r>
                                 <w:r>
                                   <w:rPr/>
-                                  <w:t>22</w:t>
+                                  <w:t>2</w:t>
                                 </w:r>
                                 <w:r>
                                   <w:rPr/>
@@ -9465,7 +9421,7 @@
                           </w:r>
                           <w:r>
                             <w:rPr/>
-                            <w:t>22</w:t>
+                            <w:t>2</w:t>
                           </w:r>
                           <w:r>
                             <w:rPr/>
@@ -9544,7 +9500,8 @@
         <w:p>
           <w:pPr>
             <w:pStyle w:val="Name"/>
-            <w:widowControl/>
+            <w:widowControl w:val="false"/>
+            <w:suppressAutoHyphens w:val="true"/>
             <w:spacing w:before="60" w:after="60"/>
             <w:ind w:left="0" w:right="144" w:hanging="0"/>
             <w:rPr>
@@ -9563,7 +9520,8 @@
         <w:p>
           <w:pPr>
             <w:pStyle w:val="NoSpacing"/>
-            <w:widowControl/>
+            <w:widowControl w:val="false"/>
+            <w:suppressAutoHyphens w:val="true"/>
             <w:ind w:left="0" w:right="0" w:hanging="0"/>
             <w:jc w:val="left"/>
             <w:rPr>
@@ -9622,7 +9580,8 @@
         <w:p>
           <w:pPr>
             <w:pStyle w:val="Name"/>
-            <w:widowControl/>
+            <w:widowControl w:val="false"/>
+            <w:suppressAutoHyphens w:val="true"/>
             <w:spacing w:before="60" w:after="60"/>
             <w:ind w:left="144" w:right="144" w:hanging="0"/>
             <w:jc w:val="right"/>
@@ -9665,7 +9624,8 @@
         <w:p>
           <w:pPr>
             <w:pStyle w:val="Name"/>
-            <w:widowControl/>
+            <w:widowControl w:val="false"/>
+            <w:suppressAutoHyphens w:val="true"/>
             <w:ind w:left="144" w:right="144" w:hanging="0"/>
             <w:jc w:val="right"/>
             <w:rPr>
@@ -9697,7 +9657,8 @@
         <w:p>
           <w:pPr>
             <w:pStyle w:val="Name"/>
-            <w:widowControl/>
+            <w:widowControl w:val="false"/>
+            <w:suppressAutoHyphens w:val="true"/>
             <w:spacing w:before="60" w:after="60"/>
             <w:ind w:left="144" w:right="144" w:hanging="0"/>
             <w:jc w:val="right"/>
@@ -9725,10 +9686,7 @@
             <w:br/>
           </w:r>
           <w:r>
-            <w:rPr>
-              <w:kern w:val="0"/>
-              <w:lang w:eastAsia="ja-JP" w:bidi="ar-SA"/>
-            </w:rPr>
+            <w:rPr/>
             <w:drawing>
               <wp:inline distT="0" distB="0" distL="0" distR="0">
                 <wp:extent cx="2762250" cy="255905"/>
@@ -9776,10 +9734,7 @@
             <w:br/>
           </w:r>
           <w:r>
-            <w:rPr>
-              <w:kern w:val="0"/>
-              <w:lang w:eastAsia="ja-JP" w:bidi="ar-SA"/>
-            </w:rPr>
+            <w:rPr/>
             <w:drawing>
               <wp:inline distT="0" distB="0" distL="0" distR="0">
                 <wp:extent cx="1014730" cy="496570"/>
@@ -9874,6 +9829,7 @@
         <w:vertAlign w:val="baseline"/>
         <w:position w:val="0"/>
         <w:sz w:val="20"/>
+        <w:sz w:val="20"/>
         <w:spacing w:val="0"/>
         <w:i w:val="false"/>
         <w:shadow w:val="false"/>
@@ -9934,6 +9890,7 @@
         <w:strike w:val="false"/>
         <w:vertAlign w:val="baseline"/>
         <w:position w:val="0"/>
+        <w:sz w:val="20"/>
         <w:sz w:val="20"/>
         <w:spacing w:val="0"/>
         <w:i w:val="false"/>
@@ -10082,6 +10039,7 @@
         </w:tabs>
         <w:ind w:left="1080" w:hanging="360"/>
       </w:pPr>
+      <w:rPr/>
     </w:lvl>
     <w:lvl w:ilvl="2">
       <w:start w:val="1"/>
@@ -10094,6 +10052,7 @@
         </w:tabs>
         <w:ind w:left="1440" w:hanging="360"/>
       </w:pPr>
+      <w:rPr/>
     </w:lvl>
     <w:lvl w:ilvl="3">
       <w:start w:val="1"/>
@@ -10106,6 +10065,7 @@
         </w:tabs>
         <w:ind w:left="1800" w:hanging="360"/>
       </w:pPr>
+      <w:rPr/>
     </w:lvl>
     <w:lvl w:ilvl="4">
       <w:start w:val="1"/>
@@ -10118,6 +10078,7 @@
         </w:tabs>
         <w:ind w:left="2160" w:hanging="360"/>
       </w:pPr>
+      <w:rPr/>
     </w:lvl>
     <w:lvl w:ilvl="5">
       <w:start w:val="1"/>
@@ -10130,6 +10091,7 @@
         </w:tabs>
         <w:ind w:left="2520" w:hanging="360"/>
       </w:pPr>
+      <w:rPr/>
     </w:lvl>
     <w:lvl w:ilvl="6">
       <w:start w:val="1"/>
@@ -10142,6 +10104,7 @@
         </w:tabs>
         <w:ind w:left="2880" w:hanging="360"/>
       </w:pPr>
+      <w:rPr/>
     </w:lvl>
     <w:lvl w:ilvl="7">
       <w:start w:val="1"/>
@@ -10154,6 +10117,7 @@
         </w:tabs>
         <w:ind w:left="3240" w:hanging="360"/>
       </w:pPr>
+      <w:rPr/>
     </w:lvl>
     <w:lvl w:ilvl="8">
       <w:start w:val="1"/>
@@ -10166,6 +10130,7 @@
         </w:tabs>
         <w:ind w:left="3600" w:hanging="360"/>
       </w:pPr>
+      <w:rPr/>
     </w:lvl>
   </w:abstractNum>
   <w:abstractNum w:abstractNumId="3">
@@ -10979,12 +10944,13 @@
     <w:rsid w:val="00835d6c"/>
     <w:pPr>
       <w:widowControl/>
+      <w:suppressAutoHyphens w:val="true"/>
       <w:bidi w:val="0"/>
       <w:spacing w:lineRule="auto" w:line="300" w:before="0" w:after="320"/>
       <w:jc w:val="both"/>
     </w:pPr>
     <w:rPr>
-      <w:rFonts w:ascii="Century Gothic" w:hAnsi="Century Gothic" w:asciiTheme="majorHAnsi" w:hAnsiTheme="majorHAnsi" w:eastAsia="" w:cs=""/>
+      <w:rFonts w:ascii="Century Gothic" w:hAnsi="Century Gothic" w:eastAsia="" w:cs="" w:asciiTheme="majorHAnsi" w:hAnsiTheme="majorHAnsi"/>
       <w:color w:val="000000" w:themeColor="text1"/>
       <w:kern w:val="0"/>
       <w:sz w:val="22"/>
@@ -11741,6 +11707,7 @@
     <w:qFormat/>
     <w:pPr>
       <w:widowControl/>
+      <w:suppressAutoHyphens w:val="true"/>
       <w:bidi w:val="0"/>
       <w:spacing w:lineRule="auto" w:line="240" w:before="60" w:after="0"/>
       <w:jc w:val="left"/>
@@ -12157,6 +12124,7 @@
     <w:rsid w:val="00e746b5"/>
     <w:pPr>
       <w:widowControl/>
+      <w:suppressAutoHyphens w:val="true"/>
       <w:bidi w:val="0"/>
       <w:spacing w:lineRule="auto" w:line="240" w:before="0" w:after="0"/>
       <w:ind w:right="-992" w:hanging="0"/>

--- a/doc/PDFAS4_Dokumentation.docx
+++ b/doc/PDFAS4_Dokumentation.docx
@@ -101,15 +101,25 @@
                                     <w:widowControl w:val="false"/>
                                     <w:spacing w:before="120" w:after="0"/>
                                     <w:jc w:val="right"/>
-                                    <w:rPr>
-                                      <w:color w:val="000000"/>
-                                    </w:rPr>
+                                    <w:rPr/>
                                   </w:pPr>
                                   <w:r>
                                     <w:rPr>
                                       <w:color w:val="000000"/>
                                     </w:rPr>
                                     <w:t>Dokumentation</w:t>
+                                  </w:r>
+                                </w:p>
+                                <w:p>
+                                  <w:pPr>
+                                    <w:pStyle w:val="Normal"/>
+                                    <w:widowControl w:val="false"/>
+                                    <w:spacing w:before="120" w:after="0"/>
+                                    <w:jc w:val="right"/>
+                                    <w:rPr/>
+                                  </w:pPr>
+                                  <w:r>
+                                    <w:rPr/>
                                   </w:r>
                                 </w:p>
                               </w:txbxContent>
@@ -137,15 +147,25 @@
                               <w:widowControl w:val="false"/>
                               <w:spacing w:before="120" w:after="0"/>
                               <w:jc w:val="right"/>
-                              <w:rPr>
-                                <w:color w:val="000000"/>
-                              </w:rPr>
+                              <w:rPr/>
                             </w:pPr>
                             <w:r>
                               <w:rPr>
                                 <w:color w:val="000000"/>
                               </w:rPr>
                               <w:t>Dokumentation</w:t>
+                            </w:r>
+                          </w:p>
+                          <w:p>
+                            <w:pPr>
+                              <w:pStyle w:val="Normal"/>
+                              <w:widowControl w:val="false"/>
+                              <w:spacing w:before="120" w:after="0"/>
+                              <w:jc w:val="right"/>
+                              <w:rPr/>
+                            </w:pPr>
+                            <w:r>
+                              <w:rPr/>
                             </w:r>
                           </w:p>
                         </w:txbxContent>
@@ -480,7 +500,55 @@
                 <w:kern w:val="0"/>
                 <w:lang w:eastAsia="ja-JP" w:bidi="ar-SA"/>
               </w:rPr>
-              <w:t>Version 1.1, 03.03.2023</w:t>
+              <w:t>Version 1.</w:t>
+            </w:r>
+            <w:r>
+              <w:rPr>
+                <w:rFonts w:eastAsia="" w:cs=""/>
+                <w:kern w:val="0"/>
+                <w:lang w:eastAsia="ja-JP" w:bidi="ar-SA"/>
+              </w:rPr>
+              <w:t>2</w:t>
+            </w:r>
+            <w:r>
+              <w:rPr>
+                <w:rFonts w:eastAsia="" w:cs=""/>
+                <w:kern w:val="0"/>
+                <w:lang w:eastAsia="ja-JP" w:bidi="ar-SA"/>
+              </w:rPr>
+              <w:t xml:space="preserve">, </w:t>
+            </w:r>
+            <w:r>
+              <w:rPr>
+                <w:rFonts w:eastAsia="" w:cs=""/>
+                <w:kern w:val="0"/>
+                <w:lang w:eastAsia="ja-JP" w:bidi="ar-SA"/>
+              </w:rPr>
+              <w:t>20</w:t>
+            </w:r>
+            <w:r>
+              <w:rPr>
+                <w:rFonts w:eastAsia="" w:cs=""/>
+                <w:kern w:val="0"/>
+                <w:lang w:eastAsia="ja-JP" w:bidi="ar-SA"/>
+              </w:rPr>
+              <w:t>.</w:t>
+            </w:r>
+            <w:r>
+              <w:rPr>
+                <w:rFonts w:eastAsia="" w:cs=""/>
+                <w:kern w:val="0"/>
+                <w:lang w:eastAsia="ja-JP" w:bidi="ar-SA"/>
+              </w:rPr>
+              <w:t>12</w:t>
+            </w:r>
+            <w:r>
+              <w:rPr>
+                <w:rFonts w:eastAsia="" w:cs=""/>
+                <w:kern w:val="0"/>
+                <w:lang w:eastAsia="ja-JP" w:bidi="ar-SA"/>
+              </w:rPr>
+              <w:t>.2023</w:t>
             </w:r>
           </w:p>
         </w:tc>
@@ -2183,22 +2251,7 @@
         <w:rPr/>
       </w:pPr>
       <w:r>
-        <w:fldChar w:fldCharType="begin"/>
-      </w:r>
-      <w:r>
-        <w:rPr/>
-        <w:instrText xml:space="preserve"> TOC \c "Abbildung" </w:instrText>
-      </w:r>
-      <w:r>
-        <w:rPr/>
-        <w:fldChar w:fldCharType="separate"/>
-      </w:r>
-      <w:r>
-        <w:rPr/>
-      </w:r>
-      <w:r>
-        <w:rPr/>
-        <w:fldChar w:fldCharType="end"/>
+        <w:rPr/>
       </w:r>
     </w:p>
     <w:p>
@@ -2218,9 +2271,9 @@
         <w:pStyle w:val="Berschrift1"/>
         <w:rPr/>
       </w:pPr>
-      <w:bookmarkStart w:id="0" w:name="_Toc129153041"/>
+      <w:bookmarkStart w:id="0" w:name="_Toc490637480"/>
       <w:bookmarkStart w:id="1" w:name="_Toc379351812"/>
-      <w:bookmarkStart w:id="2" w:name="_Toc490637480"/>
+      <w:bookmarkStart w:id="2" w:name="_Toc129153041"/>
       <w:r>
         <w:rPr/>
         <w:t>Kurzbeschreibung</w:t>
@@ -2257,9 +2310,9 @@
         <w:pStyle w:val="Berschrift1"/>
         <w:rPr/>
       </w:pPr>
-      <w:bookmarkStart w:id="3" w:name="_Toc129153045"/>
+      <w:bookmarkStart w:id="3" w:name="_Toc490637481"/>
       <w:bookmarkStart w:id="4" w:name="_Toc379351813"/>
-      <w:bookmarkStart w:id="5" w:name="_Toc490637481"/>
+      <w:bookmarkStart w:id="5" w:name="_Toc129153045"/>
       <w:r>
         <w:rPr/>
         <w:t>Anwendungsbeschreibung</w:t>
@@ -2352,8 +2405,8 @@
         <w:pStyle w:val="Berschrift2"/>
         <w:rPr/>
       </w:pPr>
-      <w:bookmarkStart w:id="6" w:name="_Toc379351814"/>
-      <w:bookmarkStart w:id="7" w:name="_Toc490637482"/>
+      <w:bookmarkStart w:id="6" w:name="_Toc490637482"/>
+      <w:bookmarkStart w:id="7" w:name="_Toc379351814"/>
       <w:r>
         <w:rPr/>
         <w:t>PDF-AS Java Bibliothek</w:t>
@@ -2673,8 +2726,8 @@
         <w:pStyle w:val="Berschrift2"/>
         <w:rPr/>
       </w:pPr>
-      <w:bookmarkStart w:id="8" w:name="_Toc379351815"/>
-      <w:bookmarkStart w:id="9" w:name="_Toc490637483"/>
+      <w:bookmarkStart w:id="8" w:name="_Toc490637483"/>
+      <w:bookmarkStart w:id="9" w:name="_Toc379351815"/>
       <w:r>
         <w:rPr/>
         <w:t>PDF-AS Kommandozeilen Anwendung</w:t>
@@ -4091,8 +4144,8 @@
         <w:pStyle w:val="Berschrift2"/>
         <w:rPr/>
       </w:pPr>
-      <w:bookmarkStart w:id="10" w:name="_Toc379351816"/>
-      <w:bookmarkStart w:id="11" w:name="_Toc490637484"/>
+      <w:bookmarkStart w:id="10" w:name="_Toc490637484"/>
+      <w:bookmarkStart w:id="11" w:name="_Toc379351816"/>
       <w:r>
         <w:rPr/>
         <w:t>PDF-AS Webanwendung</w:t>
@@ -4148,8 +4201,8 @@
         <w:pStyle w:val="Berschrift1"/>
         <w:rPr/>
       </w:pPr>
-      <w:bookmarkStart w:id="12" w:name="_Toc379351817"/>
-      <w:bookmarkStart w:id="13" w:name="_Toc490637485"/>
+      <w:bookmarkStart w:id="12" w:name="_Toc490637485"/>
+      <w:bookmarkStart w:id="13" w:name="_Toc379351817"/>
       <w:r>
         <w:rPr/>
         <w:t>Konfiguration</w:t>
@@ -4172,8 +4225,8 @@
         <w:pStyle w:val="Berschrift2"/>
         <w:rPr/>
       </w:pPr>
-      <w:bookmarkStart w:id="14" w:name="_Toc379351818"/>
-      <w:bookmarkStart w:id="15" w:name="_Toc490637486"/>
+      <w:bookmarkStart w:id="14" w:name="_Toc490637486"/>
+      <w:bookmarkStart w:id="15" w:name="_Toc379351818"/>
       <w:r>
         <w:rPr/>
         <w:t>Grundsätzliches</w:t>
@@ -4313,8 +4366,8 @@
         <w:pStyle w:val="Berschrift2"/>
         <w:rPr/>
       </w:pPr>
-      <w:bookmarkStart w:id="16" w:name="_Toc379351819"/>
-      <w:bookmarkStart w:id="17" w:name="_Toc490637487"/>
+      <w:bookmarkStart w:id="16" w:name="_Toc490637487"/>
+      <w:bookmarkStart w:id="17" w:name="_Toc379351819"/>
       <w:r>
         <w:rPr/>
         <w:t>Basiseinstellungen für die Anbindung an die Bürgerkartenumgebung (BKU)</w:t>
@@ -4379,8 +4432,8 @@
         <w:pStyle w:val="Berschrift2"/>
         <w:rPr/>
       </w:pPr>
-      <w:bookmarkStart w:id="18" w:name="_Toc379351820"/>
-      <w:bookmarkStart w:id="19" w:name="_Toc490637488"/>
+      <w:bookmarkStart w:id="18" w:name="_Toc490637488"/>
+      <w:bookmarkStart w:id="19" w:name="_Toc379351820"/>
       <w:r>
         <w:rPr/>
         <w:t>Basiseinstellungen für die Anbindung an MOA-SS und MOA SP</w:t>
@@ -4546,8 +4599,8 @@
         <w:pStyle w:val="Berschrift2"/>
         <w:rPr/>
       </w:pPr>
-      <w:bookmarkStart w:id="20" w:name="_Toc379351821"/>
-      <w:bookmarkStart w:id="21" w:name="_Toc490637489"/>
+      <w:bookmarkStart w:id="20" w:name="_Toc490637489"/>
+      <w:bookmarkStart w:id="21" w:name="_Toc379351821"/>
       <w:r>
         <w:rPr/>
         <w:t>Basiseinstellungen für die Anbindung von MOCCA Online</w:t>
@@ -4601,8 +4654,8 @@
         <w:pStyle w:val="Berschrift2"/>
         <w:rPr/>
       </w:pPr>
-      <w:bookmarkStart w:id="22" w:name="_Toc379351822"/>
-      <w:bookmarkStart w:id="23" w:name="_Toc490637490"/>
+      <w:bookmarkStart w:id="22" w:name="_Toc490637490"/>
+      <w:bookmarkStart w:id="23" w:name="_Toc379351822"/>
       <w:r>
         <w:rPr/>
         <w:t>Basiseinstellungen für die Anbindung der Handy Signatur</w:t>
@@ -4650,10 +4703,10 @@
         <w:pStyle w:val="Berschrift2"/>
         <w:rPr/>
       </w:pPr>
-      <w:bookmarkStart w:id="24" w:name="_Toc490637491"/>
-      <w:bookmarkStart w:id="25" w:name="_Toc147482732"/>
-      <w:bookmarkStart w:id="26" w:name="_Toc379351823"/>
-      <w:bookmarkStart w:id="27" w:name="_Toc283915519"/>
+      <w:bookmarkStart w:id="24" w:name="_Toc283915519"/>
+      <w:bookmarkStart w:id="25" w:name="_Toc379351823"/>
+      <w:bookmarkStart w:id="26" w:name="_Toc147482732"/>
+      <w:bookmarkStart w:id="27" w:name="_Toc490637491"/>
       <w:r>
         <w:rPr/>
         <w:t>Spezifikation der Signatur Blöcke</w:t>
@@ -4862,9 +4915,9 @@
         <w:pStyle w:val="Berschrift3"/>
         <w:rPr/>
       </w:pPr>
-      <w:bookmarkStart w:id="28" w:name="_Toc147482733"/>
+      <w:bookmarkStart w:id="28" w:name="_Toc490637492"/>
       <w:bookmarkStart w:id="29" w:name="_Toc283915520"/>
-      <w:bookmarkStart w:id="30" w:name="_Toc490637492"/>
+      <w:bookmarkStart w:id="30" w:name="_Toc147482733"/>
       <w:r>
         <w:rPr/>
         <w:t>Design des Signatur Blocks (Tabelle)</w:t>
@@ -5630,9 +5683,9 @@
         <w:pStyle w:val="Berschrift3"/>
         <w:rPr/>
       </w:pPr>
-      <w:bookmarkStart w:id="31" w:name="_Toc147482735"/>
+      <w:bookmarkStart w:id="31" w:name="_Toc490637493"/>
       <w:bookmarkStart w:id="32" w:name="_Toc283915522"/>
-      <w:bookmarkStart w:id="33" w:name="_Toc490637493"/>
+      <w:bookmarkStart w:id="33" w:name="_Toc147482735"/>
       <w:r>
         <w:rPr/>
         <w:t>Positionierung von Signaturblöcken</w:t>
@@ -6878,8 +6931,8 @@
         <w:pStyle w:val="Berschrift3"/>
         <w:rPr/>
       </w:pPr>
-      <w:bookmarkStart w:id="35" w:name="_Toc283915534"/>
-      <w:bookmarkStart w:id="36" w:name="_Toc490637494"/>
+      <w:bookmarkStart w:id="35" w:name="_Toc490637494"/>
+      <w:bookmarkStart w:id="36" w:name="_Toc283915534"/>
       <w:r>
         <w:rPr/>
         <w:t>Dynamische Werte in der Signaturblockdefinition</w:t>
@@ -7004,10 +7057,10 @@
         <w:pStyle w:val="Berschrift2"/>
         <w:rPr/>
       </w:pPr>
-      <w:bookmarkStart w:id="37" w:name="_Toc379351824"/>
-      <w:bookmarkStart w:id="38" w:name="_Ref379288511"/>
-      <w:bookmarkStart w:id="39" w:name="_Toc490637495"/>
-      <w:bookmarkStart w:id="40" w:name="_Toc283915527"/>
+      <w:bookmarkStart w:id="37" w:name="_Toc283915527"/>
+      <w:bookmarkStart w:id="38" w:name="_Toc490637495"/>
+      <w:bookmarkStart w:id="39" w:name="_Ref379288511"/>
+      <w:bookmarkStart w:id="40" w:name="_Toc379351824"/>
       <w:r>
         <w:rPr/>
         <w:t>Signatur-Platzhalter im Dokument</w:t>
@@ -7032,8 +7085,8 @@
         <w:pStyle w:val="Berschrift3"/>
         <w:rPr/>
       </w:pPr>
-      <w:bookmarkStart w:id="41" w:name="_Toc283915528"/>
-      <w:bookmarkStart w:id="42" w:name="_Toc490637496"/>
+      <w:bookmarkStart w:id="41" w:name="_Toc490637496"/>
+      <w:bookmarkStart w:id="42" w:name="_Toc283915528"/>
       <w:r>
         <w:rPr/>
         <w:t>Aktivierung</w:t>
@@ -7106,8 +7159,8 @@
         <w:pStyle w:val="Berschrift3"/>
         <w:rPr/>
       </w:pPr>
-      <w:bookmarkStart w:id="43" w:name="_Toc283915529"/>
-      <w:bookmarkStart w:id="44" w:name="_Toc490637497"/>
+      <w:bookmarkStart w:id="43" w:name="_Toc490637497"/>
+      <w:bookmarkStart w:id="44" w:name="_Toc283915529"/>
       <w:r>
         <w:rPr/>
         <w:t>QR-Code Generierung</w:t>
@@ -7203,8 +7256,8 @@
         <w:pStyle w:val="Berschrift3"/>
         <w:rPr/>
       </w:pPr>
-      <w:bookmarkStart w:id="45" w:name="_Toc283915530"/>
-      <w:bookmarkStart w:id="46" w:name="_Toc490637498"/>
+      <w:bookmarkStart w:id="45" w:name="_Toc490637498"/>
+      <w:bookmarkStart w:id="46" w:name="_Toc283915530"/>
       <w:r>
         <w:rPr/>
         <w:t>Properties</w:t>
@@ -7358,6 +7411,95 @@
       <w:r>
         <w:rPr/>
         <w:t>Die Properties aus dem QR-Code überschreiben auf jeden Fall die eventuell bei der Signatur mit übergebenen entsprechenden Signatur Parameter.</w:t>
+      </w:r>
+    </w:p>
+    <w:p>
+      <w:pPr>
+        <w:pStyle w:val="Normal"/>
+        <w:rPr/>
+      </w:pPr>
+      <w:r>
+        <w:rPr>
+          <w:i/>
+        </w:rPr>
+        <w:t>placeholder_profile_overwrite=</w:t>
+      </w:r>
+      <w:r>
+        <w:rPr>
+          <w:i/>
+        </w:rPr>
+        <w:t>false</w:t>
+      </w:r>
+      <w:r>
+        <w:rPr>
+          <w:rFonts w:cs="Courier New" w:ascii="Courier New" w:hAnsi="Courier New"/>
+          <w:sz w:val="18"/>
+          <w:szCs w:val="18"/>
+        </w:rPr>
+        <w:t xml:space="preserve"> </w:t>
+      </w:r>
+      <w:r>
+        <w:rPr>
+          <w:rFonts w:eastAsia="" w:cs=""/>
+          <w:color w:val="000000" w:themeColor="text1"/>
+          <w:kern w:val="0"/>
+          <w:sz w:val="22"/>
+          <w:szCs w:val="22"/>
+          <w:lang w:val="de-DE" w:eastAsia="ja-JP" w:bidi="ar-SA"/>
+        </w:rPr>
+        <w:t>deak</w:t>
+      </w:r>
+      <w:r>
+        <w:rPr>
+          <w:rFonts w:eastAsia="" w:cs=""/>
+          <w:color w:val="000000" w:themeColor="text1"/>
+          <w:kern w:val="0"/>
+          <w:sz w:val="22"/>
+          <w:szCs w:val="22"/>
+          <w:lang w:val="de-DE" w:eastAsia="ja-JP" w:bidi="ar-SA"/>
+        </w:rPr>
+        <w:t>tiviert</w:t>
+      </w:r>
+      <w:r>
+        <w:rPr/>
+        <w:t xml:space="preserve"> </w:t>
+      </w:r>
+      <w:r>
+        <w:rPr/>
+        <w:t xml:space="preserve">serverseitig </w:t>
+      </w:r>
+      <w:r>
+        <w:rPr/>
+        <w:t xml:space="preserve">die </w:t>
+      </w:r>
+      <w:r>
+        <w:rPr/>
+        <w:t xml:space="preserve">Übername von Signaturprofilen (z.B. </w:t>
+      </w:r>
+      <w:r>
+        <w:rPr>
+          <w:i/>
+          <w:lang w:val="en-US"/>
+        </w:rPr>
+        <w:t>profile=SIGNATURBLOCK_DE</w:t>
+      </w:r>
+      <w:r>
+        <w:rPr/>
+        <w:t>) aus Platzhalterinformationen</w:t>
+      </w:r>
+      <w:r>
+        <w:rPr/>
+        <w:t xml:space="preserve">. Der Standardwert für diesen Parameter ist </w:t>
+      </w:r>
+      <w:r>
+        <w:rPr>
+          <w:i/>
+        </w:rPr>
+        <w:t>true</w:t>
+      </w:r>
+      <w:r>
+        <w:rPr/>
+        <w:t xml:space="preserve">. </w:t>
       </w:r>
     </w:p>
     <w:p>
@@ -8808,6 +8950,7 @@
             <w:cnfStyle w:val="001000000000" w:firstRow="0" w:lastRow="0" w:firstColumn="1" w:lastColumn="0" w:oddVBand="0" w:evenVBand="0" w:oddHBand="0" w:evenHBand="0" w:firstRowFirstColumn="0" w:firstRowLastColumn="0" w:lastRowFirstColumn="0" w:lastRowLastColumn="0"/>
             <w:tcBorders>
               <w:top w:val="nil"/>
+              <w:bottom w:val="nil"/>
             </w:tcBorders>
             <w:shd w:color="auto" w:fill="DDDBD5" w:themeFill="text2" w:themeFillTint="33" w:val="clear"/>
           </w:tcPr>
@@ -8830,6 +8973,147 @@
                 <w:lang w:eastAsia="ja-JP" w:bidi="ar-SA"/>
               </w:rPr>
               <w:t>1.1</w:t>
+            </w:r>
+          </w:p>
+        </w:tc>
+        <w:tc>
+          <w:tcPr>
+            <w:tcW w:w="1697" w:type="dxa"/>
+            <w:tcBorders>
+              <w:top w:val="nil"/>
+              <w:bottom w:val="nil"/>
+            </w:tcBorders>
+            <w:shd w:color="auto" w:fill="DDDBD5" w:themeFill="text2" w:themeFillTint="33" w:val="clear"/>
+          </w:tcPr>
+          <w:p>
+            <w:pPr>
+              <w:pStyle w:val="Normal"/>
+              <w:widowControl w:val="false"/>
+              <w:suppressAutoHyphens w:val="true"/>
+              <w:spacing w:lineRule="auto" w:line="240" w:before="60" w:after="60"/>
+              <w:cnfStyle w:val="000000000000" w:firstRow="0" w:lastRow="0" w:firstColumn="0" w:lastColumn="0" w:oddVBand="0" w:evenVBand="0" w:oddHBand="0" w:evenHBand="0" w:firstRowFirstColumn="0" w:firstRowLastColumn="0" w:lastRowFirstColumn="0" w:lastRowLastColumn="0"/>
+              <w:rPr>
+                <w:rFonts w:eastAsia="" w:cs=""/>
+                <w:kern w:val="0"/>
+                <w:lang w:eastAsia="ja-JP" w:bidi="ar-SA"/>
+              </w:rPr>
+            </w:pPr>
+            <w:r>
+              <w:rPr>
+                <w:rFonts w:eastAsia="" w:cs=""/>
+                <w:kern w:val="0"/>
+                <w:lang w:eastAsia="ja-JP" w:bidi="ar-SA"/>
+              </w:rPr>
+              <w:t>03.03.2023</w:t>
+            </w:r>
+          </w:p>
+        </w:tc>
+        <w:tc>
+          <w:tcPr>
+            <w:tcW w:w="2554" w:type="dxa"/>
+            <w:tcBorders>
+              <w:top w:val="nil"/>
+              <w:bottom w:val="nil"/>
+            </w:tcBorders>
+            <w:shd w:color="auto" w:fill="DDDBD5" w:themeFill="text2" w:themeFillTint="33" w:val="clear"/>
+          </w:tcPr>
+          <w:p>
+            <w:pPr>
+              <w:pStyle w:val="Normal"/>
+              <w:widowControl w:val="false"/>
+              <w:suppressAutoHyphens w:val="true"/>
+              <w:spacing w:lineRule="auto" w:line="240" w:before="60" w:after="60"/>
+              <w:cnfStyle w:val="000000000000" w:firstRow="0" w:lastRow="0" w:firstColumn="0" w:lastColumn="0" w:oddVBand="0" w:evenVBand="0" w:oddHBand="0" w:evenHBand="0" w:firstRowFirstColumn="0" w:firstRowLastColumn="0" w:lastRowFirstColumn="0" w:lastRowLastColumn="0"/>
+              <w:rPr>
+                <w:rFonts w:eastAsia="" w:cs=""/>
+                <w:kern w:val="0"/>
+                <w:lang w:eastAsia="ja-JP" w:bidi="ar-SA"/>
+              </w:rPr>
+            </w:pPr>
+            <w:r>
+              <w:rPr>
+                <w:rFonts w:eastAsia="" w:cs=""/>
+                <w:kern w:val="0"/>
+                <w:lang w:eastAsia="ja-JP" w:bidi="ar-SA"/>
+              </w:rPr>
+              <w:t>Thomas Lenz</w:t>
+            </w:r>
+          </w:p>
+        </w:tc>
+        <w:tc>
+          <w:tcPr>
+            <w:tcW w:w="3644" w:type="dxa"/>
+            <w:tcBorders>
+              <w:top w:val="nil"/>
+              <w:bottom w:val="nil"/>
+            </w:tcBorders>
+            <w:shd w:color="auto" w:fill="DDDBD5" w:themeFill="text2" w:themeFillTint="33" w:val="clear"/>
+          </w:tcPr>
+          <w:p>
+            <w:pPr>
+              <w:pStyle w:val="Normal"/>
+              <w:widowControl w:val="false"/>
+              <w:suppressAutoHyphens w:val="true"/>
+              <w:spacing w:lineRule="auto" w:line="240" w:before="60" w:after="60"/>
+              <w:cnfStyle w:val="000000000000" w:firstRow="0" w:lastRow="0" w:firstColumn="0" w:lastColumn="0" w:oddVBand="0" w:evenVBand="0" w:oddHBand="0" w:evenHBand="0" w:firstRowFirstColumn="0" w:firstRowLastColumn="0" w:lastRowFirstColumn="0" w:lastRowLastColumn="0"/>
+              <w:rPr>
+                <w:rFonts w:eastAsia="" w:cs=""/>
+                <w:kern w:val="0"/>
+                <w:lang w:eastAsia="ja-JP" w:bidi="ar-SA"/>
+              </w:rPr>
+            </w:pPr>
+            <w:r>
+              <w:rPr>
+                <w:rFonts w:eastAsia="" w:cs=""/>
+                <w:kern w:val="0"/>
+                <w:lang w:eastAsia="ja-JP" w:bidi="ar-SA"/>
+              </w:rPr>
+              <w:t>Auto-Po</w:t>
+            </w:r>
+            <w:r>
+              <w:rPr>
+                <w:rFonts w:eastAsia="" w:cs=""/>
+                <w:color w:val="000000" w:themeColor="text1"/>
+                <w:kern w:val="0"/>
+                <w:sz w:val="22"/>
+                <w:szCs w:val="22"/>
+                <w:lang w:val="de-DE" w:eastAsia="ja-JP" w:bidi="ar-SA"/>
+              </w:rPr>
+              <w:t>sitionierung update</w:t>
+            </w:r>
+          </w:p>
+        </w:tc>
+      </w:tr>
+      <w:tr>
+        <w:trPr/>
+        <w:tc>
+          <w:tcPr>
+            <w:tcW w:w="1251" w:type="dxa"/>
+            <w:cnfStyle w:val="001000000000" w:firstRow="0" w:lastRow="0" w:firstColumn="1" w:lastColumn="0" w:oddVBand="0" w:evenVBand="0" w:oddHBand="0" w:evenHBand="0" w:firstRowFirstColumn="0" w:firstRowLastColumn="0" w:lastRowFirstColumn="0" w:lastRowLastColumn="0"/>
+            <w:tcBorders>
+              <w:top w:val="nil"/>
+            </w:tcBorders>
+            <w:shd w:color="auto" w:fill="DDDBD5" w:themeFill="text2" w:themeFillTint="33" w:val="clear"/>
+          </w:tcPr>
+          <w:p>
+            <w:pPr>
+              <w:pStyle w:val="Normal"/>
+              <w:widowControl w:val="false"/>
+              <w:suppressAutoHyphens w:val="true"/>
+              <w:spacing w:lineRule="auto" w:line="240" w:before="60" w:after="60"/>
+              <w:rPr>
+                <w:rFonts w:eastAsia="" w:cs=""/>
+                <w:kern w:val="0"/>
+                <w:lang w:eastAsia="ja-JP" w:bidi="ar-SA"/>
+              </w:rPr>
+            </w:pPr>
+            <w:r>
+              <w:rPr>
+                <w:rFonts w:eastAsia="" w:cs=""/>
+                <w:kern w:val="0"/>
+                <w:lang w:eastAsia="ja-JP" w:bidi="ar-SA"/>
+              </w:rPr>
+              <w:t>1.2</w:t>
             </w:r>
           </w:p>
         </w:tc>
@@ -8860,7 +9144,7 @@
                 <w:kern w:val="0"/>
                 <w:lang w:eastAsia="ja-JP" w:bidi="ar-SA"/>
               </w:rPr>
-              <w:t>03.03.2023</w:t>
+              <w:t>20.12.2023</w:t>
             </w:r>
           </w:p>
         </w:tc>
@@ -8909,7 +9193,7 @@
               <w:widowControl w:val="false"/>
               <w:suppressAutoHyphens w:val="true"/>
               <w:spacing w:lineRule="auto" w:line="240" w:before="60" w:after="60"/>
-              <w:cnfStyle w:val="000000000000" w:firstRow="0" w:lastRow="0" w:firstColumn="0" w:lastColumn="0" w:oddVBand="0" w:evenVBand="0" w:oddHBand="0" w:evenHBand="0" w:firstRowFirstColumn="0" w:firstRowLastColumn="0" w:lastRowFirstColumn="0" w:lastRowLastColumn="0"/>
+              <w:cnfStyle w:val="000000010000" w:firstRow="0" w:lastRow="0" w:firstColumn="0" w:lastColumn="0" w:oddVBand="0" w:evenVBand="0" w:oddHBand="0" w:evenHBand="1" w:firstRowFirstColumn="0" w:firstRowLastColumn="0" w:lastRowFirstColumn="0" w:lastRowLastColumn="0"/>
               <w:rPr>
                 <w:rFonts w:eastAsia="" w:cs=""/>
                 <w:kern w:val="0"/>
@@ -8922,18 +9206,7 @@
                 <w:kern w:val="0"/>
                 <w:lang w:eastAsia="ja-JP" w:bidi="ar-SA"/>
               </w:rPr>
-              <w:t>Auto-Po</w:t>
-            </w:r>
-            <w:r>
-              <w:rPr>
-                <w:rFonts w:eastAsia="" w:cs=""/>
-                <w:color w:val="000000" w:themeColor="text1"/>
-                <w:kern w:val="0"/>
-                <w:sz w:val="22"/>
-                <w:szCs w:val="22"/>
-                <w:lang w:val="de-DE" w:eastAsia="ja-JP" w:bidi="ar-SA"/>
-              </w:rPr>
-              <w:t>sitionierung update</w:t>
+              <w:t>Platzhalter updates</w:t>
             </w:r>
           </w:p>
         </w:tc>
@@ -9308,7 +9581,7 @@
                                 </w:r>
                                 <w:r>
                                   <w:rPr/>
-                                  <w:t>2</w:t>
+                                  <w:t>22</w:t>
                                 </w:r>
                                 <w:r>
                                   <w:rPr/>
@@ -9421,7 +9694,7 @@
                           </w:r>
                           <w:r>
                             <w:rPr/>
-                            <w:t>2</w:t>
+                            <w:t>22</w:t>
                           </w:r>
                           <w:r>
                             <w:rPr/>

--- a/doc/PDFAS4_Dokumentation.docx
+++ b/doc/PDFAS4_Dokumentation.docx
@@ -500,7 +500,7 @@
                 <w:kern w:val="0"/>
                 <w:lang w:eastAsia="ja-JP" w:bidi="ar-SA"/>
               </w:rPr>
-              <w:t>Version 1.</w:t>
+              <w:t>Version 1.2.</w:t>
             </w:r>
             <w:r>
               <w:rPr>
@@ -508,7 +508,7 @@
                 <w:kern w:val="0"/>
                 <w:lang w:eastAsia="ja-JP" w:bidi="ar-SA"/>
               </w:rPr>
-              <w:t>2</w:t>
+              <w:t>1</w:t>
             </w:r>
             <w:r>
               <w:rPr>
@@ -524,7 +524,7 @@
                 <w:kern w:val="0"/>
                 <w:lang w:eastAsia="ja-JP" w:bidi="ar-SA"/>
               </w:rPr>
-              <w:t>20</w:t>
+              <w:t>12</w:t>
             </w:r>
             <w:r>
               <w:rPr>
@@ -540,7 +540,7 @@
                 <w:kern w:val="0"/>
                 <w:lang w:eastAsia="ja-JP" w:bidi="ar-SA"/>
               </w:rPr>
-              <w:t>12</w:t>
+              <w:t>03</w:t>
             </w:r>
             <w:r>
               <w:rPr>
@@ -548,7 +548,15 @@
                 <w:kern w:val="0"/>
                 <w:lang w:eastAsia="ja-JP" w:bidi="ar-SA"/>
               </w:rPr>
-              <w:t>.2023</w:t>
+              <w:t>.202</w:t>
+            </w:r>
+            <w:r>
+              <w:rPr>
+                <w:rFonts w:eastAsia="" w:cs=""/>
+                <w:kern w:val="0"/>
+                <w:lang w:eastAsia="ja-JP" w:bidi="ar-SA"/>
+              </w:rPr>
+              <w:t>4</w:t>
             </w:r>
           </w:p>
         </w:tc>
@@ -2271,9 +2279,9 @@
         <w:pStyle w:val="Berschrift1"/>
         <w:rPr/>
       </w:pPr>
-      <w:bookmarkStart w:id="0" w:name="_Toc490637480"/>
-      <w:bookmarkStart w:id="1" w:name="_Toc379351812"/>
-      <w:bookmarkStart w:id="2" w:name="_Toc129153041"/>
+      <w:bookmarkStart w:id="0" w:name="_Toc379351812"/>
+      <w:bookmarkStart w:id="1" w:name="_Toc129153041"/>
+      <w:bookmarkStart w:id="2" w:name="_Toc490637480"/>
       <w:r>
         <w:rPr/>
         <w:t>Kurzbeschreibung</w:t>
@@ -2310,9 +2318,9 @@
         <w:pStyle w:val="Berschrift1"/>
         <w:rPr/>
       </w:pPr>
-      <w:bookmarkStart w:id="3" w:name="_Toc490637481"/>
+      <w:bookmarkStart w:id="3" w:name="_Toc129153045"/>
       <w:bookmarkStart w:id="4" w:name="_Toc379351813"/>
-      <w:bookmarkStart w:id="5" w:name="_Toc129153045"/>
+      <w:bookmarkStart w:id="5" w:name="_Toc490637481"/>
       <w:r>
         <w:rPr/>
         <w:t>Anwendungsbeschreibung</w:t>
@@ -2405,8 +2413,8 @@
         <w:pStyle w:val="Berschrift2"/>
         <w:rPr/>
       </w:pPr>
-      <w:bookmarkStart w:id="6" w:name="_Toc490637482"/>
-      <w:bookmarkStart w:id="7" w:name="_Toc379351814"/>
+      <w:bookmarkStart w:id="6" w:name="_Toc379351814"/>
+      <w:bookmarkStart w:id="7" w:name="_Toc490637482"/>
       <w:r>
         <w:rPr/>
         <w:t>PDF-AS Java Bibliothek</w:t>
@@ -2726,8 +2734,8 @@
         <w:pStyle w:val="Berschrift2"/>
         <w:rPr/>
       </w:pPr>
-      <w:bookmarkStart w:id="8" w:name="_Toc490637483"/>
-      <w:bookmarkStart w:id="9" w:name="_Toc379351815"/>
+      <w:bookmarkStart w:id="8" w:name="_Toc379351815"/>
+      <w:bookmarkStart w:id="9" w:name="_Toc490637483"/>
       <w:r>
         <w:rPr/>
         <w:t>PDF-AS Kommandozeilen Anwendung</w:t>
@@ -3505,7 +3513,19 @@
               <w:rPr>
                 <w:lang w:val="de-DE"/>
               </w:rPr>
-              <w:t xml:space="preserve">p_algo: „auto“, „new“, </w:t>
+              <w:t>p_algo: „auto“, „new“, „</w:t>
+            </w:r>
+            <w:r>
+              <w:rPr>
+                <w:lang w:val="de-DE"/>
+              </w:rPr>
+              <w:t>last“,</w:t>
+            </w:r>
+            <w:r>
+              <w:rPr>
+                <w:lang w:val="de-DE"/>
+              </w:rPr>
+              <w:t xml:space="preserve"> </w:t>
             </w:r>
             <w:r>
               <w:rPr>
@@ -4144,8 +4164,8 @@
         <w:pStyle w:val="Berschrift2"/>
         <w:rPr/>
       </w:pPr>
-      <w:bookmarkStart w:id="10" w:name="_Toc490637484"/>
-      <w:bookmarkStart w:id="11" w:name="_Toc379351816"/>
+      <w:bookmarkStart w:id="10" w:name="_Toc379351816"/>
+      <w:bookmarkStart w:id="11" w:name="_Toc490637484"/>
       <w:r>
         <w:rPr/>
         <w:t>PDF-AS Webanwendung</w:t>
@@ -4201,8 +4221,8 @@
         <w:pStyle w:val="Berschrift1"/>
         <w:rPr/>
       </w:pPr>
-      <w:bookmarkStart w:id="12" w:name="_Toc490637485"/>
-      <w:bookmarkStart w:id="13" w:name="_Toc379351817"/>
+      <w:bookmarkStart w:id="12" w:name="_Toc379351817"/>
+      <w:bookmarkStart w:id="13" w:name="_Toc490637485"/>
       <w:r>
         <w:rPr/>
         <w:t>Konfiguration</w:t>
@@ -4225,8 +4245,8 @@
         <w:pStyle w:val="Berschrift2"/>
         <w:rPr/>
       </w:pPr>
-      <w:bookmarkStart w:id="14" w:name="_Toc490637486"/>
-      <w:bookmarkStart w:id="15" w:name="_Toc379351818"/>
+      <w:bookmarkStart w:id="14" w:name="_Toc379351818"/>
+      <w:bookmarkStart w:id="15" w:name="_Toc490637486"/>
       <w:r>
         <w:rPr/>
         <w:t>Grundsätzliches</w:t>
@@ -4366,8 +4386,8 @@
         <w:pStyle w:val="Berschrift2"/>
         <w:rPr/>
       </w:pPr>
-      <w:bookmarkStart w:id="16" w:name="_Toc490637487"/>
-      <w:bookmarkStart w:id="17" w:name="_Toc379351819"/>
+      <w:bookmarkStart w:id="16" w:name="_Toc379351819"/>
+      <w:bookmarkStart w:id="17" w:name="_Toc490637487"/>
       <w:r>
         <w:rPr/>
         <w:t>Basiseinstellungen für die Anbindung an die Bürgerkartenumgebung (BKU)</w:t>
@@ -4432,8 +4452,8 @@
         <w:pStyle w:val="Berschrift2"/>
         <w:rPr/>
       </w:pPr>
-      <w:bookmarkStart w:id="18" w:name="_Toc490637488"/>
-      <w:bookmarkStart w:id="19" w:name="_Toc379351820"/>
+      <w:bookmarkStart w:id="18" w:name="_Toc379351820"/>
+      <w:bookmarkStart w:id="19" w:name="_Toc490637488"/>
       <w:r>
         <w:rPr/>
         <w:t>Basiseinstellungen für die Anbindung an MOA-SS und MOA SP</w:t>
@@ -4599,8 +4619,8 @@
         <w:pStyle w:val="Berschrift2"/>
         <w:rPr/>
       </w:pPr>
-      <w:bookmarkStart w:id="20" w:name="_Toc490637489"/>
-      <w:bookmarkStart w:id="21" w:name="_Toc379351821"/>
+      <w:bookmarkStart w:id="20" w:name="_Toc379351821"/>
+      <w:bookmarkStart w:id="21" w:name="_Toc490637489"/>
       <w:r>
         <w:rPr/>
         <w:t>Basiseinstellungen für die Anbindung von MOCCA Online</w:t>
@@ -4654,8 +4674,8 @@
         <w:pStyle w:val="Berschrift2"/>
         <w:rPr/>
       </w:pPr>
-      <w:bookmarkStart w:id="22" w:name="_Toc490637490"/>
-      <w:bookmarkStart w:id="23" w:name="_Toc379351822"/>
+      <w:bookmarkStart w:id="22" w:name="_Toc379351822"/>
+      <w:bookmarkStart w:id="23" w:name="_Toc490637490"/>
       <w:r>
         <w:rPr/>
         <w:t>Basiseinstellungen für die Anbindung der Handy Signatur</w:t>
@@ -4703,8 +4723,8 @@
         <w:pStyle w:val="Berschrift2"/>
         <w:rPr/>
       </w:pPr>
-      <w:bookmarkStart w:id="24" w:name="_Toc283915519"/>
-      <w:bookmarkStart w:id="25" w:name="_Toc379351823"/>
+      <w:bookmarkStart w:id="24" w:name="_Toc379351823"/>
+      <w:bookmarkStart w:id="25" w:name="_Toc283915519"/>
       <w:bookmarkStart w:id="26" w:name="_Toc147482732"/>
       <w:bookmarkStart w:id="27" w:name="_Toc490637491"/>
       <w:r>
@@ -4915,9 +4935,9 @@
         <w:pStyle w:val="Berschrift3"/>
         <w:rPr/>
       </w:pPr>
-      <w:bookmarkStart w:id="28" w:name="_Toc490637492"/>
+      <w:bookmarkStart w:id="28" w:name="_Toc147482733"/>
       <w:bookmarkStart w:id="29" w:name="_Toc283915520"/>
-      <w:bookmarkStart w:id="30" w:name="_Toc147482733"/>
+      <w:bookmarkStart w:id="30" w:name="_Toc490637492"/>
       <w:r>
         <w:rPr/>
         <w:t>Design des Signatur Blocks (Tabelle)</w:t>
@@ -5683,9 +5703,9 @@
         <w:pStyle w:val="Berschrift3"/>
         <w:rPr/>
       </w:pPr>
-      <w:bookmarkStart w:id="31" w:name="_Toc490637493"/>
+      <w:bookmarkStart w:id="31" w:name="_Toc147482735"/>
       <w:bookmarkStart w:id="32" w:name="_Toc283915522"/>
-      <w:bookmarkStart w:id="33" w:name="_Toc147482735"/>
+      <w:bookmarkStart w:id="33" w:name="_Toc490637493"/>
       <w:r>
         <w:rPr/>
         <w:t>Positionierung von Signaturblöcken</w:t>
@@ -6112,6 +6132,51 @@
     <w:p>
       <w:pPr>
         <w:pStyle w:val="Normal"/>
+        <w:widowControl/>
+        <w:suppressAutoHyphens w:val="true"/>
+        <w:bidi w:val="0"/>
+        <w:spacing w:lineRule="auto" w:line="300" w:before="0" w:after="320"/>
+        <w:ind w:left="2835" w:right="0" w:hanging="2324"/>
+        <w:jc w:val="both"/>
+        <w:rPr>
+          <w:i/>
+          <w:i/>
+        </w:rPr>
+      </w:pPr>
+      <w:r>
+        <w:rPr>
+          <w:i/>
+        </w:rPr>
+        <w:t xml:space="preserve"> </w:t>
+      </w:r>
+      <w:r>
+        <w:rPr>
+          <w:i/>
+        </w:rPr>
+        <w:t xml:space="preserve">p_algo :=  'auto' ... Automatisch </w:t>
+      </w:r>
+      <w:r>
+        <w:rPr>
+          <w:i/>
+        </w:rPr>
+        <w:t>(</w:t>
+      </w:r>
+      <w:r>
+        <w:rPr>
+          <w:i/>
+        </w:rPr>
+        <w:t xml:space="preserve">letzte Seite </w:t>
+      </w:r>
+      <w:r>
+        <w:rPr>
+          <w:i/>
+        </w:rPr>
+        <w:t>oder neue Seite die letzte Seite zu wenig freie Fläche aufweist)</w:t>
+      </w:r>
+    </w:p>
+    <w:p>
+      <w:pPr>
+        <w:pStyle w:val="Normal"/>
         <w:ind w:left="425" w:hanging="0"/>
         <w:rPr>
           <w:i/>
@@ -6122,13 +6187,13 @@
         <w:rPr>
           <w:i/>
         </w:rPr>
-        <w:t xml:space="preserve"> </w:t>
-      </w:r>
-      <w:r>
-        <w:rPr>
-          <w:i/>
-        </w:rPr>
-        <w:t>p_algo :=  'auto' ... Automatisch letzte Seite</w:t>
+        <w:t xml:space="preserve">        </w:t>
+      </w:r>
+      <w:r>
+        <w:rPr>
+          <w:i/>
+        </w:rPr>
+        <w:t>:=  'new'  ... Neue Seite am Ende des Dokumentes</w:t>
       </w:r>
     </w:p>
     <w:p>
@@ -6150,7 +6215,25 @@
         <w:rPr>
           <w:i/>
         </w:rPr>
-        <w:t>:=  'new'  ... Neue Seite am Ende des Dokumentes</w:t>
+        <w:t>:=  '</w:t>
+      </w:r>
+      <w:r>
+        <w:rPr>
+          <w:i/>
+        </w:rPr>
+        <w:t>last</w:t>
+      </w:r>
+      <w:r>
+        <w:rPr>
+          <w:i/>
+        </w:rPr>
+        <w:t xml:space="preserve">'  ... </w:t>
+      </w:r>
+      <w:r>
+        <w:rPr>
+          <w:i/>
+        </w:rPr>
+        <w:t>Letzte Seite des Dokuments</w:t>
       </w:r>
     </w:p>
     <w:p>
@@ -6567,6 +6650,126 @@
           <w:i/>
           <w:lang w:val="en-US"/>
         </w:rPr>
+        <w:t>-pos “x:</w:t>
+      </w:r>
+      <w:r>
+        <w:rPr>
+          <w:i/>
+          <w:lang w:val="en-US"/>
+        </w:rPr>
+        <w:t>auto</w:t>
+      </w:r>
+      <w:r>
+        <w:rPr>
+          <w:i/>
+          <w:lang w:val="en-US"/>
+        </w:rPr>
+        <w:t>;y:10.0;w:</w:t>
+      </w:r>
+      <w:r>
+        <w:rPr>
+          <w:i/>
+          <w:lang w:val="en-US"/>
+        </w:rPr>
+        <w:t>auto</w:t>
+      </w:r>
+      <w:r>
+        <w:rPr>
+          <w:i/>
+          <w:lang w:val="en-US"/>
+        </w:rPr>
+        <w:t>;p:</w:t>
+      </w:r>
+      <w:r>
+        <w:rPr>
+          <w:i/>
+          <w:lang w:val="en-US"/>
+        </w:rPr>
+        <w:t>last</w:t>
+      </w:r>
+      <w:r>
+        <w:rPr>
+          <w:i/>
+          <w:lang w:val="en-US"/>
+        </w:rPr>
+        <w:t>”</w:t>
+      </w:r>
+    </w:p>
+    <w:p>
+      <w:pPr>
+        <w:pStyle w:val="Normal"/>
+        <w:ind w:left="425" w:hanging="0"/>
+        <w:rPr>
+          <w:i/>
+          <w:i/>
+          <w:lang w:val="en-US"/>
+        </w:rPr>
+      </w:pPr>
+      <w:r>
+        <w:rPr>
+          <w:i/>
+          <w:lang w:val="en-US"/>
+        </w:rPr>
+        <w:t>-pos “x:</w:t>
+      </w:r>
+      <w:r>
+        <w:rPr>
+          <w:i/>
+          <w:lang w:val="en-US"/>
+        </w:rPr>
+        <w:t>auto</w:t>
+      </w:r>
+      <w:r>
+        <w:rPr>
+          <w:i/>
+          <w:lang w:val="en-US"/>
+        </w:rPr>
+        <w:t>;y:</w:t>
+      </w:r>
+      <w:r>
+        <w:rPr>
+          <w:i/>
+          <w:lang w:val="en-US"/>
+        </w:rPr>
+        <w:t>auto</w:t>
+      </w:r>
+      <w:r>
+        <w:rPr>
+          <w:i/>
+          <w:lang w:val="en-US"/>
+        </w:rPr>
+        <w:t>;p:</w:t>
+      </w:r>
+      <w:r>
+        <w:rPr>
+          <w:i/>
+          <w:lang w:val="en-US"/>
+        </w:rPr>
+        <w:t>last</w:t>
+      </w:r>
+      <w:r>
+        <w:rPr>
+          <w:i/>
+          <w:lang w:val="en-US"/>
+        </w:rPr>
+        <w:t>”</w:t>
+      </w:r>
+    </w:p>
+    <w:p>
+      <w:pPr>
+        <w:pStyle w:val="Normal"/>
+        <w:ind w:left="425" w:hanging="0"/>
+        <w:rPr>
+          <w:i/>
+          <w:i/>
+          <w:lang w:val="en-US"/>
+        </w:rPr>
+      </w:pPr>
+      <w:r>
+        <w:rPr>
+          <w:i/>
+          <w:lang w:val="en-US"/>
+        </w:rPr>
         <w:t>-pos “x:22.0;y:auto;w:450.0;p:2;f:25”</w:t>
       </w:r>
     </w:p>
@@ -6669,6 +6872,30 @@
       <w:r>
         <w:rPr/>
         <w:t xml:space="preserve"> gibt dabei die Seite an, auf welcher der Signaturblock angebracht werden soll.  Eine gültige Seitenzahl als Parameter bedeutet, dass der Signaturblock auf der angegebenen Seite absolut positioniert wird. </w:t>
+      </w:r>
+      <w:r>
+        <w:rPr>
+          <w:i/>
+        </w:rPr>
+        <w:t>p=</w:t>
+      </w:r>
+      <w:r>
+        <w:rPr>
+          <w:i/>
+        </w:rPr>
+        <w:t>last</w:t>
+      </w:r>
+      <w:r>
+        <w:rPr/>
+        <w:t xml:space="preserve"> bedeutet, dass auf </w:t>
+      </w:r>
+      <w:r>
+        <w:rPr/>
+        <w:t xml:space="preserve">der letzten Seite des Dokument </w:t>
+      </w:r>
+      <w:r>
+        <w:rPr/>
+        <w:t xml:space="preserve">eine absolute Positionierung vorgenommen wird. </w:t>
       </w:r>
       <w:r>
         <w:rPr>
@@ -6931,8 +7158,8 @@
         <w:pStyle w:val="Berschrift3"/>
         <w:rPr/>
       </w:pPr>
-      <w:bookmarkStart w:id="35" w:name="_Toc490637494"/>
-      <w:bookmarkStart w:id="36" w:name="_Toc283915534"/>
+      <w:bookmarkStart w:id="35" w:name="_Toc283915534"/>
+      <w:bookmarkStart w:id="36" w:name="_Toc490637494"/>
       <w:r>
         <w:rPr/>
         <w:t>Dynamische Werte in der Signaturblockdefinition</w:t>
@@ -7057,10 +7284,10 @@
         <w:pStyle w:val="Berschrift2"/>
         <w:rPr/>
       </w:pPr>
-      <w:bookmarkStart w:id="37" w:name="_Toc283915527"/>
-      <w:bookmarkStart w:id="38" w:name="_Toc490637495"/>
-      <w:bookmarkStart w:id="39" w:name="_Ref379288511"/>
-      <w:bookmarkStart w:id="40" w:name="_Toc379351824"/>
+      <w:bookmarkStart w:id="37" w:name="_Toc379351824"/>
+      <w:bookmarkStart w:id="38" w:name="_Ref379288511"/>
+      <w:bookmarkStart w:id="39" w:name="_Toc490637495"/>
+      <w:bookmarkStart w:id="40" w:name="_Toc283915527"/>
       <w:r>
         <w:rPr/>
         <w:t>Signatur-Platzhalter im Dokument</w:t>
@@ -7085,8 +7312,8 @@
         <w:pStyle w:val="Berschrift3"/>
         <w:rPr/>
       </w:pPr>
-      <w:bookmarkStart w:id="41" w:name="_Toc490637496"/>
-      <w:bookmarkStart w:id="42" w:name="_Toc283915528"/>
+      <w:bookmarkStart w:id="41" w:name="_Toc283915528"/>
+      <w:bookmarkStart w:id="42" w:name="_Toc490637496"/>
       <w:r>
         <w:rPr/>
         <w:t>Aktivierung</w:t>
@@ -7159,8 +7386,8 @@
         <w:pStyle w:val="Berschrift3"/>
         <w:rPr/>
       </w:pPr>
-      <w:bookmarkStart w:id="43" w:name="_Toc490637497"/>
-      <w:bookmarkStart w:id="44" w:name="_Toc283915529"/>
+      <w:bookmarkStart w:id="43" w:name="_Toc283915529"/>
+      <w:bookmarkStart w:id="44" w:name="_Toc490637497"/>
       <w:r>
         <w:rPr/>
         <w:t>QR-Code Generierung</w:t>
@@ -7256,8 +7483,8 @@
         <w:pStyle w:val="Berschrift3"/>
         <w:rPr/>
       </w:pPr>
-      <w:bookmarkStart w:id="45" w:name="_Toc490637498"/>
-      <w:bookmarkStart w:id="46" w:name="_Toc283915530"/>
+      <w:bookmarkStart w:id="45" w:name="_Toc283915530"/>
+      <w:bookmarkStart w:id="46" w:name="_Toc490637498"/>
       <w:r>
         <w:rPr/>
         <w:t>Properties</w:t>
@@ -7422,13 +7649,7 @@
         <w:rPr>
           <w:i/>
         </w:rPr>
-        <w:t>placeholder_profile_overwrite=</w:t>
-      </w:r>
-      <w:r>
-        <w:rPr>
-          <w:i/>
-        </w:rPr>
-        <w:t>false</w:t>
+        <w:t>placeholder_profile_overwrite=false</w:t>
       </w:r>
       <w:r>
         <w:rPr>
@@ -7447,34 +7668,11 @@
           <w:szCs w:val="22"/>
           <w:lang w:val="de-DE" w:eastAsia="ja-JP" w:bidi="ar-SA"/>
         </w:rPr>
-        <w:t>deak</w:t>
-      </w:r>
-      <w:r>
-        <w:rPr>
-          <w:rFonts w:eastAsia="" w:cs=""/>
-          <w:color w:val="000000" w:themeColor="text1"/>
-          <w:kern w:val="0"/>
-          <w:sz w:val="22"/>
-          <w:szCs w:val="22"/>
-          <w:lang w:val="de-DE" w:eastAsia="ja-JP" w:bidi="ar-SA"/>
-        </w:rPr>
-        <w:t>tiviert</w:t>
-      </w:r>
-      <w:r>
-        <w:rPr/>
-        <w:t xml:space="preserve"> </w:t>
-      </w:r>
-      <w:r>
-        <w:rPr/>
-        <w:t xml:space="preserve">serverseitig </w:t>
-      </w:r>
-      <w:r>
-        <w:rPr/>
-        <w:t xml:space="preserve">die </w:t>
-      </w:r>
-      <w:r>
-        <w:rPr/>
-        <w:t xml:space="preserve">Übername von Signaturprofilen (z.B. </w:t>
+        <w:t>deaktiviert</w:t>
+      </w:r>
+      <w:r>
+        <w:rPr/>
+        <w:t xml:space="preserve"> serverseitig die Übername von Signaturprofilen (z.B. </w:t>
       </w:r>
       <w:r>
         <w:rPr>
@@ -7485,11 +7683,7 @@
       </w:r>
       <w:r>
         <w:rPr/>
-        <w:t>) aus Platzhalterinformationen</w:t>
-      </w:r>
-      <w:r>
-        <w:rPr/>
-        <w:t xml:space="preserve">. Der Standardwert für diesen Parameter ist </w:t>
+        <w:t xml:space="preserve">) aus Platzhalterinformationen. Der Standardwert für diesen Parameter ist </w:t>
       </w:r>
       <w:r>
         <w:rPr>
@@ -9207,6 +9401,144 @@
                 <w:lang w:eastAsia="ja-JP" w:bidi="ar-SA"/>
               </w:rPr>
               <w:t>Platzhalter updates</w:t>
+            </w:r>
+          </w:p>
+        </w:tc>
+      </w:tr>
+      <w:tr>
+        <w:trPr/>
+        <w:tc>
+          <w:tcPr>
+            <w:tcW w:w="1251" w:type="dxa"/>
+            <w:cnfStyle w:val="001000000000" w:firstRow="0" w:lastRow="0" w:firstColumn="1" w:lastColumn="0" w:oddVBand="0" w:evenVBand="0" w:oddHBand="0" w:evenHBand="0" w:firstRowFirstColumn="0" w:firstRowLastColumn="0" w:lastRowFirstColumn="0" w:lastRowLastColumn="0"/>
+            <w:tcBorders>
+              <w:top w:val="nil"/>
+            </w:tcBorders>
+            <w:shd w:color="auto" w:fill="DDDBD5" w:themeFill="text2" w:themeFillTint="33" w:val="clear"/>
+          </w:tcPr>
+          <w:p>
+            <w:pPr>
+              <w:pStyle w:val="Normal"/>
+              <w:widowControl w:val="false"/>
+              <w:suppressAutoHyphens w:val="true"/>
+              <w:spacing w:lineRule="auto" w:line="240" w:before="60" w:after="60"/>
+              <w:rPr>
+                <w:rFonts w:eastAsia="" w:cs=""/>
+                <w:kern w:val="0"/>
+                <w:lang w:eastAsia="ja-JP" w:bidi="ar-SA"/>
+              </w:rPr>
+            </w:pPr>
+            <w:r>
+              <w:rPr>
+                <w:rFonts w:eastAsia="" w:cs=""/>
+                <w:kern w:val="0"/>
+                <w:lang w:eastAsia="ja-JP" w:bidi="ar-SA"/>
+              </w:rPr>
+              <w:t>1.2.1</w:t>
+            </w:r>
+          </w:p>
+        </w:tc>
+        <w:tc>
+          <w:tcPr>
+            <w:tcW w:w="1697" w:type="dxa"/>
+            <w:tcBorders>
+              <w:top w:val="nil"/>
+            </w:tcBorders>
+            <w:shd w:color="auto" w:fill="DDDBD5" w:themeFill="text2" w:themeFillTint="33" w:val="clear"/>
+          </w:tcPr>
+          <w:p>
+            <w:pPr>
+              <w:pStyle w:val="Normal"/>
+              <w:widowControl w:val="false"/>
+              <w:suppressAutoHyphens w:val="true"/>
+              <w:spacing w:lineRule="auto" w:line="240" w:before="60" w:after="60"/>
+              <w:cnfStyle w:val="000000000000" w:firstRow="0" w:lastRow="0" w:firstColumn="0" w:lastColumn="0" w:oddVBand="0" w:evenVBand="0" w:oddHBand="0" w:evenHBand="0" w:firstRowFirstColumn="0" w:firstRowLastColumn="0" w:lastRowFirstColumn="0" w:lastRowLastColumn="0"/>
+              <w:rPr>
+                <w:rFonts w:eastAsia="" w:cs=""/>
+                <w:kern w:val="0"/>
+                <w:lang w:eastAsia="ja-JP" w:bidi="ar-SA"/>
+              </w:rPr>
+            </w:pPr>
+            <w:r>
+              <w:rPr>
+                <w:rFonts w:eastAsia="" w:cs=""/>
+                <w:kern w:val="0"/>
+                <w:lang w:eastAsia="ja-JP" w:bidi="ar-SA"/>
+              </w:rPr>
+              <w:t>12.03.2024</w:t>
+            </w:r>
+          </w:p>
+        </w:tc>
+        <w:tc>
+          <w:tcPr>
+            <w:tcW w:w="2554" w:type="dxa"/>
+            <w:tcBorders>
+              <w:top w:val="nil"/>
+            </w:tcBorders>
+            <w:shd w:color="auto" w:fill="DDDBD5" w:themeFill="text2" w:themeFillTint="33" w:val="clear"/>
+          </w:tcPr>
+          <w:p>
+            <w:pPr>
+              <w:pStyle w:val="Normal"/>
+              <w:widowControl w:val="false"/>
+              <w:suppressAutoHyphens w:val="true"/>
+              <w:spacing w:lineRule="auto" w:line="240" w:before="60" w:after="60"/>
+              <w:cnfStyle w:val="000000000000" w:firstRow="0" w:lastRow="0" w:firstColumn="0" w:lastColumn="0" w:oddVBand="0" w:evenVBand="0" w:oddHBand="0" w:evenHBand="0" w:firstRowFirstColumn="0" w:firstRowLastColumn="0" w:lastRowFirstColumn="0" w:lastRowLastColumn="0"/>
+              <w:rPr>
+                <w:rFonts w:eastAsia="" w:cs=""/>
+                <w:kern w:val="0"/>
+                <w:lang w:eastAsia="ja-JP" w:bidi="ar-SA"/>
+              </w:rPr>
+            </w:pPr>
+            <w:r>
+              <w:rPr>
+                <w:rFonts w:eastAsia="" w:cs=""/>
+                <w:kern w:val="0"/>
+                <w:lang w:eastAsia="ja-JP" w:bidi="ar-SA"/>
+              </w:rPr>
+              <w:t>Thomas Lenz</w:t>
+            </w:r>
+          </w:p>
+        </w:tc>
+        <w:tc>
+          <w:tcPr>
+            <w:tcW w:w="3644" w:type="dxa"/>
+            <w:tcBorders>
+              <w:top w:val="nil"/>
+            </w:tcBorders>
+            <w:shd w:color="auto" w:fill="DDDBD5" w:themeFill="text2" w:themeFillTint="33" w:val="clear"/>
+          </w:tcPr>
+          <w:p>
+            <w:pPr>
+              <w:pStyle w:val="Normal"/>
+              <w:widowControl w:val="false"/>
+              <w:suppressAutoHyphens w:val="true"/>
+              <w:spacing w:lineRule="auto" w:line="240" w:before="60" w:after="60"/>
+              <w:cnfStyle w:val="000000010000" w:firstRow="0" w:lastRow="0" w:firstColumn="0" w:lastColumn="0" w:oddVBand="0" w:evenVBand="0" w:oddHBand="0" w:evenHBand="1" w:firstRowFirstColumn="0" w:firstRowLastColumn="0" w:lastRowFirstColumn="0" w:lastRowLastColumn="0"/>
+              <w:rPr>
+                <w:rFonts w:eastAsia="" w:cs=""/>
+                <w:kern w:val="0"/>
+                <w:lang w:eastAsia="ja-JP" w:bidi="ar-SA"/>
+              </w:rPr>
+            </w:pPr>
+            <w:r>
+              <w:rPr>
+                <w:rFonts w:eastAsia="" w:cs=""/>
+                <w:kern w:val="0"/>
+                <w:lang w:eastAsia="ja-JP" w:bidi="ar-SA"/>
+              </w:rPr>
+              <w:t>Page-Po</w:t>
+            </w:r>
+            <w:r>
+              <w:rPr>
+                <w:rFonts w:eastAsia="" w:cs=""/>
+                <w:color w:val="000000" w:themeColor="text1"/>
+                <w:kern w:val="0"/>
+                <w:sz w:val="22"/>
+                <w:szCs w:val="22"/>
+                <w:lang w:val="de-DE" w:eastAsia="ja-JP" w:bidi="ar-SA"/>
+              </w:rPr>
+              <w:t>sitionierung ‚last‘ hinzugefügt</w:t>
             </w:r>
           </w:p>
         </w:tc>

--- a/doc/PDFAS4_Dokumentation.docx
+++ b/doc/PDFAS4_Dokumentation.docx
@@ -500,7 +500,7 @@
                 <w:kern w:val="0"/>
                 <w:lang w:eastAsia="ja-JP" w:bidi="ar-SA"/>
               </w:rPr>
-              <w:t>Version 1.2.</w:t>
+              <w:t xml:space="preserve">Version 1.2.1, </w:t>
             </w:r>
             <w:r>
               <w:rPr>
@@ -508,7 +508,7 @@
                 <w:kern w:val="0"/>
                 <w:lang w:eastAsia="ja-JP" w:bidi="ar-SA"/>
               </w:rPr>
-              <w:t>1</w:t>
+              <w:t>22</w:t>
             </w:r>
             <w:r>
               <w:rPr>
@@ -516,47 +516,7 @@
                 <w:kern w:val="0"/>
                 <w:lang w:eastAsia="ja-JP" w:bidi="ar-SA"/>
               </w:rPr>
-              <w:t xml:space="preserve">, </w:t>
-            </w:r>
-            <w:r>
-              <w:rPr>
-                <w:rFonts w:eastAsia="" w:cs=""/>
-                <w:kern w:val="0"/>
-                <w:lang w:eastAsia="ja-JP" w:bidi="ar-SA"/>
-              </w:rPr>
-              <w:t>12</w:t>
-            </w:r>
-            <w:r>
-              <w:rPr>
-                <w:rFonts w:eastAsia="" w:cs=""/>
-                <w:kern w:val="0"/>
-                <w:lang w:eastAsia="ja-JP" w:bidi="ar-SA"/>
-              </w:rPr>
-              <w:t>.</w:t>
-            </w:r>
-            <w:r>
-              <w:rPr>
-                <w:rFonts w:eastAsia="" w:cs=""/>
-                <w:kern w:val="0"/>
-                <w:lang w:eastAsia="ja-JP" w:bidi="ar-SA"/>
-              </w:rPr>
-              <w:t>03</w:t>
-            </w:r>
-            <w:r>
-              <w:rPr>
-                <w:rFonts w:eastAsia="" w:cs=""/>
-                <w:kern w:val="0"/>
-                <w:lang w:eastAsia="ja-JP" w:bidi="ar-SA"/>
-              </w:rPr>
-              <w:t>.202</w:t>
-            </w:r>
-            <w:r>
-              <w:rPr>
-                <w:rFonts w:eastAsia="" w:cs=""/>
-                <w:kern w:val="0"/>
-                <w:lang w:eastAsia="ja-JP" w:bidi="ar-SA"/>
-              </w:rPr>
-              <w:t>4</w:t>
+              <w:t>.03.2024</w:t>
             </w:r>
           </w:p>
         </w:tc>
@@ -2279,9 +2239,9 @@
         <w:pStyle w:val="Berschrift1"/>
         <w:rPr/>
       </w:pPr>
-      <w:bookmarkStart w:id="0" w:name="_Toc379351812"/>
+      <w:bookmarkStart w:id="0" w:name="_Toc490637480"/>
       <w:bookmarkStart w:id="1" w:name="_Toc129153041"/>
-      <w:bookmarkStart w:id="2" w:name="_Toc490637480"/>
+      <w:bookmarkStart w:id="2" w:name="_Toc379351812"/>
       <w:r>
         <w:rPr/>
         <w:t>Kurzbeschreibung</w:t>
@@ -2318,9 +2278,9 @@
         <w:pStyle w:val="Berschrift1"/>
         <w:rPr/>
       </w:pPr>
-      <w:bookmarkStart w:id="3" w:name="_Toc129153045"/>
+      <w:bookmarkStart w:id="3" w:name="_Toc490637481"/>
       <w:bookmarkStart w:id="4" w:name="_Toc379351813"/>
-      <w:bookmarkStart w:id="5" w:name="_Toc490637481"/>
+      <w:bookmarkStart w:id="5" w:name="_Toc129153045"/>
       <w:r>
         <w:rPr/>
         <w:t>Anwendungsbeschreibung</w:t>
@@ -2413,8 +2373,8 @@
         <w:pStyle w:val="Berschrift2"/>
         <w:rPr/>
       </w:pPr>
-      <w:bookmarkStart w:id="6" w:name="_Toc379351814"/>
-      <w:bookmarkStart w:id="7" w:name="_Toc490637482"/>
+      <w:bookmarkStart w:id="6" w:name="_Toc490637482"/>
+      <w:bookmarkStart w:id="7" w:name="_Toc379351814"/>
       <w:r>
         <w:rPr/>
         <w:t>PDF-AS Java Bibliothek</w:t>
@@ -2734,8 +2694,8 @@
         <w:pStyle w:val="Berschrift2"/>
         <w:rPr/>
       </w:pPr>
-      <w:bookmarkStart w:id="8" w:name="_Toc379351815"/>
-      <w:bookmarkStart w:id="9" w:name="_Toc490637483"/>
+      <w:bookmarkStart w:id="8" w:name="_Toc490637483"/>
+      <w:bookmarkStart w:id="9" w:name="_Toc379351815"/>
       <w:r>
         <w:rPr/>
         <w:t>PDF-AS Kommandozeilen Anwendung</w:t>
@@ -3513,19 +3473,7 @@
               <w:rPr>
                 <w:lang w:val="de-DE"/>
               </w:rPr>
-              <w:t>p_algo: „auto“, „new“, „</w:t>
-            </w:r>
-            <w:r>
-              <w:rPr>
-                <w:lang w:val="de-DE"/>
-              </w:rPr>
-              <w:t>last“,</w:t>
-            </w:r>
-            <w:r>
-              <w:rPr>
-                <w:lang w:val="de-DE"/>
-              </w:rPr>
-              <w:t xml:space="preserve"> </w:t>
+              <w:t xml:space="preserve">p_algo: „auto“, „new“, „last“, </w:t>
             </w:r>
             <w:r>
               <w:rPr>
@@ -4164,8 +4112,8 @@
         <w:pStyle w:val="Berschrift2"/>
         <w:rPr/>
       </w:pPr>
-      <w:bookmarkStart w:id="10" w:name="_Toc379351816"/>
-      <w:bookmarkStart w:id="11" w:name="_Toc490637484"/>
+      <w:bookmarkStart w:id="10" w:name="_Toc490637484"/>
+      <w:bookmarkStart w:id="11" w:name="_Toc379351816"/>
       <w:r>
         <w:rPr/>
         <w:t>PDF-AS Webanwendung</w:t>
@@ -4221,8 +4169,8 @@
         <w:pStyle w:val="Berschrift1"/>
         <w:rPr/>
       </w:pPr>
-      <w:bookmarkStart w:id="12" w:name="_Toc379351817"/>
-      <w:bookmarkStart w:id="13" w:name="_Toc490637485"/>
+      <w:bookmarkStart w:id="12" w:name="_Toc490637485"/>
+      <w:bookmarkStart w:id="13" w:name="_Toc379351817"/>
       <w:r>
         <w:rPr/>
         <w:t>Konfiguration</w:t>
@@ -4245,8 +4193,8 @@
         <w:pStyle w:val="Berschrift2"/>
         <w:rPr/>
       </w:pPr>
-      <w:bookmarkStart w:id="14" w:name="_Toc379351818"/>
-      <w:bookmarkStart w:id="15" w:name="_Toc490637486"/>
+      <w:bookmarkStart w:id="14" w:name="_Toc490637486"/>
+      <w:bookmarkStart w:id="15" w:name="_Toc379351818"/>
       <w:r>
         <w:rPr/>
         <w:t>Grundsätzliches</w:t>
@@ -4386,8 +4334,8 @@
         <w:pStyle w:val="Berschrift2"/>
         <w:rPr/>
       </w:pPr>
-      <w:bookmarkStart w:id="16" w:name="_Toc379351819"/>
-      <w:bookmarkStart w:id="17" w:name="_Toc490637487"/>
+      <w:bookmarkStart w:id="16" w:name="_Toc490637487"/>
+      <w:bookmarkStart w:id="17" w:name="_Toc379351819"/>
       <w:r>
         <w:rPr/>
         <w:t>Basiseinstellungen für die Anbindung an die Bürgerkartenumgebung (BKU)</w:t>
@@ -4452,8 +4400,8 @@
         <w:pStyle w:val="Berschrift2"/>
         <w:rPr/>
       </w:pPr>
-      <w:bookmarkStart w:id="18" w:name="_Toc379351820"/>
-      <w:bookmarkStart w:id="19" w:name="_Toc490637488"/>
+      <w:bookmarkStart w:id="18" w:name="_Toc490637488"/>
+      <w:bookmarkStart w:id="19" w:name="_Toc379351820"/>
       <w:r>
         <w:rPr/>
         <w:t>Basiseinstellungen für die Anbindung an MOA-SS und MOA SP</w:t>
@@ -4619,8 +4567,8 @@
         <w:pStyle w:val="Berschrift2"/>
         <w:rPr/>
       </w:pPr>
-      <w:bookmarkStart w:id="20" w:name="_Toc379351821"/>
-      <w:bookmarkStart w:id="21" w:name="_Toc490637489"/>
+      <w:bookmarkStart w:id="20" w:name="_Toc490637489"/>
+      <w:bookmarkStart w:id="21" w:name="_Toc379351821"/>
       <w:r>
         <w:rPr/>
         <w:t>Basiseinstellungen für die Anbindung von MOCCA Online</w:t>
@@ -4674,8 +4622,8 @@
         <w:pStyle w:val="Berschrift2"/>
         <w:rPr/>
       </w:pPr>
-      <w:bookmarkStart w:id="22" w:name="_Toc379351822"/>
-      <w:bookmarkStart w:id="23" w:name="_Toc490637490"/>
+      <w:bookmarkStart w:id="22" w:name="_Toc490637490"/>
+      <w:bookmarkStart w:id="23" w:name="_Toc379351822"/>
       <w:r>
         <w:rPr/>
         <w:t>Basiseinstellungen für die Anbindung der Handy Signatur</w:t>
@@ -4723,10 +4671,10 @@
         <w:pStyle w:val="Berschrift2"/>
         <w:rPr/>
       </w:pPr>
-      <w:bookmarkStart w:id="24" w:name="_Toc379351823"/>
-      <w:bookmarkStart w:id="25" w:name="_Toc283915519"/>
-      <w:bookmarkStart w:id="26" w:name="_Toc147482732"/>
-      <w:bookmarkStart w:id="27" w:name="_Toc490637491"/>
+      <w:bookmarkStart w:id="24" w:name="_Toc490637491"/>
+      <w:bookmarkStart w:id="25" w:name="_Toc147482732"/>
+      <w:bookmarkStart w:id="26" w:name="_Toc283915519"/>
+      <w:bookmarkStart w:id="27" w:name="_Toc379351823"/>
       <w:r>
         <w:rPr/>
         <w:t>Spezifikation der Signatur Blöcke</w:t>
@@ -4935,9 +4883,9 @@
         <w:pStyle w:val="Berschrift3"/>
         <w:rPr/>
       </w:pPr>
-      <w:bookmarkStart w:id="28" w:name="_Toc147482733"/>
+      <w:bookmarkStart w:id="28" w:name="_Toc490637492"/>
       <w:bookmarkStart w:id="29" w:name="_Toc283915520"/>
-      <w:bookmarkStart w:id="30" w:name="_Toc490637492"/>
+      <w:bookmarkStart w:id="30" w:name="_Toc147482733"/>
       <w:r>
         <w:rPr/>
         <w:t>Design des Signatur Blocks (Tabelle)</w:t>
@@ -5703,9 +5651,9 @@
         <w:pStyle w:val="Berschrift3"/>
         <w:rPr/>
       </w:pPr>
-      <w:bookmarkStart w:id="31" w:name="_Toc147482735"/>
+      <w:bookmarkStart w:id="31" w:name="_Toc490637493"/>
       <w:bookmarkStart w:id="32" w:name="_Toc283915522"/>
-      <w:bookmarkStart w:id="33" w:name="_Toc490637493"/>
+      <w:bookmarkStart w:id="33" w:name="_Toc147482735"/>
       <w:r>
         <w:rPr/>
         <w:t>Positionierung von Signaturblöcken</w:t>
@@ -6159,19 +6107,25 @@
         <w:rPr>
           <w:i/>
         </w:rPr>
-        <w:t>(</w:t>
-      </w:r>
-      <w:r>
-        <w:rPr>
-          <w:i/>
-        </w:rPr>
-        <w:t xml:space="preserve">letzte Seite </w:t>
-      </w:r>
-      <w:r>
-        <w:rPr>
-          <w:i/>
-        </w:rPr>
-        <w:t>oder neue Seite die letzte Seite zu wenig freie Fläche aufweist)</w:t>
+        <w:t xml:space="preserve">am Ende des Dokuments </w:t>
+      </w:r>
+      <w:r>
+        <w:rPr>
+          <w:i/>
+        </w:rPr>
+        <w:t xml:space="preserve">(letzte Seite oder neue Seite </w:t>
+      </w:r>
+      <w:r>
+        <w:rPr>
+          <w:i/>
+        </w:rPr>
+        <w:t xml:space="preserve">falls </w:t>
+      </w:r>
+      <w:r>
+        <w:rPr>
+          <w:i/>
+        </w:rPr>
+        <w:t>die letzte Seite zu wenig freie Fläche aufweist)</w:t>
       </w:r>
     </w:p>
     <w:p>
@@ -6193,7 +6147,7 @@
         <w:rPr>
           <w:i/>
         </w:rPr>
-        <w:t>:=  'new'  ... Neue Seite am Ende des Dokumentes</w:t>
+        <w:t>:=  'new'  ... Neue Seite am Ende des Dokuments</w:t>
       </w:r>
     </w:p>
     <w:p>
@@ -6215,25 +6169,7 @@
         <w:rPr>
           <w:i/>
         </w:rPr>
-        <w:t>:=  '</w:t>
-      </w:r>
-      <w:r>
-        <w:rPr>
-          <w:i/>
-        </w:rPr>
-        <w:t>last</w:t>
-      </w:r>
-      <w:r>
-        <w:rPr>
-          <w:i/>
-        </w:rPr>
-        <w:t xml:space="preserve">'  ... </w:t>
-      </w:r>
-      <w:r>
-        <w:rPr>
-          <w:i/>
-        </w:rPr>
-        <w:t>Letzte Seite des Dokuments</w:t>
+        <w:t>:=  'last'  ... Letzte Seite des Dokuments</w:t>
       </w:r>
     </w:p>
     <w:p>
@@ -6650,49 +6586,61 @@
           <w:i/>
           <w:lang w:val="en-US"/>
         </w:rPr>
-        <w:t>-pos “x:</w:t>
-      </w:r>
-      <w:r>
-        <w:rPr>
+        <w:t>-pos “x:auto;y:10.0;w:auto;p:last”</w:t>
+      </w:r>
+    </w:p>
+    <w:p>
+      <w:pPr>
+        <w:pStyle w:val="Normal"/>
+        <w:ind w:left="425" w:hanging="0"/>
+        <w:rPr>
+          <w:i/>
           <w:i/>
           <w:lang w:val="en-US"/>
         </w:rPr>
-        <w:t>auto</w:t>
-      </w:r>
+      </w:pPr>
       <w:r>
         <w:rPr>
           <w:i/>
           <w:lang w:val="en-US"/>
         </w:rPr>
-        <w:t>;y:10.0;w:</w:t>
-      </w:r>
-      <w:r>
-        <w:rPr>
+        <w:t>-pos “x:auto;y:auto;p:last”</w:t>
+      </w:r>
+    </w:p>
+    <w:p>
+      <w:pPr>
+        <w:pStyle w:val="Normal"/>
+        <w:ind w:left="425" w:hanging="0"/>
+        <w:rPr>
+          <w:i/>
           <w:i/>
           <w:lang w:val="en-US"/>
         </w:rPr>
-        <w:t>auto</w:t>
-      </w:r>
+      </w:pPr>
       <w:r>
         <w:rPr>
           <w:i/>
           <w:lang w:val="en-US"/>
         </w:rPr>
-        <w:t>;p:</w:t>
-      </w:r>
-      <w:r>
-        <w:rPr>
+        <w:t>-pos “x:22.0;y:auto;w:450.0;p:2;f:25”</w:t>
+      </w:r>
+    </w:p>
+    <w:p>
+      <w:pPr>
+        <w:pStyle w:val="Normal"/>
+        <w:ind w:left="425" w:hanging="0"/>
+        <w:rPr>
+          <w:i/>
           <w:i/>
           <w:lang w:val="en-US"/>
         </w:rPr>
-        <w:t>last</w:t>
-      </w:r>
+      </w:pPr>
       <w:r>
         <w:rPr>
           <w:i/>
           <w:lang w:val="en-US"/>
         </w:rPr>
-        <w:t>”</w:t>
+        <w:t>-pos “x:auto;y:auto;w:auto;p:auto;f:25.0”</w:t>
       </w:r>
     </w:p>
     <w:p>
@@ -6710,49 +6658,25 @@
           <w:i/>
           <w:lang w:val="en-US"/>
         </w:rPr>
-        <w:t>-pos “x:</w:t>
-      </w:r>
-      <w:r>
-        <w:rPr>
+        <w:t>-pos “f:25.0”</w:t>
+      </w:r>
+    </w:p>
+    <w:p>
+      <w:pPr>
+        <w:pStyle w:val="Normal"/>
+        <w:ind w:left="425" w:hanging="0"/>
+        <w:rPr>
+          <w:i/>
           <w:i/>
           <w:lang w:val="en-US"/>
         </w:rPr>
-        <w:t>auto</w:t>
-      </w:r>
+      </w:pPr>
       <w:r>
         <w:rPr>
           <w:i/>
           <w:lang w:val="en-US"/>
         </w:rPr>
-        <w:t>;y:</w:t>
-      </w:r>
-      <w:r>
-        <w:rPr>
-          <w:i/>
-          <w:lang w:val="en-US"/>
-        </w:rPr>
-        <w:t>auto</w:t>
-      </w:r>
-      <w:r>
-        <w:rPr>
-          <w:i/>
-          <w:lang w:val="en-US"/>
-        </w:rPr>
-        <w:t>;p:</w:t>
-      </w:r>
-      <w:r>
-        <w:rPr>
-          <w:i/>
-          <w:lang w:val="en-US"/>
-        </w:rPr>
-        <w:t>last</w:t>
-      </w:r>
-      <w:r>
-        <w:rPr>
-          <w:i/>
-          <w:lang w:val="en-US"/>
-        </w:rPr>
-        <w:t>”</w:t>
+        <w:t>-pos “x:150;y:22;w:400”</w:t>
       </w:r>
     </w:p>
     <w:p>
@@ -6762,78 +6686,6 @@
         <w:rPr>
           <w:i/>
           <w:i/>
-          <w:lang w:val="en-US"/>
-        </w:rPr>
-      </w:pPr>
-      <w:r>
-        <w:rPr>
-          <w:i/>
-          <w:lang w:val="en-US"/>
-        </w:rPr>
-        <w:t>-pos “x:22.0;y:auto;w:450.0;p:2;f:25”</w:t>
-      </w:r>
-    </w:p>
-    <w:p>
-      <w:pPr>
-        <w:pStyle w:val="Normal"/>
-        <w:ind w:left="425" w:hanging="0"/>
-        <w:rPr>
-          <w:i/>
-          <w:i/>
-          <w:lang w:val="en-US"/>
-        </w:rPr>
-      </w:pPr>
-      <w:r>
-        <w:rPr>
-          <w:i/>
-          <w:lang w:val="en-US"/>
-        </w:rPr>
-        <w:t>-pos “x:auto;y:auto;w:auto;p:auto;f:25.0”</w:t>
-      </w:r>
-    </w:p>
-    <w:p>
-      <w:pPr>
-        <w:pStyle w:val="Normal"/>
-        <w:ind w:left="425" w:hanging="0"/>
-        <w:rPr>
-          <w:i/>
-          <w:i/>
-          <w:lang w:val="en-US"/>
-        </w:rPr>
-      </w:pPr>
-      <w:r>
-        <w:rPr>
-          <w:i/>
-          <w:lang w:val="en-US"/>
-        </w:rPr>
-        <w:t>-pos “f:25.0”</w:t>
-      </w:r>
-    </w:p>
-    <w:p>
-      <w:pPr>
-        <w:pStyle w:val="Normal"/>
-        <w:ind w:left="425" w:hanging="0"/>
-        <w:rPr>
-          <w:i/>
-          <w:i/>
-          <w:lang w:val="en-US"/>
-        </w:rPr>
-      </w:pPr>
-      <w:r>
-        <w:rPr>
-          <w:i/>
-          <w:lang w:val="en-US"/>
-        </w:rPr>
-        <w:t>-pos “x:150;y:22;w:400”</w:t>
-      </w:r>
-    </w:p>
-    <w:p>
-      <w:pPr>
-        <w:pStyle w:val="Normal"/>
-        <w:ind w:left="425" w:hanging="0"/>
-        <w:rPr>
-          <w:i/>
-          <w:i/>
           <w:lang w:val="de-AT"/>
         </w:rPr>
       </w:pPr>
@@ -6877,25 +6729,11 @@
         <w:rPr>
           <w:i/>
         </w:rPr>
-        <w:t>p=</w:t>
-      </w:r>
-      <w:r>
-        <w:rPr>
-          <w:i/>
-        </w:rPr>
-        <w:t>last</w:t>
-      </w:r>
-      <w:r>
-        <w:rPr/>
-        <w:t xml:space="preserve"> bedeutet, dass auf </w:t>
-      </w:r>
-      <w:r>
-        <w:rPr/>
-        <w:t xml:space="preserve">der letzten Seite des Dokument </w:t>
-      </w:r>
-      <w:r>
-        <w:rPr/>
-        <w:t xml:space="preserve">eine absolute Positionierung vorgenommen wird. </w:t>
+        <w:t>p=last</w:t>
+      </w:r>
+      <w:r>
+        <w:rPr/>
+        <w:t xml:space="preserve"> bedeutet, dass auf der letzten Seite des Dokument eine absolute Positionierung vorgenommen wird. </w:t>
       </w:r>
       <w:r>
         <w:rPr>
@@ -7158,8 +6996,8 @@
         <w:pStyle w:val="Berschrift3"/>
         <w:rPr/>
       </w:pPr>
-      <w:bookmarkStart w:id="35" w:name="_Toc283915534"/>
-      <w:bookmarkStart w:id="36" w:name="_Toc490637494"/>
+      <w:bookmarkStart w:id="35" w:name="_Toc490637494"/>
+      <w:bookmarkStart w:id="36" w:name="_Toc283915534"/>
       <w:r>
         <w:rPr/>
         <w:t>Dynamische Werte in der Signaturblockdefinition</w:t>
@@ -7284,10 +7122,10 @@
         <w:pStyle w:val="Berschrift2"/>
         <w:rPr/>
       </w:pPr>
-      <w:bookmarkStart w:id="37" w:name="_Toc379351824"/>
-      <w:bookmarkStart w:id="38" w:name="_Ref379288511"/>
-      <w:bookmarkStart w:id="39" w:name="_Toc490637495"/>
-      <w:bookmarkStart w:id="40" w:name="_Toc283915527"/>
+      <w:bookmarkStart w:id="37" w:name="_Toc283915527"/>
+      <w:bookmarkStart w:id="38" w:name="_Toc490637495"/>
+      <w:bookmarkStart w:id="39" w:name="_Ref379288511"/>
+      <w:bookmarkStart w:id="40" w:name="_Toc379351824"/>
       <w:r>
         <w:rPr/>
         <w:t>Signatur-Platzhalter im Dokument</w:t>
@@ -7312,8 +7150,8 @@
         <w:pStyle w:val="Berschrift3"/>
         <w:rPr/>
       </w:pPr>
-      <w:bookmarkStart w:id="41" w:name="_Toc283915528"/>
-      <w:bookmarkStart w:id="42" w:name="_Toc490637496"/>
+      <w:bookmarkStart w:id="41" w:name="_Toc490637496"/>
+      <w:bookmarkStart w:id="42" w:name="_Toc283915528"/>
       <w:r>
         <w:rPr/>
         <w:t>Aktivierung</w:t>
@@ -7386,8 +7224,8 @@
         <w:pStyle w:val="Berschrift3"/>
         <w:rPr/>
       </w:pPr>
-      <w:bookmarkStart w:id="43" w:name="_Toc283915529"/>
-      <w:bookmarkStart w:id="44" w:name="_Toc490637497"/>
+      <w:bookmarkStart w:id="43" w:name="_Toc490637497"/>
+      <w:bookmarkStart w:id="44" w:name="_Toc283915529"/>
       <w:r>
         <w:rPr/>
         <w:t>QR-Code Generierung</w:t>
@@ -7483,8 +7321,8 @@
         <w:pStyle w:val="Berschrift3"/>
         <w:rPr/>
       </w:pPr>
-      <w:bookmarkStart w:id="45" w:name="_Toc283915530"/>
-      <w:bookmarkStart w:id="46" w:name="_Toc490637498"/>
+      <w:bookmarkStart w:id="45" w:name="_Toc490637498"/>
+      <w:bookmarkStart w:id="46" w:name="_Toc283915530"/>
       <w:r>
         <w:rPr/>
         <w:t>Properties</w:t>
@@ -9286,6 +9124,7 @@
             <w:cnfStyle w:val="001000000000" w:firstRow="0" w:lastRow="0" w:firstColumn="1" w:lastColumn="0" w:oddVBand="0" w:evenVBand="0" w:oddHBand="0" w:evenHBand="0" w:firstRowFirstColumn="0" w:firstRowLastColumn="0" w:lastRowFirstColumn="0" w:lastRowLastColumn="0"/>
             <w:tcBorders>
               <w:top w:val="nil"/>
+              <w:bottom w:val="nil"/>
             </w:tcBorders>
             <w:shd w:color="auto" w:fill="DDDBD5" w:themeFill="text2" w:themeFillTint="33" w:val="clear"/>
           </w:tcPr>
@@ -9316,6 +9155,7 @@
             <w:tcW w:w="1697" w:type="dxa"/>
             <w:tcBorders>
               <w:top w:val="nil"/>
+              <w:bottom w:val="nil"/>
             </w:tcBorders>
             <w:shd w:color="auto" w:fill="DDDBD5" w:themeFill="text2" w:themeFillTint="33" w:val="clear"/>
           </w:tcPr>
@@ -9347,6 +9187,7 @@
             <w:tcW w:w="2554" w:type="dxa"/>
             <w:tcBorders>
               <w:top w:val="nil"/>
+              <w:bottom w:val="nil"/>
             </w:tcBorders>
             <w:shd w:color="auto" w:fill="DDDBD5" w:themeFill="text2" w:themeFillTint="33" w:val="clear"/>
           </w:tcPr>
@@ -9378,6 +9219,7 @@
             <w:tcW w:w="3644" w:type="dxa"/>
             <w:tcBorders>
               <w:top w:val="nil"/>
+              <w:bottom w:val="nil"/>
             </w:tcBorders>
             <w:shd w:color="auto" w:fill="DDDBD5" w:themeFill="text2" w:themeFillTint="33" w:val="clear"/>
           </w:tcPr>
@@ -9465,7 +9307,15 @@
                 <w:kern w:val="0"/>
                 <w:lang w:eastAsia="ja-JP" w:bidi="ar-SA"/>
               </w:rPr>
-              <w:t>12.03.2024</w:t>
+              <w:t>22</w:t>
+            </w:r>
+            <w:r>
+              <w:rPr>
+                <w:rFonts w:eastAsia="" w:cs=""/>
+                <w:kern w:val="0"/>
+                <w:lang w:eastAsia="ja-JP" w:bidi="ar-SA"/>
+              </w:rPr>
+              <w:t>.03.2024</w:t>
             </w:r>
           </w:p>
         </w:tc>
@@ -9913,7 +9763,7 @@
                                 </w:r>
                                 <w:r>
                                   <w:rPr/>
-                                  <w:t>22</w:t>
+                                  <w:t>3</w:t>
                                 </w:r>
                                 <w:r>
                                   <w:rPr/>
@@ -10026,7 +9876,7 @@
                           </w:r>
                           <w:r>
                             <w:rPr/>
-                            <w:t>22</w:t>
+                            <w:t>3</w:t>
                           </w:r>
                           <w:r>
                             <w:rPr/>
